--- a/ride-sharing-app.docx
+++ b/ride-sharing-app.docx
@@ -122,7 +122,6 @@
           <w:szCs w:val="28"/>
         </w:rPr>
       </w:pPr>
-      <w:proofErr w:type="spellStart"/>
       <w:r>
         <w:rPr>
           <w:rFonts w:cs="Times New Roman"/>
@@ -131,53 +130,8 @@
           <w:sz w:val="28"/>
           <w:szCs w:val="28"/>
         </w:rPr>
-        <w:t>Ride</w:t>
-      </w:r>
-      <w:proofErr w:type="spellEnd"/>
-      <w:r>
-        <w:rPr>
-          <w:rFonts w:cs="Times New Roman"/>
-          <w:b/>
-          <w:bCs/>
-          <w:sz w:val="28"/>
-          <w:szCs w:val="28"/>
-        </w:rPr>
-        <w:t xml:space="preserve"> </w:t>
-      </w:r>
-      <w:proofErr w:type="spellStart"/>
-      <w:r>
-        <w:rPr>
-          <w:rFonts w:cs="Times New Roman"/>
-          <w:b/>
-          <w:bCs/>
-          <w:sz w:val="28"/>
-          <w:szCs w:val="28"/>
-        </w:rPr>
-        <w:t>Sharing</w:t>
-      </w:r>
-      <w:proofErr w:type="spellEnd"/>
-      <w:r>
-        <w:rPr>
-          <w:rFonts w:cs="Times New Roman"/>
-          <w:b/>
-          <w:bCs/>
-          <w:sz w:val="28"/>
-          <w:szCs w:val="28"/>
-        </w:rPr>
-        <w:t xml:space="preserve"> Web </w:t>
-      </w:r>
-      <w:proofErr w:type="spellStart"/>
-      <w:r>
-        <w:rPr>
-          <w:rFonts w:cs="Times New Roman"/>
-          <w:b/>
-          <w:bCs/>
-          <w:sz w:val="28"/>
-          <w:szCs w:val="28"/>
-        </w:rPr>
-        <w:t>Application</w:t>
-      </w:r>
-      <w:proofErr w:type="spellEnd"/>
+        <w:t>Ride Sharing Web Application</w:t>
+      </w:r>
     </w:p>
     <w:p>
       <w:pPr>
@@ -225,31 +179,7 @@
           <w:sz w:val="28"/>
           <w:szCs w:val="28"/>
         </w:rPr>
-        <w:t xml:space="preserve">Programtervező informatikus </w:t>
-      </w:r>
-      <w:proofErr w:type="spellStart"/>
-      <w:r>
-        <w:rPr>
-          <w:rFonts w:cs="Times New Roman"/>
-          <w:b/>
-          <w:bCs/>
-          <w:color w:val="000000" w:themeColor="text1"/>
-          <w:sz w:val="28"/>
-          <w:szCs w:val="28"/>
-        </w:rPr>
-        <w:t>Bsc</w:t>
-      </w:r>
-      <w:proofErr w:type="spellEnd"/>
-      <w:r>
-        <w:rPr>
-          <w:rFonts w:cs="Times New Roman"/>
-          <w:b/>
-          <w:bCs/>
-          <w:color w:val="000000" w:themeColor="text1"/>
-          <w:sz w:val="28"/>
-          <w:szCs w:val="28"/>
-        </w:rPr>
-        <w:t>.</w:t>
+        <w:t>Programtervező informatikus Bsc.</w:t>
       </w:r>
     </w:p>
     <w:p>
@@ -314,7 +244,7 @@
     </w:p>
     <w:p>
       <w:pPr>
-        <w:pStyle w:val="1"/>
+        <w:pStyle w:val="Cmsor1"/>
       </w:pPr>
       <w:r>
         <w:lastRenderedPageBreak/>
@@ -323,7 +253,13 @@
     </w:p>
     <w:p>
       <w:r>
-        <w:t>A dolgozatom a fuvarmegosztás</w:t>
+        <w:t xml:space="preserve">A </w:t>
+      </w:r>
+      <w:r>
+        <w:t>szak</w:t>
+      </w:r>
+      <w:r>
+        <w:t>dolgozatom a fuvarmegosztás</w:t>
       </w:r>
       <w:r>
         <w:t xml:space="preserve"> szolgáltatást kívánja popularizálni</w:t>
@@ -338,7 +274,13 @@
         <w:t xml:space="preserve">. </w:t>
       </w:r>
       <w:r>
-        <w:t>A fuvarmegosztás hazánkban szinte nem működő koncepció, a projektemhez hasonló alkalmazások el vannak lepve nyerészkedő sofőrökkel és cégekkel. Ezen szolgáltatások</w:t>
+        <w:t>A fuvarmegosztás hazánkban szinte nem működő koncepció, a projektemhez hasonló alkalmazások</w:t>
+      </w:r>
+      <w:r>
+        <w:t>at használó sofőrök nyerészkedő magatartást mutatnak</w:t>
+      </w:r>
+      <w:r>
+        <w:t>. Ezen szolgáltatások</w:t>
       </w:r>
       <w:r>
         <w:t xml:space="preserve"> fuvarozó cégek és taxisok</w:t>
@@ -356,7 +298,13 @@
         <w:t xml:space="preserve"> felülete</w:t>
       </w:r>
       <w:r>
-        <w:t>. A szakdolgozatom a fuvar költségeinek egyenlő megosztására kötelezi a sofőröket</w:t>
+        <w:t xml:space="preserve">. A szakdolgozatom </w:t>
+      </w:r>
+      <w:r>
+        <w:t xml:space="preserve">egyedisége, hogy </w:t>
+      </w:r>
+      <w:r>
+        <w:t>a fuvar költségeinek egyenlő megosztására kötelezi a sofőröket</w:t>
       </w:r>
       <w:r>
         <w:t>.</w:t>
@@ -365,149 +313,1403 @@
         <w:t xml:space="preserve"> Ennek legalapvetőbb kritériumaként az alkalmazás nem engedi a fuvarmegosztót árat szabni, ezt az alkalmazás számítja ki a megadott paraméterekből.</w:t>
       </w:r>
       <w:r>
-        <w:t xml:space="preserve"> A projekt nem titkolt célja, hogy </w:t>
-      </w:r>
-      <w:proofErr w:type="spellStart"/>
-      <w:r>
-        <w:t>production-ready</w:t>
-      </w:r>
-      <w:proofErr w:type="spellEnd"/>
-      <w:r>
-        <w:t xml:space="preserve"> legyen, ami annyit jelent, hogy némi konfigurálás után élesben működő szoftver legyen belőle.</w:t>
+        <w:t xml:space="preserve"> Ezekben a számításokban kettő külső API is közrejátszik.</w:t>
+      </w:r>
+      <w:r>
+        <w:t xml:space="preserve"> </w:t>
       </w:r>
     </w:p>
     <w:p>
       <w:r>
-        <w:t xml:space="preserve">Az applikáció 4 elkülönült rétegből épül fel, mint a </w:t>
-      </w:r>
+        <w:t>A felhasználók — egymást nem kizáró feltétellel — sofőrök és utasok</w:t>
+      </w:r>
+      <w:r>
+        <w:t xml:space="preserve"> lehetnek</w:t>
+      </w:r>
+      <w:r>
+        <w:t>.</w:t>
+      </w:r>
+      <w:r>
+        <w:t xml:space="preserve"> Sofőrként lehetőségük van új utakat meghirdetni, jelentkező utasokat jóváhagyni, üzenetet küldeni, az utazás után pedig értékelni őket. Utasként a felhasználók csatlakozhatnak meghirdetett utakhoz, beszélgetést indíthatnak a kiválasztott, vagy már visszaigazolt út sofőrjével, és az utazást követően ők is értékelhetik a sofőrt. </w:t>
+      </w:r>
+      <w:r>
+        <w:t>A valós idejű beszélgetések érdekében a hagyományos HTTP protokoll mellett Websocket technológiát is implementáltam.</w:t>
+      </w:r>
+    </w:p>
+    <w:p>
+      <w:r>
+        <w:t xml:space="preserve">Az alkalmazás nagy figyelmet szán a felhasználói élmény </w:t>
+      </w:r>
+      <w:r>
+        <w:t xml:space="preserve">javítására. Emiatt </w:t>
+      </w:r>
+      <w:r>
+        <w:t>minden oldal</w:t>
+      </w:r>
+      <w:r>
+        <w:t xml:space="preserve"> reszponzív</w:t>
+      </w:r>
+      <w:r>
+        <w:t xml:space="preserve"> designt követ</w:t>
+      </w:r>
+      <w:r>
+        <w:t xml:space="preserve">, azaz </w:t>
+      </w:r>
+      <w:r>
+        <w:t>alkalmazkodik a képernyő méretéhez, így bármely eszközön kényelmesen használható. A képernyőmérethez való alkalmazkodás nem merül ki a komponensek elrendezésében, az elemek a képernyőméretével arányos nagyságúak, és egyes forgatókönyvek azt is megkövetelik, hogy máshogy interaktáljon velük a felhasználó.</w:t>
+      </w:r>
+      <w:r>
+        <w:t xml:space="preserve"> </w:t>
+      </w:r>
+      <w:r>
+        <w:t xml:space="preserve">A felhasználó élmény </w:t>
+      </w:r>
+      <w:r>
+        <w:t>túlmutat a vizuális megjelenésen</w:t>
+      </w:r>
+      <w:r>
+        <w:t xml:space="preserve">, ezért a dolgozatomban </w:t>
+      </w:r>
+      <w:r>
+        <w:t>nagy hangsúlyt fektettem</w:t>
+      </w:r>
+      <w:r>
+        <w:t xml:space="preserve"> kényelmi funkciók implement</w:t>
+      </w:r>
+      <w:r>
+        <w:t>álására is. Ennek egy példája az autók rögzítését segítő</w:t>
+      </w:r>
+      <w:r>
+        <w:t xml:space="preserve"> dinamikus </w:t>
+      </w:r>
+      <w:r>
+        <w:t xml:space="preserve">márkakereső, amely a gépelés során valós időben elemzi a beírt karaktereket, és erre illeszkedő találatokat ad választási lehetőségként. </w:t>
+      </w:r>
+    </w:p>
+    <w:p>
+      <w:r>
+        <w:t>Az applikáció képes valós hely meghatározására</w:t>
+      </w:r>
+      <w:r>
+        <w:t xml:space="preserve"> Geolocation API segítségével</w:t>
+      </w:r>
+      <w:r>
+        <w:t xml:space="preserve">, amennyiben a felhasználó GPS-el felszerelt eszközt használ. GPS hiányában IP-cím alapján képes meghatározni a város-szintű pontossággal a helyszínt. </w:t>
+      </w:r>
+      <w:r>
+        <w:t>A környezet jobb megismerése és a tájékozódás segítése érdekében</w:t>
+      </w:r>
+      <w:r>
+        <w:t xml:space="preserve"> a meghatározott helyszín térképen is megtekinthető.</w:t>
+      </w:r>
+    </w:p>
+    <w:p>
+      <w:r>
+        <w:t>A felhasználók naprakészen tartása érdekében automatikus email küldési rendszert implementáltam, ezek időzítetten, vagy esemény hatására kerülnek kiküldésre.</w:t>
+      </w:r>
+    </w:p>
+    <w:p>
       <w:r>
         <w:rPr>
           <w:b/>
           <w:bCs/>
         </w:rPr>
-        <w:t>frontend</w:t>
-      </w:r>
-      <w:r>
-        <w:t xml:space="preserve"> (a kinézet), </w:t>
+        <w:t>Kulcsszavak</w:t>
+      </w:r>
+      <w:r>
+        <w:t xml:space="preserve">: </w:t>
+      </w:r>
+      <w:r>
+        <w:t>fuvarmegosztás, tisztességes költségmegosztás,</w:t>
+      </w:r>
+    </w:p>
+    <w:p>
+      <w:pPr>
+        <w:pStyle w:val="Cmsor1"/>
+        <w:numPr>
+          <w:ilvl w:val="0"/>
+          <w:numId w:val="2"/>
+        </w:numPr>
+      </w:pPr>
+      <w:r>
+        <w:lastRenderedPageBreak/>
+        <w:t>Bevezetés</w:t>
+      </w:r>
+    </w:p>
+    <w:p>
+      <w:pPr>
+        <w:rPr>
+          <w:szCs w:val="24"/>
+        </w:rPr>
+      </w:pPr>
+      <w:r>
+        <w:t xml:space="preserve">A fuvarmegosztás egy olyan közlekedési forma, amikor egy magánszemély megosztja a gépjárművében lévő szabad helyeket azonos irányba tartó utasokkal. </w:t>
+      </w:r>
+      <w:r>
+        <w:t xml:space="preserve">Szimulációs kutatások </w:t>
+      </w:r>
+      <w:r>
+        <w:t>bizonyítják</w:t>
+      </w:r>
+      <w:r>
+        <w:t xml:space="preserve">, </w:t>
+      </w:r>
+      <w:r>
+        <w:t xml:space="preserve">hogy a fuvarmegosztás elterjedése </w:t>
+      </w:r>
+      <w:r>
+        <w:rPr>
+          <w:szCs w:val="24"/>
+        </w:rPr>
+        <w:t>átlagosan</w:t>
+      </w:r>
+      <w:r>
+        <w:t xml:space="preserve"> 6.3% -kal csökkentheti a városi közlekedés CO</w:t>
+      </w:r>
+      <w:r>
+        <w:rPr>
+          <w:sz w:val="20"/>
+          <w:szCs w:val="18"/>
+          <w:vertAlign w:val="subscript"/>
+        </w:rPr>
+        <w:t>2</w:t>
+      </w:r>
+      <w:r>
+        <w:rPr>
+          <w:sz w:val="20"/>
+          <w:szCs w:val="18"/>
+          <w:vertAlign w:val="subscript"/>
+        </w:rPr>
+        <w:t xml:space="preserve"> </w:t>
+      </w:r>
+      <w:r>
+        <w:rPr>
+          <w:szCs w:val="24"/>
+        </w:rPr>
+        <w:t>kibocsátását</w:t>
+      </w:r>
+      <w:r>
+        <w:rPr>
+          <w:szCs w:val="24"/>
+        </w:rPr>
+        <w:t xml:space="preserve"> [1]. Ezen közlekedési forma hatékony működéséhez elengedhetetlen egy jól kezelhető</w:t>
+      </w:r>
+      <w:r>
+        <w:rPr>
+          <w:szCs w:val="24"/>
+        </w:rPr>
+        <w:t>,</w:t>
+      </w:r>
+      <w:r>
+        <w:rPr>
+          <w:szCs w:val="24"/>
+        </w:rPr>
+        <w:t xml:space="preserve"> felhasználóbarát platform</w:t>
+      </w:r>
+      <w:r>
+        <w:rPr>
+          <w:szCs w:val="24"/>
+        </w:rPr>
+        <w:t xml:space="preserve">. </w:t>
+      </w:r>
+      <w:r>
+        <w:rPr>
+          <w:szCs w:val="24"/>
+        </w:rPr>
+        <w:t>A hazai piacon működő megoldások eltávolod</w:t>
+      </w:r>
+      <w:r>
+        <w:rPr>
+          <w:szCs w:val="24"/>
+        </w:rPr>
+        <w:t>tak</w:t>
+      </w:r>
+      <w:r>
+        <w:rPr>
+          <w:szCs w:val="24"/>
+        </w:rPr>
+        <w:t xml:space="preserve"> a hagyományos fuvarmegosztási modelltől, </w:t>
+      </w:r>
+      <w:r>
+        <w:rPr>
+          <w:szCs w:val="24"/>
+        </w:rPr>
+        <w:t>és működésük fókuszába a profitmaximalizálás kerül</w:t>
+      </w:r>
+      <w:r>
+        <w:rPr>
+          <w:szCs w:val="24"/>
+        </w:rPr>
+        <w:t>t</w:t>
+      </w:r>
+      <w:r>
+        <w:rPr>
+          <w:szCs w:val="24"/>
+        </w:rPr>
+        <w:t>.</w:t>
+      </w:r>
+      <w:r>
+        <w:rPr>
+          <w:szCs w:val="24"/>
+        </w:rPr>
+        <w:t xml:space="preserve"> </w:t>
+      </w:r>
+    </w:p>
+    <w:p>
+      <w:pPr>
+        <w:rPr>
+          <w:szCs w:val="24"/>
+        </w:rPr>
+      </w:pPr>
+      <w:r>
+        <w:rPr>
+          <w:szCs w:val="24"/>
+        </w:rPr>
+        <w:t xml:space="preserve">Szakdolgozatom célja a </w:t>
+      </w:r>
+    </w:p>
+    <w:tbl>
+      <w:tblPr>
+        <w:tblStyle w:val="Tblzatrcsos6tarka"/>
+        <w:tblW w:w="9054" w:type="dxa"/>
+        <w:tblLook w:val="04A0" w:firstRow="1" w:lastRow="0" w:firstColumn="1" w:lastColumn="0" w:noHBand="0" w:noVBand="1"/>
+      </w:tblPr>
+      <w:tblGrid>
+        <w:gridCol w:w="1644"/>
+        <w:gridCol w:w="2236"/>
+        <w:gridCol w:w="1049"/>
+        <w:gridCol w:w="1376"/>
+        <w:gridCol w:w="1231"/>
+        <w:gridCol w:w="1518"/>
+      </w:tblGrid>
+      <w:tr>
+        <w:trPr>
+          <w:cnfStyle w:val="100000000000" w:firstRow="1" w:lastRow="0" w:firstColumn="0" w:lastColumn="0" w:oddVBand="0" w:evenVBand="0" w:oddHBand="0" w:evenHBand="0" w:firstRowFirstColumn="0" w:firstRowLastColumn="0" w:lastRowFirstColumn="0" w:lastRowLastColumn="0"/>
+          <w:trHeight w:val="315"/>
+        </w:trPr>
+        <w:tc>
+          <w:tcPr>
+            <w:cnfStyle w:val="001000000000" w:firstRow="0" w:lastRow="0" w:firstColumn="1" w:lastColumn="0" w:oddVBand="0" w:evenVBand="0" w:oddHBand="0" w:evenHBand="0" w:firstRowFirstColumn="0" w:firstRowLastColumn="0" w:lastRowFirstColumn="0" w:lastRowLastColumn="0"/>
+            <w:tcW w:w="0" w:type="auto"/>
+            <w:hideMark/>
+          </w:tcPr>
+          <w:p>
+            <w:pPr>
+              <w:pStyle w:val="Nincstrkz"/>
+              <w:ind w:firstLine="0"/>
+              <w:jc w:val="center"/>
+              <w:rPr>
+                <w:lang w:val="en-GB"/>
+              </w:rPr>
+            </w:pPr>
+            <w:proofErr w:type="spellStart"/>
+            <w:r>
+              <w:rPr>
+                <w:lang w:val="en-GB"/>
+              </w:rPr>
+              <w:t>Gépjármű</w:t>
+            </w:r>
+            <w:proofErr w:type="spellEnd"/>
+            <w:r>
+              <w:rPr>
+                <w:lang w:val="en-GB"/>
+              </w:rPr>
+              <w:t xml:space="preserve"> </w:t>
+            </w:r>
+            <w:proofErr w:type="spellStart"/>
+            <w:r>
+              <w:rPr>
+                <w:lang w:val="en-GB"/>
+              </w:rPr>
+              <w:t>Márka</w:t>
+            </w:r>
+            <w:proofErr w:type="spellEnd"/>
+          </w:p>
+        </w:tc>
+        <w:tc>
+          <w:tcPr>
+            <w:tcW w:w="2236" w:type="dxa"/>
+            <w:hideMark/>
+          </w:tcPr>
+          <w:p>
+            <w:pPr>
+              <w:pStyle w:val="Nincstrkz"/>
+              <w:ind w:firstLine="0"/>
+              <w:jc w:val="center"/>
+              <w:cnfStyle w:val="100000000000" w:firstRow="1" w:lastRow="0" w:firstColumn="0" w:lastColumn="0" w:oddVBand="0" w:evenVBand="0" w:oddHBand="0" w:evenHBand="0" w:firstRowFirstColumn="0" w:firstRowLastColumn="0" w:lastRowFirstColumn="0" w:lastRowLastColumn="0"/>
+              <w:rPr>
+                <w:lang w:val="en-GB"/>
+              </w:rPr>
+            </w:pPr>
+            <w:r>
+              <w:rPr>
+                <w:lang w:val="en-GB"/>
+              </w:rPr>
+              <w:t>Modell</w:t>
+            </w:r>
+          </w:p>
+        </w:tc>
+        <w:tc>
+          <w:tcPr>
+            <w:tcW w:w="1049" w:type="dxa"/>
+            <w:hideMark/>
+          </w:tcPr>
+          <w:p>
+            <w:pPr>
+              <w:pStyle w:val="Nincstrkz"/>
+              <w:ind w:firstLine="0"/>
+              <w:jc w:val="center"/>
+              <w:cnfStyle w:val="100000000000" w:firstRow="1" w:lastRow="0" w:firstColumn="0" w:lastColumn="0" w:oddVBand="0" w:evenVBand="0" w:oddHBand="0" w:evenHBand="0" w:firstRowFirstColumn="0" w:firstRowLastColumn="0" w:lastRowFirstColumn="0" w:lastRowLastColumn="0"/>
+              <w:rPr>
+                <w:lang w:val="en-GB"/>
+              </w:rPr>
+            </w:pPr>
+            <w:proofErr w:type="spellStart"/>
+            <w:r>
+              <w:rPr>
+                <w:lang w:val="en-GB"/>
+              </w:rPr>
+              <w:t>Évjárat</w:t>
+            </w:r>
+            <w:proofErr w:type="spellEnd"/>
+          </w:p>
+        </w:tc>
+        <w:tc>
+          <w:tcPr>
+            <w:tcW w:w="0" w:type="auto"/>
+            <w:hideMark/>
+          </w:tcPr>
+          <w:p>
+            <w:pPr>
+              <w:pStyle w:val="Nincstrkz"/>
+              <w:ind w:firstLine="0"/>
+              <w:jc w:val="center"/>
+              <w:cnfStyle w:val="100000000000" w:firstRow="1" w:lastRow="0" w:firstColumn="0" w:lastColumn="0" w:oddVBand="0" w:evenVBand="0" w:oddHBand="0" w:evenHBand="0" w:firstRowFirstColumn="0" w:firstRowLastColumn="0" w:lastRowFirstColumn="0" w:lastRowLastColumn="0"/>
+              <w:rPr>
+                <w:lang w:val="en-GB"/>
+              </w:rPr>
+            </w:pPr>
+            <w:proofErr w:type="spellStart"/>
+            <w:r>
+              <w:rPr>
+                <w:lang w:val="en-GB"/>
+              </w:rPr>
+              <w:t>Kapacitás</w:t>
+            </w:r>
+            <w:proofErr w:type="spellEnd"/>
+            <w:r>
+              <w:rPr>
+                <w:lang w:val="en-GB"/>
+              </w:rPr>
+              <w:t xml:space="preserve"> (</w:t>
+            </w:r>
+            <w:proofErr w:type="spellStart"/>
+            <w:r>
+              <w:rPr>
+                <w:lang w:val="en-GB"/>
+              </w:rPr>
+              <w:t>fő</w:t>
+            </w:r>
+            <w:proofErr w:type="spellEnd"/>
+            <w:r>
+              <w:rPr>
+                <w:lang w:val="en-GB"/>
+              </w:rPr>
+              <w:t>)</w:t>
+            </w:r>
+          </w:p>
+        </w:tc>
+        <w:tc>
+          <w:tcPr>
+            <w:tcW w:w="0" w:type="auto"/>
+            <w:hideMark/>
+          </w:tcPr>
+          <w:p>
+            <w:pPr>
+              <w:pStyle w:val="Nincstrkz"/>
+              <w:ind w:firstLine="0"/>
+              <w:jc w:val="center"/>
+              <w:cnfStyle w:val="100000000000" w:firstRow="1" w:lastRow="0" w:firstColumn="0" w:lastColumn="0" w:oddVBand="0" w:evenVBand="0" w:oddHBand="0" w:evenHBand="0" w:firstRowFirstColumn="0" w:firstRowLastColumn="0" w:lastRowFirstColumn="0" w:lastRowLastColumn="0"/>
+              <w:rPr>
+                <w:lang w:val="en-GB"/>
+              </w:rPr>
+            </w:pPr>
+            <w:proofErr w:type="spellStart"/>
+            <w:r>
+              <w:rPr>
+                <w:lang w:val="en-GB"/>
+              </w:rPr>
+              <w:t>Ár</w:t>
+            </w:r>
+            <w:proofErr w:type="spellEnd"/>
+            <w:r>
+              <w:rPr>
+                <w:lang w:val="en-GB"/>
+              </w:rPr>
+              <w:t xml:space="preserve"> (Oszkár)</w:t>
+            </w:r>
+          </w:p>
+        </w:tc>
+        <w:tc>
+          <w:tcPr>
+            <w:tcW w:w="0" w:type="auto"/>
+            <w:hideMark/>
+          </w:tcPr>
+          <w:p>
+            <w:pPr>
+              <w:pStyle w:val="Nincstrkz"/>
+              <w:ind w:firstLine="0"/>
+              <w:jc w:val="center"/>
+              <w:cnfStyle w:val="100000000000" w:firstRow="1" w:lastRow="0" w:firstColumn="0" w:lastColumn="0" w:oddVBand="0" w:evenVBand="0" w:oddHBand="0" w:evenHBand="0" w:firstRowFirstColumn="0" w:firstRowLastColumn="0" w:lastRowFirstColumn="0" w:lastRowLastColumn="0"/>
+              <w:rPr>
+                <w:lang w:val="en-GB"/>
+              </w:rPr>
+            </w:pPr>
+            <w:proofErr w:type="spellStart"/>
+            <w:r>
+              <w:rPr>
+                <w:lang w:val="en-GB"/>
+              </w:rPr>
+              <w:t>Ár</w:t>
+            </w:r>
+            <w:proofErr w:type="spellEnd"/>
+            <w:r>
+              <w:rPr>
+                <w:lang w:val="en-GB"/>
+              </w:rPr>
+              <w:t xml:space="preserve"> (Ride Sharing App)</w:t>
+            </w:r>
+          </w:p>
+        </w:tc>
+      </w:tr>
+      <w:tr>
+        <w:trPr>
+          <w:cnfStyle w:val="000000100000" w:firstRow="0" w:lastRow="0" w:firstColumn="0" w:lastColumn="0" w:oddVBand="0" w:evenVBand="0" w:oddHBand="1" w:evenHBand="0" w:firstRowFirstColumn="0" w:firstRowLastColumn="0" w:lastRowFirstColumn="0" w:lastRowLastColumn="0"/>
+          <w:trHeight w:val="315"/>
+        </w:trPr>
+        <w:tc>
+          <w:tcPr>
+            <w:cnfStyle w:val="001000000000" w:firstRow="0" w:lastRow="0" w:firstColumn="1" w:lastColumn="0" w:oddVBand="0" w:evenVBand="0" w:oddHBand="0" w:evenHBand="0" w:firstRowFirstColumn="0" w:firstRowLastColumn="0" w:lastRowFirstColumn="0" w:lastRowLastColumn="0"/>
+            <w:tcW w:w="0" w:type="auto"/>
+            <w:hideMark/>
+          </w:tcPr>
+          <w:p>
+            <w:pPr>
+              <w:pStyle w:val="Nincstrkz"/>
+              <w:ind w:firstLine="0"/>
+              <w:jc w:val="left"/>
+              <w:rPr>
+                <w:lang w:val="en-GB"/>
+              </w:rPr>
+            </w:pPr>
+            <w:r>
+              <w:rPr>
+                <w:lang w:val="en-GB"/>
+              </w:rPr>
+              <w:t>Opel</w:t>
+            </w:r>
+          </w:p>
+        </w:tc>
+        <w:tc>
+          <w:tcPr>
+            <w:tcW w:w="2236" w:type="dxa"/>
+            <w:hideMark/>
+          </w:tcPr>
+          <w:p>
+            <w:pPr>
+              <w:pStyle w:val="Nincstrkz"/>
+              <w:ind w:firstLine="0"/>
+              <w:jc w:val="left"/>
+              <w:cnfStyle w:val="000000100000" w:firstRow="0" w:lastRow="0" w:firstColumn="0" w:lastColumn="0" w:oddVBand="0" w:evenVBand="0" w:oddHBand="1" w:evenHBand="0" w:firstRowFirstColumn="0" w:firstRowLastColumn="0" w:lastRowFirstColumn="0" w:lastRowLastColumn="0"/>
+              <w:rPr>
+                <w:lang w:val="en-GB"/>
+              </w:rPr>
+            </w:pPr>
+            <w:proofErr w:type="spellStart"/>
+            <w:r>
+              <w:rPr>
+                <w:lang w:val="en-GB"/>
+              </w:rPr>
+              <w:t>Vivaro</w:t>
+            </w:r>
+            <w:proofErr w:type="spellEnd"/>
+          </w:p>
+        </w:tc>
+        <w:tc>
+          <w:tcPr>
+            <w:tcW w:w="1049" w:type="dxa"/>
+            <w:hideMark/>
+          </w:tcPr>
+          <w:p>
+            <w:pPr>
+              <w:pStyle w:val="Nincstrkz"/>
+              <w:ind w:firstLine="0"/>
+              <w:jc w:val="left"/>
+              <w:cnfStyle w:val="000000100000" w:firstRow="0" w:lastRow="0" w:firstColumn="0" w:lastColumn="0" w:oddVBand="0" w:evenVBand="0" w:oddHBand="1" w:evenHBand="0" w:firstRowFirstColumn="0" w:firstRowLastColumn="0" w:lastRowFirstColumn="0" w:lastRowLastColumn="0"/>
+              <w:rPr>
+                <w:lang w:val="en-GB"/>
+              </w:rPr>
+            </w:pPr>
+            <w:r>
+              <w:rPr>
+                <w:lang w:val="en-GB"/>
+              </w:rPr>
+              <w:t>2019</w:t>
+            </w:r>
+          </w:p>
+        </w:tc>
+        <w:tc>
+          <w:tcPr>
+            <w:tcW w:w="0" w:type="auto"/>
+            <w:hideMark/>
+          </w:tcPr>
+          <w:p>
+            <w:pPr>
+              <w:pStyle w:val="Nincstrkz"/>
+              <w:ind w:firstLine="0"/>
+              <w:jc w:val="left"/>
+              <w:cnfStyle w:val="000000100000" w:firstRow="0" w:lastRow="0" w:firstColumn="0" w:lastColumn="0" w:oddVBand="0" w:evenVBand="0" w:oddHBand="1" w:evenHBand="0" w:firstRowFirstColumn="0" w:firstRowLastColumn="0" w:lastRowFirstColumn="0" w:lastRowLastColumn="0"/>
+              <w:rPr>
+                <w:lang w:val="en-GB"/>
+              </w:rPr>
+            </w:pPr>
+            <w:r>
+              <w:rPr>
+                <w:lang w:val="en-GB"/>
+              </w:rPr>
+              <w:t>8</w:t>
+            </w:r>
+          </w:p>
+        </w:tc>
+        <w:tc>
+          <w:tcPr>
+            <w:tcW w:w="0" w:type="auto"/>
+            <w:hideMark/>
+          </w:tcPr>
+          <w:p>
+            <w:pPr>
+              <w:pStyle w:val="Nincstrkz"/>
+              <w:ind w:firstLine="0"/>
+              <w:jc w:val="left"/>
+              <w:cnfStyle w:val="000000100000" w:firstRow="0" w:lastRow="0" w:firstColumn="0" w:lastColumn="0" w:oddVBand="0" w:evenVBand="0" w:oddHBand="1" w:evenHBand="0" w:firstRowFirstColumn="0" w:firstRowLastColumn="0" w:lastRowFirstColumn="0" w:lastRowLastColumn="0"/>
+              <w:rPr>
+                <w:lang w:val="en-GB"/>
+              </w:rPr>
+            </w:pPr>
+            <w:r>
+              <w:rPr>
+                <w:lang w:val="en-GB"/>
+              </w:rPr>
+              <w:t>3 999Ft</w:t>
+            </w:r>
+          </w:p>
+        </w:tc>
+        <w:tc>
+          <w:tcPr>
+            <w:tcW w:w="0" w:type="auto"/>
+            <w:hideMark/>
+          </w:tcPr>
+          <w:p>
+            <w:pPr>
+              <w:pStyle w:val="Nincstrkz"/>
+              <w:ind w:firstLine="0"/>
+              <w:jc w:val="left"/>
+              <w:cnfStyle w:val="000000100000" w:firstRow="0" w:lastRow="0" w:firstColumn="0" w:lastColumn="0" w:oddVBand="0" w:evenVBand="0" w:oddHBand="1" w:evenHBand="0" w:firstRowFirstColumn="0" w:firstRowLastColumn="0" w:lastRowFirstColumn="0" w:lastRowLastColumn="0"/>
+              <w:rPr>
+                <w:lang w:val="en-GB"/>
+              </w:rPr>
+            </w:pPr>
+          </w:p>
+        </w:tc>
+      </w:tr>
+      <w:tr>
+        <w:trPr>
+          <w:trHeight w:val="315"/>
+        </w:trPr>
+        <w:tc>
+          <w:tcPr>
+            <w:cnfStyle w:val="001000000000" w:firstRow="0" w:lastRow="0" w:firstColumn="1" w:lastColumn="0" w:oddVBand="0" w:evenVBand="0" w:oddHBand="0" w:evenHBand="0" w:firstRowFirstColumn="0" w:firstRowLastColumn="0" w:lastRowFirstColumn="0" w:lastRowLastColumn="0"/>
+            <w:tcW w:w="0" w:type="auto"/>
+            <w:hideMark/>
+          </w:tcPr>
+          <w:p>
+            <w:pPr>
+              <w:pStyle w:val="Nincstrkz"/>
+              <w:ind w:firstLine="0"/>
+              <w:jc w:val="left"/>
+              <w:rPr>
+                <w:lang w:val="en-GB"/>
+              </w:rPr>
+            </w:pPr>
+            <w:r>
+              <w:rPr>
+                <w:lang w:val="en-GB"/>
+              </w:rPr>
+              <w:t>Toyota</w:t>
+            </w:r>
+          </w:p>
+        </w:tc>
+        <w:tc>
+          <w:tcPr>
+            <w:tcW w:w="2236" w:type="dxa"/>
+            <w:hideMark/>
+          </w:tcPr>
+          <w:p>
+            <w:pPr>
+              <w:pStyle w:val="Nincstrkz"/>
+              <w:ind w:firstLine="0"/>
+              <w:jc w:val="left"/>
+              <w:cnfStyle w:val="000000000000" w:firstRow="0" w:lastRow="0" w:firstColumn="0" w:lastColumn="0" w:oddVBand="0" w:evenVBand="0" w:oddHBand="0" w:evenHBand="0" w:firstRowFirstColumn="0" w:firstRowLastColumn="0" w:lastRowFirstColumn="0" w:lastRowLastColumn="0"/>
+              <w:rPr>
+                <w:lang w:val="en-GB"/>
+              </w:rPr>
+            </w:pPr>
+            <w:r>
+              <w:rPr>
+                <w:lang w:val="en-GB"/>
+              </w:rPr>
+              <w:t>Auris</w:t>
+            </w:r>
+          </w:p>
+        </w:tc>
+        <w:tc>
+          <w:tcPr>
+            <w:tcW w:w="1049" w:type="dxa"/>
+            <w:hideMark/>
+          </w:tcPr>
+          <w:p>
+            <w:pPr>
+              <w:pStyle w:val="Nincstrkz"/>
+              <w:ind w:firstLine="0"/>
+              <w:jc w:val="left"/>
+              <w:cnfStyle w:val="000000000000" w:firstRow="0" w:lastRow="0" w:firstColumn="0" w:lastColumn="0" w:oddVBand="0" w:evenVBand="0" w:oddHBand="0" w:evenHBand="0" w:firstRowFirstColumn="0" w:firstRowLastColumn="0" w:lastRowFirstColumn="0" w:lastRowLastColumn="0"/>
+              <w:rPr>
+                <w:lang w:val="en-GB"/>
+              </w:rPr>
+            </w:pPr>
+            <w:r>
+              <w:rPr>
+                <w:lang w:val="en-GB"/>
+              </w:rPr>
+              <w:t>2018</w:t>
+            </w:r>
+          </w:p>
+        </w:tc>
+        <w:tc>
+          <w:tcPr>
+            <w:tcW w:w="0" w:type="auto"/>
+            <w:hideMark/>
+          </w:tcPr>
+          <w:p>
+            <w:pPr>
+              <w:pStyle w:val="Nincstrkz"/>
+              <w:ind w:firstLine="0"/>
+              <w:jc w:val="left"/>
+              <w:cnfStyle w:val="000000000000" w:firstRow="0" w:lastRow="0" w:firstColumn="0" w:lastColumn="0" w:oddVBand="0" w:evenVBand="0" w:oddHBand="0" w:evenHBand="0" w:firstRowFirstColumn="0" w:firstRowLastColumn="0" w:lastRowFirstColumn="0" w:lastRowLastColumn="0"/>
+              <w:rPr>
+                <w:lang w:val="en-GB"/>
+              </w:rPr>
+            </w:pPr>
+            <w:r>
+              <w:rPr>
+                <w:lang w:val="en-GB"/>
+              </w:rPr>
+              <w:t>3</w:t>
+            </w:r>
+          </w:p>
+        </w:tc>
+        <w:tc>
+          <w:tcPr>
+            <w:tcW w:w="0" w:type="auto"/>
+            <w:hideMark/>
+          </w:tcPr>
+          <w:p>
+            <w:pPr>
+              <w:pStyle w:val="Nincstrkz"/>
+              <w:ind w:firstLine="0"/>
+              <w:jc w:val="left"/>
+              <w:cnfStyle w:val="000000000000" w:firstRow="0" w:lastRow="0" w:firstColumn="0" w:lastColumn="0" w:oddVBand="0" w:evenVBand="0" w:oddHBand="0" w:evenHBand="0" w:firstRowFirstColumn="0" w:firstRowLastColumn="0" w:lastRowFirstColumn="0" w:lastRowLastColumn="0"/>
+              <w:rPr>
+                <w:lang w:val="en-GB"/>
+              </w:rPr>
+            </w:pPr>
+            <w:r>
+              <w:rPr>
+                <w:lang w:val="en-GB"/>
+              </w:rPr>
+              <w:t>3 500Ft</w:t>
+            </w:r>
+          </w:p>
+        </w:tc>
+        <w:tc>
+          <w:tcPr>
+            <w:tcW w:w="0" w:type="auto"/>
+            <w:hideMark/>
+          </w:tcPr>
+          <w:p>
+            <w:pPr>
+              <w:pStyle w:val="Nincstrkz"/>
+              <w:ind w:firstLine="0"/>
+              <w:jc w:val="left"/>
+              <w:cnfStyle w:val="000000000000" w:firstRow="0" w:lastRow="0" w:firstColumn="0" w:lastColumn="0" w:oddVBand="0" w:evenVBand="0" w:oddHBand="0" w:evenHBand="0" w:firstRowFirstColumn="0" w:firstRowLastColumn="0" w:lastRowFirstColumn="0" w:lastRowLastColumn="0"/>
+              <w:rPr>
+                <w:lang w:val="en-GB"/>
+              </w:rPr>
+            </w:pPr>
+          </w:p>
+        </w:tc>
+      </w:tr>
+      <w:tr>
+        <w:trPr>
+          <w:cnfStyle w:val="000000100000" w:firstRow="0" w:lastRow="0" w:firstColumn="0" w:lastColumn="0" w:oddVBand="0" w:evenVBand="0" w:oddHBand="1" w:evenHBand="0" w:firstRowFirstColumn="0" w:firstRowLastColumn="0" w:lastRowFirstColumn="0" w:lastRowLastColumn="0"/>
+          <w:trHeight w:val="315"/>
+        </w:trPr>
+        <w:tc>
+          <w:tcPr>
+            <w:cnfStyle w:val="001000000000" w:firstRow="0" w:lastRow="0" w:firstColumn="1" w:lastColumn="0" w:oddVBand="0" w:evenVBand="0" w:oddHBand="0" w:evenHBand="0" w:firstRowFirstColumn="0" w:firstRowLastColumn="0" w:lastRowFirstColumn="0" w:lastRowLastColumn="0"/>
+            <w:tcW w:w="0" w:type="auto"/>
+            <w:hideMark/>
+          </w:tcPr>
+          <w:p>
+            <w:pPr>
+              <w:pStyle w:val="Nincstrkz"/>
+              <w:ind w:firstLine="0"/>
+              <w:jc w:val="left"/>
+              <w:rPr>
+                <w:lang w:val="en-GB"/>
+              </w:rPr>
+            </w:pPr>
+            <w:r>
+              <w:rPr>
+                <w:lang w:val="en-GB"/>
+              </w:rPr>
+              <w:t>Volkswagen</w:t>
+            </w:r>
+          </w:p>
+        </w:tc>
+        <w:tc>
+          <w:tcPr>
+            <w:tcW w:w="2236" w:type="dxa"/>
+            <w:hideMark/>
+          </w:tcPr>
+          <w:p>
+            <w:pPr>
+              <w:pStyle w:val="Nincstrkz"/>
+              <w:ind w:firstLine="0"/>
+              <w:jc w:val="left"/>
+              <w:cnfStyle w:val="000000100000" w:firstRow="0" w:lastRow="0" w:firstColumn="0" w:lastColumn="0" w:oddVBand="0" w:evenVBand="0" w:oddHBand="1" w:evenHBand="0" w:firstRowFirstColumn="0" w:firstRowLastColumn="0" w:lastRowFirstColumn="0" w:lastRowLastColumn="0"/>
+              <w:rPr>
+                <w:lang w:val="en-GB"/>
+              </w:rPr>
+            </w:pPr>
+            <w:r>
+              <w:rPr>
+                <w:lang w:val="en-GB"/>
+              </w:rPr>
+              <w:t>Transporter T5</w:t>
+            </w:r>
+          </w:p>
+        </w:tc>
+        <w:tc>
+          <w:tcPr>
+            <w:tcW w:w="1049" w:type="dxa"/>
+            <w:hideMark/>
+          </w:tcPr>
+          <w:p>
+            <w:pPr>
+              <w:pStyle w:val="Nincstrkz"/>
+              <w:ind w:firstLine="0"/>
+              <w:jc w:val="left"/>
+              <w:cnfStyle w:val="000000100000" w:firstRow="0" w:lastRow="0" w:firstColumn="0" w:lastColumn="0" w:oddVBand="0" w:evenVBand="0" w:oddHBand="1" w:evenHBand="0" w:firstRowFirstColumn="0" w:firstRowLastColumn="0" w:lastRowFirstColumn="0" w:lastRowLastColumn="0"/>
+              <w:rPr>
+                <w:lang w:val="en-GB"/>
+              </w:rPr>
+            </w:pPr>
+            <w:r>
+              <w:rPr>
+                <w:lang w:val="en-GB"/>
+              </w:rPr>
+              <w:t>2018</w:t>
+            </w:r>
+          </w:p>
+        </w:tc>
+        <w:tc>
+          <w:tcPr>
+            <w:tcW w:w="0" w:type="auto"/>
+            <w:hideMark/>
+          </w:tcPr>
+          <w:p>
+            <w:pPr>
+              <w:pStyle w:val="Nincstrkz"/>
+              <w:ind w:firstLine="0"/>
+              <w:jc w:val="left"/>
+              <w:cnfStyle w:val="000000100000" w:firstRow="0" w:lastRow="0" w:firstColumn="0" w:lastColumn="0" w:oddVBand="0" w:evenVBand="0" w:oddHBand="1" w:evenHBand="0" w:firstRowFirstColumn="0" w:firstRowLastColumn="0" w:lastRowFirstColumn="0" w:lastRowLastColumn="0"/>
+              <w:rPr>
+                <w:lang w:val="en-GB"/>
+              </w:rPr>
+            </w:pPr>
+            <w:r>
+              <w:rPr>
+                <w:lang w:val="en-GB"/>
+              </w:rPr>
+              <w:t>8</w:t>
+            </w:r>
+          </w:p>
+        </w:tc>
+        <w:tc>
+          <w:tcPr>
+            <w:tcW w:w="0" w:type="auto"/>
+            <w:hideMark/>
+          </w:tcPr>
+          <w:p>
+            <w:pPr>
+              <w:pStyle w:val="Nincstrkz"/>
+              <w:ind w:firstLine="0"/>
+              <w:jc w:val="left"/>
+              <w:cnfStyle w:val="000000100000" w:firstRow="0" w:lastRow="0" w:firstColumn="0" w:lastColumn="0" w:oddVBand="0" w:evenVBand="0" w:oddHBand="1" w:evenHBand="0" w:firstRowFirstColumn="0" w:firstRowLastColumn="0" w:lastRowFirstColumn="0" w:lastRowLastColumn="0"/>
+              <w:rPr>
+                <w:lang w:val="en-GB"/>
+              </w:rPr>
+            </w:pPr>
+            <w:r>
+              <w:rPr>
+                <w:lang w:val="en-GB"/>
+              </w:rPr>
+              <w:t>4 499Ft</w:t>
+            </w:r>
+          </w:p>
+        </w:tc>
+        <w:tc>
+          <w:tcPr>
+            <w:tcW w:w="0" w:type="auto"/>
+            <w:hideMark/>
+          </w:tcPr>
+          <w:p>
+            <w:pPr>
+              <w:pStyle w:val="Nincstrkz"/>
+              <w:ind w:firstLine="0"/>
+              <w:jc w:val="left"/>
+              <w:cnfStyle w:val="000000100000" w:firstRow="0" w:lastRow="0" w:firstColumn="0" w:lastColumn="0" w:oddVBand="0" w:evenVBand="0" w:oddHBand="1" w:evenHBand="0" w:firstRowFirstColumn="0" w:firstRowLastColumn="0" w:lastRowFirstColumn="0" w:lastRowLastColumn="0"/>
+              <w:rPr>
+                <w:lang w:val="en-GB"/>
+              </w:rPr>
+            </w:pPr>
+          </w:p>
+        </w:tc>
+      </w:tr>
+      <w:tr>
+        <w:trPr>
+          <w:trHeight w:val="315"/>
+        </w:trPr>
+        <w:tc>
+          <w:tcPr>
+            <w:cnfStyle w:val="001000000000" w:firstRow="0" w:lastRow="0" w:firstColumn="1" w:lastColumn="0" w:oddVBand="0" w:evenVBand="0" w:oddHBand="0" w:evenHBand="0" w:firstRowFirstColumn="0" w:firstRowLastColumn="0" w:lastRowFirstColumn="0" w:lastRowLastColumn="0"/>
+            <w:tcW w:w="0" w:type="auto"/>
+            <w:hideMark/>
+          </w:tcPr>
+          <w:p>
+            <w:pPr>
+              <w:pStyle w:val="Nincstrkz"/>
+              <w:ind w:firstLine="0"/>
+              <w:jc w:val="left"/>
+              <w:rPr>
+                <w:lang w:val="en-GB"/>
+              </w:rPr>
+            </w:pPr>
+            <w:r>
+              <w:rPr>
+                <w:lang w:val="en-GB"/>
+              </w:rPr>
+              <w:t>Seat</w:t>
+            </w:r>
+          </w:p>
+        </w:tc>
+        <w:tc>
+          <w:tcPr>
+            <w:tcW w:w="2236" w:type="dxa"/>
+            <w:hideMark/>
+          </w:tcPr>
+          <w:p>
+            <w:pPr>
+              <w:pStyle w:val="Nincstrkz"/>
+              <w:ind w:firstLine="0"/>
+              <w:jc w:val="left"/>
+              <w:cnfStyle w:val="000000000000" w:firstRow="0" w:lastRow="0" w:firstColumn="0" w:lastColumn="0" w:oddVBand="0" w:evenVBand="0" w:oddHBand="0" w:evenHBand="0" w:firstRowFirstColumn="0" w:firstRowLastColumn="0" w:lastRowFirstColumn="0" w:lastRowLastColumn="0"/>
+              <w:rPr>
+                <w:lang w:val="en-GB"/>
+              </w:rPr>
+            </w:pPr>
+            <w:r>
+              <w:rPr>
+                <w:lang w:val="en-GB"/>
+              </w:rPr>
+              <w:t>Leon</w:t>
+            </w:r>
+          </w:p>
+        </w:tc>
+        <w:tc>
+          <w:tcPr>
+            <w:tcW w:w="1049" w:type="dxa"/>
+            <w:hideMark/>
+          </w:tcPr>
+          <w:p>
+            <w:pPr>
+              <w:pStyle w:val="Nincstrkz"/>
+              <w:ind w:firstLine="0"/>
+              <w:jc w:val="left"/>
+              <w:cnfStyle w:val="000000000000" w:firstRow="0" w:lastRow="0" w:firstColumn="0" w:lastColumn="0" w:oddVBand="0" w:evenVBand="0" w:oddHBand="0" w:evenHBand="0" w:firstRowFirstColumn="0" w:firstRowLastColumn="0" w:lastRowFirstColumn="0" w:lastRowLastColumn="0"/>
+              <w:rPr>
+                <w:lang w:val="en-GB"/>
+              </w:rPr>
+            </w:pPr>
+            <w:r>
+              <w:rPr>
+                <w:lang w:val="en-GB"/>
+              </w:rPr>
+              <w:t>2015</w:t>
+            </w:r>
+          </w:p>
+        </w:tc>
+        <w:tc>
+          <w:tcPr>
+            <w:tcW w:w="0" w:type="auto"/>
+            <w:hideMark/>
+          </w:tcPr>
+          <w:p>
+            <w:pPr>
+              <w:pStyle w:val="Nincstrkz"/>
+              <w:ind w:firstLine="0"/>
+              <w:jc w:val="left"/>
+              <w:cnfStyle w:val="000000000000" w:firstRow="0" w:lastRow="0" w:firstColumn="0" w:lastColumn="0" w:oddVBand="0" w:evenVBand="0" w:oddHBand="0" w:evenHBand="0" w:firstRowFirstColumn="0" w:firstRowLastColumn="0" w:lastRowFirstColumn="0" w:lastRowLastColumn="0"/>
+              <w:rPr>
+                <w:lang w:val="en-GB"/>
+              </w:rPr>
+            </w:pPr>
+            <w:r>
+              <w:rPr>
+                <w:lang w:val="en-GB"/>
+              </w:rPr>
+              <w:t>4</w:t>
+            </w:r>
+          </w:p>
+        </w:tc>
+        <w:tc>
+          <w:tcPr>
+            <w:tcW w:w="0" w:type="auto"/>
+            <w:hideMark/>
+          </w:tcPr>
+          <w:p>
+            <w:pPr>
+              <w:pStyle w:val="Nincstrkz"/>
+              <w:ind w:firstLine="0"/>
+              <w:jc w:val="left"/>
+              <w:cnfStyle w:val="000000000000" w:firstRow="0" w:lastRow="0" w:firstColumn="0" w:lastColumn="0" w:oddVBand="0" w:evenVBand="0" w:oddHBand="0" w:evenHBand="0" w:firstRowFirstColumn="0" w:firstRowLastColumn="0" w:lastRowFirstColumn="0" w:lastRowLastColumn="0"/>
+              <w:rPr>
+                <w:lang w:val="en-GB"/>
+              </w:rPr>
+            </w:pPr>
+            <w:r>
+              <w:rPr>
+                <w:lang w:val="en-GB"/>
+              </w:rPr>
+              <w:t>3 000Ft</w:t>
+            </w:r>
+          </w:p>
+        </w:tc>
+        <w:tc>
+          <w:tcPr>
+            <w:tcW w:w="0" w:type="auto"/>
+            <w:hideMark/>
+          </w:tcPr>
+          <w:p>
+            <w:pPr>
+              <w:pStyle w:val="Nincstrkz"/>
+              <w:ind w:firstLine="0"/>
+              <w:jc w:val="left"/>
+              <w:cnfStyle w:val="000000000000" w:firstRow="0" w:lastRow="0" w:firstColumn="0" w:lastColumn="0" w:oddVBand="0" w:evenVBand="0" w:oddHBand="0" w:evenHBand="0" w:firstRowFirstColumn="0" w:firstRowLastColumn="0" w:lastRowFirstColumn="0" w:lastRowLastColumn="0"/>
+              <w:rPr>
+                <w:lang w:val="en-GB"/>
+              </w:rPr>
+            </w:pPr>
+          </w:p>
+        </w:tc>
+      </w:tr>
+      <w:tr>
+        <w:trPr>
+          <w:cnfStyle w:val="000000100000" w:firstRow="0" w:lastRow="0" w:firstColumn="0" w:lastColumn="0" w:oddVBand="0" w:evenVBand="0" w:oddHBand="1" w:evenHBand="0" w:firstRowFirstColumn="0" w:firstRowLastColumn="0" w:lastRowFirstColumn="0" w:lastRowLastColumn="0"/>
+          <w:trHeight w:val="315"/>
+        </w:trPr>
+        <w:tc>
+          <w:tcPr>
+            <w:cnfStyle w:val="001000000000" w:firstRow="0" w:lastRow="0" w:firstColumn="1" w:lastColumn="0" w:oddVBand="0" w:evenVBand="0" w:oddHBand="0" w:evenHBand="0" w:firstRowFirstColumn="0" w:firstRowLastColumn="0" w:lastRowFirstColumn="0" w:lastRowLastColumn="0"/>
+            <w:tcW w:w="0" w:type="auto"/>
+            <w:hideMark/>
+          </w:tcPr>
+          <w:p>
+            <w:pPr>
+              <w:pStyle w:val="Nincstrkz"/>
+              <w:ind w:firstLine="0"/>
+              <w:jc w:val="left"/>
+              <w:rPr>
+                <w:lang w:val="en-GB"/>
+              </w:rPr>
+            </w:pPr>
+            <w:r>
+              <w:rPr>
+                <w:lang w:val="en-GB"/>
+              </w:rPr>
+              <w:t>Toyota</w:t>
+            </w:r>
+          </w:p>
+        </w:tc>
+        <w:tc>
+          <w:tcPr>
+            <w:tcW w:w="2236" w:type="dxa"/>
+            <w:hideMark/>
+          </w:tcPr>
+          <w:p>
+            <w:pPr>
+              <w:pStyle w:val="Nincstrkz"/>
+              <w:ind w:firstLine="0"/>
+              <w:jc w:val="left"/>
+              <w:cnfStyle w:val="000000100000" w:firstRow="0" w:lastRow="0" w:firstColumn="0" w:lastColumn="0" w:oddVBand="0" w:evenVBand="0" w:oddHBand="1" w:evenHBand="0" w:firstRowFirstColumn="0" w:firstRowLastColumn="0" w:lastRowFirstColumn="0" w:lastRowLastColumn="0"/>
+              <w:rPr>
+                <w:lang w:val="en-GB"/>
+              </w:rPr>
+            </w:pPr>
+            <w:r>
+              <w:rPr>
+                <w:lang w:val="en-GB"/>
+              </w:rPr>
+              <w:t>Avensis</w:t>
+            </w:r>
+          </w:p>
+        </w:tc>
+        <w:tc>
+          <w:tcPr>
+            <w:tcW w:w="1049" w:type="dxa"/>
+            <w:hideMark/>
+          </w:tcPr>
+          <w:p>
+            <w:pPr>
+              <w:pStyle w:val="Nincstrkz"/>
+              <w:ind w:firstLine="0"/>
+              <w:jc w:val="left"/>
+              <w:cnfStyle w:val="000000100000" w:firstRow="0" w:lastRow="0" w:firstColumn="0" w:lastColumn="0" w:oddVBand="0" w:evenVBand="0" w:oddHBand="1" w:evenHBand="0" w:firstRowFirstColumn="0" w:firstRowLastColumn="0" w:lastRowFirstColumn="0" w:lastRowLastColumn="0"/>
+              <w:rPr>
+                <w:lang w:val="en-GB"/>
+              </w:rPr>
+            </w:pPr>
+            <w:r>
+              <w:rPr>
+                <w:lang w:val="en-GB"/>
+              </w:rPr>
+              <w:t>2015</w:t>
+            </w:r>
+          </w:p>
+        </w:tc>
+        <w:tc>
+          <w:tcPr>
+            <w:tcW w:w="0" w:type="auto"/>
+            <w:hideMark/>
+          </w:tcPr>
+          <w:p>
+            <w:pPr>
+              <w:pStyle w:val="Nincstrkz"/>
+              <w:ind w:firstLine="0"/>
+              <w:jc w:val="left"/>
+              <w:cnfStyle w:val="000000100000" w:firstRow="0" w:lastRow="0" w:firstColumn="0" w:lastColumn="0" w:oddVBand="0" w:evenVBand="0" w:oddHBand="1" w:evenHBand="0" w:firstRowFirstColumn="0" w:firstRowLastColumn="0" w:lastRowFirstColumn="0" w:lastRowLastColumn="0"/>
+              <w:rPr>
+                <w:lang w:val="en-GB"/>
+              </w:rPr>
+            </w:pPr>
+            <w:r>
+              <w:rPr>
+                <w:lang w:val="en-GB"/>
+              </w:rPr>
+              <w:t>4</w:t>
+            </w:r>
+          </w:p>
+        </w:tc>
+        <w:tc>
+          <w:tcPr>
+            <w:tcW w:w="0" w:type="auto"/>
+            <w:hideMark/>
+          </w:tcPr>
+          <w:p>
+            <w:pPr>
+              <w:pStyle w:val="Nincstrkz"/>
+              <w:ind w:firstLine="0"/>
+              <w:jc w:val="left"/>
+              <w:cnfStyle w:val="000000100000" w:firstRow="0" w:lastRow="0" w:firstColumn="0" w:lastColumn="0" w:oddVBand="0" w:evenVBand="0" w:oddHBand="1" w:evenHBand="0" w:firstRowFirstColumn="0" w:firstRowLastColumn="0" w:lastRowFirstColumn="0" w:lastRowLastColumn="0"/>
+              <w:rPr>
+                <w:lang w:val="en-GB"/>
+              </w:rPr>
+            </w:pPr>
+            <w:r>
+              <w:rPr>
+                <w:lang w:val="en-GB"/>
+              </w:rPr>
+              <w:t>3 000Ft</w:t>
+            </w:r>
+          </w:p>
+        </w:tc>
+        <w:tc>
+          <w:tcPr>
+            <w:tcW w:w="0" w:type="auto"/>
+            <w:hideMark/>
+          </w:tcPr>
+          <w:p>
+            <w:pPr>
+              <w:pStyle w:val="Nincstrkz"/>
+              <w:ind w:firstLine="0"/>
+              <w:jc w:val="left"/>
+              <w:cnfStyle w:val="000000100000" w:firstRow="0" w:lastRow="0" w:firstColumn="0" w:lastColumn="0" w:oddVBand="0" w:evenVBand="0" w:oddHBand="1" w:evenHBand="0" w:firstRowFirstColumn="0" w:firstRowLastColumn="0" w:lastRowFirstColumn="0" w:lastRowLastColumn="0"/>
+              <w:rPr>
+                <w:lang w:val="en-GB"/>
+              </w:rPr>
+            </w:pPr>
+          </w:p>
+        </w:tc>
+      </w:tr>
+      <w:tr>
+        <w:trPr>
+          <w:trHeight w:val="315"/>
+        </w:trPr>
+        <w:tc>
+          <w:tcPr>
+            <w:cnfStyle w:val="001000000000" w:firstRow="0" w:lastRow="0" w:firstColumn="1" w:lastColumn="0" w:oddVBand="0" w:evenVBand="0" w:oddHBand="0" w:evenHBand="0" w:firstRowFirstColumn="0" w:firstRowLastColumn="0" w:lastRowFirstColumn="0" w:lastRowLastColumn="0"/>
+            <w:tcW w:w="0" w:type="auto"/>
+            <w:hideMark/>
+          </w:tcPr>
+          <w:p>
+            <w:pPr>
+              <w:pStyle w:val="Nincstrkz"/>
+              <w:ind w:firstLine="0"/>
+              <w:jc w:val="left"/>
+              <w:rPr>
+                <w:lang w:val="en-GB"/>
+              </w:rPr>
+            </w:pPr>
+            <w:r>
+              <w:rPr>
+                <w:lang w:val="en-GB"/>
+              </w:rPr>
+              <w:t>Ford</w:t>
+            </w:r>
+          </w:p>
+        </w:tc>
+        <w:tc>
+          <w:tcPr>
+            <w:tcW w:w="2236" w:type="dxa"/>
+            <w:hideMark/>
+          </w:tcPr>
+          <w:p>
+            <w:pPr>
+              <w:pStyle w:val="Nincstrkz"/>
+              <w:ind w:firstLine="0"/>
+              <w:jc w:val="left"/>
+              <w:cnfStyle w:val="000000000000" w:firstRow="0" w:lastRow="0" w:firstColumn="0" w:lastColumn="0" w:oddVBand="0" w:evenVBand="0" w:oddHBand="0" w:evenHBand="0" w:firstRowFirstColumn="0" w:firstRowLastColumn="0" w:lastRowFirstColumn="0" w:lastRowLastColumn="0"/>
+              <w:rPr>
+                <w:lang w:val="en-GB"/>
+              </w:rPr>
+            </w:pPr>
+            <w:r>
+              <w:rPr>
+                <w:lang w:val="en-GB"/>
+              </w:rPr>
+              <w:t>Transit Custom</w:t>
+            </w:r>
+          </w:p>
+        </w:tc>
+        <w:tc>
+          <w:tcPr>
+            <w:tcW w:w="1049" w:type="dxa"/>
+            <w:hideMark/>
+          </w:tcPr>
+          <w:p>
+            <w:pPr>
+              <w:pStyle w:val="Nincstrkz"/>
+              <w:ind w:firstLine="0"/>
+              <w:jc w:val="left"/>
+              <w:cnfStyle w:val="000000000000" w:firstRow="0" w:lastRow="0" w:firstColumn="0" w:lastColumn="0" w:oddVBand="0" w:evenVBand="0" w:oddHBand="0" w:evenHBand="0" w:firstRowFirstColumn="0" w:firstRowLastColumn="0" w:lastRowFirstColumn="0" w:lastRowLastColumn="0"/>
+              <w:rPr>
+                <w:lang w:val="en-GB"/>
+              </w:rPr>
+            </w:pPr>
+            <w:r>
+              <w:rPr>
+                <w:lang w:val="en-GB"/>
+              </w:rPr>
+              <w:t>2025</w:t>
+            </w:r>
+          </w:p>
+        </w:tc>
+        <w:tc>
+          <w:tcPr>
+            <w:tcW w:w="0" w:type="auto"/>
+            <w:hideMark/>
+          </w:tcPr>
+          <w:p>
+            <w:pPr>
+              <w:pStyle w:val="Nincstrkz"/>
+              <w:ind w:firstLine="0"/>
+              <w:jc w:val="left"/>
+              <w:cnfStyle w:val="000000000000" w:firstRow="0" w:lastRow="0" w:firstColumn="0" w:lastColumn="0" w:oddVBand="0" w:evenVBand="0" w:oddHBand="0" w:evenHBand="0" w:firstRowFirstColumn="0" w:firstRowLastColumn="0" w:lastRowFirstColumn="0" w:lastRowLastColumn="0"/>
+              <w:rPr>
+                <w:lang w:val="en-GB"/>
+              </w:rPr>
+            </w:pPr>
+            <w:r>
+              <w:rPr>
+                <w:lang w:val="en-GB"/>
+              </w:rPr>
+              <w:t>8</w:t>
+            </w:r>
+          </w:p>
+        </w:tc>
+        <w:tc>
+          <w:tcPr>
+            <w:tcW w:w="0" w:type="auto"/>
+            <w:hideMark/>
+          </w:tcPr>
+          <w:p>
+            <w:pPr>
+              <w:pStyle w:val="Nincstrkz"/>
+              <w:ind w:firstLine="0"/>
+              <w:jc w:val="left"/>
+              <w:cnfStyle w:val="000000000000" w:firstRow="0" w:lastRow="0" w:firstColumn="0" w:lastColumn="0" w:oddVBand="0" w:evenVBand="0" w:oddHBand="0" w:evenHBand="0" w:firstRowFirstColumn="0" w:firstRowLastColumn="0" w:lastRowFirstColumn="0" w:lastRowLastColumn="0"/>
+              <w:rPr>
+                <w:lang w:val="en-GB"/>
+              </w:rPr>
+            </w:pPr>
+            <w:r>
+              <w:rPr>
+                <w:lang w:val="en-GB"/>
+              </w:rPr>
+              <w:t>4 900Ft</w:t>
+            </w:r>
+          </w:p>
+        </w:tc>
+        <w:tc>
+          <w:tcPr>
+            <w:tcW w:w="0" w:type="auto"/>
+            <w:hideMark/>
+          </w:tcPr>
+          <w:p>
+            <w:pPr>
+              <w:pStyle w:val="Nincstrkz"/>
+              <w:ind w:firstLine="0"/>
+              <w:jc w:val="left"/>
+              <w:cnfStyle w:val="000000000000" w:firstRow="0" w:lastRow="0" w:firstColumn="0" w:lastColumn="0" w:oddVBand="0" w:evenVBand="0" w:oddHBand="0" w:evenHBand="0" w:firstRowFirstColumn="0" w:firstRowLastColumn="0" w:lastRowFirstColumn="0" w:lastRowLastColumn="0"/>
+              <w:rPr>
+                <w:lang w:val="en-GB"/>
+              </w:rPr>
+            </w:pPr>
+          </w:p>
+        </w:tc>
+      </w:tr>
+    </w:tbl>
+    <w:p/>
+    <w:p>
+      <w:pPr>
+        <w:pStyle w:val="1"/>
+        <w:ind w:left="567" w:firstLine="0"/>
+      </w:pPr>
+    </w:p>
+    <w:p>
+      <w:pPr>
+        <w:ind w:firstLine="0"/>
+      </w:pPr>
+      <w:r>
+        <w:br/>
+      </w:r>
+      <w:r>
+        <w:br/>
+        <w:t xml:space="preserve">Az applikáció 4 elkülönült rétegből épül fel, mint a </w:t>
       </w:r>
       <w:r>
         <w:rPr>
           <w:b/>
           <w:bCs/>
         </w:rPr>
-        <w:t>backend</w:t>
-      </w:r>
-      <w:r>
-        <w:t xml:space="preserve"> (az üzleti logika), az </w:t>
+        <w:t>frontend</w:t>
+      </w:r>
+      <w:r>
+        <w:t xml:space="preserve"> (a kinézet), </w:t>
       </w:r>
       <w:r>
         <w:rPr>
           <w:b/>
           <w:bCs/>
         </w:rPr>
-        <w:t>adatbázis</w:t>
-      </w:r>
-      <w:r>
-        <w:t xml:space="preserve"> (adattár, ami kiszolgálja a backendet) és a </w:t>
+        <w:t>backend</w:t>
+      </w:r>
+      <w:r>
+        <w:t xml:space="preserve"> (az üzleti logika), az </w:t>
       </w:r>
       <w:r>
         <w:rPr>
           <w:b/>
           <w:bCs/>
         </w:rPr>
-        <w:t>biztonsági réteg</w:t>
-      </w:r>
-      <w:r>
-        <w:t xml:space="preserve"> (amely </w:t>
-      </w:r>
-      <w:proofErr w:type="spellStart"/>
-      <w:r>
-        <w:t>autentikálja</w:t>
-      </w:r>
-      <w:proofErr w:type="spellEnd"/>
-      <w:r>
-        <w:t xml:space="preserve"> a backendet és a frontendet).</w:t>
-      </w:r>
-      <w:r>
-        <w:t xml:space="preserve"> A fejlesztés</w:t>
-      </w:r>
-      <w:r>
-        <w:t xml:space="preserve"> hatékonysága</w:t>
-      </w:r>
-      <w:r>
-        <w:t xml:space="preserve"> és a könnyű szállítás</w:t>
-      </w:r>
-      <w:r>
-        <w:rPr>
-          <w:rStyle w:val="Lbjegyzet-hivatkozs"/>
-        </w:rPr>
-        <w:footnoteReference w:id="1"/>
-      </w:r>
-      <w:r>
-        <w:t xml:space="preserve"> érdekében a </w:t>
+        <w:t>adatbázis</w:t>
+      </w:r>
+      <w:r>
+        <w:t xml:space="preserve"> (adattár, ami kiszolgálja a backendet) és a </w:t>
       </w:r>
       <w:r>
         <w:rPr>
           <w:b/>
           <w:bCs/>
         </w:rPr>
-        <w:t>Docker</w:t>
-      </w:r>
-      <w:r>
-        <w:t xml:space="preserve"> </w:t>
-      </w:r>
-      <w:proofErr w:type="spellStart"/>
-      <w:r>
-        <w:t>konténerizációs</w:t>
-      </w:r>
-      <w:proofErr w:type="spellEnd"/>
-      <w:r>
-        <w:t xml:space="preserve"> szolgáltatást használtam, ez </w:t>
-      </w:r>
-      <w:r>
-        <w:t>az,</w:t>
-      </w:r>
-      <w:r>
-        <w:t xml:space="preserve"> ami össze fogja a 4 réteget egy egymással kommunikáló szoftvercsomaggá. A </w:t>
+        <w:t>biztonsági réteg</w:t>
+      </w:r>
+      <w:r>
+        <w:t xml:space="preserve"> (amely autentikálja a backendet és a frontendet). A fejlesztés hatékonysága és a könnyű szállítás</w:t>
+      </w:r>
+      <w:r>
+        <w:rPr>
+          <w:rStyle w:val="Lbjegyzet-hivatkozs"/>
+        </w:rPr>
+        <w:footnoteReference w:id="1"/>
+      </w:r>
+      <w:r>
+        <w:t xml:space="preserve"> érdekében a </w:t>
       </w:r>
       <w:r>
         <w:rPr>
           <w:b/>
           <w:bCs/>
         </w:rPr>
-        <w:t>frontend</w:t>
+        <w:t>Docker</w:t>
+      </w:r>
+      <w:r>
+        <w:t xml:space="preserve"> konténerizációs szolgáltatást használtam, ez az, ami össze fogja a 4 réteget egy egymással kommunikáló szoftvercsomaggá. A </w:t>
       </w:r>
       <w:r>
         <w:rPr>
           <w:b/>
           <w:bCs/>
         </w:rPr>
-        <w:t xml:space="preserve"> </w:t>
-      </w:r>
-      <w:proofErr w:type="spellStart"/>
-      <w:r>
-        <w:t>Angular</w:t>
-      </w:r>
-      <w:proofErr w:type="spellEnd"/>
-      <w:r>
-        <w:t xml:space="preserve"> 21, a </w:t>
+        <w:t>frontend</w:t>
       </w:r>
       <w:r>
         <w:rPr>
           <w:b/>
           <w:bCs/>
         </w:rPr>
-        <w:t>backend</w:t>
+        <w:t xml:space="preserve"> </w:t>
+      </w:r>
+      <w:r>
+        <w:t xml:space="preserve">Angular 21, a </w:t>
       </w:r>
       <w:r>
         <w:rPr>
           <w:b/>
           <w:bCs/>
         </w:rPr>
-        <w:t xml:space="preserve"> </w:t>
-      </w:r>
-      <w:r>
-        <w:t>pedig</w:t>
+        <w:t>backend</w:t>
       </w:r>
       <w:r>
         <w:rPr>
@@ -517,118 +1719,48 @@
         <w:t xml:space="preserve"> </w:t>
       </w:r>
       <w:r>
-        <w:t>Java Spring Boot 3.5 keretrendszert használ a felhasználói élmén</w:t>
-      </w:r>
-      <w:r>
-        <w:t>y</w:t>
-      </w:r>
-      <w:r>
-        <w:t xml:space="preserve"> növelése </w:t>
-      </w:r>
-      <w:r>
-        <w:t xml:space="preserve">és a komplexitás elfedése </w:t>
-      </w:r>
-      <w:r>
-        <w:t xml:space="preserve">érdekében. A backendet kiszolgáló adatbázis egy </w:t>
-      </w:r>
-      <w:proofErr w:type="spellStart"/>
-      <w:r>
-        <w:t>Postgres</w:t>
-      </w:r>
-      <w:proofErr w:type="spellEnd"/>
-      <w:r>
-        <w:t xml:space="preserve"> 17 </w:t>
-      </w:r>
-      <w:proofErr w:type="spellStart"/>
-      <w:r>
-        <w:t>instance</w:t>
-      </w:r>
-      <w:proofErr w:type="spellEnd"/>
-      <w:r>
-        <w:t xml:space="preserve">. A </w:t>
-      </w:r>
-      <w:r>
-        <w:t xml:space="preserve">klienst és szervert is </w:t>
-      </w:r>
-      <w:proofErr w:type="spellStart"/>
-      <w:r>
-        <w:t>autentikáló</w:t>
-      </w:r>
-      <w:proofErr w:type="spellEnd"/>
-      <w:r>
-        <w:t xml:space="preserve"> biztonsági réteg</w:t>
-      </w:r>
-      <w:r>
-        <w:t xml:space="preserve"> egy </w:t>
-      </w:r>
-      <w:proofErr w:type="spellStart"/>
+        <w:t>pedig</w:t>
+      </w:r>
       <w:r>
         <w:rPr>
           <w:b/>
           <w:bCs/>
         </w:rPr>
-        <w:t>Keycloak</w:t>
-      </w:r>
-      <w:proofErr w:type="spellEnd"/>
+        <w:t xml:space="preserve"> </w:t>
+      </w:r>
+      <w:r>
+        <w:t>Java Spring Boot 3.5 keretrendszert használ a felhasználói élmény növelése és a komplexitás elfedése érdekében. A backendet kiszolgáló adatbázis egy Postgres 17 instance</w:t>
+      </w:r>
+      <w:r>
+        <w:rPr>
+          <w:rStyle w:val="Lbjegyzet-hivatkozs"/>
+        </w:rPr>
+        <w:footnoteReference w:id="2"/>
+      </w:r>
+      <w:r>
+        <w:t xml:space="preserve">. A klienst és szervert is autentikáló biztonsági réteg egy </w:t>
+      </w:r>
       <w:r>
         <w:rPr>
           <w:b/>
           <w:bCs/>
         </w:rPr>
+        <w:t>Keycloak</w:t>
+      </w:r>
+      <w:r>
+        <w:rPr>
+          <w:b/>
+          <w:bCs/>
+        </w:rPr>
         <w:t xml:space="preserve"> </w:t>
       </w:r>
       <w:r>
-        <w:t xml:space="preserve">nevű </w:t>
-      </w:r>
-      <w:proofErr w:type="spellStart"/>
-      <w:r>
-        <w:t>open-source</w:t>
-      </w:r>
-      <w:proofErr w:type="spellEnd"/>
-      <w:r>
-        <w:t xml:space="preserve"> alkalmazás, mely szintén </w:t>
-      </w:r>
-      <w:proofErr w:type="spellStart"/>
-      <w:r>
-        <w:t>konténerizált</w:t>
-      </w:r>
-      <w:proofErr w:type="spellEnd"/>
-      <w:r>
-        <w:t xml:space="preserve"> </w:t>
-      </w:r>
-      <w:r>
-        <w:t>közegben</w:t>
-      </w:r>
-      <w:r>
-        <w:t xml:space="preserve"> fut</w:t>
-      </w:r>
-      <w:r>
-        <w:t xml:space="preserve"> — a</w:t>
-      </w:r>
-      <w:r>
-        <w:t xml:space="preserve"> fejlesztés könnyebbsége érdekében</w:t>
-      </w:r>
-      <w:r>
-        <w:t xml:space="preserve"> —</w:t>
-      </w:r>
-      <w:r>
-        <w:t xml:space="preserve"> az alkalmazás többi részével egy </w:t>
-      </w:r>
-      <w:proofErr w:type="spellStart"/>
-      <w:r>
-        <w:t>környezeben</w:t>
-      </w:r>
-      <w:proofErr w:type="spellEnd"/>
-      <w:r>
-        <w:t xml:space="preserve">. </w:t>
+        <w:t xml:space="preserve">nevű open-source alkalmazás, mely szintén konténerizált közegben fut — a fejlesztés könnyebbsége érdekében — az alkalmazás többi részével egy környezeben. </w:t>
       </w:r>
     </w:p>
     <w:p>
       <w:r>
-        <w:t>A</w:t>
-      </w:r>
-      <w:r>
-        <w:t xml:space="preserve"> szerver külső rendszerekkel, úgynevezett </w:t>
+        <w:t xml:space="preserve">A szerver külső rendszerekkel, úgynevezett </w:t>
       </w:r>
       <w:r>
         <w:rPr>
@@ -638,18 +1770,8 @@
         <w:t>API</w:t>
       </w:r>
       <w:r>
-        <w:t>-kal kommunikál a felhasználói élmény javítása</w:t>
-      </w:r>
-      <w:r>
-        <w:t xml:space="preserve"> és a költségek számítása</w:t>
-      </w:r>
-      <w:r>
-        <w:t xml:space="preserve"> érdekében. </w:t>
-      </w:r>
-      <w:r>
-        <w:t xml:space="preserve">Három ilyen szolgáltatás van használva, az </w:t>
-      </w:r>
-      <w:proofErr w:type="spellStart"/>
+        <w:t xml:space="preserve">-kal kommunikál a felhasználói élmény javítása és a költségek számítása érdekében. Három ilyen szolgáltatás van használva, az </w:t>
+      </w:r>
       <w:r>
         <w:rPr>
           <w:b/>
@@ -657,83 +1779,612 @@
         </w:rPr>
         <w:t>OpenWeatherMap</w:t>
       </w:r>
-      <w:proofErr w:type="spellEnd"/>
-      <w:r>
-        <w:t xml:space="preserve"> </w:t>
-      </w:r>
-      <w:r>
-        <w:t>városból koordináta és koordinátából város meghatározására</w:t>
-      </w:r>
-      <w:r>
-        <w:t xml:space="preserve">, az </w:t>
+      <w:r>
+        <w:t xml:space="preserve"> városból koordináta és koordinátából város meghatározására, az </w:t>
       </w:r>
       <w:r>
         <w:rPr>
           <w:b/>
           <w:bCs/>
         </w:rPr>
-        <w:t>OpenR</w:t>
-      </w:r>
-      <w:proofErr w:type="spellStart"/>
+        <w:t>OpenRouteService</w:t>
+      </w:r>
+      <w:r>
+        <w:t xml:space="preserve"> úthossz számításra két koordináta között, és a </w:t>
+      </w:r>
       <w:r>
         <w:rPr>
           <w:b/>
           <w:bCs/>
         </w:rPr>
-        <w:t>outeService</w:t>
-      </w:r>
-      <w:proofErr w:type="spellEnd"/>
-      <w:r>
-        <w:t xml:space="preserve"> úthossz számításra </w:t>
-      </w:r>
-      <w:r>
-        <w:t>két koordináta között</w:t>
-      </w:r>
-      <w:r>
-        <w:t xml:space="preserve">, és a </w:t>
-      </w:r>
-      <w:r>
-        <w:rPr>
-          <w:b/>
-          <w:bCs/>
-        </w:rPr>
-        <w:t>Rap</w:t>
-      </w:r>
-      <w:proofErr w:type="spellStart"/>
-      <w:r>
-        <w:rPr>
-          <w:b/>
-          <w:bCs/>
-        </w:rPr>
-        <w:t>idApi</w:t>
-      </w:r>
-      <w:proofErr w:type="spellEnd"/>
-      <w:r>
-        <w:t>, amely az autók modellét, pontos típusát, székek számát és fogyasztását hivatott megadni.</w:t>
-      </w:r>
-      <w:r>
-        <w:t xml:space="preserve"> Ezen információk segítségével a felhasználó könnyedén megosztja a fuvarját az oldalon, ami automatikus árat szab az utasok számára, ezzel elkerülve a sofőr profitmaximalizálását.</w:t>
+        <w:t>RapidApi</w:t>
+      </w:r>
+      <w:r>
+        <w:t>, amely az autók modellét, pontos típusát, székek számát és fogyasztását hivatott megadni. Ezen információk segítségével a felhasználó könnyedén megosztja a fuvarját az oldalon, ami automatikus árat szab az utasok számára, ezzel elkerülve a sofőr profitmaximalizálását.</w:t>
       </w:r>
     </w:p>
     <w:p>
-      <w:r>
-        <w:t>A projektben fellelhető elemként szerepel még valós-idejű chat, helymeghatározás térképen, értékelési rendszer és időzített email küldés.</w:t>
-      </w:r>
+      <w:pPr>
+        <w:pStyle w:val="Cmsor1"/>
+      </w:pPr>
+      <w:r>
+        <w:lastRenderedPageBreak/>
+        <w:t xml:space="preserve">Út árának </w:t>
+      </w:r>
+      <w:r>
+        <w:t>számítása</w:t>
+      </w:r>
+      <w:r>
+        <w:t xml:space="preserve"> — </w:t>
+      </w:r>
+      <w:proofErr w:type="spellStart"/>
+      <w:r>
+        <w:t>PriceCalculatorService</w:t>
+      </w:r>
+      <w:proofErr w:type="spellEnd"/>
     </w:p>
     <w:p>
-      <w:pPr>
-        <w:pStyle w:val="1"/>
-        <w:ind w:firstLine="0"/>
-      </w:pPr>
+      <w:r>
+        <w:t>A rendszer egyediség</w:t>
+      </w:r>
+      <w:r>
+        <w:t>e</w:t>
+      </w:r>
+      <w:r>
+        <w:t xml:space="preserve">, az egy utasra jutó költségek kiszámítása. Ahhoz, hogy ezt meg tudjuk tenni több </w:t>
+      </w:r>
+      <w:r>
+        <w:t>egymástól független</w:t>
+      </w:r>
+      <w:r>
+        <w:t xml:space="preserve"> adatra van szükségünk, mint ülések száma,</w:t>
+      </w:r>
+      <w:r>
+        <w:t xml:space="preserve"> autó évjárat, tervezett út hossza, amortizáció értéke kilométerenként, üzemanyag-fogyasztás és az üzemanyag ára.</w:t>
+      </w:r>
+      <w:r>
+        <w:t xml:space="preserve"> Az alkalmazás az imént említett paraméterek kiszámítására különféle megoldásokat alkalmaz, hogy végeredményként egy objektív ár-számítást kapjunk.</w:t>
+      </w:r>
     </w:p>
     <w:p>
-      <w:pPr>
-        <w:pStyle w:val="1"/>
-        <w:ind w:firstLine="0"/>
-      </w:pPr>
+      <w:r>
+        <w:t xml:space="preserve">Az architektúra hatékonysága és a </w:t>
+      </w:r>
+      <w:proofErr w:type="spellStart"/>
+      <w:r>
+        <w:t>clean</w:t>
+      </w:r>
+      <w:proofErr w:type="spellEnd"/>
+      <w:r>
+        <w:t xml:space="preserve"> </w:t>
+      </w:r>
+      <w:proofErr w:type="spellStart"/>
+      <w:r>
+        <w:t>code</w:t>
+      </w:r>
+      <w:proofErr w:type="spellEnd"/>
+      <w:r>
+        <w:t xml:space="preserve"> elvek betartása végett a számítás egy Spring</w:t>
+      </w:r>
+      <w:r>
+        <w:t xml:space="preserve"> keretrendszer </w:t>
+      </w:r>
+      <w:r>
+        <w:t xml:space="preserve">által menedzselt Service osztályra van bízva, a </w:t>
+      </w:r>
+      <w:proofErr w:type="spellStart"/>
+      <w:r>
+        <w:rPr>
+          <w:i/>
+          <w:iCs/>
+        </w:rPr>
+        <w:t>PriceCalculatorService</w:t>
+      </w:r>
+      <w:proofErr w:type="spellEnd"/>
+      <w:r>
+        <w:rPr>
+          <w:i/>
+          <w:iCs/>
+        </w:rPr>
+        <w:t xml:space="preserve"> </w:t>
+      </w:r>
+      <w:r>
+        <w:t>-re</w:t>
+      </w:r>
+      <w:r>
+        <w:t>.</w:t>
+      </w:r>
+      <w:r>
+        <w:t xml:space="preserve"> </w:t>
+      </w:r>
+      <w:r>
+        <w:t>A Service</w:t>
+      </w:r>
+      <w:r>
+        <w:t xml:space="preserve"> </w:t>
+      </w:r>
+      <w:proofErr w:type="spellStart"/>
+      <w:r>
+        <w:t>getPrice</w:t>
+      </w:r>
+      <w:proofErr w:type="spellEnd"/>
+      <w:r>
+        <w:t xml:space="preserve"> metódusa</w:t>
+      </w:r>
+      <w:r>
+        <w:t xml:space="preserve"> — amit a </w:t>
+      </w:r>
+      <w:proofErr w:type="spellStart"/>
+      <w:r>
+        <w:rPr>
+          <w:i/>
+          <w:iCs/>
+        </w:rPr>
+        <w:t>DriveController</w:t>
+      </w:r>
+      <w:proofErr w:type="spellEnd"/>
+      <w:r>
+        <w:rPr>
+          <w:i/>
+          <w:iCs/>
+        </w:rPr>
+        <w:t xml:space="preserve"> </w:t>
+      </w:r>
+      <w:r>
+        <w:t>hív meg —</w:t>
+      </w:r>
+      <w:r>
+        <w:t xml:space="preserve"> </w:t>
+      </w:r>
+      <w:r>
+        <w:t>hét kritikus paraméter alapján határozza meg a végleges díjat</w:t>
+      </w:r>
+      <w:r>
+        <w:t xml:space="preserve">. A függvény meghívása előtt a </w:t>
+      </w:r>
+      <w:proofErr w:type="spellStart"/>
+      <w:r>
+        <w:t>Controller</w:t>
+      </w:r>
+      <w:proofErr w:type="spellEnd"/>
+      <w:r>
+        <w:t xml:space="preserve"> kiszámítja a hosszúsági és szélességi koordinátáit az indulási és az érkezési városoknak a G</w:t>
+      </w:r>
+      <w:proofErr w:type="spellStart"/>
+      <w:r>
+        <w:t>eocoding</w:t>
+      </w:r>
+      <w:proofErr w:type="spellEnd"/>
+      <w:r>
+        <w:t xml:space="preserve"> API segítségével. Az ár</w:t>
+      </w:r>
+      <w:r>
+        <w:t>-</w:t>
+      </w:r>
+      <w:r>
+        <w:t xml:space="preserve">kalkuláló </w:t>
+      </w:r>
+      <w:r>
+        <w:t>osztálynak függőségeiként felsorolható</w:t>
+      </w:r>
+      <w:r>
+        <w:t>k</w:t>
+      </w:r>
+      <w:r>
+        <w:t xml:space="preserve"> a </w:t>
+      </w:r>
+      <w:proofErr w:type="spellStart"/>
+      <w:r>
+        <w:rPr>
+          <w:i/>
+          <w:iCs/>
+        </w:rPr>
+        <w:t>RouteService</w:t>
+      </w:r>
+      <w:proofErr w:type="spellEnd"/>
+      <w:r>
+        <w:t xml:space="preserve"> és </w:t>
+      </w:r>
+      <w:proofErr w:type="spellStart"/>
+      <w:r>
+        <w:rPr>
+          <w:i/>
+          <w:iCs/>
+        </w:rPr>
+        <w:t>RouteRepository</w:t>
+      </w:r>
+      <w:proofErr w:type="spellEnd"/>
+      <w:r>
+        <w:t xml:space="preserve">, melyek a megtett út hosszát hivatottak visszaadni, illetve a </w:t>
+      </w:r>
+      <w:proofErr w:type="spellStart"/>
+      <w:r>
+        <w:rPr>
+          <w:i/>
+          <w:iCs/>
+        </w:rPr>
+        <w:t>RapidApiCarService</w:t>
+      </w:r>
+      <w:proofErr w:type="spellEnd"/>
+      <w:r>
+        <w:t>, ami segítségünkre van az évjárat, fogyasztás és férőhelyek számának</w:t>
+      </w:r>
+      <w:r>
+        <w:t xml:space="preserve"> elérésében</w:t>
+      </w:r>
+      <w:r>
+        <w:t>.</w:t>
+      </w:r>
+      <w:r>
+        <w:t xml:space="preserve"> Mindkét felsorolt Service „</w:t>
+      </w:r>
+      <w:proofErr w:type="spellStart"/>
+      <w:r>
+        <w:t>caching</w:t>
+      </w:r>
+      <w:proofErr w:type="spellEnd"/>
+      <w:r>
+        <w:t>” mechanizmussal van ellátva, mert a külső API, amit használnak véges számú ingyenes kéréssel használhatók.</w:t>
+      </w:r>
+    </w:p>
+    <w:p>
+      <w:pPr>
+        <w:pStyle w:val="Cmsor2"/>
+      </w:pPr>
+      <w:r>
+        <w:t>Tervezett út hossza</w:t>
+      </w:r>
+    </w:p>
+    <w:p>
+      <w:r>
+        <w:t xml:space="preserve">A </w:t>
+      </w:r>
+      <w:proofErr w:type="spellStart"/>
+      <w:r>
+        <w:rPr>
+          <w:i/>
+          <w:iCs/>
+        </w:rPr>
+        <w:t>RouteService</w:t>
+      </w:r>
+      <w:proofErr w:type="spellEnd"/>
+      <w:r>
+        <w:rPr>
+          <w:i/>
+          <w:iCs/>
+        </w:rPr>
+        <w:t xml:space="preserve"> </w:t>
+      </w:r>
+      <w:r>
+        <w:t>osztály felel a</w:t>
+      </w:r>
+      <w:r>
+        <w:t xml:space="preserve">z </w:t>
+      </w:r>
+      <w:r>
+        <w:t xml:space="preserve">út </w:t>
+      </w:r>
+      <w:r>
+        <w:t xml:space="preserve">hosszának </w:t>
+      </w:r>
+      <w:r>
+        <w:t>kiszámításáért</w:t>
+      </w:r>
+      <w:r>
+        <w:t xml:space="preserve">, az Open </w:t>
+      </w:r>
+      <w:proofErr w:type="spellStart"/>
+      <w:r>
+        <w:t>Route</w:t>
+      </w:r>
+      <w:proofErr w:type="spellEnd"/>
+      <w:r>
+        <w:t xml:space="preserve"> Service külső API segítségével.</w:t>
+      </w:r>
+      <w:r>
+        <w:t xml:space="preserve"> A kommunikáció HTTP protokollon keresztül, az adatcsere JSON formátumban zajlik. A JSON objektumokat a Jackson nevű könyvtár </w:t>
+      </w:r>
+      <w:proofErr w:type="spellStart"/>
+      <w:r>
+        <w:t>szerializálja</w:t>
+      </w:r>
+      <w:proofErr w:type="spellEnd"/>
+      <w:r>
+        <w:t xml:space="preserve"> és </w:t>
+      </w:r>
+      <w:proofErr w:type="spellStart"/>
+      <w:r>
+        <w:t>deszerializálja</w:t>
+      </w:r>
+      <w:proofErr w:type="spellEnd"/>
+      <w:r>
+        <w:t xml:space="preserve"> Java objektumokból.</w:t>
+      </w:r>
+    </w:p>
+    <w:p>
+      <w:r>
+        <w:t xml:space="preserve">Tartozik az osztályhoz kettő darab </w:t>
+      </w:r>
+      <w:r>
+        <w:t>kommunikációhoz</w:t>
+      </w:r>
+      <w:r>
+        <w:t xml:space="preserve"> </w:t>
+      </w:r>
+      <w:r>
+        <w:t>használt</w:t>
+      </w:r>
+      <w:r>
+        <w:t xml:space="preserve"> belső</w:t>
+      </w:r>
+      <w:r>
+        <w:t xml:space="preserve"> osztály: </w:t>
+      </w:r>
+      <w:proofErr w:type="spellStart"/>
+      <w:r>
+        <w:rPr>
+          <w:i/>
+          <w:iCs/>
+        </w:rPr>
+        <w:t>ORSRequest</w:t>
+      </w:r>
+      <w:proofErr w:type="spellEnd"/>
+      <w:r>
+        <w:t xml:space="preserve"> és </w:t>
+      </w:r>
+      <w:proofErr w:type="spellStart"/>
+      <w:r>
+        <w:rPr>
+          <w:i/>
+          <w:iCs/>
+        </w:rPr>
+        <w:t>ORSResponse</w:t>
+      </w:r>
+      <w:proofErr w:type="spellEnd"/>
+      <w:r>
+        <w:t>. Előbbi az, amit a</w:t>
+      </w:r>
+      <w:r>
+        <w:t xml:space="preserve"> </w:t>
+      </w:r>
+      <w:r>
+        <w:t>hívás body-</w:t>
+      </w:r>
+      <w:proofErr w:type="spellStart"/>
+      <w:r>
+        <w:t>ba</w:t>
+      </w:r>
+      <w:proofErr w:type="spellEnd"/>
+      <w:r>
+        <w:t xml:space="preserve"> küldünk, ez tartalmaz egy két dimenziójú lebegőpontos tömböt (</w:t>
+      </w:r>
+      <w:proofErr w:type="spellStart"/>
+      <w:r>
+        <w:t>locations</w:t>
+      </w:r>
+      <w:proofErr w:type="spellEnd"/>
+      <w:r>
+        <w:t xml:space="preserve">) és </w:t>
+      </w:r>
+      <w:proofErr w:type="spellStart"/>
+      <w:r>
+        <w:t>string</w:t>
+      </w:r>
+      <w:proofErr w:type="spellEnd"/>
+      <w:r>
+        <w:t xml:space="preserve"> listát (</w:t>
+      </w:r>
+      <w:proofErr w:type="spellStart"/>
+      <w:r>
+        <w:t>metrics</w:t>
+      </w:r>
+      <w:proofErr w:type="spellEnd"/>
+      <w:r>
+        <w:t>).</w:t>
+      </w:r>
+      <w:r>
+        <w:t xml:space="preserve"> A</w:t>
+      </w:r>
+      <w:r>
+        <w:t xml:space="preserve"> „</w:t>
+      </w:r>
+      <w:proofErr w:type="spellStart"/>
+      <w:r>
+        <w:t>l</w:t>
+      </w:r>
+      <w:r>
+        <w:t>ocations</w:t>
+      </w:r>
+      <w:proofErr w:type="spellEnd"/>
+      <w:r>
+        <w:t>” a kiindulási és érkezési pontok koordinátáit hordozza, a „</w:t>
+      </w:r>
+      <w:proofErr w:type="spellStart"/>
+      <w:r>
+        <w:t>metrics</w:t>
+      </w:r>
+      <w:proofErr w:type="spellEnd"/>
+      <w:r>
+        <w:t xml:space="preserve">” pedig a válaszban várt értékeket. </w:t>
+      </w:r>
+      <w:proofErr w:type="spellStart"/>
+      <w:r>
+        <w:t>Pédául</w:t>
+      </w:r>
+      <w:proofErr w:type="spellEnd"/>
+      <w:r>
+        <w:t>, h</w:t>
+      </w:r>
+      <w:r>
+        <w:t>a a „</w:t>
+      </w:r>
+      <w:proofErr w:type="spellStart"/>
+      <w:r>
+        <w:t>metrics</w:t>
+      </w:r>
+      <w:proofErr w:type="spellEnd"/>
+      <w:r>
+        <w:t xml:space="preserve">” -ben benne van a </w:t>
+      </w:r>
+      <w:proofErr w:type="spellStart"/>
+      <w:r>
+        <w:t>distance</w:t>
+      </w:r>
+      <w:proofErr w:type="spellEnd"/>
+      <w:r>
+        <w:t xml:space="preserve"> szó, akkor a válasz tartalmazni fogja a távolságot méterben. Utóbbi</w:t>
+      </w:r>
+      <w:r>
+        <w:t xml:space="preserve">, vagyis az </w:t>
+      </w:r>
+      <w:proofErr w:type="spellStart"/>
+      <w:r>
+        <w:rPr>
+          <w:i/>
+          <w:iCs/>
+        </w:rPr>
+        <w:t>ORSResponse</w:t>
+      </w:r>
+      <w:proofErr w:type="spellEnd"/>
+      <w:r>
+        <w:t xml:space="preserve"> az</w:t>
+      </w:r>
+      <w:r>
+        <w:t xml:space="preserve"> </w:t>
+      </w:r>
+      <w:r>
+        <w:t>kettő</w:t>
+      </w:r>
+      <w:r>
+        <w:t xml:space="preserve"> két-dimenziós lebegőpontos tömböt zár magába</w:t>
+      </w:r>
+      <w:r>
+        <w:t xml:space="preserve"> </w:t>
+      </w:r>
+      <w:r>
+        <w:t>(</w:t>
+      </w:r>
+      <w:proofErr w:type="spellStart"/>
+      <w:r>
+        <w:t>distances</w:t>
+      </w:r>
+      <w:proofErr w:type="spellEnd"/>
+      <w:r>
+        <w:t xml:space="preserve"> és </w:t>
+      </w:r>
+      <w:proofErr w:type="spellStart"/>
+      <w:r>
+        <w:t>durations</w:t>
+      </w:r>
+      <w:proofErr w:type="spellEnd"/>
+      <w:r>
+        <w:t>)</w:t>
+      </w:r>
+      <w:r>
+        <w:t xml:space="preserve">. </w:t>
+      </w:r>
+      <w:r>
+        <w:t xml:space="preserve">Az osztálynak egy </w:t>
+      </w:r>
+      <w:proofErr w:type="spellStart"/>
+      <w:r>
+        <w:t>getResponse</w:t>
+      </w:r>
+      <w:proofErr w:type="spellEnd"/>
+      <w:r>
+        <w:t xml:space="preserve"> </w:t>
+      </w:r>
+      <w:r>
+        <w:t>metódusa van</w:t>
+      </w:r>
+      <w:r>
+        <w:t xml:space="preserve">, ami meghívja a koordinátákkal az API -t és visszatér egy </w:t>
+      </w:r>
+      <w:proofErr w:type="spellStart"/>
+      <w:r>
+        <w:rPr>
+          <w:i/>
+          <w:iCs/>
+        </w:rPr>
+        <w:t>ORSResponse</w:t>
+      </w:r>
+      <w:proofErr w:type="spellEnd"/>
+      <w:r>
+        <w:t xml:space="preserve"> objektummal.</w:t>
+      </w:r>
+      <w:r>
+        <w:t xml:space="preserve"> Ennek az objektumnak a </w:t>
+      </w:r>
+      <w:proofErr w:type="spellStart"/>
+      <w:r>
+        <w:t>distances</w:t>
+      </w:r>
+      <w:proofErr w:type="spellEnd"/>
+      <w:r>
+        <w:t xml:space="preserve"> adattagjából szerzi meg az ár-kalkuláló osztály a távolságot méterben. Ezt a számadatot a későbbi számítások érdekében kilométerre váltjuk át.</w:t>
+      </w:r>
+    </w:p>
+    <w:p>
+      <w:r>
+        <w:lastRenderedPageBreak/>
+        <w:t xml:space="preserve">A külső API hívások minimalizálása és a válaszidő csökkentése érdekében a rendszer saját </w:t>
+      </w:r>
+      <w:proofErr w:type="spellStart"/>
+      <w:r>
+        <w:t>gyorsítótárazási</w:t>
+      </w:r>
+      <w:proofErr w:type="spellEnd"/>
+      <w:r>
+        <w:t xml:space="preserve"> mechanizmust végez, hogy az útvonalak hossza két város között egynél többször ne legyen lekérve. A </w:t>
+      </w:r>
+      <w:proofErr w:type="spellStart"/>
+      <w:r>
+        <w:rPr>
+          <w:i/>
+          <w:iCs/>
+        </w:rPr>
+        <w:t>Route</w:t>
+      </w:r>
+      <w:proofErr w:type="spellEnd"/>
+      <w:r>
+        <w:rPr>
+          <w:i/>
+          <w:iCs/>
+        </w:rPr>
+        <w:t xml:space="preserve"> </w:t>
+      </w:r>
+      <w:r>
+        <w:t>Java osztály reprezentálja az eltárolandó entitást, ami eltárolja a két végpont</w:t>
+      </w:r>
+      <w:r>
+        <w:t xml:space="preserve"> nevét,</w:t>
+      </w:r>
+      <w:r>
+        <w:t xml:space="preserve"> koordinátáit, a köztük lévő távolságot és az út megtételére átlagosan töltött időt. Az entitás egyedi azonosítója egy összetett kulcs a </w:t>
+      </w:r>
+      <w:proofErr w:type="spellStart"/>
+      <w:r>
+        <w:rPr>
+          <w:i/>
+          <w:iCs/>
+        </w:rPr>
+        <w:t>RouteId</w:t>
+      </w:r>
+      <w:proofErr w:type="spellEnd"/>
+      <w:r>
+        <w:t>, aminek egy speciális normalizáló metódusa van, hogy ne tároljunk redundáns adatokat. Az algoritmus mindig a kiindulási pontnak választja az ABC-sorrendben hamarabb következő várost, így a „Szeged — Budapest” és a „Budapest — Szeged” utak csak egyszer lesznek letárolva, hisz a távolság ugyanaz marad köztük.</w:t>
+      </w:r>
+    </w:p>
+    <w:p>
+      <w:pPr>
+        <w:pStyle w:val="Cmsor2"/>
+      </w:pPr>
+      <w:r>
+        <w:t>Férőhelyek, fogyasztás és gyártási év</w:t>
+      </w:r>
     </w:p>
     <w:sectPr>
-      <w:footerReference w:type="default" r:id="rId7"/>
+      <w:footerReference w:type="default" r:id="rId8"/>
       <w:pgSz w:w="11906" w:h="16838"/>
       <w:pgMar w:top="1418" w:right="1418" w:bottom="1418" w:left="1418" w:header="709" w:footer="709" w:gutter="0"/>
       <w:cols w:space="708"/>
@@ -844,7 +2495,7 @@
         <w:footnoteRef/>
       </w:r>
       <w:r>
-        <w:t xml:space="preserve"> Szállítás: informatikai értelemben a szállítás, vagy </w:t>
+        <w:t xml:space="preserve"> Szállítás: Informatikai értelemben a szállítás, vagy </w:t>
       </w:r>
       <w:proofErr w:type="spellStart"/>
       <w:r>
@@ -853,10 +2504,215 @@
       <w:proofErr w:type="spellEnd"/>
       <w:r>
         <w:t xml:space="preserve"> azt a fogalmat jelenti, amikor egy szoftvert éles környezetbe helyezzük.</w:t>
+      </w:r>
+    </w:p>
+  </w:footnote>
+  <w:footnote w:id="2">
+    <w:p>
+      <w:pPr>
+        <w:pStyle w:val="Lbjegyzetszveg"/>
+      </w:pPr>
+      <w:r>
+        <w:rPr>
+          <w:rStyle w:val="Lbjegyzet-hivatkozs"/>
+        </w:rPr>
+        <w:footnoteRef/>
+      </w:r>
+      <w:r>
+        <w:t xml:space="preserve"> Instance: Szoftverfejlesztés világában instance-nek hívunk egy futó alkalmazás példányát. Ez a fogalom konténerizációs környezetben a legelterjedtebb.</w:t>
       </w:r>
     </w:p>
   </w:footnote>
 </w:footnotes>
+</file>
+
+<file path=word/numbering.xml><?xml version="1.0" encoding="utf-8"?>
+<w:numbering xmlns:wpc="http://schemas.microsoft.com/office/word/2010/wordprocessingCanvas" xmlns:cx="http://schemas.microsoft.com/office/drawing/2014/chartex" xmlns:cx1="http://schemas.microsoft.com/office/drawing/2015/9/8/chartex" xmlns:cx2="http://schemas.microsoft.com/office/drawing/2015/10/21/chartex" xmlns:cx3="http://schemas.microsoft.com/office/drawing/2016/5/9/chartex" xmlns:cx4="http://schemas.microsoft.com/office/drawing/2016/5/10/chartex" xmlns:cx5="http://schemas.microsoft.com/office/drawing/2016/5/11/chartex" xmlns:cx6="http://schemas.microsoft.com/office/drawing/2016/5/12/chartex" xmlns:cx7="http://schemas.microsoft.com/office/drawing/2016/5/13/chartex" xmlns:cx8="http://schemas.microsoft.com/office/drawing/2016/5/14/chartex" xmlns:mc="http://schemas.openxmlformats.org/markup-compatibility/2006" xmlns:aink="http://schemas.microsoft.com/office/drawing/2016/ink" xmlns:am3d="http://schemas.microsoft.com/office/drawing/2017/model3d" xmlns:o="urn:schemas-microsoft-com:office:office" xmlns:oel="http://schemas.microsoft.com/office/2019/extlst" xmlns:r="http://schemas.openxmlformats.org/officeDocument/2006/relationships" xmlns:m="http://schemas.openxmlformats.org/officeDocument/2006/math" xmlns:v="urn:schemas-microsoft-com:vml" xmlns:wp14="http://schemas.microsoft.com/office/word/2010/wordprocessingDrawing" xmlns:wp="http://schemas.openxmlformats.org/drawingml/2006/wordprocessingDrawing" xmlns:w10="urn:schemas-microsoft-com:office:word" xmlns:w="http://schemas.openxmlformats.org/wordprocessingml/2006/main" xmlns:w14="http://schemas.microsoft.com/office/word/2010/wordml" xmlns:w15="http://schemas.microsoft.com/office/word/2012/wordml" xmlns:w16cex="http://schemas.microsoft.com/office/word/2018/wordml/cex" xmlns:w16cid="http://schemas.microsoft.com/office/word/2016/wordml/cid" xmlns:w16="http://schemas.microsoft.com/office/word/2018/wordml" xmlns:w16du="http://schemas.microsoft.com/office/word/2023/wordml/word16du" xmlns:w16sdtdh="http://schemas.microsoft.com/office/word/2020/wordml/sdtdatahash" xmlns:w16sdtfl="http://schemas.microsoft.com/office/word/2024/wordml/sdtformatlock" xmlns:w16se="http://schemas.microsoft.com/office/word/2015/wordml/symex" xmlns:wpg="http://schemas.microsoft.com/office/word/2010/wordprocessingGroup" xmlns:wpi="http://schemas.microsoft.com/office/word/2010/wordprocessingInk" xmlns:wne="http://schemas.microsoft.com/office/word/2006/wordml" xmlns:wps="http://schemas.microsoft.com/office/word/2010/wordprocessingShape" mc:Ignorable="w14 w15 w16se w16cid w16 w16cex w16sdtdh w16sdtfl w16du wp14">
+  <w:abstractNum w:abstractNumId="0" w15:restartNumberingAfterBreak="0">
+    <w:nsid w:val="05CC24FE"/>
+    <w:multiLevelType w:val="hybridMultilevel"/>
+    <w:tmpl w:val="4D08C00C"/>
+    <w:lvl w:ilvl="0" w:tplc="D48A40AA">
+      <w:start w:val="1"/>
+      <w:numFmt w:val="decimal"/>
+      <w:lvlText w:val="%1."/>
+      <w:lvlJc w:val="left"/>
+      <w:pPr>
+        <w:ind w:left="927" w:hanging="360"/>
+      </w:pPr>
+      <w:rPr>
+        <w:rFonts w:hint="default"/>
+      </w:rPr>
+    </w:lvl>
+    <w:lvl w:ilvl="1" w:tplc="08090019" w:tentative="1">
+      <w:start w:val="1"/>
+      <w:numFmt w:val="lowerLetter"/>
+      <w:lvlText w:val="%2."/>
+      <w:lvlJc w:val="left"/>
+      <w:pPr>
+        <w:ind w:left="1647" w:hanging="360"/>
+      </w:pPr>
+    </w:lvl>
+    <w:lvl w:ilvl="2" w:tplc="0809001B" w:tentative="1">
+      <w:start w:val="1"/>
+      <w:numFmt w:val="lowerRoman"/>
+      <w:lvlText w:val="%3."/>
+      <w:lvlJc w:val="right"/>
+      <w:pPr>
+        <w:ind w:left="2367" w:hanging="180"/>
+      </w:pPr>
+    </w:lvl>
+    <w:lvl w:ilvl="3" w:tplc="0809000F" w:tentative="1">
+      <w:start w:val="1"/>
+      <w:numFmt w:val="decimal"/>
+      <w:lvlText w:val="%4."/>
+      <w:lvlJc w:val="left"/>
+      <w:pPr>
+        <w:ind w:left="3087" w:hanging="360"/>
+      </w:pPr>
+    </w:lvl>
+    <w:lvl w:ilvl="4" w:tplc="08090019" w:tentative="1">
+      <w:start w:val="1"/>
+      <w:numFmt w:val="lowerLetter"/>
+      <w:lvlText w:val="%5."/>
+      <w:lvlJc w:val="left"/>
+      <w:pPr>
+        <w:ind w:left="3807" w:hanging="360"/>
+      </w:pPr>
+    </w:lvl>
+    <w:lvl w:ilvl="5" w:tplc="0809001B" w:tentative="1">
+      <w:start w:val="1"/>
+      <w:numFmt w:val="lowerRoman"/>
+      <w:lvlText w:val="%6."/>
+      <w:lvlJc w:val="right"/>
+      <w:pPr>
+        <w:ind w:left="4527" w:hanging="180"/>
+      </w:pPr>
+    </w:lvl>
+    <w:lvl w:ilvl="6" w:tplc="0809000F" w:tentative="1">
+      <w:start w:val="1"/>
+      <w:numFmt w:val="decimal"/>
+      <w:lvlText w:val="%7."/>
+      <w:lvlJc w:val="left"/>
+      <w:pPr>
+        <w:ind w:left="5247" w:hanging="360"/>
+      </w:pPr>
+    </w:lvl>
+    <w:lvl w:ilvl="7" w:tplc="08090019" w:tentative="1">
+      <w:start w:val="1"/>
+      <w:numFmt w:val="lowerLetter"/>
+      <w:lvlText w:val="%8."/>
+      <w:lvlJc w:val="left"/>
+      <w:pPr>
+        <w:ind w:left="5967" w:hanging="360"/>
+      </w:pPr>
+    </w:lvl>
+    <w:lvl w:ilvl="8" w:tplc="0809001B" w:tentative="1">
+      <w:start w:val="1"/>
+      <w:numFmt w:val="lowerRoman"/>
+      <w:lvlText w:val="%9."/>
+      <w:lvlJc w:val="right"/>
+      <w:pPr>
+        <w:ind w:left="6687" w:hanging="180"/>
+      </w:pPr>
+    </w:lvl>
+  </w:abstractNum>
+  <w:abstractNum w:abstractNumId="1" w15:restartNumberingAfterBreak="0">
+    <w:nsid w:val="7B1D5162"/>
+    <w:multiLevelType w:val="hybridMultilevel"/>
+    <w:tmpl w:val="50B6C954"/>
+    <w:lvl w:ilvl="0" w:tplc="2A82330A">
+      <w:start w:val="1"/>
+      <w:numFmt w:val="decimal"/>
+      <w:lvlText w:val="%1."/>
+      <w:lvlJc w:val="left"/>
+      <w:pPr>
+        <w:ind w:left="927" w:hanging="360"/>
+      </w:pPr>
+      <w:rPr>
+        <w:rFonts w:hint="default"/>
+      </w:rPr>
+    </w:lvl>
+    <w:lvl w:ilvl="1" w:tplc="08090019" w:tentative="1">
+      <w:start w:val="1"/>
+      <w:numFmt w:val="lowerLetter"/>
+      <w:lvlText w:val="%2."/>
+      <w:lvlJc w:val="left"/>
+      <w:pPr>
+        <w:ind w:left="1647" w:hanging="360"/>
+      </w:pPr>
+    </w:lvl>
+    <w:lvl w:ilvl="2" w:tplc="0809001B" w:tentative="1">
+      <w:start w:val="1"/>
+      <w:numFmt w:val="lowerRoman"/>
+      <w:lvlText w:val="%3."/>
+      <w:lvlJc w:val="right"/>
+      <w:pPr>
+        <w:ind w:left="2367" w:hanging="180"/>
+      </w:pPr>
+    </w:lvl>
+    <w:lvl w:ilvl="3" w:tplc="0809000F" w:tentative="1">
+      <w:start w:val="1"/>
+      <w:numFmt w:val="decimal"/>
+      <w:lvlText w:val="%4."/>
+      <w:lvlJc w:val="left"/>
+      <w:pPr>
+        <w:ind w:left="3087" w:hanging="360"/>
+      </w:pPr>
+    </w:lvl>
+    <w:lvl w:ilvl="4" w:tplc="08090019" w:tentative="1">
+      <w:start w:val="1"/>
+      <w:numFmt w:val="lowerLetter"/>
+      <w:lvlText w:val="%5."/>
+      <w:lvlJc w:val="left"/>
+      <w:pPr>
+        <w:ind w:left="3807" w:hanging="360"/>
+      </w:pPr>
+    </w:lvl>
+    <w:lvl w:ilvl="5" w:tplc="0809001B" w:tentative="1">
+      <w:start w:val="1"/>
+      <w:numFmt w:val="lowerRoman"/>
+      <w:lvlText w:val="%6."/>
+      <w:lvlJc w:val="right"/>
+      <w:pPr>
+        <w:ind w:left="4527" w:hanging="180"/>
+      </w:pPr>
+    </w:lvl>
+    <w:lvl w:ilvl="6" w:tplc="0809000F" w:tentative="1">
+      <w:start w:val="1"/>
+      <w:numFmt w:val="decimal"/>
+      <w:lvlText w:val="%7."/>
+      <w:lvlJc w:val="left"/>
+      <w:pPr>
+        <w:ind w:left="5247" w:hanging="360"/>
+      </w:pPr>
+    </w:lvl>
+    <w:lvl w:ilvl="7" w:tplc="08090019" w:tentative="1">
+      <w:start w:val="1"/>
+      <w:numFmt w:val="lowerLetter"/>
+      <w:lvlText w:val="%8."/>
+      <w:lvlJc w:val="left"/>
+      <w:pPr>
+        <w:ind w:left="5967" w:hanging="360"/>
+      </w:pPr>
+    </w:lvl>
+    <w:lvl w:ilvl="8" w:tplc="0809001B" w:tentative="1">
+      <w:start w:val="1"/>
+      <w:numFmt w:val="lowerRoman"/>
+      <w:lvlText w:val="%9."/>
+      <w:lvlJc w:val="right"/>
+      <w:pPr>
+        <w:ind w:left="6687" w:hanging="180"/>
+      </w:pPr>
+    </w:lvl>
+  </w:abstractNum>
+  <w:num w:numId="1" w16cid:durableId="1892501131">
+    <w:abstractNumId w:val="1"/>
+  </w:num>
+  <w:num w:numId="2" w16cid:durableId="1427115281">
+    <w:abstractNumId w:val="0"/>
+  </w:num>
+</w:numbering>
 </file>
 
 <file path=word/styles.xml><?xml version="1.0" encoding="utf-8"?>
@@ -1273,46 +3129,29 @@
   </w:style>
   <w:style w:type="paragraph" w:styleId="Cmsor1">
     <w:name w:val="heading 1"/>
-    <w:basedOn w:val="Norml"/>
+    <w:basedOn w:val="1"/>
     <w:next w:val="Norml"/>
     <w:link w:val="Cmsor1Char"/>
     <w:uiPriority w:val="9"/>
     <w:qFormat/>
-    <w:rsid w:val="00996292"/>
-    <w:pPr>
-      <w:keepNext/>
-      <w:keepLines/>
-      <w:spacing w:before="360" w:after="80"/>
-      <w:outlineLvl w:val="0"/>
-    </w:pPr>
-    <w:rPr>
-      <w:rFonts w:asciiTheme="majorHAnsi" w:eastAsiaTheme="majorEastAsia" w:hAnsiTheme="majorHAnsi" w:cstheme="majorBidi"/>
-      <w:color w:val="0F4761" w:themeColor="accent1" w:themeShade="BF"/>
-      <w:sz w:val="40"/>
-      <w:szCs w:val="40"/>
-    </w:rPr>
+    <w:rsid w:val="000A6503"/>
   </w:style>
   <w:style w:type="paragraph" w:styleId="Cmsor2">
     <w:name w:val="heading 2"/>
-    <w:basedOn w:val="Norml"/>
+    <w:basedOn w:val="Cmsor1"/>
     <w:next w:val="Norml"/>
     <w:link w:val="Cmsor2Char"/>
     <w:uiPriority w:val="9"/>
-    <w:semiHidden/>
     <w:unhideWhenUsed/>
     <w:qFormat/>
-    <w:rsid w:val="00996292"/>
+    <w:rsid w:val="00B94341"/>
     <w:pPr>
-      <w:keepNext/>
-      <w:keepLines/>
-      <w:spacing w:before="160" w:after="80"/>
+      <w:pageBreakBefore w:val="0"/>
+      <w:spacing w:before="120"/>
       <w:outlineLvl w:val="1"/>
     </w:pPr>
     <w:rPr>
-      <w:rFonts w:asciiTheme="majorHAnsi" w:eastAsiaTheme="majorEastAsia" w:hAnsiTheme="majorHAnsi" w:cstheme="majorBidi"/>
-      <w:color w:val="0F4761" w:themeColor="accent1" w:themeShade="BF"/>
-      <w:sz w:val="32"/>
-      <w:szCs w:val="32"/>
+      <w:sz w:val="28"/>
     </w:rPr>
   </w:style>
   <w:style w:type="paragraph" w:styleId="Cmsor3">
@@ -1473,7 +3312,6 @@
   <w:style w:type="character" w:default="1" w:styleId="Bekezdsalapbettpusa">
     <w:name w:val="Default Paragraph Font"/>
     <w:uiPriority w:val="1"/>
-    <w:semiHidden/>
     <w:unhideWhenUsed/>
   </w:style>
   <w:style w:type="table" w:default="1" w:styleId="Normltblzat">
@@ -1502,12 +3340,15 @@
     <w:basedOn w:val="Bekezdsalapbettpusa"/>
     <w:link w:val="Cmsor1"/>
     <w:uiPriority w:val="9"/>
-    <w:rsid w:val="00996292"/>
+    <w:rsid w:val="000A6503"/>
     <w:rPr>
-      <w:rFonts w:asciiTheme="majorHAnsi" w:eastAsiaTheme="majorEastAsia" w:hAnsiTheme="majorHAnsi" w:cstheme="majorBidi"/>
-      <w:color w:val="0F4761" w:themeColor="accent1" w:themeShade="BF"/>
-      <w:sz w:val="40"/>
-      <w:szCs w:val="40"/>
+      <w:rFonts w:ascii="Times New Roman" w:eastAsia="Times New Roman" w:hAnsi="Times New Roman" w:cs="Times New Roman"/>
+      <w:b/>
+      <w:color w:val="262626"/>
+      <w:sz w:val="32"/>
+      <w:szCs w:val="32"/>
+      <w:lang w:val="hu-HU"/>
+      <w14:ligatures w14:val="none"/>
     </w:rPr>
   </w:style>
   <w:style w:type="character" w:customStyle="1" w:styleId="Cmsor2Char">
@@ -1515,13 +3356,15 @@
     <w:basedOn w:val="Bekezdsalapbettpusa"/>
     <w:link w:val="Cmsor2"/>
     <w:uiPriority w:val="9"/>
-    <w:semiHidden/>
-    <w:rsid w:val="00996292"/>
+    <w:rsid w:val="00B94341"/>
     <w:rPr>
-      <w:rFonts w:asciiTheme="majorHAnsi" w:eastAsiaTheme="majorEastAsia" w:hAnsiTheme="majorHAnsi" w:cstheme="majorBidi"/>
-      <w:color w:val="0F4761" w:themeColor="accent1" w:themeShade="BF"/>
-      <w:sz w:val="32"/>
+      <w:rFonts w:ascii="Times New Roman" w:eastAsia="Times New Roman" w:hAnsi="Times New Roman" w:cs="Times New Roman"/>
+      <w:b/>
+      <w:color w:val="262626"/>
+      <w:sz w:val="28"/>
       <w:szCs w:val="32"/>
+      <w:lang w:val="hu-HU"/>
+      <w14:ligatures w14:val="none"/>
     </w:rPr>
   </w:style>
   <w:style w:type="character" w:customStyle="1" w:styleId="Cmsor3Char">
@@ -1921,6 +3764,95 @@
     <w:rPr>
       <w:vertAlign w:val="superscript"/>
     </w:rPr>
+  </w:style>
+  <w:style w:type="paragraph" w:styleId="Nincstrkz">
+    <w:name w:val="No Spacing"/>
+    <w:uiPriority w:val="1"/>
+    <w:qFormat/>
+    <w:rsid w:val="002831F8"/>
+    <w:pPr>
+      <w:spacing w:after="0" w:line="240" w:lineRule="auto"/>
+      <w:ind w:firstLine="567"/>
+      <w:jc w:val="both"/>
+    </w:pPr>
+    <w:rPr>
+      <w:rFonts w:ascii="Times New Roman" w:eastAsiaTheme="minorEastAsia" w:hAnsi="Times New Roman" w:cstheme="minorHAnsi"/>
+      <w:szCs w:val="22"/>
+      <w:lang w:val="hu-HU"/>
+      <w14:ligatures w14:val="none"/>
+    </w:rPr>
+  </w:style>
+  <w:style w:type="table" w:styleId="Tblzatrcsos6tarka">
+    <w:name w:val="Grid Table 6 Colorful"/>
+    <w:basedOn w:val="Normltblzat"/>
+    <w:uiPriority w:val="51"/>
+    <w:rsid w:val="00066DEF"/>
+    <w:pPr>
+      <w:spacing w:after="0" w:line="240" w:lineRule="auto"/>
+    </w:pPr>
+    <w:rPr>
+      <w:color w:val="000000" w:themeColor="text1"/>
+    </w:rPr>
+    <w:tblPr>
+      <w:tblStyleRowBandSize w:val="1"/>
+      <w:tblStyleColBandSize w:val="1"/>
+      <w:tblBorders>
+        <w:top w:val="single" w:sz="4" w:space="0" w:color="666666" w:themeColor="text1" w:themeTint="99"/>
+        <w:left w:val="single" w:sz="4" w:space="0" w:color="666666" w:themeColor="text1" w:themeTint="99"/>
+        <w:bottom w:val="single" w:sz="4" w:space="0" w:color="666666" w:themeColor="text1" w:themeTint="99"/>
+        <w:right w:val="single" w:sz="4" w:space="0" w:color="666666" w:themeColor="text1" w:themeTint="99"/>
+        <w:insideH w:val="single" w:sz="4" w:space="0" w:color="666666" w:themeColor="text1" w:themeTint="99"/>
+        <w:insideV w:val="single" w:sz="4" w:space="0" w:color="666666" w:themeColor="text1" w:themeTint="99"/>
+      </w:tblBorders>
+    </w:tblPr>
+    <w:tblStylePr w:type="firstRow">
+      <w:rPr>
+        <w:b/>
+        <w:bCs/>
+      </w:rPr>
+      <w:tblPr/>
+      <w:tcPr>
+        <w:tcBorders>
+          <w:bottom w:val="single" w:sz="12" w:space="0" w:color="666666" w:themeColor="text1" w:themeTint="99"/>
+        </w:tcBorders>
+      </w:tcPr>
+    </w:tblStylePr>
+    <w:tblStylePr w:type="lastRow">
+      <w:rPr>
+        <w:b/>
+        <w:bCs/>
+      </w:rPr>
+      <w:tblPr/>
+      <w:tcPr>
+        <w:tcBorders>
+          <w:top w:val="double" w:sz="4" w:space="0" w:color="666666" w:themeColor="text1" w:themeTint="99"/>
+        </w:tcBorders>
+      </w:tcPr>
+    </w:tblStylePr>
+    <w:tblStylePr w:type="firstCol">
+      <w:rPr>
+        <w:b/>
+        <w:bCs/>
+      </w:rPr>
+    </w:tblStylePr>
+    <w:tblStylePr w:type="lastCol">
+      <w:rPr>
+        <w:b/>
+        <w:bCs/>
+      </w:rPr>
+    </w:tblStylePr>
+    <w:tblStylePr w:type="band1Vert">
+      <w:tblPr/>
+      <w:tcPr>
+        <w:shd w:val="clear" w:color="auto" w:fill="CCCCCC" w:themeFill="text1" w:themeFillTint="33"/>
+      </w:tcPr>
+    </w:tblStylePr>
+    <w:tblStylePr w:type="band1Horz">
+      <w:tblPr/>
+      <w:tcPr>
+        <w:shd w:val="clear" w:color="auto" w:fill="CCCCCC" w:themeFill="text1" w:themeFillTint="33"/>
+      </w:tcPr>
+    </w:tblStylePr>
   </w:style>
 </w:styles>
 </file>

--- a/ride-sharing-app.docx
+++ b/ride-sharing-app.docx
@@ -1948,11 +1948,11 @@
       </w:r>
       <w:proofErr w:type="spellEnd"/>
       <w:r>
-        <w:t xml:space="preserve"> kiszámítja a hosszúsági és szélességi koordinátáit az indulási és az érkezési városoknak a G</w:t>
-      </w:r>
-      <w:proofErr w:type="spellStart"/>
-      <w:r>
-        <w:t>eocoding</w:t>
+        <w:t xml:space="preserve"> kiszámítja a hosszúsági és szélességi koordinátáit az indulási és az érkezési városoknak a </w:t>
+      </w:r>
+      <w:proofErr w:type="spellStart"/>
+      <w:r>
+        <w:t>Geocoding</w:t>
       </w:r>
       <w:proofErr w:type="spellEnd"/>
       <w:r>
@@ -2259,10 +2259,7 @@
         <w:t xml:space="preserve"> két-dimenziós lebegőpontos tömböt zár magába</w:t>
       </w:r>
       <w:r>
-        <w:t xml:space="preserve"> </w:t>
-      </w:r>
-      <w:r>
-        <w:t>(</w:t>
+        <w:t xml:space="preserve"> (</w:t>
       </w:r>
       <w:proofErr w:type="spellStart"/>
       <w:r>
@@ -2380,11 +2377,5105 @@
         <w:pStyle w:val="Cmsor2"/>
       </w:pPr>
       <w:r>
-        <w:t>Férőhelyek, fogyasztás és gyártási év</w:t>
-      </w:r>
+        <w:t xml:space="preserve">Férőhelyek, </w:t>
+      </w:r>
+      <w:r>
+        <w:t>üzemanyag-fogyasztás</w:t>
+      </w:r>
+      <w:r>
+        <w:t xml:space="preserve"> </w:t>
+      </w:r>
+      <w:r>
+        <w:t>és gyártási év</w:t>
+      </w:r>
+    </w:p>
+    <w:p>
+      <w:r>
+        <w:t xml:space="preserve">Az árazás objektivitásának alapfeltétele, hogy a kritikus paraméterek </w:t>
+      </w:r>
+      <w:r>
+        <w:t>—</w:t>
+      </w:r>
+      <w:r>
+        <w:t xml:space="preserve"> mint a férőhelyek száma, az üzemanyag-fogyasztás és a gyártási év </w:t>
+      </w:r>
+      <w:r>
+        <w:t>—</w:t>
+      </w:r>
+      <w:r>
+        <w:t xml:space="preserve"> ne szubjektív felhasználói bevitelre támaszkodjanak, hanem </w:t>
+      </w:r>
+      <w:proofErr w:type="spellStart"/>
+      <w:r>
+        <w:t>validált</w:t>
+      </w:r>
+      <w:proofErr w:type="spellEnd"/>
+      <w:r>
+        <w:t xml:space="preserve">, külső forrásból származó adatokon alapuljanak. Az adatintegritás biztosítása érdekében a rendszer egy többszintű, dinamikus </w:t>
+      </w:r>
+      <w:proofErr w:type="spellStart"/>
+      <w:r>
+        <w:t>adatlekérdezési</w:t>
+      </w:r>
+      <w:proofErr w:type="spellEnd"/>
+      <w:r>
+        <w:t xml:space="preserve"> folyamatot alkalmaz, amely a </w:t>
+      </w:r>
+      <w:proofErr w:type="spellStart"/>
+      <w:r>
+        <w:rPr>
+          <w:i/>
+          <w:iCs/>
+        </w:rPr>
+        <w:t>RapidApiCarService</w:t>
+      </w:r>
+      <w:proofErr w:type="spellEnd"/>
+      <w:r>
+        <w:t xml:space="preserve"> osztályon keresztül kommunikál a Rapid API gépjármű-adatbázisával</w:t>
+      </w:r>
+      <w:r>
+        <w:t xml:space="preserve">. </w:t>
+      </w:r>
+    </w:p>
+    <w:p>
+      <w:r>
+        <w:t>Az alkalmazás indításakor a rendszer megvizsgája a gépjármű márkák adatbázis tábláját, és ha szükséges lekéri a külső Rapid API -ban tárolt márkákat. Az entitások struktúrája (márka, modell, generáció, típus) szorosan illeszkedik a külső API válaszformátumával. Ez teszi lehetővé, hogy a frontend legördülő listái dinamikusan frissüljenek: a felhasználó választása azonnali lekérdezést indít először az adatbázis, majd — ha ott nincs találat — a külső szolgáltatás irányába. Például, ha a felhasználó kiválasztja a Skoda gépjárműmárkát, akkor a modell legördülő lista automatikusan a Skodához tartozó opciókat tartalmazza.</w:t>
+      </w:r>
+      <w:r>
+        <w:t xml:space="preserve"> Ez azt jelenti, hogy az adatbázis kezdetben nem tárol kritikus információkat az autókról, csak a márkát. Ez egy fajta „</w:t>
+      </w:r>
+      <w:proofErr w:type="spellStart"/>
+      <w:r>
+        <w:t>lazy</w:t>
+      </w:r>
+      <w:proofErr w:type="spellEnd"/>
+      <w:r>
+        <w:t xml:space="preserve"> </w:t>
+      </w:r>
+      <w:proofErr w:type="spellStart"/>
+      <w:r>
+        <w:t>loading</w:t>
+      </w:r>
+      <w:proofErr w:type="spellEnd"/>
+      <w:r>
+        <w:t xml:space="preserve">” mechanizmus, tehát csak akkor mentjük le az adatot, ha már valakinek szüksége volt rá. A lekérés után </w:t>
+      </w:r>
+      <w:proofErr w:type="spellStart"/>
+      <w:r>
+        <w:t>perzisztensen</w:t>
+      </w:r>
+      <w:proofErr w:type="spellEnd"/>
+      <w:r>
+        <w:t xml:space="preserve"> eltároljuk a rendszer adatbázisába, hogy később </w:t>
+      </w:r>
+      <w:r>
+        <w:t>innen tudjuk „</w:t>
+      </w:r>
+      <w:proofErr w:type="spellStart"/>
+      <w:r>
+        <w:t>gyorsítótárazni</w:t>
+      </w:r>
+      <w:proofErr w:type="spellEnd"/>
+      <w:r>
+        <w:t>”. Ezzel védjük a rendszerünket a külső API korlátaival szemben.</w:t>
+      </w:r>
+    </w:p>
+    <w:p>
+      <w:pPr>
+        <w:rPr>
+          <w:lang w:val="en-GB"/>
+        </w:rPr>
+      </w:pPr>
+      <w:r>
+        <w:rPr>
+          <w:lang w:val="en-GB"/>
+        </w:rPr>
+        <w:t xml:space="preserve">A </w:t>
+      </w:r>
+      <w:proofErr w:type="spellStart"/>
+      <w:r>
+        <w:rPr>
+          <w:lang w:val="en-GB"/>
+        </w:rPr>
+        <w:t>gépjárművek</w:t>
+      </w:r>
+      <w:proofErr w:type="spellEnd"/>
+      <w:r>
+        <w:rPr>
+          <w:lang w:val="en-GB"/>
+        </w:rPr>
+        <w:t xml:space="preserve"> </w:t>
+      </w:r>
+      <w:proofErr w:type="spellStart"/>
+      <w:r>
+        <w:rPr>
+          <w:lang w:val="en-GB"/>
+        </w:rPr>
+        <w:t>pontos</w:t>
+      </w:r>
+      <w:proofErr w:type="spellEnd"/>
+      <w:r>
+        <w:rPr>
+          <w:lang w:val="en-GB"/>
+        </w:rPr>
+        <w:t xml:space="preserve"> </w:t>
+      </w:r>
+      <w:proofErr w:type="spellStart"/>
+      <w:r>
+        <w:rPr>
+          <w:lang w:val="en-GB"/>
+        </w:rPr>
+        <w:t>műszaki</w:t>
+      </w:r>
+      <w:proofErr w:type="spellEnd"/>
+      <w:r>
+        <w:rPr>
+          <w:lang w:val="en-GB"/>
+        </w:rPr>
+        <w:t xml:space="preserve"> </w:t>
+      </w:r>
+      <w:proofErr w:type="spellStart"/>
+      <w:r>
+        <w:rPr>
+          <w:lang w:val="en-GB"/>
+        </w:rPr>
+        <w:t>specifikációi</w:t>
+      </w:r>
+      <w:proofErr w:type="spellEnd"/>
+      <w:r>
+        <w:rPr>
+          <w:lang w:val="en-GB"/>
+        </w:rPr>
+        <w:t xml:space="preserve"> — mint </w:t>
+      </w:r>
+      <w:proofErr w:type="spellStart"/>
+      <w:r>
+        <w:rPr>
+          <w:lang w:val="en-GB"/>
+        </w:rPr>
+        <w:t>a</w:t>
+      </w:r>
+      <w:r>
+        <w:rPr>
+          <w:lang w:val="en-GB"/>
+        </w:rPr>
+        <w:t>z</w:t>
+      </w:r>
+      <w:proofErr w:type="spellEnd"/>
+      <w:r>
+        <w:rPr>
+          <w:lang w:val="en-GB"/>
+        </w:rPr>
+        <w:t xml:space="preserve"> ü</w:t>
+      </w:r>
+      <w:proofErr w:type="spellStart"/>
+      <w:r>
+        <w:rPr>
+          <w:lang w:val="en-GB"/>
+        </w:rPr>
+        <w:t>lőhelyek</w:t>
+      </w:r>
+      <w:proofErr w:type="spellEnd"/>
+      <w:r>
+        <w:rPr>
+          <w:lang w:val="en-GB"/>
+        </w:rPr>
+        <w:t xml:space="preserve"> </w:t>
+      </w:r>
+      <w:proofErr w:type="spellStart"/>
+      <w:r>
+        <w:rPr>
+          <w:lang w:val="en-GB"/>
+        </w:rPr>
+        <w:t>száma</w:t>
+      </w:r>
+      <w:proofErr w:type="spellEnd"/>
+      <w:r>
+        <w:rPr>
+          <w:lang w:val="en-GB"/>
+        </w:rPr>
+        <w:t xml:space="preserve"> </w:t>
+      </w:r>
+      <w:proofErr w:type="spellStart"/>
+      <w:r>
+        <w:rPr>
+          <w:lang w:val="en-GB"/>
+        </w:rPr>
+        <w:t>és</w:t>
+      </w:r>
+      <w:proofErr w:type="spellEnd"/>
+      <w:r>
+        <w:rPr>
+          <w:lang w:val="en-GB"/>
+        </w:rPr>
+        <w:t xml:space="preserve"> a </w:t>
+      </w:r>
+      <w:proofErr w:type="spellStart"/>
+      <w:r>
+        <w:rPr>
+          <w:lang w:val="en-GB"/>
+        </w:rPr>
+        <w:t>vegyes</w:t>
+      </w:r>
+      <w:proofErr w:type="spellEnd"/>
+      <w:r>
+        <w:rPr>
+          <w:lang w:val="en-GB"/>
+        </w:rPr>
+        <w:t xml:space="preserve"> </w:t>
+      </w:r>
+      <w:proofErr w:type="spellStart"/>
+      <w:r>
+        <w:rPr>
+          <w:lang w:val="en-GB"/>
+        </w:rPr>
+        <w:t>fogyasztás</w:t>
+      </w:r>
+      <w:proofErr w:type="spellEnd"/>
+      <w:r>
+        <w:rPr>
+          <w:lang w:val="en-GB"/>
+        </w:rPr>
+        <w:t xml:space="preserve"> — </w:t>
+      </w:r>
+      <w:proofErr w:type="spellStart"/>
+      <w:r>
+        <w:rPr>
+          <w:lang w:val="en-GB"/>
+        </w:rPr>
+        <w:t>csak</w:t>
+      </w:r>
+      <w:proofErr w:type="spellEnd"/>
+      <w:r>
+        <w:rPr>
+          <w:lang w:val="en-GB"/>
+        </w:rPr>
+        <w:t xml:space="preserve"> a </w:t>
+      </w:r>
+      <w:proofErr w:type="spellStart"/>
+      <w:r>
+        <w:rPr>
+          <w:lang w:val="en-GB"/>
+        </w:rPr>
+        <w:t>kalkulációs</w:t>
+      </w:r>
+      <w:proofErr w:type="spellEnd"/>
+      <w:r>
+        <w:rPr>
+          <w:lang w:val="en-GB"/>
+        </w:rPr>
+        <w:t xml:space="preserve"> </w:t>
+      </w:r>
+      <w:proofErr w:type="spellStart"/>
+      <w:r>
+        <w:rPr>
+          <w:lang w:val="en-GB"/>
+        </w:rPr>
+        <w:t>folyamat</w:t>
+      </w:r>
+      <w:proofErr w:type="spellEnd"/>
+      <w:r>
+        <w:rPr>
+          <w:lang w:val="en-GB"/>
+        </w:rPr>
+        <w:t xml:space="preserve"> </w:t>
+      </w:r>
+      <w:proofErr w:type="spellStart"/>
+      <w:r>
+        <w:rPr>
+          <w:lang w:val="en-GB"/>
+        </w:rPr>
+        <w:t>elindításakor</w:t>
+      </w:r>
+      <w:proofErr w:type="spellEnd"/>
+      <w:r>
+        <w:rPr>
+          <w:lang w:val="en-GB"/>
+        </w:rPr>
+        <w:t xml:space="preserve"> </w:t>
+      </w:r>
+      <w:proofErr w:type="spellStart"/>
+      <w:r>
+        <w:rPr>
+          <w:lang w:val="en-GB"/>
+        </w:rPr>
+        <w:t>kerülnek</w:t>
+      </w:r>
+      <w:proofErr w:type="spellEnd"/>
+      <w:r>
+        <w:rPr>
+          <w:lang w:val="en-GB"/>
+        </w:rPr>
+        <w:t xml:space="preserve"> </w:t>
+      </w:r>
+      <w:proofErr w:type="spellStart"/>
+      <w:r>
+        <w:rPr>
+          <w:lang w:val="en-GB"/>
+        </w:rPr>
+        <w:t>lekérésre</w:t>
+      </w:r>
+      <w:proofErr w:type="spellEnd"/>
+      <w:r>
+        <w:rPr>
+          <w:lang w:val="en-GB"/>
+        </w:rPr>
+        <w:t xml:space="preserve"> </w:t>
+      </w:r>
+      <w:proofErr w:type="spellStart"/>
+      <w:r>
+        <w:rPr>
+          <w:lang w:val="en-GB"/>
+        </w:rPr>
+        <w:t>és</w:t>
+      </w:r>
+      <w:proofErr w:type="spellEnd"/>
+      <w:r>
+        <w:rPr>
+          <w:lang w:val="en-GB"/>
+        </w:rPr>
+        <w:t xml:space="preserve"> </w:t>
+      </w:r>
+      <w:proofErr w:type="spellStart"/>
+      <w:r>
+        <w:rPr>
+          <w:lang w:val="en-GB"/>
+        </w:rPr>
+        <w:t>mentésre</w:t>
+      </w:r>
+      <w:proofErr w:type="spellEnd"/>
+      <w:r>
+        <w:rPr>
+          <w:lang w:val="en-GB"/>
+        </w:rPr>
+        <w:t xml:space="preserve">. A </w:t>
+      </w:r>
+      <w:proofErr w:type="spellStart"/>
+      <w:r>
+        <w:rPr>
+          <w:lang w:val="en-GB"/>
+        </w:rPr>
+        <w:t>meghirdetett</w:t>
+      </w:r>
+      <w:proofErr w:type="spellEnd"/>
+      <w:r>
+        <w:rPr>
+          <w:lang w:val="en-GB"/>
+        </w:rPr>
+        <w:t xml:space="preserve"> </w:t>
+      </w:r>
+      <w:proofErr w:type="spellStart"/>
+      <w:r>
+        <w:rPr>
+          <w:lang w:val="en-GB"/>
+        </w:rPr>
+        <w:t>szabad</w:t>
+      </w:r>
+      <w:proofErr w:type="spellEnd"/>
+      <w:r>
+        <w:rPr>
+          <w:lang w:val="en-GB"/>
+        </w:rPr>
+        <w:t xml:space="preserve"> </w:t>
+      </w:r>
+      <w:proofErr w:type="spellStart"/>
+      <w:r>
+        <w:rPr>
+          <w:lang w:val="en-GB"/>
+        </w:rPr>
+        <w:t>ülőhelyek</w:t>
+      </w:r>
+      <w:proofErr w:type="spellEnd"/>
+      <w:r>
+        <w:rPr>
+          <w:lang w:val="en-GB"/>
+        </w:rPr>
+        <w:t xml:space="preserve"> </w:t>
+      </w:r>
+      <w:proofErr w:type="spellStart"/>
+      <w:r>
+        <w:rPr>
+          <w:lang w:val="en-GB"/>
+        </w:rPr>
+        <w:t>száma</w:t>
+      </w:r>
+      <w:proofErr w:type="spellEnd"/>
+      <w:r>
+        <w:rPr>
+          <w:lang w:val="en-GB"/>
+        </w:rPr>
+        <w:t xml:space="preserve"> a </w:t>
+      </w:r>
+      <w:proofErr w:type="spellStart"/>
+      <w:r>
+        <w:rPr>
+          <w:lang w:val="en-GB"/>
+        </w:rPr>
+        <w:t>kalkuláció</w:t>
+      </w:r>
+      <w:proofErr w:type="spellEnd"/>
+      <w:r>
+        <w:rPr>
+          <w:lang w:val="en-GB"/>
+        </w:rPr>
+        <w:t xml:space="preserve"> </w:t>
+      </w:r>
+      <w:proofErr w:type="spellStart"/>
+      <w:r>
+        <w:rPr>
+          <w:lang w:val="en-GB"/>
+        </w:rPr>
+        <w:t>előtt</w:t>
+      </w:r>
+      <w:proofErr w:type="spellEnd"/>
+      <w:r>
+        <w:rPr>
+          <w:lang w:val="en-GB"/>
+        </w:rPr>
+        <w:t xml:space="preserve"> </w:t>
+      </w:r>
+      <w:proofErr w:type="spellStart"/>
+      <w:r>
+        <w:rPr>
+          <w:lang w:val="en-GB"/>
+        </w:rPr>
+        <w:t>validálásra</w:t>
+      </w:r>
+      <w:proofErr w:type="spellEnd"/>
+      <w:r>
+        <w:rPr>
+          <w:lang w:val="en-GB"/>
+        </w:rPr>
+        <w:t xml:space="preserve"> </w:t>
+      </w:r>
+      <w:proofErr w:type="spellStart"/>
+      <w:r>
+        <w:rPr>
+          <w:lang w:val="en-GB"/>
+        </w:rPr>
+        <w:t>kerül</w:t>
+      </w:r>
+      <w:proofErr w:type="spellEnd"/>
+      <w:r>
+        <w:rPr>
+          <w:lang w:val="en-GB"/>
+        </w:rPr>
+        <w:t xml:space="preserve">, </w:t>
+      </w:r>
+      <w:proofErr w:type="spellStart"/>
+      <w:r>
+        <w:rPr>
+          <w:lang w:val="en-GB"/>
+        </w:rPr>
+        <w:t>és</w:t>
+      </w:r>
+      <w:proofErr w:type="spellEnd"/>
+      <w:r>
+        <w:rPr>
+          <w:lang w:val="en-GB"/>
+        </w:rPr>
+        <w:t xml:space="preserve"> </w:t>
+      </w:r>
+      <w:proofErr w:type="spellStart"/>
+      <w:r>
+        <w:rPr>
+          <w:lang w:val="en-GB"/>
+        </w:rPr>
+        <w:t>érvénytelen</w:t>
+      </w:r>
+      <w:proofErr w:type="spellEnd"/>
+      <w:r>
+        <w:rPr>
+          <w:lang w:val="en-GB"/>
+        </w:rPr>
+        <w:t xml:space="preserve"> </w:t>
+      </w:r>
+      <w:proofErr w:type="spellStart"/>
+      <w:r>
+        <w:rPr>
+          <w:lang w:val="en-GB"/>
+        </w:rPr>
+        <w:t>adat</w:t>
+      </w:r>
+      <w:proofErr w:type="spellEnd"/>
+      <w:r>
+        <w:rPr>
+          <w:lang w:val="en-GB"/>
+        </w:rPr>
+        <w:t xml:space="preserve"> </w:t>
+      </w:r>
+      <w:proofErr w:type="spellStart"/>
+      <w:r>
+        <w:rPr>
+          <w:lang w:val="en-GB"/>
+        </w:rPr>
+        <w:lastRenderedPageBreak/>
+        <w:t>esetén</w:t>
+      </w:r>
+      <w:proofErr w:type="spellEnd"/>
+      <w:r>
+        <w:rPr>
+          <w:lang w:val="en-GB"/>
+        </w:rPr>
+        <w:t xml:space="preserve"> </w:t>
+      </w:r>
+      <w:proofErr w:type="spellStart"/>
+      <w:r>
+        <w:rPr>
+          <w:lang w:val="en-GB"/>
+        </w:rPr>
+        <w:t>ezt</w:t>
+      </w:r>
+      <w:proofErr w:type="spellEnd"/>
+      <w:r>
+        <w:rPr>
+          <w:lang w:val="en-GB"/>
+        </w:rPr>
+        <w:t xml:space="preserve"> </w:t>
+      </w:r>
+      <w:proofErr w:type="spellStart"/>
+      <w:r>
+        <w:rPr>
+          <w:lang w:val="en-GB"/>
+        </w:rPr>
+        <w:t>jelezzük</w:t>
+      </w:r>
+      <w:proofErr w:type="spellEnd"/>
+      <w:r>
+        <w:rPr>
+          <w:lang w:val="en-GB"/>
+        </w:rPr>
+        <w:t xml:space="preserve"> a </w:t>
+      </w:r>
+      <w:proofErr w:type="spellStart"/>
+      <w:r>
+        <w:rPr>
+          <w:lang w:val="en-GB"/>
+        </w:rPr>
+        <w:t>felhasználónak</w:t>
+      </w:r>
+      <w:proofErr w:type="spellEnd"/>
+      <w:r>
+        <w:rPr>
+          <w:lang w:val="en-GB"/>
+        </w:rPr>
+        <w:t xml:space="preserve"> </w:t>
+      </w:r>
+      <w:proofErr w:type="spellStart"/>
+      <w:r>
+        <w:rPr>
+          <w:lang w:val="en-GB"/>
+        </w:rPr>
+        <w:t>egy</w:t>
+      </w:r>
+      <w:proofErr w:type="spellEnd"/>
+      <w:r>
+        <w:rPr>
+          <w:lang w:val="en-GB"/>
+        </w:rPr>
+        <w:t xml:space="preserve"> </w:t>
+      </w:r>
+      <w:proofErr w:type="spellStart"/>
+      <w:r>
+        <w:rPr>
+          <w:lang w:val="en-GB"/>
+        </w:rPr>
+        <w:t>úgynevezett</w:t>
+      </w:r>
+      <w:proofErr w:type="spellEnd"/>
+      <w:r>
+        <w:rPr>
+          <w:lang w:val="en-GB"/>
+        </w:rPr>
+        <w:t xml:space="preserve"> toast</w:t>
+      </w:r>
+      <w:r>
+        <w:rPr>
+          <w:rStyle w:val="Lbjegyzet-hivatkozs"/>
+          <w:lang w:val="en-GB"/>
+        </w:rPr>
+        <w:footnoteReference w:id="3"/>
+      </w:r>
+      <w:r>
+        <w:rPr>
+          <w:lang w:val="en-GB"/>
+        </w:rPr>
+        <w:t xml:space="preserve"> </w:t>
+      </w:r>
+      <w:proofErr w:type="spellStart"/>
+      <w:r>
+        <w:rPr>
+          <w:lang w:val="en-GB"/>
+        </w:rPr>
+        <w:t>komponens</w:t>
+      </w:r>
+      <w:proofErr w:type="spellEnd"/>
+      <w:r>
+        <w:rPr>
+          <w:lang w:val="en-GB"/>
+        </w:rPr>
+        <w:t xml:space="preserve"> </w:t>
+      </w:r>
+      <w:proofErr w:type="spellStart"/>
+      <w:r>
+        <w:rPr>
+          <w:lang w:val="en-GB"/>
+        </w:rPr>
+        <w:t>formájában</w:t>
+      </w:r>
+      <w:proofErr w:type="spellEnd"/>
+      <w:r>
+        <w:rPr>
+          <w:lang w:val="en-GB"/>
+        </w:rPr>
+        <w:t>.</w:t>
+      </w:r>
+      <w:r>
+        <w:rPr>
+          <w:lang w:val="en-GB"/>
+        </w:rPr>
+        <w:t xml:space="preserve"> A </w:t>
+      </w:r>
+      <w:proofErr w:type="spellStart"/>
+      <w:r>
+        <w:rPr>
+          <w:lang w:val="en-GB"/>
+        </w:rPr>
+        <w:t>számításokhoz</w:t>
+      </w:r>
+      <w:proofErr w:type="spellEnd"/>
+      <w:r>
+        <w:rPr>
+          <w:lang w:val="en-GB"/>
+        </w:rPr>
+        <w:t xml:space="preserve"> </w:t>
+      </w:r>
+      <w:proofErr w:type="spellStart"/>
+      <w:r>
+        <w:rPr>
+          <w:lang w:val="en-GB"/>
+        </w:rPr>
+        <w:t>elengedhetetlen</w:t>
+      </w:r>
+      <w:proofErr w:type="spellEnd"/>
+      <w:r>
+        <w:rPr>
+          <w:lang w:val="en-GB"/>
+        </w:rPr>
+        <w:t xml:space="preserve"> </w:t>
+      </w:r>
+      <w:proofErr w:type="spellStart"/>
+      <w:r>
+        <w:rPr>
+          <w:lang w:val="en-GB"/>
+        </w:rPr>
+        <w:t>adatként</w:t>
+      </w:r>
+      <w:proofErr w:type="spellEnd"/>
+      <w:r>
+        <w:rPr>
+          <w:lang w:val="en-GB"/>
+        </w:rPr>
+        <w:t xml:space="preserve"> </w:t>
+      </w:r>
+      <w:proofErr w:type="spellStart"/>
+      <w:r>
+        <w:rPr>
+          <w:lang w:val="en-GB"/>
+        </w:rPr>
+        <w:t>szolgál</w:t>
+      </w:r>
+      <w:proofErr w:type="spellEnd"/>
+      <w:r>
+        <w:rPr>
+          <w:lang w:val="en-GB"/>
+        </w:rPr>
+        <w:t xml:space="preserve"> a </w:t>
+      </w:r>
+      <w:proofErr w:type="spellStart"/>
+      <w:r>
+        <w:rPr>
+          <w:lang w:val="en-GB"/>
+        </w:rPr>
+        <w:t>gépjármű</w:t>
+      </w:r>
+      <w:proofErr w:type="spellEnd"/>
+      <w:r>
+        <w:rPr>
+          <w:lang w:val="en-GB"/>
+        </w:rPr>
+        <w:t xml:space="preserve"> </w:t>
+      </w:r>
+      <w:proofErr w:type="spellStart"/>
+      <w:r>
+        <w:rPr>
+          <w:lang w:val="en-GB"/>
+        </w:rPr>
+        <w:t>gyártási</w:t>
+      </w:r>
+      <w:proofErr w:type="spellEnd"/>
+      <w:r>
+        <w:rPr>
+          <w:lang w:val="en-GB"/>
+        </w:rPr>
+        <w:t xml:space="preserve"> </w:t>
+      </w:r>
+      <w:proofErr w:type="spellStart"/>
+      <w:r>
+        <w:rPr>
+          <w:lang w:val="en-GB"/>
+        </w:rPr>
+        <w:t>éve</w:t>
+      </w:r>
+      <w:proofErr w:type="spellEnd"/>
+      <w:r>
+        <w:rPr>
+          <w:lang w:val="en-GB"/>
+        </w:rPr>
+        <w:t xml:space="preserve">, </w:t>
+      </w:r>
+      <w:proofErr w:type="spellStart"/>
+      <w:r>
+        <w:rPr>
+          <w:lang w:val="en-GB"/>
+        </w:rPr>
+        <w:t>amely</w:t>
+      </w:r>
+      <w:proofErr w:type="spellEnd"/>
+      <w:r>
+        <w:rPr>
+          <w:lang w:val="en-GB"/>
+        </w:rPr>
+        <w:t xml:space="preserve"> a </w:t>
+      </w:r>
+      <w:proofErr w:type="spellStart"/>
+      <w:r>
+        <w:rPr>
+          <w:lang w:val="en-GB"/>
+        </w:rPr>
+        <w:t>kiválasztott</w:t>
+      </w:r>
+      <w:proofErr w:type="spellEnd"/>
+      <w:r>
+        <w:rPr>
+          <w:lang w:val="en-GB"/>
+        </w:rPr>
+        <w:t xml:space="preserve"> </w:t>
+      </w:r>
+      <w:proofErr w:type="spellStart"/>
+      <w:r>
+        <w:rPr>
+          <w:lang w:val="en-GB"/>
+        </w:rPr>
+        <w:t>generáció</w:t>
+      </w:r>
+      <w:proofErr w:type="spellEnd"/>
+      <w:r>
+        <w:rPr>
+          <w:lang w:val="en-GB"/>
+        </w:rPr>
+        <w:t xml:space="preserve"> </w:t>
+      </w:r>
+      <w:proofErr w:type="spellStart"/>
+      <w:r>
+        <w:rPr>
+          <w:lang w:val="en-GB"/>
+        </w:rPr>
+        <w:t>gyártási</w:t>
+      </w:r>
+      <w:proofErr w:type="spellEnd"/>
+      <w:r>
+        <w:rPr>
+          <w:lang w:val="en-GB"/>
+        </w:rPr>
+        <w:t xml:space="preserve"> </w:t>
+      </w:r>
+      <w:proofErr w:type="spellStart"/>
+      <w:r>
+        <w:rPr>
+          <w:lang w:val="en-GB"/>
+        </w:rPr>
+        <w:t>intervallumából</w:t>
+      </w:r>
+      <w:proofErr w:type="spellEnd"/>
+      <w:r>
+        <w:rPr>
+          <w:lang w:val="en-GB"/>
+        </w:rPr>
+        <w:t xml:space="preserve"> </w:t>
+      </w:r>
+      <w:proofErr w:type="spellStart"/>
+      <w:r>
+        <w:rPr>
+          <w:lang w:val="en-GB"/>
+        </w:rPr>
+        <w:t>becsülhető</w:t>
+      </w:r>
+      <w:proofErr w:type="spellEnd"/>
+      <w:r>
+        <w:rPr>
+          <w:lang w:val="en-GB"/>
+        </w:rPr>
+        <w:t xml:space="preserve">. Az </w:t>
+      </w:r>
+      <w:proofErr w:type="spellStart"/>
+      <w:r>
+        <w:rPr>
+          <w:lang w:val="en-GB"/>
+        </w:rPr>
+        <w:t>algoritmus</w:t>
+      </w:r>
+      <w:proofErr w:type="spellEnd"/>
+      <w:r>
+        <w:rPr>
+          <w:lang w:val="en-GB"/>
+        </w:rPr>
+        <w:t xml:space="preserve"> a </w:t>
+      </w:r>
+      <w:proofErr w:type="spellStart"/>
+      <w:r>
+        <w:rPr>
+          <w:lang w:val="en-GB"/>
+        </w:rPr>
+        <w:t>kezdő</w:t>
+      </w:r>
+      <w:proofErr w:type="spellEnd"/>
+      <w:r>
+        <w:rPr>
+          <w:lang w:val="en-GB"/>
+        </w:rPr>
+        <w:t xml:space="preserve"> </w:t>
+      </w:r>
+      <w:proofErr w:type="spellStart"/>
+      <w:r>
+        <w:rPr>
+          <w:lang w:val="en-GB"/>
+        </w:rPr>
+        <w:t>és</w:t>
+      </w:r>
+      <w:proofErr w:type="spellEnd"/>
+      <w:r>
+        <w:rPr>
+          <w:lang w:val="en-GB"/>
+        </w:rPr>
+        <w:t xml:space="preserve"> </w:t>
+      </w:r>
+      <w:proofErr w:type="spellStart"/>
+      <w:r>
+        <w:rPr>
+          <w:lang w:val="en-GB"/>
+        </w:rPr>
+        <w:t>befejező</w:t>
+      </w:r>
+      <w:proofErr w:type="spellEnd"/>
+      <w:r>
+        <w:rPr>
+          <w:lang w:val="en-GB"/>
+        </w:rPr>
+        <w:t xml:space="preserve"> </w:t>
+      </w:r>
+      <w:proofErr w:type="spellStart"/>
+      <w:r>
+        <w:rPr>
+          <w:lang w:val="en-GB"/>
+        </w:rPr>
+        <w:t>gyártási</w:t>
+      </w:r>
+      <w:proofErr w:type="spellEnd"/>
+      <w:r>
+        <w:rPr>
+          <w:lang w:val="en-GB"/>
+        </w:rPr>
+        <w:t xml:space="preserve"> </w:t>
+      </w:r>
+      <w:proofErr w:type="spellStart"/>
+      <w:r>
+        <w:rPr>
+          <w:lang w:val="en-GB"/>
+        </w:rPr>
+        <w:t>év</w:t>
+      </w:r>
+      <w:proofErr w:type="spellEnd"/>
+      <w:r>
+        <w:rPr>
+          <w:lang w:val="en-GB"/>
+        </w:rPr>
+        <w:t xml:space="preserve"> </w:t>
+      </w:r>
+      <w:proofErr w:type="spellStart"/>
+      <w:r>
+        <w:rPr>
+          <w:lang w:val="en-GB"/>
+        </w:rPr>
+        <w:t>számtani</w:t>
+      </w:r>
+      <w:proofErr w:type="spellEnd"/>
+      <w:r>
+        <w:rPr>
+          <w:lang w:val="en-GB"/>
+        </w:rPr>
+        <w:t xml:space="preserve"> </w:t>
+      </w:r>
+      <w:proofErr w:type="spellStart"/>
+      <w:r>
+        <w:rPr>
+          <w:lang w:val="en-GB"/>
+        </w:rPr>
+        <w:t>átlagával</w:t>
+      </w:r>
+      <w:proofErr w:type="spellEnd"/>
+      <w:r>
+        <w:rPr>
+          <w:lang w:val="en-GB"/>
+        </w:rPr>
+        <w:t xml:space="preserve"> </w:t>
+      </w:r>
+      <w:proofErr w:type="spellStart"/>
+      <w:r>
+        <w:rPr>
+          <w:lang w:val="en-GB"/>
+        </w:rPr>
+        <w:t>dolgozik</w:t>
+      </w:r>
+      <w:proofErr w:type="spellEnd"/>
+      <w:r>
+        <w:rPr>
+          <w:lang w:val="en-GB"/>
+        </w:rPr>
+        <w:t xml:space="preserve">. Abban </w:t>
+      </w:r>
+      <w:proofErr w:type="spellStart"/>
+      <w:r>
+        <w:rPr>
+          <w:lang w:val="en-GB"/>
+        </w:rPr>
+        <w:t>az</w:t>
+      </w:r>
+      <w:proofErr w:type="spellEnd"/>
+      <w:r>
+        <w:rPr>
+          <w:lang w:val="en-GB"/>
+        </w:rPr>
+        <w:t xml:space="preserve"> </w:t>
+      </w:r>
+      <w:proofErr w:type="spellStart"/>
+      <w:r>
+        <w:rPr>
+          <w:lang w:val="en-GB"/>
+        </w:rPr>
+        <w:t>esetben</w:t>
+      </w:r>
+      <w:proofErr w:type="spellEnd"/>
+      <w:r>
+        <w:rPr>
+          <w:lang w:val="en-GB"/>
+        </w:rPr>
+        <w:t xml:space="preserve">, ha a </w:t>
+      </w:r>
+      <w:proofErr w:type="spellStart"/>
+      <w:r>
+        <w:rPr>
+          <w:lang w:val="en-GB"/>
+        </w:rPr>
+        <w:t>befejező</w:t>
+      </w:r>
+      <w:proofErr w:type="spellEnd"/>
+      <w:r>
+        <w:rPr>
+          <w:lang w:val="en-GB"/>
+        </w:rPr>
+        <w:t xml:space="preserve"> </w:t>
+      </w:r>
+      <w:proofErr w:type="spellStart"/>
+      <w:r>
+        <w:rPr>
+          <w:lang w:val="en-GB"/>
+        </w:rPr>
+        <w:t>év</w:t>
+      </w:r>
+      <w:proofErr w:type="spellEnd"/>
+      <w:r>
+        <w:rPr>
+          <w:lang w:val="en-GB"/>
+        </w:rPr>
+        <w:t xml:space="preserve"> </w:t>
+      </w:r>
+      <w:proofErr w:type="spellStart"/>
+      <w:r>
+        <w:rPr>
+          <w:lang w:val="en-GB"/>
+        </w:rPr>
+        <w:t>nem</w:t>
+      </w:r>
+      <w:proofErr w:type="spellEnd"/>
+      <w:r>
+        <w:rPr>
+          <w:lang w:val="en-GB"/>
+        </w:rPr>
+        <w:t xml:space="preserve"> </w:t>
+      </w:r>
+      <w:proofErr w:type="spellStart"/>
+      <w:r>
+        <w:rPr>
+          <w:lang w:val="en-GB"/>
+        </w:rPr>
+        <w:t>definiált</w:t>
+      </w:r>
+      <w:proofErr w:type="spellEnd"/>
+      <w:r>
+        <w:rPr>
+          <w:lang w:val="en-GB"/>
+        </w:rPr>
+        <w:t xml:space="preserve">, a </w:t>
+      </w:r>
+      <w:proofErr w:type="spellStart"/>
+      <w:r>
+        <w:rPr>
+          <w:lang w:val="en-GB"/>
+        </w:rPr>
+        <w:t>mostani</w:t>
+      </w:r>
+      <w:proofErr w:type="spellEnd"/>
+      <w:r>
+        <w:rPr>
+          <w:lang w:val="en-GB"/>
+        </w:rPr>
+        <w:t xml:space="preserve"> </w:t>
+      </w:r>
+      <w:proofErr w:type="spellStart"/>
+      <w:r>
+        <w:rPr>
+          <w:lang w:val="en-GB"/>
+        </w:rPr>
+        <w:t>évet</w:t>
+      </w:r>
+      <w:proofErr w:type="spellEnd"/>
+      <w:r>
+        <w:rPr>
+          <w:lang w:val="en-GB"/>
+        </w:rPr>
+        <w:t xml:space="preserve"> </w:t>
+      </w:r>
+      <w:proofErr w:type="spellStart"/>
+      <w:r>
+        <w:rPr>
+          <w:lang w:val="en-GB"/>
+        </w:rPr>
+        <w:t>használja</w:t>
+      </w:r>
+      <w:proofErr w:type="spellEnd"/>
+      <w:r>
+        <w:rPr>
+          <w:lang w:val="en-GB"/>
+        </w:rPr>
+        <w:t xml:space="preserve"> </w:t>
+      </w:r>
+      <w:proofErr w:type="spellStart"/>
+      <w:r>
+        <w:rPr>
+          <w:lang w:val="en-GB"/>
+        </w:rPr>
+        <w:t>az</w:t>
+      </w:r>
+      <w:proofErr w:type="spellEnd"/>
+      <w:r>
+        <w:rPr>
+          <w:lang w:val="en-GB"/>
+        </w:rPr>
+        <w:t xml:space="preserve"> </w:t>
+      </w:r>
+      <w:proofErr w:type="spellStart"/>
+      <w:r>
+        <w:rPr>
+          <w:lang w:val="en-GB"/>
+        </w:rPr>
+        <w:t>alkalmazás</w:t>
+      </w:r>
+      <w:proofErr w:type="spellEnd"/>
+      <w:r>
+        <w:rPr>
+          <w:lang w:val="en-GB"/>
+        </w:rPr>
+        <w:t>.</w:t>
+      </w:r>
+    </w:p>
+    <w:p>
+      <w:pPr>
+        <w:pStyle w:val="Cmsor2"/>
+        <w:rPr>
+          <w:lang w:val="en-GB"/>
+        </w:rPr>
+      </w:pPr>
+      <w:proofErr w:type="spellStart"/>
+      <w:r>
+        <w:rPr>
+          <w:lang w:val="en-GB"/>
+        </w:rPr>
+        <w:t>Kilométerenkénti</w:t>
+      </w:r>
+      <w:proofErr w:type="spellEnd"/>
+      <w:r>
+        <w:rPr>
+          <w:lang w:val="en-GB"/>
+        </w:rPr>
+        <w:t xml:space="preserve"> </w:t>
+      </w:r>
+      <w:proofErr w:type="spellStart"/>
+      <w:r>
+        <w:rPr>
+          <w:lang w:val="en-GB"/>
+        </w:rPr>
+        <w:t>értékcsökkenés</w:t>
+      </w:r>
+      <w:proofErr w:type="spellEnd"/>
+    </w:p>
+    <w:p>
+      <w:pPr>
+        <w:rPr>
+          <w:lang w:val="en-GB"/>
+        </w:rPr>
+      </w:pPr>
+      <w:proofErr w:type="spellStart"/>
+      <w:r>
+        <w:rPr>
+          <w:lang w:val="en-GB"/>
+        </w:rPr>
+        <w:t>Ahhoz</w:t>
+      </w:r>
+      <w:proofErr w:type="spellEnd"/>
+      <w:r>
+        <w:rPr>
+          <w:lang w:val="en-GB"/>
+        </w:rPr>
+        <w:t xml:space="preserve">, </w:t>
+      </w:r>
+      <w:proofErr w:type="spellStart"/>
+      <w:r>
+        <w:rPr>
+          <w:lang w:val="en-GB"/>
+        </w:rPr>
+        <w:t>hogy</w:t>
+      </w:r>
+      <w:proofErr w:type="spellEnd"/>
+      <w:r>
+        <w:rPr>
+          <w:lang w:val="en-GB"/>
+        </w:rPr>
+        <w:t xml:space="preserve"> </w:t>
+      </w:r>
+      <w:proofErr w:type="spellStart"/>
+      <w:r>
+        <w:rPr>
+          <w:lang w:val="en-GB"/>
+        </w:rPr>
+        <w:t>tisztességes</w:t>
+      </w:r>
+      <w:proofErr w:type="spellEnd"/>
+      <w:r>
+        <w:rPr>
+          <w:lang w:val="en-GB"/>
+        </w:rPr>
+        <w:t xml:space="preserve">, </w:t>
+      </w:r>
+      <w:proofErr w:type="spellStart"/>
+      <w:r>
+        <w:rPr>
+          <w:lang w:val="en-GB"/>
+        </w:rPr>
+        <w:t>objektív</w:t>
+      </w:r>
+      <w:proofErr w:type="spellEnd"/>
+      <w:r>
+        <w:rPr>
+          <w:lang w:val="en-GB"/>
+        </w:rPr>
+        <w:t xml:space="preserve"> </w:t>
+      </w:r>
+      <w:proofErr w:type="spellStart"/>
+      <w:r>
+        <w:rPr>
+          <w:lang w:val="en-GB"/>
+        </w:rPr>
+        <w:t>árat</w:t>
+      </w:r>
+      <w:proofErr w:type="spellEnd"/>
+      <w:r>
+        <w:rPr>
+          <w:lang w:val="en-GB"/>
+        </w:rPr>
+        <w:t xml:space="preserve"> </w:t>
+      </w:r>
+      <w:proofErr w:type="spellStart"/>
+      <w:r>
+        <w:rPr>
+          <w:lang w:val="en-GB"/>
+        </w:rPr>
+        <w:t>tudjunk</w:t>
+      </w:r>
+      <w:proofErr w:type="spellEnd"/>
+      <w:r>
+        <w:rPr>
+          <w:lang w:val="en-GB"/>
+        </w:rPr>
+        <w:t xml:space="preserve"> </w:t>
+      </w:r>
+      <w:proofErr w:type="spellStart"/>
+      <w:r>
+        <w:rPr>
+          <w:lang w:val="en-GB"/>
+        </w:rPr>
+        <w:t>számolni</w:t>
+      </w:r>
+      <w:proofErr w:type="spellEnd"/>
+      <w:r>
+        <w:rPr>
+          <w:lang w:val="en-GB"/>
+        </w:rPr>
+        <w:t xml:space="preserve">, </w:t>
+      </w:r>
+      <w:proofErr w:type="spellStart"/>
+      <w:r>
+        <w:rPr>
+          <w:lang w:val="en-GB"/>
+        </w:rPr>
+        <w:t>amivel</w:t>
+      </w:r>
+      <w:proofErr w:type="spellEnd"/>
+      <w:r>
+        <w:rPr>
+          <w:lang w:val="en-GB"/>
+        </w:rPr>
+        <w:t xml:space="preserve"> </w:t>
+      </w:r>
+      <w:proofErr w:type="spellStart"/>
+      <w:r>
+        <w:rPr>
+          <w:lang w:val="en-GB"/>
+        </w:rPr>
+        <w:t>mindkét</w:t>
+      </w:r>
+      <w:proofErr w:type="spellEnd"/>
+      <w:r>
+        <w:rPr>
+          <w:lang w:val="en-GB"/>
+        </w:rPr>
+        <w:t xml:space="preserve"> </w:t>
+      </w:r>
+      <w:proofErr w:type="spellStart"/>
+      <w:r>
+        <w:rPr>
+          <w:lang w:val="en-GB"/>
+        </w:rPr>
+        <w:t>fél</w:t>
+      </w:r>
+      <w:proofErr w:type="spellEnd"/>
+      <w:r>
+        <w:rPr>
+          <w:lang w:val="en-GB"/>
+        </w:rPr>
+        <w:t xml:space="preserve"> </w:t>
+      </w:r>
+      <w:proofErr w:type="spellStart"/>
+      <w:r>
+        <w:rPr>
+          <w:lang w:val="en-GB"/>
+        </w:rPr>
+        <w:t>jól</w:t>
+      </w:r>
+      <w:proofErr w:type="spellEnd"/>
+      <w:r>
+        <w:rPr>
+          <w:lang w:val="en-GB"/>
+        </w:rPr>
+        <w:t xml:space="preserve"> </w:t>
+      </w:r>
+      <w:proofErr w:type="spellStart"/>
+      <w:r>
+        <w:rPr>
+          <w:lang w:val="en-GB"/>
+        </w:rPr>
+        <w:t>jár</w:t>
+      </w:r>
+      <w:proofErr w:type="spellEnd"/>
+      <w:r>
+        <w:rPr>
+          <w:lang w:val="en-GB"/>
+        </w:rPr>
+        <w:t xml:space="preserve">, </w:t>
+      </w:r>
+      <w:proofErr w:type="spellStart"/>
+      <w:r>
+        <w:rPr>
+          <w:lang w:val="en-GB"/>
+        </w:rPr>
+        <w:t>fontos</w:t>
+      </w:r>
+      <w:proofErr w:type="spellEnd"/>
+      <w:r>
+        <w:rPr>
+          <w:lang w:val="en-GB"/>
+        </w:rPr>
+        <w:t xml:space="preserve">, </w:t>
+      </w:r>
+      <w:proofErr w:type="spellStart"/>
+      <w:r>
+        <w:rPr>
+          <w:lang w:val="en-GB"/>
+        </w:rPr>
+        <w:t>hogy</w:t>
+      </w:r>
+      <w:proofErr w:type="spellEnd"/>
+      <w:r>
+        <w:rPr>
+          <w:lang w:val="en-GB"/>
+        </w:rPr>
+        <w:t xml:space="preserve"> </w:t>
+      </w:r>
+      <w:proofErr w:type="spellStart"/>
+      <w:r>
+        <w:rPr>
+          <w:lang w:val="en-GB"/>
+        </w:rPr>
+        <w:t>figyelembe</w:t>
+      </w:r>
+      <w:proofErr w:type="spellEnd"/>
+      <w:r>
+        <w:rPr>
+          <w:lang w:val="en-GB"/>
+        </w:rPr>
+        <w:t xml:space="preserve"> </w:t>
+      </w:r>
+      <w:proofErr w:type="spellStart"/>
+      <w:r>
+        <w:rPr>
+          <w:lang w:val="en-GB"/>
+        </w:rPr>
+        <w:t>vegyük</w:t>
+      </w:r>
+      <w:proofErr w:type="spellEnd"/>
+      <w:r>
+        <w:rPr>
+          <w:lang w:val="en-GB"/>
+        </w:rPr>
+        <w:t xml:space="preserve"> a </w:t>
+      </w:r>
+      <w:proofErr w:type="spellStart"/>
+      <w:r>
+        <w:rPr>
+          <w:lang w:val="en-GB"/>
+        </w:rPr>
+        <w:t>gépjármű</w:t>
+      </w:r>
+      <w:proofErr w:type="spellEnd"/>
+      <w:r>
+        <w:rPr>
+          <w:lang w:val="en-GB"/>
+        </w:rPr>
+        <w:t xml:space="preserve"> </w:t>
+      </w:r>
+      <w:proofErr w:type="spellStart"/>
+      <w:r>
+        <w:rPr>
+          <w:lang w:val="en-GB"/>
+        </w:rPr>
+        <w:t>értékvesztését</w:t>
+      </w:r>
+      <w:proofErr w:type="spellEnd"/>
+      <w:r>
+        <w:rPr>
+          <w:lang w:val="en-GB"/>
+        </w:rPr>
+        <w:t xml:space="preserve"> a </w:t>
+      </w:r>
+      <w:proofErr w:type="spellStart"/>
+      <w:r>
+        <w:rPr>
+          <w:lang w:val="en-GB"/>
+        </w:rPr>
+        <w:t>megtett</w:t>
+      </w:r>
+      <w:proofErr w:type="spellEnd"/>
+      <w:r>
+        <w:rPr>
+          <w:lang w:val="en-GB"/>
+        </w:rPr>
+        <w:t xml:space="preserve"> km </w:t>
+      </w:r>
+      <w:proofErr w:type="spellStart"/>
+      <w:r>
+        <w:rPr>
+          <w:lang w:val="en-GB"/>
+        </w:rPr>
+        <w:t>alatt</w:t>
+      </w:r>
+      <w:proofErr w:type="spellEnd"/>
+      <w:r>
+        <w:rPr>
+          <w:lang w:val="en-GB"/>
+        </w:rPr>
+        <w:t xml:space="preserve">. </w:t>
+      </w:r>
+      <w:r>
+        <w:rPr>
+          <w:lang w:val="en-GB"/>
+        </w:rPr>
+        <w:t xml:space="preserve">A </w:t>
+      </w:r>
+      <w:proofErr w:type="spellStart"/>
+      <w:r>
+        <w:rPr>
+          <w:lang w:val="en-GB"/>
+        </w:rPr>
+        <w:t>kilométerenkénti</w:t>
+      </w:r>
+      <w:proofErr w:type="spellEnd"/>
+      <w:r>
+        <w:rPr>
+          <w:lang w:val="en-GB"/>
+        </w:rPr>
+        <w:t xml:space="preserve"> </w:t>
+      </w:r>
+      <w:proofErr w:type="spellStart"/>
+      <w:r>
+        <w:rPr>
+          <w:lang w:val="en-GB"/>
+        </w:rPr>
+        <w:t>értékvesztés</w:t>
+      </w:r>
+      <w:proofErr w:type="spellEnd"/>
+      <w:r>
+        <w:rPr>
+          <w:lang w:val="en-GB"/>
+        </w:rPr>
+        <w:t xml:space="preserve"> </w:t>
+      </w:r>
+      <w:proofErr w:type="spellStart"/>
+      <w:r>
+        <w:rPr>
+          <w:lang w:val="en-GB"/>
+        </w:rPr>
+        <w:t>kiszámításához</w:t>
+      </w:r>
+      <w:proofErr w:type="spellEnd"/>
+      <w:r>
+        <w:rPr>
+          <w:lang w:val="en-GB"/>
+        </w:rPr>
+        <w:t xml:space="preserve"> </w:t>
+      </w:r>
+      <w:proofErr w:type="spellStart"/>
+      <w:r>
+        <w:rPr>
+          <w:lang w:val="en-GB"/>
+        </w:rPr>
+        <w:t>szükségünk</w:t>
+      </w:r>
+      <w:proofErr w:type="spellEnd"/>
+      <w:r>
+        <w:rPr>
+          <w:lang w:val="en-GB"/>
+        </w:rPr>
+        <w:t xml:space="preserve"> van a </w:t>
+      </w:r>
+      <w:proofErr w:type="spellStart"/>
+      <w:r>
+        <w:rPr>
+          <w:lang w:val="en-GB"/>
+        </w:rPr>
+        <w:t>gépjármű</w:t>
+      </w:r>
+      <w:proofErr w:type="spellEnd"/>
+      <w:r>
+        <w:rPr>
+          <w:lang w:val="en-GB"/>
+        </w:rPr>
+        <w:t xml:space="preserve"> </w:t>
+      </w:r>
+      <w:proofErr w:type="spellStart"/>
+      <w:r>
+        <w:rPr>
+          <w:lang w:val="en-GB"/>
+        </w:rPr>
+        <w:t>újkori</w:t>
+      </w:r>
+      <w:proofErr w:type="spellEnd"/>
+      <w:r>
+        <w:rPr>
+          <w:lang w:val="en-GB"/>
+        </w:rPr>
+        <w:t xml:space="preserve"> árár</w:t>
+      </w:r>
+      <w:proofErr w:type="spellStart"/>
+      <w:r>
+        <w:rPr>
+          <w:lang w:val="en-GB"/>
+        </w:rPr>
+        <w:t>a</w:t>
+      </w:r>
+      <w:proofErr w:type="spellEnd"/>
+      <w:r>
+        <w:rPr>
+          <w:lang w:val="en-GB"/>
+        </w:rPr>
+        <w:t xml:space="preserve"> </w:t>
+      </w:r>
+      <w:proofErr w:type="spellStart"/>
+      <w:r>
+        <w:rPr>
+          <w:lang w:val="en-GB"/>
+        </w:rPr>
+        <w:t>és</w:t>
+      </w:r>
+      <w:proofErr w:type="spellEnd"/>
+      <w:r>
+        <w:rPr>
+          <w:lang w:val="en-GB"/>
+        </w:rPr>
+        <w:t xml:space="preserve"> </w:t>
+      </w:r>
+      <w:proofErr w:type="spellStart"/>
+      <w:r>
+        <w:rPr>
+          <w:lang w:val="en-GB"/>
+        </w:rPr>
+        <w:t>egy</w:t>
+      </w:r>
+      <w:proofErr w:type="spellEnd"/>
+      <w:r>
+        <w:rPr>
+          <w:lang w:val="en-GB"/>
+        </w:rPr>
+        <w:t xml:space="preserve"> </w:t>
+      </w:r>
+      <w:proofErr w:type="spellStart"/>
+      <w:r>
+        <w:rPr>
+          <w:lang w:val="en-GB"/>
+        </w:rPr>
+        <w:t>képletre</w:t>
+      </w:r>
+      <w:proofErr w:type="spellEnd"/>
+      <w:r>
+        <w:rPr>
+          <w:lang w:val="en-GB"/>
+        </w:rPr>
+        <w:t xml:space="preserve">, </w:t>
+      </w:r>
+      <w:proofErr w:type="spellStart"/>
+      <w:r>
+        <w:rPr>
+          <w:lang w:val="en-GB"/>
+        </w:rPr>
+        <w:t>amely</w:t>
+      </w:r>
+      <w:proofErr w:type="spellEnd"/>
+      <w:r>
+        <w:rPr>
+          <w:lang w:val="en-GB"/>
+        </w:rPr>
+        <w:t xml:space="preserve"> </w:t>
+      </w:r>
+      <w:proofErr w:type="spellStart"/>
+      <w:r>
+        <w:rPr>
+          <w:lang w:val="en-GB"/>
+        </w:rPr>
+        <w:t>megbescsüli</w:t>
+      </w:r>
+      <w:proofErr w:type="spellEnd"/>
+      <w:r>
+        <w:rPr>
+          <w:lang w:val="en-GB"/>
+        </w:rPr>
+        <w:t xml:space="preserve"> </w:t>
+      </w:r>
+      <w:proofErr w:type="spellStart"/>
+      <w:r>
+        <w:rPr>
+          <w:lang w:val="en-GB"/>
+        </w:rPr>
+        <w:t>az</w:t>
+      </w:r>
+      <w:proofErr w:type="spellEnd"/>
+      <w:r>
+        <w:rPr>
+          <w:lang w:val="en-GB"/>
+        </w:rPr>
+        <w:t xml:space="preserve"> </w:t>
+      </w:r>
+      <w:proofErr w:type="spellStart"/>
+      <w:r>
+        <w:rPr>
+          <w:lang w:val="en-GB"/>
+        </w:rPr>
+        <w:t>autó</w:t>
+      </w:r>
+      <w:proofErr w:type="spellEnd"/>
+      <w:r>
+        <w:rPr>
+          <w:lang w:val="en-GB"/>
+        </w:rPr>
+        <w:t xml:space="preserve"> </w:t>
+      </w:r>
+      <w:proofErr w:type="spellStart"/>
+      <w:r>
+        <w:rPr>
+          <w:lang w:val="en-GB"/>
+        </w:rPr>
+        <w:t>jelenértékét</w:t>
+      </w:r>
+      <w:proofErr w:type="spellEnd"/>
+      <w:r>
+        <w:rPr>
+          <w:lang w:val="en-GB"/>
+        </w:rPr>
+        <w:t xml:space="preserve">. A </w:t>
+      </w:r>
+      <w:proofErr w:type="spellStart"/>
+      <w:r>
+        <w:rPr>
+          <w:lang w:val="en-GB"/>
+        </w:rPr>
+        <w:t>dolgozatomban</w:t>
+      </w:r>
+      <w:proofErr w:type="spellEnd"/>
+      <w:r>
+        <w:rPr>
+          <w:lang w:val="en-GB"/>
+        </w:rPr>
+        <w:t xml:space="preserve"> </w:t>
+      </w:r>
+      <w:proofErr w:type="spellStart"/>
+      <w:r>
+        <w:rPr>
+          <w:lang w:val="en-GB"/>
+        </w:rPr>
+        <w:t>egy</w:t>
+      </w:r>
+      <w:proofErr w:type="spellEnd"/>
+      <w:r>
+        <w:rPr>
+          <w:lang w:val="en-GB"/>
+        </w:rPr>
+        <w:t xml:space="preserve"> </w:t>
+      </w:r>
+      <w:proofErr w:type="spellStart"/>
+      <w:r>
+        <w:rPr>
+          <w:lang w:val="en-GB"/>
+        </w:rPr>
+        <w:t>geometrikus</w:t>
+      </w:r>
+      <w:proofErr w:type="spellEnd"/>
+      <w:r>
+        <w:rPr>
+          <w:lang w:val="en-GB"/>
+        </w:rPr>
+        <w:t xml:space="preserve"> </w:t>
+      </w:r>
+      <w:proofErr w:type="spellStart"/>
+      <w:r>
+        <w:rPr>
+          <w:lang w:val="en-GB"/>
+        </w:rPr>
+        <w:t>értékcsökkenési</w:t>
+      </w:r>
+      <w:proofErr w:type="spellEnd"/>
+      <w:r>
+        <w:rPr>
+          <w:lang w:val="en-GB"/>
+        </w:rPr>
+        <w:t xml:space="preserve"> </w:t>
+      </w:r>
+      <w:proofErr w:type="spellStart"/>
+      <w:r>
+        <w:rPr>
+          <w:lang w:val="en-GB"/>
+        </w:rPr>
+        <w:t>modellt</w:t>
+      </w:r>
+      <w:proofErr w:type="spellEnd"/>
+      <w:r>
+        <w:rPr>
+          <w:lang w:val="en-GB"/>
+        </w:rPr>
+        <w:t xml:space="preserve"> </w:t>
+      </w:r>
+      <w:proofErr w:type="spellStart"/>
+      <w:r>
+        <w:rPr>
+          <w:lang w:val="en-GB"/>
+        </w:rPr>
+        <w:t>választottam</w:t>
+      </w:r>
+      <w:proofErr w:type="spellEnd"/>
+      <w:r>
+        <w:rPr>
+          <w:lang w:val="en-GB"/>
+        </w:rPr>
+        <w:t xml:space="preserve">, </w:t>
+      </w:r>
+      <w:proofErr w:type="spellStart"/>
+      <w:r>
+        <w:rPr>
+          <w:lang w:val="en-GB"/>
+        </w:rPr>
+        <w:t>amely</w:t>
+      </w:r>
+      <w:proofErr w:type="spellEnd"/>
+      <w:r>
+        <w:rPr>
+          <w:lang w:val="en-GB"/>
+        </w:rPr>
+        <w:t xml:space="preserve"> </w:t>
+      </w:r>
+      <w:proofErr w:type="spellStart"/>
+      <w:r>
+        <w:rPr>
+          <w:lang w:val="en-GB"/>
+        </w:rPr>
+        <w:t>azt</w:t>
+      </w:r>
+      <w:proofErr w:type="spellEnd"/>
+      <w:r>
+        <w:rPr>
+          <w:lang w:val="en-GB"/>
+        </w:rPr>
+        <w:t xml:space="preserve"> </w:t>
+      </w:r>
+      <w:proofErr w:type="spellStart"/>
+      <w:r>
+        <w:rPr>
+          <w:lang w:val="en-GB"/>
+        </w:rPr>
+        <w:t>feltételezi</w:t>
+      </w:r>
+      <w:proofErr w:type="spellEnd"/>
+      <w:r>
+        <w:rPr>
+          <w:lang w:val="en-GB"/>
+        </w:rPr>
+        <w:t xml:space="preserve">, </w:t>
+      </w:r>
+      <w:proofErr w:type="spellStart"/>
+      <w:r>
+        <w:rPr>
+          <w:lang w:val="en-GB"/>
+        </w:rPr>
+        <w:t>hogy</w:t>
+      </w:r>
+      <w:proofErr w:type="spellEnd"/>
+      <w:r>
+        <w:rPr>
+          <w:lang w:val="en-GB"/>
+        </w:rPr>
+        <w:t xml:space="preserve"> </w:t>
+      </w:r>
+      <w:proofErr w:type="spellStart"/>
+      <w:r>
+        <w:rPr>
+          <w:lang w:val="en-GB"/>
+        </w:rPr>
+        <w:t>az</w:t>
+      </w:r>
+      <w:proofErr w:type="spellEnd"/>
+      <w:r>
+        <w:rPr>
+          <w:lang w:val="en-GB"/>
+        </w:rPr>
+        <w:t xml:space="preserve"> </w:t>
+      </w:r>
+      <w:proofErr w:type="spellStart"/>
+      <w:r>
+        <w:rPr>
+          <w:lang w:val="en-GB"/>
+        </w:rPr>
+        <w:t>eszköz</w:t>
+      </w:r>
+      <w:proofErr w:type="spellEnd"/>
+      <w:r>
+        <w:rPr>
+          <w:lang w:val="en-GB"/>
+        </w:rPr>
+        <w:t xml:space="preserve"> </w:t>
+      </w:r>
+      <w:proofErr w:type="spellStart"/>
+      <w:r>
+        <w:rPr>
+          <w:lang w:val="en-GB"/>
+        </w:rPr>
+        <w:t>értéke</w:t>
+      </w:r>
+      <w:proofErr w:type="spellEnd"/>
+      <w:r>
+        <w:rPr>
+          <w:lang w:val="en-GB"/>
+        </w:rPr>
+        <w:t xml:space="preserve"> </w:t>
+      </w:r>
+      <w:proofErr w:type="spellStart"/>
+      <w:r>
+        <w:rPr>
+          <w:lang w:val="en-GB"/>
+        </w:rPr>
+        <w:t>egy</w:t>
+      </w:r>
+      <w:proofErr w:type="spellEnd"/>
+      <w:r>
+        <w:rPr>
+          <w:lang w:val="en-GB"/>
+        </w:rPr>
+        <w:t xml:space="preserve"> </w:t>
+      </w:r>
+      <w:proofErr w:type="spellStart"/>
+      <w:r>
+        <w:rPr>
+          <w:lang w:val="en-GB"/>
+        </w:rPr>
+        <w:t>állandó</w:t>
+      </w:r>
+      <w:proofErr w:type="spellEnd"/>
+      <w:r>
+        <w:rPr>
+          <w:lang w:val="en-GB"/>
+        </w:rPr>
+        <w:t xml:space="preserve"> </w:t>
+      </w:r>
+      <w:r>
+        <w:rPr>
+          <w:rFonts w:cs="Times New Roman"/>
+          <w:b/>
+          <w:bCs/>
+          <w:lang w:val="en-GB"/>
+        </w:rPr>
+        <w:t>δ</w:t>
+      </w:r>
+      <w:r>
+        <w:rPr>
+          <w:rFonts w:cs="Times New Roman"/>
+          <w:lang w:val="en-GB"/>
+        </w:rPr>
+        <w:t xml:space="preserve"> </w:t>
+      </w:r>
+      <w:proofErr w:type="spellStart"/>
+      <w:r>
+        <w:rPr>
+          <w:rFonts w:cs="Times New Roman"/>
+          <w:lang w:val="en-GB"/>
+        </w:rPr>
+        <w:t>értékkel</w:t>
+      </w:r>
+      <w:proofErr w:type="spellEnd"/>
+      <w:r>
+        <w:rPr>
+          <w:rFonts w:cs="Times New Roman"/>
+          <w:lang w:val="en-GB"/>
+        </w:rPr>
+        <w:t xml:space="preserve"> </w:t>
+      </w:r>
+      <w:proofErr w:type="spellStart"/>
+      <w:r>
+        <w:rPr>
+          <w:rFonts w:cs="Times New Roman"/>
+          <w:lang w:val="en-GB"/>
+        </w:rPr>
+        <w:t>csökken</w:t>
+      </w:r>
+      <w:proofErr w:type="spellEnd"/>
+      <w:r>
+        <w:rPr>
+          <w:rFonts w:cs="Times New Roman"/>
+          <w:lang w:val="en-GB"/>
+        </w:rPr>
+        <w:t xml:space="preserve"> </w:t>
+      </w:r>
+      <w:proofErr w:type="spellStart"/>
+      <w:r>
+        <w:rPr>
+          <w:rFonts w:cs="Times New Roman"/>
+          <w:lang w:val="en-GB"/>
+        </w:rPr>
+        <w:t>az</w:t>
+      </w:r>
+      <w:proofErr w:type="spellEnd"/>
+      <w:r>
+        <w:rPr>
+          <w:rFonts w:cs="Times New Roman"/>
+          <w:lang w:val="en-GB"/>
+        </w:rPr>
+        <w:t xml:space="preserve"> </w:t>
+      </w:r>
+      <w:proofErr w:type="spellStart"/>
+      <w:r>
+        <w:rPr>
+          <w:rFonts w:cs="Times New Roman"/>
+          <w:lang w:val="en-GB"/>
+        </w:rPr>
+        <w:t>idő</w:t>
+      </w:r>
+      <w:proofErr w:type="spellEnd"/>
+      <w:r>
+        <w:rPr>
+          <w:rFonts w:cs="Times New Roman"/>
+          <w:lang w:val="en-GB"/>
+        </w:rPr>
+        <w:t xml:space="preserve"> </w:t>
+      </w:r>
+      <w:proofErr w:type="spellStart"/>
+      <w:r>
+        <w:rPr>
+          <w:rFonts w:cs="Times New Roman"/>
+          <w:lang w:val="en-GB"/>
+        </w:rPr>
+        <w:t>múlásával</w:t>
+      </w:r>
+      <w:proofErr w:type="spellEnd"/>
+      <w:r>
+        <w:rPr>
+          <w:rFonts w:cs="Times New Roman"/>
+          <w:lang w:val="en-GB"/>
+        </w:rPr>
+        <w:t xml:space="preserve">. </w:t>
+      </w:r>
+      <w:r>
+        <w:rPr>
+          <w:rFonts w:cs="Times New Roman"/>
+          <w:lang w:val="en-GB"/>
+        </w:rPr>
+        <w:t xml:space="preserve">A </w:t>
+      </w:r>
+      <w:proofErr w:type="spellStart"/>
+      <w:r>
+        <w:rPr>
+          <w:rFonts w:cs="Times New Roman"/>
+          <w:lang w:val="en-GB"/>
+        </w:rPr>
+        <w:t>kutatások</w:t>
+      </w:r>
+      <w:proofErr w:type="spellEnd"/>
+      <w:r>
+        <w:rPr>
+          <w:rFonts w:cs="Times New Roman"/>
+          <w:lang w:val="en-GB"/>
+        </w:rPr>
+        <w:t xml:space="preserve"> </w:t>
+      </w:r>
+      <w:proofErr w:type="spellStart"/>
+      <w:r>
+        <w:rPr>
+          <w:rFonts w:cs="Times New Roman"/>
+          <w:lang w:val="en-GB"/>
+        </w:rPr>
+        <w:t>alapján</w:t>
+      </w:r>
+      <w:proofErr w:type="spellEnd"/>
+      <w:r>
+        <w:rPr>
+          <w:rFonts w:cs="Times New Roman"/>
+          <w:lang w:val="en-GB"/>
+        </w:rPr>
+        <w:t xml:space="preserve"> </w:t>
+      </w:r>
+      <w:proofErr w:type="spellStart"/>
+      <w:r>
+        <w:rPr>
+          <w:rFonts w:cs="Times New Roman"/>
+          <w:lang w:val="en-GB"/>
+        </w:rPr>
+        <w:t>az</w:t>
+      </w:r>
+      <w:proofErr w:type="spellEnd"/>
+      <w:r>
+        <w:rPr>
+          <w:rFonts w:cs="Times New Roman"/>
+          <w:lang w:val="en-GB"/>
+        </w:rPr>
+        <w:t xml:space="preserve"> </w:t>
+      </w:r>
+      <w:r>
+        <w:rPr>
+          <w:rFonts w:cs="Times New Roman"/>
+          <w:lang w:val="en-GB"/>
+        </w:rPr>
+        <w:t>OECD (</w:t>
+      </w:r>
+      <w:proofErr w:type="spellStart"/>
+      <w:r>
+        <w:rPr>
+          <w:rFonts w:cs="Times New Roman"/>
+          <w:lang w:val="en-GB"/>
+        </w:rPr>
+        <w:t>Gazdasági</w:t>
+      </w:r>
+      <w:proofErr w:type="spellEnd"/>
+      <w:r>
+        <w:rPr>
+          <w:rFonts w:cs="Times New Roman"/>
+          <w:lang w:val="en-GB"/>
+        </w:rPr>
+        <w:t xml:space="preserve"> </w:t>
+      </w:r>
+      <w:proofErr w:type="spellStart"/>
+      <w:r>
+        <w:rPr>
+          <w:rFonts w:cs="Times New Roman"/>
+          <w:lang w:val="en-GB"/>
+        </w:rPr>
+        <w:t>Együttműködési</w:t>
+      </w:r>
+      <w:proofErr w:type="spellEnd"/>
+      <w:r>
+        <w:rPr>
+          <w:rFonts w:cs="Times New Roman"/>
+          <w:lang w:val="en-GB"/>
+        </w:rPr>
+        <w:t xml:space="preserve"> </w:t>
+      </w:r>
+      <w:proofErr w:type="spellStart"/>
+      <w:r>
+        <w:rPr>
+          <w:rFonts w:cs="Times New Roman"/>
+          <w:lang w:val="en-GB"/>
+        </w:rPr>
+        <w:t>és</w:t>
+      </w:r>
+      <w:proofErr w:type="spellEnd"/>
+      <w:r>
+        <w:rPr>
+          <w:rFonts w:cs="Times New Roman"/>
+          <w:lang w:val="en-GB"/>
+        </w:rPr>
+        <w:t xml:space="preserve"> </w:t>
+      </w:r>
+      <w:proofErr w:type="spellStart"/>
+      <w:r>
+        <w:rPr>
+          <w:rFonts w:cs="Times New Roman"/>
+          <w:lang w:val="en-GB"/>
+        </w:rPr>
+        <w:t>Fejlesztési</w:t>
+      </w:r>
+      <w:proofErr w:type="spellEnd"/>
+      <w:r>
+        <w:rPr>
+          <w:rFonts w:cs="Times New Roman"/>
+          <w:lang w:val="en-GB"/>
+        </w:rPr>
+        <w:t xml:space="preserve"> </w:t>
+      </w:r>
+      <w:proofErr w:type="spellStart"/>
+      <w:r>
+        <w:rPr>
+          <w:rFonts w:cs="Times New Roman"/>
+          <w:lang w:val="en-GB"/>
+        </w:rPr>
+        <w:t>Szervezet</w:t>
+      </w:r>
+      <w:proofErr w:type="spellEnd"/>
+      <w:r>
+        <w:rPr>
+          <w:rFonts w:cs="Times New Roman"/>
+          <w:lang w:val="en-GB"/>
+        </w:rPr>
+        <w:t xml:space="preserve">) </w:t>
+      </w:r>
+      <w:proofErr w:type="spellStart"/>
+      <w:r>
+        <w:rPr>
+          <w:rFonts w:cs="Times New Roman"/>
+          <w:lang w:val="en-GB"/>
+        </w:rPr>
+        <w:t>országokban</w:t>
+      </w:r>
+      <w:proofErr w:type="spellEnd"/>
+      <w:r>
+        <w:rPr>
+          <w:rFonts w:cs="Times New Roman"/>
+          <w:lang w:val="en-GB"/>
+        </w:rPr>
+        <w:t xml:space="preserve">, </w:t>
+      </w:r>
+      <w:proofErr w:type="spellStart"/>
+      <w:r>
+        <w:rPr>
+          <w:rFonts w:cs="Times New Roman"/>
+          <w:lang w:val="en-GB"/>
+        </w:rPr>
+        <w:t>amelynek</w:t>
+      </w:r>
+      <w:proofErr w:type="spellEnd"/>
+      <w:r>
+        <w:rPr>
+          <w:rFonts w:cs="Times New Roman"/>
+          <w:lang w:val="en-GB"/>
+        </w:rPr>
+        <w:t xml:space="preserve"> </w:t>
+      </w:r>
+      <w:proofErr w:type="spellStart"/>
+      <w:r>
+        <w:rPr>
+          <w:rFonts w:cs="Times New Roman"/>
+          <w:lang w:val="en-GB"/>
+        </w:rPr>
+        <w:t>Magyarország</w:t>
+      </w:r>
+      <w:proofErr w:type="spellEnd"/>
+      <w:r>
+        <w:rPr>
+          <w:rFonts w:cs="Times New Roman"/>
+          <w:lang w:val="en-GB"/>
+        </w:rPr>
+        <w:t xml:space="preserve"> is </w:t>
+      </w:r>
+      <w:proofErr w:type="spellStart"/>
+      <w:r>
+        <w:rPr>
+          <w:rFonts w:cs="Times New Roman"/>
+          <w:lang w:val="en-GB"/>
+        </w:rPr>
+        <w:t>tagja</w:t>
+      </w:r>
+      <w:proofErr w:type="spellEnd"/>
+      <w:r>
+        <w:rPr>
+          <w:rFonts w:cs="Times New Roman"/>
+          <w:lang w:val="en-GB"/>
+        </w:rPr>
+        <w:t>,</w:t>
+      </w:r>
+      <w:r>
+        <w:rPr>
+          <w:rFonts w:cs="Times New Roman"/>
+          <w:lang w:val="en-GB"/>
+        </w:rPr>
+        <w:t xml:space="preserve"> </w:t>
+      </w:r>
+      <w:proofErr w:type="spellStart"/>
+      <w:r>
+        <w:rPr>
+          <w:rFonts w:cs="Times New Roman"/>
+          <w:lang w:val="en-GB"/>
+        </w:rPr>
+        <w:t>az</w:t>
+      </w:r>
+      <w:proofErr w:type="spellEnd"/>
+      <w:r>
+        <w:rPr>
+          <w:rFonts w:cs="Times New Roman"/>
+          <w:lang w:val="en-GB"/>
+        </w:rPr>
+        <w:t xml:space="preserve"> </w:t>
+      </w:r>
+      <w:proofErr w:type="spellStart"/>
+      <w:r>
+        <w:rPr>
+          <w:rFonts w:cs="Times New Roman"/>
+          <w:lang w:val="en-GB"/>
+        </w:rPr>
+        <w:t>éves</w:t>
+      </w:r>
+      <w:proofErr w:type="spellEnd"/>
+      <w:r>
+        <w:rPr>
+          <w:rFonts w:cs="Times New Roman"/>
+          <w:lang w:val="en-GB"/>
+        </w:rPr>
+        <w:t xml:space="preserve"> </w:t>
+      </w:r>
+      <w:proofErr w:type="spellStart"/>
+      <w:r>
+        <w:rPr>
+          <w:rFonts w:cs="Times New Roman"/>
+          <w:lang w:val="en-GB"/>
+        </w:rPr>
+        <w:t>átlagos</w:t>
+      </w:r>
+      <w:proofErr w:type="spellEnd"/>
+      <w:r>
+        <w:rPr>
+          <w:rFonts w:cs="Times New Roman"/>
+          <w:lang w:val="en-GB"/>
+        </w:rPr>
+        <w:t xml:space="preserve"> </w:t>
+      </w:r>
+      <w:proofErr w:type="spellStart"/>
+      <w:r>
+        <w:rPr>
+          <w:rFonts w:cs="Times New Roman"/>
+          <w:lang w:val="en-GB"/>
+        </w:rPr>
+        <w:t>értékcsökkenés</w:t>
+      </w:r>
+      <w:r>
+        <w:rPr>
+          <w:rFonts w:cs="Times New Roman"/>
+          <w:lang w:val="en-GB"/>
+        </w:rPr>
+        <w:t>i</w:t>
+      </w:r>
+      <w:proofErr w:type="spellEnd"/>
+      <w:r>
+        <w:rPr>
+          <w:rFonts w:cs="Times New Roman"/>
+          <w:lang w:val="en-GB"/>
+        </w:rPr>
+        <w:t xml:space="preserve"> </w:t>
+      </w:r>
+      <w:proofErr w:type="spellStart"/>
+      <w:r>
+        <w:rPr>
+          <w:rFonts w:cs="Times New Roman"/>
+          <w:lang w:val="en-GB"/>
+        </w:rPr>
+        <w:t>ráta</w:t>
+      </w:r>
+      <w:proofErr w:type="spellEnd"/>
+      <w:r>
+        <w:rPr>
+          <w:rFonts w:cs="Times New Roman"/>
+          <w:lang w:val="en-GB"/>
+        </w:rPr>
+        <w:t xml:space="preserve"> </w:t>
+      </w:r>
+      <w:proofErr w:type="spellStart"/>
+      <w:r>
+        <w:rPr>
+          <w:rFonts w:cs="Times New Roman"/>
+          <w:lang w:val="en-GB"/>
+        </w:rPr>
+        <w:t>értéke</w:t>
+      </w:r>
+      <w:proofErr w:type="spellEnd"/>
+      <w:r>
+        <w:rPr>
+          <w:rFonts w:cs="Times New Roman"/>
+          <w:lang w:val="en-GB"/>
+        </w:rPr>
+        <w:t xml:space="preserve"> </w:t>
+      </w:r>
+      <w:r>
+        <w:rPr>
+          <w:rFonts w:cs="Times New Roman"/>
+          <w:lang w:val="en-GB"/>
+        </w:rPr>
+        <w:t>31%. [2]</w:t>
+      </w:r>
+      <w:r>
+        <w:rPr>
+          <w:rFonts w:cs="Times New Roman"/>
+          <w:lang w:val="en-GB"/>
+        </w:rPr>
+        <w:t xml:space="preserve"> </w:t>
+      </w:r>
+      <w:r>
+        <w:rPr>
+          <w:lang w:val="en-GB"/>
+        </w:rPr>
+        <w:t xml:space="preserve">A </w:t>
+      </w:r>
+      <w:proofErr w:type="spellStart"/>
+      <w:r>
+        <w:rPr>
+          <w:lang w:val="en-GB"/>
+        </w:rPr>
+        <w:t>geometrikus</w:t>
+      </w:r>
+      <w:proofErr w:type="spellEnd"/>
+      <w:r>
+        <w:rPr>
+          <w:lang w:val="en-GB"/>
+        </w:rPr>
+        <w:t xml:space="preserve"> </w:t>
+      </w:r>
+      <w:proofErr w:type="spellStart"/>
+      <w:r>
+        <w:rPr>
+          <w:lang w:val="en-GB"/>
+        </w:rPr>
+        <w:t>képlet</w:t>
+      </w:r>
+      <w:proofErr w:type="spellEnd"/>
+      <w:r>
+        <w:rPr>
+          <w:lang w:val="en-GB"/>
+        </w:rPr>
+        <w:t>,</w:t>
+      </w:r>
+      <w:r>
+        <w:rPr>
+          <w:lang w:val="en-GB"/>
+        </w:rPr>
+        <w:t xml:space="preserve"> </w:t>
+      </w:r>
+      <w:proofErr w:type="spellStart"/>
+      <w:r>
+        <w:rPr>
+          <w:lang w:val="en-GB"/>
+        </w:rPr>
+        <w:t>az</w:t>
+      </w:r>
+      <w:proofErr w:type="spellEnd"/>
+      <w:r>
+        <w:rPr>
+          <w:lang w:val="en-GB"/>
+        </w:rPr>
+        <w:t xml:space="preserve"> </w:t>
+      </w:r>
+      <w:proofErr w:type="spellStart"/>
+      <w:r>
+        <w:rPr>
+          <w:lang w:val="en-GB"/>
+        </w:rPr>
+        <w:t>éves</w:t>
+      </w:r>
+      <w:proofErr w:type="spellEnd"/>
+      <w:r>
+        <w:rPr>
+          <w:lang w:val="en-GB"/>
+        </w:rPr>
+        <w:t xml:space="preserve"> </w:t>
+      </w:r>
+      <w:proofErr w:type="spellStart"/>
+      <w:r>
+        <w:rPr>
+          <w:lang w:val="en-GB"/>
+        </w:rPr>
+        <w:t>átlagos</w:t>
+      </w:r>
+      <w:proofErr w:type="spellEnd"/>
+      <w:r>
+        <w:rPr>
+          <w:lang w:val="en-GB"/>
+        </w:rPr>
+        <w:t xml:space="preserve"> </w:t>
+      </w:r>
+      <w:proofErr w:type="spellStart"/>
+      <w:r>
+        <w:rPr>
+          <w:lang w:val="en-GB"/>
+        </w:rPr>
+        <w:t>értékcsökkenés</w:t>
+      </w:r>
+      <w:r>
+        <w:rPr>
+          <w:lang w:val="en-GB"/>
+        </w:rPr>
+        <w:t>i</w:t>
+      </w:r>
+      <w:proofErr w:type="spellEnd"/>
+      <w:r>
+        <w:rPr>
+          <w:lang w:val="en-GB"/>
+        </w:rPr>
+        <w:t xml:space="preserve"> </w:t>
+      </w:r>
+      <w:proofErr w:type="spellStart"/>
+      <w:r>
+        <w:rPr>
+          <w:lang w:val="en-GB"/>
+        </w:rPr>
+        <w:t>ráta</w:t>
+      </w:r>
+      <w:proofErr w:type="spellEnd"/>
+      <w:r>
+        <w:rPr>
+          <w:lang w:val="en-GB"/>
+        </w:rPr>
+        <w:t>,</w:t>
+      </w:r>
+      <w:r>
+        <w:rPr>
+          <w:lang w:val="en-GB"/>
+        </w:rPr>
+        <w:t xml:space="preserve"> </w:t>
+      </w:r>
+      <w:proofErr w:type="spellStart"/>
+      <w:r>
+        <w:rPr>
+          <w:lang w:val="en-GB"/>
+        </w:rPr>
+        <w:t>az</w:t>
+      </w:r>
+      <w:proofErr w:type="spellEnd"/>
+      <w:r>
+        <w:rPr>
+          <w:lang w:val="en-GB"/>
+        </w:rPr>
+        <w:t xml:space="preserve"> </w:t>
+      </w:r>
+      <w:proofErr w:type="spellStart"/>
+      <w:r>
+        <w:rPr>
+          <w:lang w:val="en-GB"/>
+        </w:rPr>
+        <w:t>újkori</w:t>
+      </w:r>
+      <w:proofErr w:type="spellEnd"/>
+      <w:r>
+        <w:rPr>
+          <w:lang w:val="en-GB"/>
+        </w:rPr>
+        <w:t xml:space="preserve"> </w:t>
+      </w:r>
+      <w:proofErr w:type="spellStart"/>
+      <w:r>
+        <w:rPr>
+          <w:lang w:val="en-GB"/>
+        </w:rPr>
+        <w:t>ár</w:t>
+      </w:r>
+      <w:proofErr w:type="spellEnd"/>
+      <w:r>
+        <w:rPr>
+          <w:lang w:val="en-GB"/>
+        </w:rPr>
+        <w:t xml:space="preserve"> </w:t>
+      </w:r>
+      <w:proofErr w:type="spellStart"/>
+      <w:r>
+        <w:rPr>
+          <w:lang w:val="en-GB"/>
+        </w:rPr>
+        <w:t>és</w:t>
+      </w:r>
+      <w:proofErr w:type="spellEnd"/>
+      <w:r>
+        <w:rPr>
+          <w:lang w:val="en-GB"/>
+        </w:rPr>
+        <w:t xml:space="preserve"> </w:t>
+      </w:r>
+      <w:proofErr w:type="spellStart"/>
+      <w:r>
+        <w:rPr>
+          <w:lang w:val="en-GB"/>
+        </w:rPr>
+        <w:t>az</w:t>
+      </w:r>
+      <w:proofErr w:type="spellEnd"/>
+      <w:r>
+        <w:rPr>
+          <w:lang w:val="en-GB"/>
+        </w:rPr>
+        <w:t xml:space="preserve"> </w:t>
+      </w:r>
+      <w:proofErr w:type="spellStart"/>
+      <w:r>
+        <w:rPr>
+          <w:lang w:val="en-GB"/>
+        </w:rPr>
+        <w:t>jármű</w:t>
+      </w:r>
+      <w:proofErr w:type="spellEnd"/>
+      <w:r>
+        <w:rPr>
+          <w:lang w:val="en-GB"/>
+        </w:rPr>
+        <w:t xml:space="preserve"> </w:t>
+      </w:r>
+      <w:proofErr w:type="spellStart"/>
+      <w:r>
+        <w:rPr>
+          <w:lang w:val="en-GB"/>
+        </w:rPr>
+        <w:t>életkora</w:t>
+      </w:r>
+      <w:proofErr w:type="spellEnd"/>
+      <w:r>
+        <w:rPr>
+          <w:lang w:val="en-GB"/>
+        </w:rPr>
+        <w:t xml:space="preserve"> </w:t>
+      </w:r>
+      <w:proofErr w:type="spellStart"/>
+      <w:r>
+        <w:rPr>
+          <w:lang w:val="en-GB"/>
+        </w:rPr>
+        <w:t>alapján</w:t>
+      </w:r>
+      <w:proofErr w:type="spellEnd"/>
+      <w:r>
+        <w:rPr>
+          <w:lang w:val="en-GB"/>
+        </w:rPr>
+        <w:t xml:space="preserve"> </w:t>
+      </w:r>
+      <w:proofErr w:type="spellStart"/>
+      <w:r>
+        <w:rPr>
+          <w:lang w:val="en-GB"/>
+        </w:rPr>
+        <w:t>közelít</w:t>
+      </w:r>
+      <w:r>
+        <w:rPr>
+          <w:lang w:val="en-GB"/>
+        </w:rPr>
+        <w:t>i</w:t>
+      </w:r>
+      <w:proofErr w:type="spellEnd"/>
+      <w:r>
+        <w:rPr>
+          <w:lang w:val="en-GB"/>
+        </w:rPr>
+        <w:t xml:space="preserve"> a </w:t>
+      </w:r>
+      <w:proofErr w:type="spellStart"/>
+      <w:r>
+        <w:rPr>
+          <w:lang w:val="en-GB"/>
+        </w:rPr>
+        <w:t>jármű</w:t>
+      </w:r>
+      <w:proofErr w:type="spellEnd"/>
+      <w:r>
+        <w:rPr>
+          <w:lang w:val="en-GB"/>
+        </w:rPr>
+        <w:t xml:space="preserve"> </w:t>
+      </w:r>
+      <w:proofErr w:type="spellStart"/>
+      <w:r>
+        <w:rPr>
+          <w:lang w:val="en-GB"/>
+        </w:rPr>
+        <w:t>tárgyévre</w:t>
+      </w:r>
+      <w:proofErr w:type="spellEnd"/>
+      <w:r>
+        <w:rPr>
+          <w:lang w:val="en-GB"/>
+        </w:rPr>
+        <w:t xml:space="preserve"> </w:t>
+      </w:r>
+      <w:proofErr w:type="spellStart"/>
+      <w:r>
+        <w:rPr>
+          <w:lang w:val="en-GB"/>
+        </w:rPr>
+        <w:t>számolt</w:t>
+      </w:r>
+      <w:proofErr w:type="spellEnd"/>
+      <w:r>
+        <w:rPr>
+          <w:lang w:val="en-GB"/>
+        </w:rPr>
+        <w:t xml:space="preserve"> </w:t>
+      </w:r>
+      <w:proofErr w:type="spellStart"/>
+      <w:r>
+        <w:rPr>
+          <w:lang w:val="en-GB"/>
+        </w:rPr>
+        <w:t>értékét</w:t>
+      </w:r>
+      <w:proofErr w:type="spellEnd"/>
+      <w:r>
+        <w:rPr>
+          <w:lang w:val="en-GB"/>
+        </w:rPr>
+        <w:t>.</w:t>
+      </w:r>
+    </w:p>
+    <w:p>
+      <w:pPr>
+        <w:rPr>
+          <w:lang w:val="en-GB"/>
+        </w:rPr>
+      </w:pPr>
+      <m:oMathPara>
+        <m:oMath>
+          <m:sSub>
+            <m:sSubPr>
+              <m:ctrlPr>
+                <w:rPr>
+                  <w:rFonts w:ascii="Cambria Math" w:hAnsi="Cambria Math"/>
+                  <w:i/>
+                  <w:sz w:val="36"/>
+                  <w:szCs w:val="36"/>
+                  <w:lang w:val="en-GB"/>
+                </w:rPr>
+              </m:ctrlPr>
+            </m:sSubPr>
+            <m:e>
+              <m:r>
+                <w:rPr>
+                  <w:rFonts w:ascii="Cambria Math" w:hAnsi="Cambria Math"/>
+                  <w:sz w:val="36"/>
+                  <w:szCs w:val="36"/>
+                  <w:lang w:val="en-GB"/>
+                </w:rPr>
+                <m:t>P</m:t>
+              </m:r>
+            </m:e>
+            <m:sub>
+              <m:r>
+                <w:rPr>
+                  <w:rFonts w:ascii="Cambria Math" w:hAnsi="Cambria Math"/>
+                  <w:sz w:val="36"/>
+                  <w:szCs w:val="36"/>
+                  <w:lang w:val="en-GB"/>
+                </w:rPr>
+                <m:t>t</m:t>
+              </m:r>
+            </m:sub>
+          </m:sSub>
+          <m:r>
+            <w:rPr>
+              <w:rFonts w:ascii="Cambria Math" w:eastAsia="Cambria Math" w:hAnsi="Cambria Math" w:cs="Cambria Math"/>
+              <w:sz w:val="36"/>
+              <w:szCs w:val="36"/>
+              <w:lang w:val="en-GB"/>
+            </w:rPr>
+            <m:t>=</m:t>
+          </m:r>
+          <m:sSup>
+            <m:sSupPr>
+              <m:ctrlPr>
+                <w:rPr>
+                  <w:rFonts w:ascii="Cambria Math" w:hAnsi="Cambria Math"/>
+                  <w:i/>
+                  <w:sz w:val="36"/>
+                  <w:szCs w:val="36"/>
+                  <w:lang w:val="en-GB"/>
+                </w:rPr>
+              </m:ctrlPr>
+            </m:sSupPr>
+            <m:e>
+              <m:r>
+                <w:rPr>
+                  <w:rFonts w:ascii="Cambria Math" w:hAnsi="Cambria Math"/>
+                  <w:sz w:val="36"/>
+                  <w:szCs w:val="36"/>
+                  <w:lang w:val="en-GB"/>
+                </w:rPr>
+                <m:t>e</m:t>
+              </m:r>
+            </m:e>
+            <m:sup>
+              <m:r>
+                <w:rPr>
+                  <w:rFonts w:ascii="Cambria Math" w:hAnsi="Cambria Math"/>
+                  <w:sz w:val="36"/>
+                  <w:szCs w:val="36"/>
+                  <w:lang w:val="en-GB"/>
+                </w:rPr>
+                <m:t>-δt</m:t>
+              </m:r>
+            </m:sup>
+          </m:sSup>
+          <m:r>
+            <w:rPr>
+              <w:rFonts w:ascii="Cambria Math" w:hAnsi="Cambria Math"/>
+              <w:sz w:val="36"/>
+              <w:szCs w:val="36"/>
+              <w:lang w:val="en-GB"/>
+            </w:rPr>
+            <m:t xml:space="preserve">* </m:t>
+          </m:r>
+          <m:sSub>
+            <m:sSubPr>
+              <m:ctrlPr>
+                <w:rPr>
+                  <w:rFonts w:ascii="Cambria Math" w:hAnsi="Cambria Math"/>
+                  <w:i/>
+                  <w:sz w:val="36"/>
+                  <w:szCs w:val="36"/>
+                  <w:lang w:val="en-GB"/>
+                </w:rPr>
+              </m:ctrlPr>
+            </m:sSubPr>
+            <m:e>
+              <m:r>
+                <w:rPr>
+                  <w:rFonts w:ascii="Cambria Math" w:hAnsi="Cambria Math"/>
+                  <w:sz w:val="36"/>
+                  <w:szCs w:val="36"/>
+                  <w:lang w:val="en-GB"/>
+                </w:rPr>
+                <m:t>P</m:t>
+              </m:r>
+            </m:e>
+            <m:sub>
+              <m:r>
+                <w:rPr>
+                  <w:rFonts w:ascii="Cambria Math" w:hAnsi="Cambria Math"/>
+                  <w:sz w:val="36"/>
+                  <w:szCs w:val="36"/>
+                  <w:lang w:val="en-GB"/>
+                </w:rPr>
+                <m:t>t</m:t>
+              </m:r>
+              <m:r>
+                <w:rPr>
+                  <w:rFonts w:ascii="Cambria Math" w:hAnsi="Cambria Math"/>
+                  <w:sz w:val="36"/>
+                  <w:szCs w:val="36"/>
+                  <w:lang w:val="en-GB"/>
+                </w:rPr>
+                <m:t>0</m:t>
+              </m:r>
+            </m:sub>
+          </m:sSub>
+        </m:oMath>
+      </m:oMathPara>
+    </w:p>
+    <w:p>
+      <w:pPr>
+        <w:jc w:val="center"/>
+        <w:rPr>
+          <w:lang w:val="en-GB"/>
+        </w:rPr>
+      </w:pPr>
+    </w:p>
+    <w:p>
+      <w:pPr>
+        <w:rPr>
+          <w:lang w:val="en-GB"/>
+        </w:rPr>
+      </w:pPr>
+      <w:proofErr w:type="spellStart"/>
+      <w:r>
+        <w:rPr>
+          <w:lang w:val="en-GB"/>
+        </w:rPr>
+        <w:t>Ahol</w:t>
+      </w:r>
+      <w:proofErr w:type="spellEnd"/>
+      <w:r>
+        <w:rPr>
+          <w:lang w:val="en-GB"/>
+        </w:rPr>
+        <w:t xml:space="preserve"> </w:t>
+      </w:r>
+      <w:r>
+        <w:rPr>
+          <w:b/>
+          <w:bCs/>
+          <w:i/>
+          <w:iCs/>
+          <w:lang w:val="en-GB"/>
+        </w:rPr>
+        <w:t>P</w:t>
+      </w:r>
+      <w:r>
+        <w:rPr>
+          <w:b/>
+          <w:bCs/>
+          <w:i/>
+          <w:iCs/>
+          <w:vertAlign w:val="subscript"/>
+          <w:lang w:val="en-GB"/>
+        </w:rPr>
+        <w:t>t</w:t>
+      </w:r>
+      <w:r>
+        <w:rPr>
+          <w:lang w:val="en-GB"/>
+        </w:rPr>
+        <w:t xml:space="preserve"> a t-</w:t>
+      </w:r>
+      <w:proofErr w:type="spellStart"/>
+      <w:r>
+        <w:rPr>
+          <w:lang w:val="en-GB"/>
+        </w:rPr>
+        <w:t>edik</w:t>
+      </w:r>
+      <w:proofErr w:type="spellEnd"/>
+      <w:r>
+        <w:rPr>
+          <w:lang w:val="en-GB"/>
+        </w:rPr>
+        <w:t xml:space="preserve"> </w:t>
+      </w:r>
+      <w:proofErr w:type="spellStart"/>
+      <w:r>
+        <w:rPr>
+          <w:lang w:val="en-GB"/>
+        </w:rPr>
+        <w:t>éves</w:t>
+      </w:r>
+      <w:proofErr w:type="spellEnd"/>
+      <w:r>
+        <w:rPr>
+          <w:lang w:val="en-GB"/>
+        </w:rPr>
+        <w:t xml:space="preserve"> </w:t>
+      </w:r>
+      <w:proofErr w:type="spellStart"/>
+      <w:r>
+        <w:rPr>
+          <w:lang w:val="en-GB"/>
+        </w:rPr>
+        <w:t>gépjármű</w:t>
+      </w:r>
+      <w:proofErr w:type="spellEnd"/>
+      <w:r>
+        <w:rPr>
+          <w:lang w:val="en-GB"/>
+        </w:rPr>
+        <w:t xml:space="preserve"> </w:t>
+      </w:r>
+      <w:proofErr w:type="spellStart"/>
+      <w:r>
+        <w:rPr>
+          <w:lang w:val="en-GB"/>
+        </w:rPr>
+        <w:t>ára</w:t>
+      </w:r>
+      <w:proofErr w:type="spellEnd"/>
+      <w:r>
+        <w:rPr>
+          <w:lang w:val="en-GB"/>
+        </w:rPr>
+        <w:t xml:space="preserve">, </w:t>
+      </w:r>
+      <w:r>
+        <w:rPr>
+          <w:rFonts w:cs="Times New Roman"/>
+          <w:b/>
+          <w:bCs/>
+          <w:lang w:val="en-GB"/>
+        </w:rPr>
+        <w:t>δ</w:t>
+      </w:r>
+      <w:r>
+        <w:rPr>
+          <w:rFonts w:cs="Times New Roman"/>
+          <w:b/>
+          <w:bCs/>
+          <w:lang w:val="en-GB"/>
+        </w:rPr>
+        <w:t xml:space="preserve"> </w:t>
+      </w:r>
+      <w:proofErr w:type="spellStart"/>
+      <w:r>
+        <w:rPr>
+          <w:rFonts w:cs="Times New Roman"/>
+          <w:lang w:val="en-GB"/>
+        </w:rPr>
+        <w:t>az</w:t>
+      </w:r>
+      <w:proofErr w:type="spellEnd"/>
+      <w:r>
+        <w:rPr>
+          <w:rFonts w:cs="Times New Roman"/>
+          <w:lang w:val="en-GB"/>
+        </w:rPr>
+        <w:t xml:space="preserve"> </w:t>
+      </w:r>
+      <w:proofErr w:type="spellStart"/>
+      <w:r>
+        <w:rPr>
+          <w:rFonts w:cs="Times New Roman"/>
+          <w:lang w:val="en-GB"/>
+        </w:rPr>
+        <w:t>átlagos</w:t>
+      </w:r>
+      <w:proofErr w:type="spellEnd"/>
+      <w:r>
+        <w:rPr>
+          <w:rFonts w:cs="Times New Roman"/>
+          <w:lang w:val="en-GB"/>
+        </w:rPr>
+        <w:t xml:space="preserve"> </w:t>
+      </w:r>
+      <w:proofErr w:type="spellStart"/>
+      <w:r>
+        <w:rPr>
+          <w:rFonts w:cs="Times New Roman"/>
+          <w:lang w:val="en-GB"/>
+        </w:rPr>
+        <w:t>értékcsökkenés</w:t>
+      </w:r>
+      <w:proofErr w:type="spellEnd"/>
+      <w:r>
+        <w:rPr>
+          <w:lang w:val="en-GB"/>
+        </w:rPr>
+        <w:t xml:space="preserve">, </w:t>
+      </w:r>
+      <w:r>
+        <w:rPr>
+          <w:b/>
+          <w:bCs/>
+          <w:lang w:val="en-GB"/>
+        </w:rPr>
+        <w:t>P</w:t>
+      </w:r>
+      <w:r>
+        <w:rPr>
+          <w:b/>
+          <w:bCs/>
+          <w:vertAlign w:val="subscript"/>
+          <w:lang w:val="en-GB"/>
+        </w:rPr>
+        <w:t>0</w:t>
+      </w:r>
+      <w:r>
+        <w:rPr>
+          <w:lang w:val="en-GB"/>
+        </w:rPr>
+        <w:t xml:space="preserve"> </w:t>
+      </w:r>
+      <w:proofErr w:type="spellStart"/>
+      <w:r>
+        <w:rPr>
+          <w:lang w:val="en-GB"/>
+        </w:rPr>
+        <w:t>pedig</w:t>
+      </w:r>
+      <w:proofErr w:type="spellEnd"/>
+      <w:r>
+        <w:rPr>
+          <w:lang w:val="en-GB"/>
+        </w:rPr>
+        <w:t xml:space="preserve"> </w:t>
+      </w:r>
+      <w:proofErr w:type="spellStart"/>
+      <w:r>
+        <w:rPr>
+          <w:lang w:val="en-GB"/>
+        </w:rPr>
+        <w:t>az</w:t>
+      </w:r>
+      <w:proofErr w:type="spellEnd"/>
+      <w:r>
+        <w:rPr>
+          <w:lang w:val="en-GB"/>
+        </w:rPr>
+        <w:t xml:space="preserve"> </w:t>
+      </w:r>
+      <w:proofErr w:type="spellStart"/>
+      <w:r>
+        <w:rPr>
+          <w:lang w:val="en-GB"/>
+        </w:rPr>
+        <w:t>eszköz</w:t>
+      </w:r>
+      <w:proofErr w:type="spellEnd"/>
+      <w:r>
+        <w:rPr>
+          <w:lang w:val="en-GB"/>
+        </w:rPr>
+        <w:t xml:space="preserve"> </w:t>
+      </w:r>
+      <w:proofErr w:type="spellStart"/>
+      <w:r>
+        <w:rPr>
+          <w:lang w:val="en-GB"/>
+        </w:rPr>
+        <w:t>újkori</w:t>
+      </w:r>
+      <w:proofErr w:type="spellEnd"/>
+      <w:r>
+        <w:rPr>
+          <w:lang w:val="en-GB"/>
+        </w:rPr>
+        <w:t xml:space="preserve"> </w:t>
+      </w:r>
+      <w:proofErr w:type="spellStart"/>
+      <w:r>
+        <w:rPr>
+          <w:lang w:val="en-GB"/>
+        </w:rPr>
+        <w:t>ára</w:t>
+      </w:r>
+      <w:proofErr w:type="spellEnd"/>
+      <w:r>
+        <w:rPr>
+          <w:lang w:val="en-GB"/>
+        </w:rPr>
+        <w:t xml:space="preserve">. </w:t>
+      </w:r>
+      <w:proofErr w:type="spellStart"/>
+      <w:r>
+        <w:rPr>
+          <w:lang w:val="en-GB"/>
+        </w:rPr>
+        <w:t>Ezzel</w:t>
+      </w:r>
+      <w:proofErr w:type="spellEnd"/>
+      <w:r>
+        <w:rPr>
+          <w:lang w:val="en-GB"/>
+        </w:rPr>
+        <w:t xml:space="preserve"> a </w:t>
+      </w:r>
+      <w:proofErr w:type="spellStart"/>
+      <w:r>
+        <w:rPr>
+          <w:lang w:val="en-GB"/>
+        </w:rPr>
+        <w:t>képlettel</w:t>
+      </w:r>
+      <w:proofErr w:type="spellEnd"/>
+      <w:r>
+        <w:rPr>
+          <w:lang w:val="en-GB"/>
+        </w:rPr>
+        <w:t xml:space="preserve"> </w:t>
+      </w:r>
+      <w:proofErr w:type="spellStart"/>
+      <w:r>
+        <w:rPr>
+          <w:lang w:val="en-GB"/>
+        </w:rPr>
+        <w:t>kiszámolható</w:t>
+      </w:r>
+      <w:proofErr w:type="spellEnd"/>
+      <w:r>
+        <w:rPr>
+          <w:lang w:val="en-GB"/>
+        </w:rPr>
+        <w:t xml:space="preserve"> a</w:t>
+      </w:r>
+      <w:r>
+        <w:rPr>
+          <w:lang w:val="en-GB"/>
+        </w:rPr>
+        <w:t xml:space="preserve"> </w:t>
+      </w:r>
+      <w:proofErr w:type="spellStart"/>
+      <w:r>
+        <w:rPr>
+          <w:lang w:val="en-GB"/>
+        </w:rPr>
+        <w:t>gépjármű</w:t>
+      </w:r>
+      <w:proofErr w:type="spellEnd"/>
+      <w:r>
+        <w:rPr>
+          <w:lang w:val="en-GB"/>
+        </w:rPr>
+        <w:t xml:space="preserve"> </w:t>
+      </w:r>
+      <w:proofErr w:type="spellStart"/>
+      <w:r>
+        <w:rPr>
+          <w:lang w:val="en-GB"/>
+        </w:rPr>
+        <w:t>idei</w:t>
+      </w:r>
+      <w:proofErr w:type="spellEnd"/>
+      <w:r>
+        <w:rPr>
+          <w:lang w:val="en-GB"/>
+        </w:rPr>
+        <w:t xml:space="preserve"> </w:t>
+      </w:r>
+      <w:proofErr w:type="spellStart"/>
+      <w:r>
+        <w:rPr>
+          <w:lang w:val="en-GB"/>
+        </w:rPr>
+        <w:t>és</w:t>
+      </w:r>
+      <w:proofErr w:type="spellEnd"/>
+      <w:r>
+        <w:rPr>
+          <w:lang w:val="en-GB"/>
+        </w:rPr>
+        <w:t xml:space="preserve"> </w:t>
+      </w:r>
+      <w:proofErr w:type="spellStart"/>
+      <w:r>
+        <w:rPr>
+          <w:lang w:val="en-GB"/>
+        </w:rPr>
+        <w:t>következő</w:t>
+      </w:r>
+      <w:proofErr w:type="spellEnd"/>
+      <w:r>
+        <w:rPr>
+          <w:lang w:val="en-GB"/>
+        </w:rPr>
+        <w:t xml:space="preserve"> </w:t>
+      </w:r>
+      <w:proofErr w:type="spellStart"/>
+      <w:r>
+        <w:rPr>
+          <w:lang w:val="en-GB"/>
+        </w:rPr>
+        <w:t>évbeli</w:t>
+      </w:r>
+      <w:proofErr w:type="spellEnd"/>
+      <w:r>
+        <w:rPr>
+          <w:lang w:val="en-GB"/>
+        </w:rPr>
+        <w:t xml:space="preserve"> </w:t>
+      </w:r>
+      <w:proofErr w:type="spellStart"/>
+      <w:r>
+        <w:rPr>
+          <w:lang w:val="en-GB"/>
+        </w:rPr>
+        <w:t>ára</w:t>
+      </w:r>
+      <w:proofErr w:type="spellEnd"/>
+      <w:r>
+        <w:rPr>
+          <w:lang w:val="en-GB"/>
+        </w:rPr>
+        <w:t xml:space="preserve">. </w:t>
+      </w:r>
+      <w:proofErr w:type="spellStart"/>
+      <w:r>
+        <w:rPr>
+          <w:lang w:val="en-GB"/>
+        </w:rPr>
+        <w:t>Ennek</w:t>
+      </w:r>
+      <w:proofErr w:type="spellEnd"/>
+      <w:r>
+        <w:rPr>
+          <w:lang w:val="en-GB"/>
+        </w:rPr>
+        <w:t xml:space="preserve"> </w:t>
+      </w:r>
+      <w:proofErr w:type="spellStart"/>
+      <w:r>
+        <w:rPr>
+          <w:lang w:val="en-GB"/>
+        </w:rPr>
+        <w:t>különbsége</w:t>
+      </w:r>
+      <w:proofErr w:type="spellEnd"/>
+      <w:r>
+        <w:rPr>
+          <w:lang w:val="en-GB"/>
+        </w:rPr>
+        <w:t xml:space="preserve"> </w:t>
+      </w:r>
+      <w:proofErr w:type="spellStart"/>
+      <w:r>
+        <w:rPr>
+          <w:lang w:val="en-GB"/>
+        </w:rPr>
+        <w:t>az</w:t>
+      </w:r>
+      <w:proofErr w:type="spellEnd"/>
+      <w:r>
+        <w:rPr>
+          <w:lang w:val="en-GB"/>
+        </w:rPr>
+        <w:t xml:space="preserve"> </w:t>
+      </w:r>
+      <w:proofErr w:type="spellStart"/>
+      <w:r>
+        <w:rPr>
+          <w:lang w:val="en-GB"/>
+        </w:rPr>
+        <w:t>eszköz</w:t>
+      </w:r>
+      <w:proofErr w:type="spellEnd"/>
+      <w:r>
+        <w:rPr>
+          <w:lang w:val="en-GB"/>
+        </w:rPr>
+        <w:t xml:space="preserve"> </w:t>
+      </w:r>
+      <w:proofErr w:type="spellStart"/>
+      <w:r>
+        <w:rPr>
+          <w:lang w:val="en-GB"/>
+        </w:rPr>
+        <w:t>várható</w:t>
+      </w:r>
+      <w:proofErr w:type="spellEnd"/>
+      <w:r>
+        <w:rPr>
+          <w:lang w:val="en-GB"/>
+        </w:rPr>
+        <w:t xml:space="preserve"> </w:t>
+      </w:r>
+      <w:proofErr w:type="spellStart"/>
+      <w:r>
+        <w:rPr>
+          <w:lang w:val="en-GB"/>
+        </w:rPr>
+        <w:t>értékcsökkenése</w:t>
+      </w:r>
+      <w:proofErr w:type="spellEnd"/>
+      <w:r>
+        <w:rPr>
+          <w:lang w:val="en-GB"/>
+        </w:rPr>
+        <w:t xml:space="preserve"> </w:t>
+      </w:r>
+      <w:proofErr w:type="spellStart"/>
+      <w:r>
+        <w:rPr>
+          <w:lang w:val="en-GB"/>
+        </w:rPr>
+        <w:t>adott</w:t>
+      </w:r>
+      <w:proofErr w:type="spellEnd"/>
+      <w:r>
+        <w:rPr>
+          <w:lang w:val="en-GB"/>
+        </w:rPr>
+        <w:t xml:space="preserve"> </w:t>
+      </w:r>
+      <w:proofErr w:type="spellStart"/>
+      <w:r>
+        <w:rPr>
+          <w:lang w:val="en-GB"/>
+        </w:rPr>
+        <w:t>tárgyévre</w:t>
+      </w:r>
+      <w:proofErr w:type="spellEnd"/>
+      <w:r>
+        <w:rPr>
+          <w:lang w:val="en-GB"/>
+        </w:rPr>
+        <w:t xml:space="preserve">. </w:t>
+      </w:r>
+      <w:proofErr w:type="spellStart"/>
+      <w:r>
+        <w:rPr>
+          <w:lang w:val="en-GB"/>
+        </w:rPr>
+        <w:t>Átlagosan</w:t>
+      </w:r>
+      <w:proofErr w:type="spellEnd"/>
+      <w:r>
+        <w:rPr>
+          <w:lang w:val="en-GB"/>
+        </w:rPr>
+        <w:t xml:space="preserve"> </w:t>
+      </w:r>
+      <w:proofErr w:type="spellStart"/>
+      <w:r>
+        <w:rPr>
+          <w:lang w:val="en-GB"/>
+        </w:rPr>
+        <w:t>az</w:t>
+      </w:r>
+      <w:proofErr w:type="spellEnd"/>
+      <w:r>
+        <w:rPr>
+          <w:lang w:val="en-GB"/>
+        </w:rPr>
+        <w:t xml:space="preserve"> 10 800 km-t </w:t>
+      </w:r>
+      <w:proofErr w:type="spellStart"/>
+      <w:r>
+        <w:rPr>
+          <w:lang w:val="en-GB"/>
+        </w:rPr>
+        <w:t>tesznek</w:t>
+      </w:r>
+      <w:proofErr w:type="spellEnd"/>
+      <w:r>
+        <w:rPr>
+          <w:lang w:val="en-GB"/>
+        </w:rPr>
+        <w:t xml:space="preserve"> meg </w:t>
+      </w:r>
+      <w:proofErr w:type="spellStart"/>
+      <w:r>
+        <w:rPr>
+          <w:lang w:val="en-GB"/>
+        </w:rPr>
+        <w:t>az</w:t>
+      </w:r>
+      <w:proofErr w:type="spellEnd"/>
+      <w:r>
+        <w:rPr>
+          <w:lang w:val="en-GB"/>
+        </w:rPr>
+        <w:t xml:space="preserve"> </w:t>
+      </w:r>
+      <w:proofErr w:type="spellStart"/>
+      <w:r>
+        <w:rPr>
+          <w:lang w:val="en-GB"/>
+        </w:rPr>
+        <w:t>Európai</w:t>
+      </w:r>
+      <w:proofErr w:type="spellEnd"/>
+      <w:r>
+        <w:rPr>
+          <w:lang w:val="en-GB"/>
+        </w:rPr>
+        <w:t xml:space="preserve"> </w:t>
+      </w:r>
+      <w:proofErr w:type="spellStart"/>
+      <w:r>
+        <w:rPr>
+          <w:lang w:val="en-GB"/>
+        </w:rPr>
+        <w:t>Unió</w:t>
+      </w:r>
+      <w:proofErr w:type="spellEnd"/>
+      <w:r>
+        <w:rPr>
+          <w:lang w:val="en-GB"/>
+        </w:rPr>
+        <w:t xml:space="preserve"> </w:t>
+      </w:r>
+      <w:proofErr w:type="spellStart"/>
+      <w:r>
+        <w:rPr>
+          <w:lang w:val="en-GB"/>
+        </w:rPr>
+        <w:t>sofőrei</w:t>
+      </w:r>
+      <w:proofErr w:type="spellEnd"/>
+      <w:r>
+        <w:rPr>
+          <w:lang w:val="en-GB"/>
+        </w:rPr>
+        <w:t xml:space="preserve"> </w:t>
+      </w:r>
+      <w:proofErr w:type="spellStart"/>
+      <w:r>
+        <w:rPr>
+          <w:lang w:val="en-GB"/>
+        </w:rPr>
+        <w:t>évente</w:t>
+      </w:r>
+      <w:proofErr w:type="spellEnd"/>
+      <w:r>
+        <w:rPr>
+          <w:lang w:val="en-GB"/>
+        </w:rPr>
+        <w:t>.</w:t>
+      </w:r>
+      <w:r>
+        <w:rPr>
+          <w:lang w:val="en-GB"/>
+        </w:rPr>
+        <w:t xml:space="preserve"> [3]</w:t>
+      </w:r>
+      <w:r>
+        <w:rPr>
+          <w:lang w:val="en-GB"/>
+        </w:rPr>
+        <w:t xml:space="preserve"> </w:t>
+      </w:r>
+      <w:r>
+        <w:rPr>
+          <w:lang w:val="en-GB"/>
+        </w:rPr>
+        <w:t xml:space="preserve">Az </w:t>
+      </w:r>
+      <w:proofErr w:type="spellStart"/>
+      <w:r>
+        <w:rPr>
+          <w:lang w:val="en-GB"/>
+        </w:rPr>
+        <w:t>idei</w:t>
+      </w:r>
+      <w:proofErr w:type="spellEnd"/>
+      <w:r>
+        <w:rPr>
+          <w:lang w:val="en-GB"/>
+        </w:rPr>
+        <w:t xml:space="preserve"> </w:t>
+      </w:r>
+      <w:proofErr w:type="spellStart"/>
+      <w:r>
+        <w:rPr>
+          <w:lang w:val="en-GB"/>
+        </w:rPr>
+        <w:t>ár</w:t>
+      </w:r>
+      <w:r>
+        <w:rPr>
+          <w:lang w:val="en-GB"/>
+        </w:rPr>
+        <w:t>ból</w:t>
+      </w:r>
+      <w:proofErr w:type="spellEnd"/>
+      <w:r>
+        <w:rPr>
+          <w:lang w:val="en-GB"/>
+        </w:rPr>
+        <w:t xml:space="preserve"> </w:t>
+      </w:r>
+      <w:proofErr w:type="spellStart"/>
+      <w:r>
+        <w:rPr>
+          <w:lang w:val="en-GB"/>
+        </w:rPr>
+        <w:t>kivonva</w:t>
+      </w:r>
+      <w:proofErr w:type="spellEnd"/>
+      <w:r>
+        <w:rPr>
+          <w:lang w:val="en-GB"/>
+        </w:rPr>
+        <w:t xml:space="preserve"> a </w:t>
+      </w:r>
+      <w:proofErr w:type="spellStart"/>
+      <w:r>
+        <w:rPr>
+          <w:lang w:val="en-GB"/>
+        </w:rPr>
+        <w:t>következő</w:t>
+      </w:r>
+      <w:proofErr w:type="spellEnd"/>
+      <w:r>
+        <w:rPr>
+          <w:lang w:val="en-GB"/>
+        </w:rPr>
+        <w:t xml:space="preserve"> </w:t>
+      </w:r>
+      <w:proofErr w:type="spellStart"/>
+      <w:r>
+        <w:rPr>
+          <w:lang w:val="en-GB"/>
+        </w:rPr>
+        <w:t>évbeli</w:t>
+      </w:r>
+      <w:proofErr w:type="spellEnd"/>
+      <w:r>
+        <w:rPr>
+          <w:lang w:val="en-GB"/>
+        </w:rPr>
+        <w:t xml:space="preserve"> </w:t>
+      </w:r>
+      <w:proofErr w:type="spellStart"/>
+      <w:r>
+        <w:rPr>
+          <w:lang w:val="en-GB"/>
+        </w:rPr>
+        <w:t>árat</w:t>
+      </w:r>
+      <w:proofErr w:type="spellEnd"/>
+      <w:r>
+        <w:rPr>
+          <w:lang w:val="en-GB"/>
+        </w:rPr>
+        <w:t xml:space="preserve">, </w:t>
+      </w:r>
+      <w:proofErr w:type="spellStart"/>
+      <w:r>
+        <w:rPr>
+          <w:lang w:val="en-GB"/>
+        </w:rPr>
+        <w:t>és</w:t>
+      </w:r>
+      <w:proofErr w:type="spellEnd"/>
+      <w:r>
+        <w:rPr>
+          <w:lang w:val="en-GB"/>
+        </w:rPr>
+        <w:t xml:space="preserve"> a </w:t>
+      </w:r>
+      <w:proofErr w:type="spellStart"/>
+      <w:r>
+        <w:rPr>
+          <w:lang w:val="en-GB"/>
+        </w:rPr>
+        <w:t>különbséget</w:t>
+      </w:r>
+      <w:proofErr w:type="spellEnd"/>
+      <w:r>
+        <w:rPr>
+          <w:lang w:val="en-GB"/>
+        </w:rPr>
+        <w:t xml:space="preserve"> </w:t>
+      </w:r>
+      <w:proofErr w:type="spellStart"/>
+      <w:r>
+        <w:rPr>
+          <w:lang w:val="en-GB"/>
+        </w:rPr>
+        <w:t>elosztva</w:t>
+      </w:r>
+      <w:proofErr w:type="spellEnd"/>
+      <w:r>
+        <w:rPr>
+          <w:lang w:val="en-GB"/>
+        </w:rPr>
+        <w:t xml:space="preserve"> </w:t>
+      </w:r>
+      <w:proofErr w:type="spellStart"/>
+      <w:r>
+        <w:rPr>
+          <w:lang w:val="en-GB"/>
+        </w:rPr>
+        <w:t>az</w:t>
+      </w:r>
+      <w:proofErr w:type="spellEnd"/>
+      <w:r>
+        <w:rPr>
+          <w:lang w:val="en-GB"/>
+        </w:rPr>
+        <w:t xml:space="preserve"> </w:t>
+      </w:r>
+      <w:proofErr w:type="spellStart"/>
+      <w:r>
+        <w:rPr>
+          <w:lang w:val="en-GB"/>
+        </w:rPr>
+        <w:t>átlagosan</w:t>
+      </w:r>
+      <w:proofErr w:type="spellEnd"/>
+      <w:r>
+        <w:rPr>
+          <w:lang w:val="en-GB"/>
+        </w:rPr>
+        <w:t xml:space="preserve"> </w:t>
+      </w:r>
+      <w:proofErr w:type="spellStart"/>
+      <w:r>
+        <w:rPr>
+          <w:lang w:val="en-GB"/>
+        </w:rPr>
+        <w:t>évente</w:t>
+      </w:r>
+      <w:proofErr w:type="spellEnd"/>
+      <w:r>
+        <w:rPr>
+          <w:lang w:val="en-GB"/>
+        </w:rPr>
+        <w:t xml:space="preserve"> </w:t>
+      </w:r>
+      <w:proofErr w:type="spellStart"/>
+      <w:r>
+        <w:rPr>
+          <w:lang w:val="en-GB"/>
+        </w:rPr>
+        <w:t>megtett</w:t>
+      </w:r>
+      <w:proofErr w:type="spellEnd"/>
+      <w:r>
+        <w:rPr>
+          <w:lang w:val="en-GB"/>
+        </w:rPr>
+        <w:t xml:space="preserve"> </w:t>
+      </w:r>
+      <w:proofErr w:type="spellStart"/>
+      <w:r>
+        <w:rPr>
+          <w:lang w:val="en-GB"/>
+        </w:rPr>
+        <w:t>kilométerrel</w:t>
+      </w:r>
+      <w:proofErr w:type="spellEnd"/>
+      <w:r>
+        <w:rPr>
+          <w:lang w:val="en-GB"/>
+        </w:rPr>
+        <w:t xml:space="preserve">, </w:t>
+      </w:r>
+      <w:proofErr w:type="spellStart"/>
+      <w:r>
+        <w:rPr>
+          <w:lang w:val="en-GB"/>
+        </w:rPr>
+        <w:t>megkapjuka</w:t>
+      </w:r>
+      <w:proofErr w:type="spellEnd"/>
+      <w:r>
+        <w:rPr>
+          <w:lang w:val="en-GB"/>
+        </w:rPr>
+        <w:t xml:space="preserve"> </w:t>
+      </w:r>
+      <w:proofErr w:type="spellStart"/>
+      <w:r>
+        <w:rPr>
+          <w:lang w:val="en-GB"/>
+        </w:rPr>
+        <w:t>kilométerenkénti</w:t>
+      </w:r>
+      <w:proofErr w:type="spellEnd"/>
+      <w:r>
+        <w:rPr>
+          <w:lang w:val="en-GB"/>
+        </w:rPr>
+        <w:t xml:space="preserve"> </w:t>
+      </w:r>
+      <w:proofErr w:type="spellStart"/>
+      <w:r>
+        <w:rPr>
+          <w:lang w:val="en-GB"/>
+        </w:rPr>
+        <w:t>értékvesztést</w:t>
+      </w:r>
+      <w:proofErr w:type="spellEnd"/>
+      <w:r>
+        <w:rPr>
+          <w:lang w:val="en-GB"/>
+        </w:rPr>
+        <w:t>.</w:t>
+      </w:r>
+    </w:p>
+    <w:p>
+      <w:pPr>
+        <w:jc w:val="center"/>
+        <w:rPr>
+          <w:sz w:val="36"/>
+          <w:szCs w:val="36"/>
+          <w:lang w:val="en-GB"/>
+        </w:rPr>
+      </w:pPr>
+      <m:oMathPara>
+        <m:oMath>
+          <m:f>
+            <m:fPr>
+              <m:ctrlPr>
+                <w:rPr>
+                  <w:rFonts w:ascii="Cambria Math" w:hAnsi="Cambria Math"/>
+                  <w:i/>
+                  <w:sz w:val="36"/>
+                  <w:szCs w:val="36"/>
+                  <w:lang w:val="en-GB"/>
+                </w:rPr>
+              </m:ctrlPr>
+            </m:fPr>
+            <m:num>
+              <m:r>
+                <w:rPr>
+                  <w:rFonts w:ascii="Cambria Math" w:hAnsi="Cambria Math"/>
+                  <w:sz w:val="36"/>
+                  <w:szCs w:val="36"/>
+                  <w:lang w:val="en-GB"/>
+                </w:rPr>
+                <m:t>Értékcsökkenés</m:t>
+              </m:r>
+            </m:num>
+            <m:den>
+              <m:r>
+                <w:rPr>
+                  <w:rFonts w:ascii="Cambria Math" w:hAnsi="Cambria Math"/>
+                  <w:sz w:val="36"/>
+                  <w:szCs w:val="36"/>
+                  <w:lang w:val="en-GB"/>
+                </w:rPr>
+                <m:t>km</m:t>
+              </m:r>
+            </m:den>
+          </m:f>
+          <m:r>
+            <w:rPr>
+              <w:rFonts w:ascii="Cambria Math" w:hAnsi="Cambria Math"/>
+              <w:sz w:val="36"/>
+              <w:szCs w:val="36"/>
+              <w:lang w:val="en-GB"/>
+            </w:rPr>
+            <m:t>=</m:t>
+          </m:r>
+          <m:sSub>
+            <m:sSubPr>
+              <m:ctrlPr>
+                <w:rPr>
+                  <w:rFonts w:ascii="Cambria Math" w:hAnsi="Cambria Math"/>
+                  <w:i/>
+                  <w:sz w:val="36"/>
+                  <w:szCs w:val="36"/>
+                  <w:lang w:val="en-GB"/>
+                </w:rPr>
+              </m:ctrlPr>
+            </m:sSubPr>
+            <m:e>
+              <m:r>
+                <w:rPr>
+                  <w:rFonts w:ascii="Cambria Math" w:hAnsi="Cambria Math"/>
+                  <w:sz w:val="36"/>
+                  <w:szCs w:val="36"/>
+                  <w:lang w:val="en-GB"/>
+                </w:rPr>
+                <m:t>P</m:t>
+              </m:r>
+            </m:e>
+            <m:sub>
+              <m:r>
+                <w:rPr>
+                  <w:rFonts w:ascii="Cambria Math" w:hAnsi="Cambria Math"/>
+                  <w:sz w:val="36"/>
+                  <w:szCs w:val="36"/>
+                  <w:lang w:val="en-GB"/>
+                </w:rPr>
+                <m:t>t</m:t>
+              </m:r>
+            </m:sub>
+          </m:sSub>
+          <m:r>
+            <w:rPr>
+              <w:rFonts w:ascii="Cambria Math" w:hAnsi="Cambria Math"/>
+              <w:sz w:val="36"/>
+              <w:szCs w:val="36"/>
+              <w:lang w:val="en-GB"/>
+            </w:rPr>
+            <m:t>-</m:t>
+          </m:r>
+          <m:f>
+            <m:fPr>
+              <m:ctrlPr>
+                <w:rPr>
+                  <w:rFonts w:ascii="Cambria Math" w:hAnsi="Cambria Math"/>
+                  <w:i/>
+                  <w:sz w:val="36"/>
+                  <w:szCs w:val="36"/>
+                  <w:lang w:val="en-GB"/>
+                </w:rPr>
+              </m:ctrlPr>
+            </m:fPr>
+            <m:num>
+              <m:sSub>
+                <m:sSubPr>
+                  <m:ctrlPr>
+                    <w:rPr>
+                      <w:rFonts w:ascii="Cambria Math" w:hAnsi="Cambria Math"/>
+                      <w:i/>
+                      <w:sz w:val="36"/>
+                      <w:szCs w:val="36"/>
+                      <w:lang w:val="en-GB"/>
+                    </w:rPr>
+                  </m:ctrlPr>
+                </m:sSubPr>
+                <m:e>
+                  <m:r>
+                    <w:rPr>
+                      <w:rFonts w:ascii="Cambria Math" w:hAnsi="Cambria Math"/>
+                      <w:sz w:val="36"/>
+                      <w:szCs w:val="36"/>
+                      <w:lang w:val="en-GB"/>
+                    </w:rPr>
+                    <m:t>P</m:t>
+                  </m:r>
+                </m:e>
+                <m:sub>
+                  <m:r>
+                    <w:rPr>
+                      <w:rFonts w:ascii="Cambria Math" w:hAnsi="Cambria Math"/>
+                      <w:sz w:val="36"/>
+                      <w:szCs w:val="36"/>
+                      <w:lang w:val="en-GB"/>
+                    </w:rPr>
+                    <m:t>t+1</m:t>
+                  </m:r>
+                </m:sub>
+              </m:sSub>
+            </m:num>
+            <m:den>
+              <m:r>
+                <w:rPr>
+                  <w:rFonts w:ascii="Cambria Math" w:hAnsi="Cambria Math"/>
+                  <w:sz w:val="36"/>
+                  <w:szCs w:val="36"/>
+                  <w:lang w:val="en-GB"/>
+                </w:rPr>
+                <m:t>éves km</m:t>
+              </m:r>
+            </m:den>
+          </m:f>
+        </m:oMath>
+      </m:oMathPara>
+    </w:p>
+    <w:p>
+      <w:pPr>
+        <w:pStyle w:val="Cmsor2"/>
+        <w:pageBreakBefore/>
+        <w:rPr>
+          <w:lang w:val="en-GB"/>
+        </w:rPr>
+      </w:pPr>
+      <w:r>
+        <w:rPr>
+          <w:lang w:val="en-GB"/>
+        </w:rPr>
+        <w:lastRenderedPageBreak/>
+        <w:t xml:space="preserve">Végső </w:t>
+      </w:r>
+      <w:proofErr w:type="spellStart"/>
+      <w:r>
+        <w:rPr>
+          <w:lang w:val="en-GB"/>
+        </w:rPr>
+        <w:t>kalkuláció</w:t>
+      </w:r>
+      <w:proofErr w:type="spellEnd"/>
+    </w:p>
+    <w:p>
+      <w:pPr>
+        <w:rPr>
+          <w:lang w:val="en-GB"/>
+        </w:rPr>
+      </w:pPr>
+      <w:proofErr w:type="spellStart"/>
+      <w:r>
+        <w:rPr>
+          <w:lang w:val="en-GB"/>
+        </w:rPr>
+        <w:t>Egy</w:t>
+      </w:r>
+      <w:proofErr w:type="spellEnd"/>
+      <w:r>
+        <w:rPr>
+          <w:lang w:val="en-GB"/>
+        </w:rPr>
+        <w:t xml:space="preserve"> </w:t>
+      </w:r>
+      <w:proofErr w:type="spellStart"/>
+      <w:r>
+        <w:rPr>
+          <w:lang w:val="en-GB"/>
+        </w:rPr>
+        <w:t>adat</w:t>
+      </w:r>
+      <w:proofErr w:type="spellEnd"/>
+      <w:r>
+        <w:rPr>
+          <w:lang w:val="en-GB"/>
+        </w:rPr>
+        <w:t xml:space="preserve"> </w:t>
+      </w:r>
+      <w:proofErr w:type="spellStart"/>
+      <w:r>
+        <w:rPr>
+          <w:lang w:val="en-GB"/>
+        </w:rPr>
+        <w:t>híján</w:t>
+      </w:r>
+      <w:proofErr w:type="spellEnd"/>
+      <w:r>
+        <w:rPr>
+          <w:lang w:val="en-GB"/>
+        </w:rPr>
+        <w:t xml:space="preserve">, mind a </w:t>
+      </w:r>
+      <w:proofErr w:type="spellStart"/>
+      <w:r>
+        <w:rPr>
+          <w:lang w:val="en-GB"/>
+        </w:rPr>
+        <w:t>rendelkezésünkre</w:t>
+      </w:r>
+      <w:proofErr w:type="spellEnd"/>
+      <w:r>
+        <w:rPr>
+          <w:lang w:val="en-GB"/>
+        </w:rPr>
+        <w:t xml:space="preserve"> </w:t>
+      </w:r>
+      <w:proofErr w:type="spellStart"/>
+      <w:r>
+        <w:rPr>
+          <w:lang w:val="en-GB"/>
+        </w:rPr>
+        <w:t>áll</w:t>
+      </w:r>
+      <w:proofErr w:type="spellEnd"/>
+      <w:r>
+        <w:rPr>
+          <w:lang w:val="en-GB"/>
+        </w:rPr>
+        <w:t xml:space="preserve"> </w:t>
+      </w:r>
+      <w:proofErr w:type="spellStart"/>
+      <w:r>
+        <w:rPr>
+          <w:lang w:val="en-GB"/>
+        </w:rPr>
+        <w:t>ahhoz</w:t>
+      </w:r>
+      <w:proofErr w:type="spellEnd"/>
+      <w:r>
+        <w:rPr>
+          <w:lang w:val="en-GB"/>
+        </w:rPr>
+        <w:t xml:space="preserve">, </w:t>
+      </w:r>
+      <w:proofErr w:type="spellStart"/>
+      <w:r>
+        <w:rPr>
+          <w:lang w:val="en-GB"/>
+        </w:rPr>
+        <w:t>hogy</w:t>
+      </w:r>
+      <w:proofErr w:type="spellEnd"/>
+      <w:r>
+        <w:rPr>
+          <w:lang w:val="en-GB"/>
+        </w:rPr>
+        <w:t xml:space="preserve"> </w:t>
+      </w:r>
+      <w:proofErr w:type="spellStart"/>
+      <w:r>
+        <w:rPr>
+          <w:lang w:val="en-GB"/>
+        </w:rPr>
+        <w:t>kiszámítsuk</w:t>
+      </w:r>
+      <w:proofErr w:type="spellEnd"/>
+      <w:r>
+        <w:rPr>
+          <w:lang w:val="en-GB"/>
+        </w:rPr>
+        <w:t xml:space="preserve"> </w:t>
+      </w:r>
+      <w:proofErr w:type="spellStart"/>
+      <w:r>
+        <w:rPr>
+          <w:lang w:val="en-GB"/>
+        </w:rPr>
+        <w:t>az</w:t>
+      </w:r>
+      <w:proofErr w:type="spellEnd"/>
+      <w:r>
+        <w:rPr>
+          <w:lang w:val="en-GB"/>
+        </w:rPr>
+        <w:t xml:space="preserve"> </w:t>
+      </w:r>
+      <w:proofErr w:type="spellStart"/>
+      <w:r>
+        <w:rPr>
+          <w:lang w:val="en-GB"/>
+        </w:rPr>
+        <w:t>egy</w:t>
+      </w:r>
+      <w:proofErr w:type="spellEnd"/>
+      <w:r>
+        <w:rPr>
+          <w:lang w:val="en-GB"/>
+        </w:rPr>
+        <w:t xml:space="preserve"> </w:t>
+      </w:r>
+      <w:proofErr w:type="spellStart"/>
+      <w:r>
+        <w:rPr>
+          <w:lang w:val="en-GB"/>
+        </w:rPr>
+        <w:t>utasra</w:t>
+      </w:r>
+      <w:proofErr w:type="spellEnd"/>
+      <w:r>
+        <w:rPr>
+          <w:lang w:val="en-GB"/>
+        </w:rPr>
+        <w:t xml:space="preserve"> </w:t>
+      </w:r>
+      <w:proofErr w:type="spellStart"/>
+      <w:r>
+        <w:rPr>
+          <w:lang w:val="en-GB"/>
+        </w:rPr>
+        <w:t>jutó</w:t>
+      </w:r>
+      <w:proofErr w:type="spellEnd"/>
+      <w:r>
+        <w:rPr>
+          <w:lang w:val="en-GB"/>
+        </w:rPr>
+        <w:t xml:space="preserve"> </w:t>
+      </w:r>
+      <w:proofErr w:type="spellStart"/>
+      <w:r>
+        <w:rPr>
+          <w:lang w:val="en-GB"/>
+        </w:rPr>
+        <w:t>árat</w:t>
+      </w:r>
+      <w:proofErr w:type="spellEnd"/>
+      <w:r>
+        <w:rPr>
+          <w:lang w:val="en-GB"/>
+        </w:rPr>
+        <w:t xml:space="preserve">. A </w:t>
+      </w:r>
+      <w:proofErr w:type="spellStart"/>
+      <w:r>
+        <w:rPr>
+          <w:lang w:val="en-GB"/>
+        </w:rPr>
+        <w:t>hiányzó</w:t>
+      </w:r>
+      <w:proofErr w:type="spellEnd"/>
+      <w:r>
+        <w:rPr>
+          <w:lang w:val="en-GB"/>
+        </w:rPr>
+        <w:t xml:space="preserve"> </w:t>
+      </w:r>
+      <w:proofErr w:type="spellStart"/>
+      <w:r>
+        <w:rPr>
+          <w:lang w:val="en-GB"/>
+        </w:rPr>
+        <w:t>adat</w:t>
+      </w:r>
+      <w:proofErr w:type="spellEnd"/>
+      <w:r>
+        <w:rPr>
+          <w:lang w:val="en-GB"/>
+        </w:rPr>
+        <w:t xml:space="preserve"> </w:t>
+      </w:r>
+      <w:proofErr w:type="spellStart"/>
+      <w:r>
+        <w:rPr>
+          <w:lang w:val="en-GB"/>
+        </w:rPr>
+        <w:t>nem</w:t>
+      </w:r>
+      <w:proofErr w:type="spellEnd"/>
+      <w:r>
+        <w:rPr>
+          <w:lang w:val="en-GB"/>
+        </w:rPr>
+        <w:t xml:space="preserve"> </w:t>
+      </w:r>
+      <w:proofErr w:type="spellStart"/>
+      <w:r>
+        <w:rPr>
+          <w:lang w:val="en-GB"/>
+        </w:rPr>
+        <w:t>más</w:t>
+      </w:r>
+      <w:proofErr w:type="spellEnd"/>
+      <w:r>
+        <w:rPr>
+          <w:lang w:val="en-GB"/>
+        </w:rPr>
+        <w:t xml:space="preserve">, mint </w:t>
+      </w:r>
+      <w:proofErr w:type="spellStart"/>
+      <w:r>
+        <w:rPr>
+          <w:lang w:val="en-GB"/>
+        </w:rPr>
+        <w:t>az</w:t>
+      </w:r>
+      <w:proofErr w:type="spellEnd"/>
+      <w:r>
+        <w:rPr>
+          <w:lang w:val="en-GB"/>
+        </w:rPr>
+        <w:t xml:space="preserve"> </w:t>
+      </w:r>
+      <w:proofErr w:type="spellStart"/>
+      <w:r>
+        <w:rPr>
+          <w:lang w:val="en-GB"/>
+        </w:rPr>
+        <w:t>üzemanyag</w:t>
+      </w:r>
+      <w:proofErr w:type="spellEnd"/>
+      <w:r>
+        <w:rPr>
+          <w:lang w:val="en-GB"/>
+        </w:rPr>
+        <w:t xml:space="preserve"> </w:t>
+      </w:r>
+      <w:proofErr w:type="spellStart"/>
+      <w:r>
+        <w:rPr>
+          <w:lang w:val="en-GB"/>
+        </w:rPr>
+        <w:t>ára</w:t>
+      </w:r>
+      <w:proofErr w:type="spellEnd"/>
+      <w:r>
+        <w:rPr>
+          <w:lang w:val="en-GB"/>
+        </w:rPr>
+        <w:t xml:space="preserve">, </w:t>
+      </w:r>
+      <w:proofErr w:type="spellStart"/>
+      <w:r>
+        <w:rPr>
+          <w:lang w:val="en-GB"/>
+        </w:rPr>
+        <w:t>amire</w:t>
+      </w:r>
+      <w:proofErr w:type="spellEnd"/>
+      <w:r>
+        <w:rPr>
+          <w:lang w:val="en-GB"/>
+        </w:rPr>
+        <w:t xml:space="preserve"> </w:t>
+      </w:r>
+      <w:proofErr w:type="spellStart"/>
+      <w:r>
+        <w:rPr>
+          <w:lang w:val="en-GB"/>
+        </w:rPr>
+        <w:t>az</w:t>
+      </w:r>
+      <w:proofErr w:type="spellEnd"/>
+      <w:r>
+        <w:rPr>
+          <w:lang w:val="en-GB"/>
+        </w:rPr>
+        <w:t xml:space="preserve"> </w:t>
+      </w:r>
+      <w:proofErr w:type="spellStart"/>
+      <w:r>
+        <w:rPr>
+          <w:lang w:val="en-GB"/>
+        </w:rPr>
+        <w:t>alkalmazás</w:t>
+      </w:r>
+      <w:proofErr w:type="spellEnd"/>
+      <w:r>
+        <w:rPr>
+          <w:lang w:val="en-GB"/>
+        </w:rPr>
+        <w:t xml:space="preserve"> a </w:t>
+      </w:r>
+      <w:proofErr w:type="spellStart"/>
+      <w:r>
+        <w:rPr>
+          <w:lang w:val="en-GB"/>
+        </w:rPr>
+        <w:t>dokumentáció</w:t>
+      </w:r>
+      <w:proofErr w:type="spellEnd"/>
+      <w:r>
+        <w:rPr>
+          <w:lang w:val="en-GB"/>
+        </w:rPr>
+        <w:t xml:space="preserve"> </w:t>
+      </w:r>
+      <w:proofErr w:type="spellStart"/>
+      <w:r>
+        <w:rPr>
+          <w:lang w:val="en-GB"/>
+        </w:rPr>
+        <w:t>írása</w:t>
+      </w:r>
+      <w:proofErr w:type="spellEnd"/>
+      <w:r>
+        <w:rPr>
+          <w:lang w:val="en-GB"/>
+        </w:rPr>
+        <w:t xml:space="preserve"> </w:t>
+      </w:r>
+      <w:proofErr w:type="spellStart"/>
+      <w:r>
+        <w:rPr>
+          <w:lang w:val="en-GB"/>
+        </w:rPr>
+        <w:t>idejében</w:t>
+      </w:r>
+      <w:proofErr w:type="spellEnd"/>
+      <w:r>
+        <w:rPr>
+          <w:lang w:val="en-GB"/>
+        </w:rPr>
+        <w:t xml:space="preserve"> </w:t>
+      </w:r>
+      <w:proofErr w:type="spellStart"/>
+      <w:r>
+        <w:rPr>
+          <w:lang w:val="en-GB"/>
+        </w:rPr>
+        <w:t>országos</w:t>
+      </w:r>
+      <w:proofErr w:type="spellEnd"/>
+      <w:r>
+        <w:rPr>
+          <w:lang w:val="en-GB"/>
+        </w:rPr>
+        <w:t xml:space="preserve"> </w:t>
+      </w:r>
+      <w:proofErr w:type="spellStart"/>
+      <w:r>
+        <w:rPr>
+          <w:lang w:val="en-GB"/>
+        </w:rPr>
+        <w:t>szinten</w:t>
+      </w:r>
+      <w:proofErr w:type="spellEnd"/>
+      <w:r>
+        <w:rPr>
+          <w:lang w:val="en-GB"/>
+        </w:rPr>
+        <w:t xml:space="preserve"> </w:t>
+      </w:r>
+      <w:proofErr w:type="spellStart"/>
+      <w:r>
+        <w:rPr>
+          <w:lang w:val="en-GB"/>
+        </w:rPr>
+        <w:t>maximalizált</w:t>
+      </w:r>
+      <w:proofErr w:type="spellEnd"/>
+      <w:r>
+        <w:rPr>
+          <w:lang w:val="en-GB"/>
+        </w:rPr>
+        <w:t xml:space="preserve"> </w:t>
+      </w:r>
+      <w:proofErr w:type="spellStart"/>
+      <w:r>
+        <w:rPr>
+          <w:lang w:val="en-GB"/>
+        </w:rPr>
+        <w:t>értéket</w:t>
+      </w:r>
+      <w:proofErr w:type="spellEnd"/>
+      <w:r>
+        <w:rPr>
+          <w:lang w:val="en-GB"/>
+        </w:rPr>
+        <w:t xml:space="preserve"> </w:t>
+      </w:r>
+      <w:proofErr w:type="spellStart"/>
+      <w:r>
+        <w:rPr>
+          <w:lang w:val="en-GB"/>
+        </w:rPr>
+        <w:t>használja</w:t>
+      </w:r>
+      <w:proofErr w:type="spellEnd"/>
+      <w:r>
+        <w:rPr>
+          <w:lang w:val="en-GB"/>
+        </w:rPr>
+        <w:t xml:space="preserve">, </w:t>
+      </w:r>
+      <w:proofErr w:type="spellStart"/>
+      <w:r>
+        <w:rPr>
+          <w:lang w:val="en-GB"/>
+        </w:rPr>
+        <w:t>ami</w:t>
+      </w:r>
+      <w:proofErr w:type="spellEnd"/>
+      <w:r>
+        <w:rPr>
+          <w:lang w:val="en-GB"/>
+        </w:rPr>
+        <w:t xml:space="preserve"> </w:t>
+      </w:r>
+      <w:proofErr w:type="spellStart"/>
+      <w:r>
+        <w:rPr>
+          <w:lang w:val="en-GB"/>
+        </w:rPr>
+        <w:t>nem</w:t>
+      </w:r>
+      <w:proofErr w:type="spellEnd"/>
+      <w:r>
+        <w:rPr>
+          <w:lang w:val="en-GB"/>
+        </w:rPr>
+        <w:t xml:space="preserve"> </w:t>
+      </w:r>
+      <w:proofErr w:type="spellStart"/>
+      <w:r>
+        <w:rPr>
+          <w:lang w:val="en-GB"/>
+        </w:rPr>
+        <w:t>más</w:t>
+      </w:r>
+      <w:proofErr w:type="spellEnd"/>
+      <w:r>
+        <w:rPr>
+          <w:lang w:val="en-GB"/>
+        </w:rPr>
+        <w:t xml:space="preserve"> mint 615 Ft. Az </w:t>
+      </w:r>
+      <w:proofErr w:type="spellStart"/>
+      <w:r>
+        <w:rPr>
+          <w:lang w:val="en-GB"/>
+        </w:rPr>
+        <w:t>idáig</w:t>
+      </w:r>
+      <w:proofErr w:type="spellEnd"/>
+      <w:r>
+        <w:rPr>
+          <w:lang w:val="en-GB"/>
+        </w:rPr>
+        <w:t xml:space="preserve"> </w:t>
+      </w:r>
+      <w:proofErr w:type="spellStart"/>
+      <w:r>
+        <w:rPr>
+          <w:lang w:val="en-GB"/>
+        </w:rPr>
+        <w:t>felsorolt</w:t>
+      </w:r>
+      <w:proofErr w:type="spellEnd"/>
+      <w:r>
+        <w:rPr>
+          <w:lang w:val="en-GB"/>
+        </w:rPr>
+        <w:t xml:space="preserve"> </w:t>
+      </w:r>
+      <w:proofErr w:type="spellStart"/>
+      <w:r>
+        <w:rPr>
+          <w:lang w:val="en-GB"/>
+        </w:rPr>
+        <w:t>komponensekből</w:t>
+      </w:r>
+      <w:proofErr w:type="spellEnd"/>
+      <w:r>
+        <w:rPr>
+          <w:lang w:val="en-GB"/>
+        </w:rPr>
+        <w:t xml:space="preserve"> </w:t>
+      </w:r>
+      <w:proofErr w:type="spellStart"/>
+      <w:r>
+        <w:rPr>
+          <w:lang w:val="en-GB"/>
+        </w:rPr>
+        <w:t>így</w:t>
+      </w:r>
+      <w:proofErr w:type="spellEnd"/>
+      <w:r>
+        <w:rPr>
+          <w:lang w:val="en-GB"/>
+        </w:rPr>
+        <w:t xml:space="preserve"> </w:t>
+      </w:r>
+      <w:proofErr w:type="spellStart"/>
+      <w:r>
+        <w:rPr>
+          <w:lang w:val="en-GB"/>
+        </w:rPr>
+        <w:t>áll</w:t>
+      </w:r>
+      <w:proofErr w:type="spellEnd"/>
+      <w:r>
+        <w:rPr>
+          <w:lang w:val="en-GB"/>
+        </w:rPr>
+        <w:t xml:space="preserve"> </w:t>
+      </w:r>
+      <w:proofErr w:type="spellStart"/>
+      <w:r>
+        <w:rPr>
+          <w:lang w:val="en-GB"/>
+        </w:rPr>
+        <w:t>össze</w:t>
+      </w:r>
+      <w:proofErr w:type="spellEnd"/>
+      <w:r>
+        <w:rPr>
+          <w:lang w:val="en-GB"/>
+        </w:rPr>
+        <w:t xml:space="preserve"> </w:t>
+      </w:r>
+      <w:proofErr w:type="spellStart"/>
+      <w:r>
+        <w:rPr>
+          <w:lang w:val="en-GB"/>
+        </w:rPr>
+        <w:t>az</w:t>
+      </w:r>
+      <w:proofErr w:type="spellEnd"/>
+      <w:r>
+        <w:rPr>
+          <w:lang w:val="en-GB"/>
+        </w:rPr>
+        <w:t xml:space="preserve"> </w:t>
+      </w:r>
+      <w:proofErr w:type="spellStart"/>
+      <w:r>
+        <w:rPr>
+          <w:lang w:val="en-GB"/>
+        </w:rPr>
+        <w:t>egy</w:t>
+      </w:r>
+      <w:proofErr w:type="spellEnd"/>
+      <w:r>
+        <w:rPr>
+          <w:lang w:val="en-GB"/>
+        </w:rPr>
+        <w:t xml:space="preserve"> </w:t>
+      </w:r>
+      <w:proofErr w:type="spellStart"/>
+      <w:r>
+        <w:rPr>
+          <w:lang w:val="en-GB"/>
+        </w:rPr>
+        <w:t>főre</w:t>
+      </w:r>
+      <w:proofErr w:type="spellEnd"/>
+      <w:r>
+        <w:rPr>
+          <w:lang w:val="en-GB"/>
+        </w:rPr>
+        <w:t xml:space="preserve"> </w:t>
+      </w:r>
+      <w:proofErr w:type="spellStart"/>
+      <w:r>
+        <w:rPr>
+          <w:lang w:val="en-GB"/>
+        </w:rPr>
+        <w:t>jutó</w:t>
+      </w:r>
+      <w:proofErr w:type="spellEnd"/>
+      <w:r>
+        <w:rPr>
+          <w:lang w:val="en-GB"/>
+        </w:rPr>
+        <w:t xml:space="preserve"> </w:t>
+      </w:r>
+      <w:proofErr w:type="spellStart"/>
+      <w:r>
+        <w:rPr>
+          <w:lang w:val="en-GB"/>
+        </w:rPr>
+        <w:t>útdíj</w:t>
+      </w:r>
+      <w:proofErr w:type="spellEnd"/>
+      <w:r>
+        <w:rPr>
+          <w:lang w:val="en-GB"/>
+        </w:rPr>
+        <w:t xml:space="preserve"> </w:t>
+      </w:r>
+      <w:proofErr w:type="spellStart"/>
+      <w:r>
+        <w:rPr>
+          <w:lang w:val="en-GB"/>
+        </w:rPr>
+        <w:t>kerekítve</w:t>
+      </w:r>
+      <w:proofErr w:type="spellEnd"/>
+      <w:r>
+        <w:rPr>
+          <w:lang w:val="en-GB"/>
+        </w:rPr>
+        <w:t>:</w:t>
+      </w:r>
+    </w:p>
+    <w:p>
+      <w:pPr>
+        <w:rPr>
+          <w:sz w:val="36"/>
+          <w:szCs w:val="36"/>
+          <w:lang w:val="en-GB"/>
+        </w:rPr>
+      </w:pPr>
+      <m:oMathPara>
+        <m:oMath>
+          <m:r>
+            <m:rPr>
+              <m:sty m:val="p"/>
+            </m:rPr>
+            <w:rPr>
+              <w:rFonts w:ascii="Cambria Math" w:hAnsi="Cambria Math"/>
+              <w:sz w:val="36"/>
+              <w:szCs w:val="36"/>
+              <w:lang w:val="en-GB"/>
+            </w:rPr>
+            <m:t>K</m:t>
+          </m:r>
+          <m:r>
+            <w:rPr>
+              <w:rFonts w:ascii="Cambria Math" w:eastAsia="Cambria Math" w:hAnsi="Cambria Math" w:cs="Cambria Math"/>
+              <w:sz w:val="36"/>
+              <w:szCs w:val="36"/>
+              <w:lang w:val="en-GB"/>
+            </w:rPr>
+            <m:t>=</m:t>
+          </m:r>
+          <m:f>
+            <m:fPr>
+              <m:ctrlPr>
+                <w:rPr>
+                  <w:rFonts w:ascii="Cambria Math" w:eastAsia="Cambria Math" w:hAnsi="Cambria Math" w:cs="Cambria Math"/>
+                  <w:i/>
+                  <w:sz w:val="36"/>
+                  <w:szCs w:val="36"/>
+                  <w:lang w:val="en-GB"/>
+                </w:rPr>
+              </m:ctrlPr>
+            </m:fPr>
+            <m:num>
+              <m:r>
+                <w:rPr>
+                  <w:rFonts w:ascii="Cambria Math" w:eastAsia="Cambria Math" w:hAnsi="Cambria Math" w:cs="Cambria Math"/>
+                  <w:sz w:val="36"/>
+                  <w:szCs w:val="36"/>
+                  <w:lang w:val="en-GB"/>
+                </w:rPr>
+                <m:t>d*</m:t>
+              </m:r>
+              <m:d>
+                <m:dPr>
+                  <m:ctrlPr>
+                    <w:rPr>
+                      <w:rFonts w:ascii="Cambria Math" w:eastAsia="Cambria Math" w:hAnsi="Cambria Math" w:cs="Cambria Math"/>
+                      <w:i/>
+                      <w:sz w:val="36"/>
+                      <w:szCs w:val="36"/>
+                      <w:lang w:val="en-GB"/>
+                    </w:rPr>
+                  </m:ctrlPr>
+                </m:dPr>
+                <m:e>
+                  <m:r>
+                    <w:rPr>
+                      <w:rFonts w:ascii="Cambria Math" w:eastAsia="Cambria Math" w:hAnsi="Cambria Math" w:cs="Cambria Math"/>
+                      <w:sz w:val="36"/>
+                      <w:szCs w:val="36"/>
+                      <w:lang w:val="en-GB"/>
+                    </w:rPr>
+                    <m:t xml:space="preserve">c+ </m:t>
+                  </m:r>
+                  <m:f>
+                    <m:fPr>
+                      <m:ctrlPr>
+                        <w:rPr>
+                          <w:rFonts w:ascii="Cambria Math" w:eastAsia="Cambria Math" w:hAnsi="Cambria Math" w:cs="Cambria Math"/>
+                          <w:i/>
+                          <w:sz w:val="36"/>
+                          <w:szCs w:val="36"/>
+                          <w:lang w:val="en-GB"/>
+                        </w:rPr>
+                      </m:ctrlPr>
+                    </m:fPr>
+                    <m:num>
+                      <m:r>
+                        <w:rPr>
+                          <w:rFonts w:ascii="Cambria Math" w:eastAsia="Cambria Math" w:hAnsi="Cambria Math" w:cs="Cambria Math"/>
+                          <w:sz w:val="36"/>
+                          <w:szCs w:val="36"/>
+                          <w:lang w:val="en-GB"/>
+                        </w:rPr>
+                        <m:t>f*p</m:t>
+                      </m:r>
+                    </m:num>
+                    <m:den>
+                      <m:r>
+                        <w:rPr>
+                          <w:rFonts w:ascii="Cambria Math" w:eastAsia="Cambria Math" w:hAnsi="Cambria Math" w:cs="Cambria Math"/>
+                          <w:sz w:val="36"/>
+                          <w:szCs w:val="36"/>
+                          <w:lang w:val="en-GB"/>
+                        </w:rPr>
+                        <m:t>100</m:t>
+                      </m:r>
+                    </m:den>
+                  </m:f>
+                </m:e>
+              </m:d>
+            </m:num>
+            <m:den>
+              <m:r>
+                <w:rPr>
+                  <w:rFonts w:ascii="Cambria Math" w:eastAsia="Cambria Math" w:hAnsi="Cambria Math" w:cs="Cambria Math"/>
+                  <w:sz w:val="36"/>
+                  <w:szCs w:val="36"/>
+                  <w:lang w:val="en-GB"/>
+                </w:rPr>
+                <m:t>n</m:t>
+              </m:r>
+            </m:den>
+          </m:f>
+        </m:oMath>
+      </m:oMathPara>
+    </w:p>
+    <w:p>
+      <w:pPr>
+        <w:pStyle w:val="Listaszerbekezds"/>
+        <w:numPr>
+          <w:ilvl w:val="0"/>
+          <w:numId w:val="4"/>
+        </w:numPr>
+        <w:rPr>
+          <w:lang w:val="en-GB"/>
+        </w:rPr>
+      </w:pPr>
+      <w:r>
+        <w:rPr>
+          <w:i/>
+          <w:iCs/>
+          <w:lang w:val="en-GB"/>
+        </w:rPr>
+        <w:t>K</w:t>
+      </w:r>
+      <w:r>
+        <w:rPr>
+          <w:lang w:val="en-GB"/>
+        </w:rPr>
+        <w:t xml:space="preserve">: </w:t>
+      </w:r>
+      <w:proofErr w:type="spellStart"/>
+      <w:r>
+        <w:rPr>
+          <w:lang w:val="en-GB"/>
+        </w:rPr>
+        <w:t>E</w:t>
+      </w:r>
+      <w:r>
+        <w:rPr>
+          <w:lang w:val="en-GB"/>
+        </w:rPr>
+        <w:t>gy</w:t>
+      </w:r>
+      <w:proofErr w:type="spellEnd"/>
+      <w:r>
+        <w:rPr>
+          <w:lang w:val="en-GB"/>
+        </w:rPr>
+        <w:t xml:space="preserve"> </w:t>
+      </w:r>
+      <w:proofErr w:type="spellStart"/>
+      <w:r>
+        <w:rPr>
+          <w:lang w:val="en-GB"/>
+        </w:rPr>
+        <w:t>főre</w:t>
+      </w:r>
+      <w:proofErr w:type="spellEnd"/>
+      <w:r>
+        <w:rPr>
+          <w:lang w:val="en-GB"/>
+        </w:rPr>
+        <w:t xml:space="preserve"> </w:t>
+      </w:r>
+      <w:proofErr w:type="spellStart"/>
+      <w:r>
+        <w:rPr>
+          <w:lang w:val="en-GB"/>
+        </w:rPr>
+        <w:t>jutó</w:t>
+      </w:r>
+      <w:proofErr w:type="spellEnd"/>
+      <w:r>
+        <w:rPr>
+          <w:lang w:val="en-GB"/>
+        </w:rPr>
+        <w:t xml:space="preserve"> </w:t>
+      </w:r>
+      <w:proofErr w:type="spellStart"/>
+      <w:r>
+        <w:rPr>
+          <w:lang w:val="en-GB"/>
+        </w:rPr>
+        <w:t>kalkulált</w:t>
+      </w:r>
+      <w:proofErr w:type="spellEnd"/>
+      <w:r>
+        <w:rPr>
+          <w:lang w:val="en-GB"/>
+        </w:rPr>
+        <w:t xml:space="preserve"> </w:t>
+      </w:r>
+      <w:proofErr w:type="spellStart"/>
+      <w:r>
+        <w:rPr>
+          <w:lang w:val="en-GB"/>
+        </w:rPr>
+        <w:t>útiköltség</w:t>
+      </w:r>
+      <w:proofErr w:type="spellEnd"/>
+    </w:p>
+    <w:p>
+      <w:pPr>
+        <w:pStyle w:val="Listaszerbekezds"/>
+        <w:numPr>
+          <w:ilvl w:val="0"/>
+          <w:numId w:val="4"/>
+        </w:numPr>
+        <w:rPr>
+          <w:lang w:val="en-GB"/>
+        </w:rPr>
+      </w:pPr>
+      <w:r>
+        <w:rPr>
+          <w:i/>
+          <w:iCs/>
+          <w:lang w:val="en-GB"/>
+        </w:rPr>
+        <w:t>c</w:t>
+      </w:r>
+      <w:r>
+        <w:rPr>
+          <w:lang w:val="en-GB"/>
+        </w:rPr>
+        <w:t xml:space="preserve">: </w:t>
+      </w:r>
+      <w:proofErr w:type="spellStart"/>
+      <w:r>
+        <w:rPr>
+          <w:lang w:val="en-GB"/>
+        </w:rPr>
+        <w:t>Kilométerenkénti</w:t>
+      </w:r>
+      <w:proofErr w:type="spellEnd"/>
+      <w:r>
+        <w:rPr>
+          <w:lang w:val="en-GB"/>
+        </w:rPr>
+        <w:t xml:space="preserve"> </w:t>
+      </w:r>
+      <w:proofErr w:type="spellStart"/>
+      <w:r>
+        <w:rPr>
+          <w:lang w:val="en-GB"/>
+        </w:rPr>
+        <w:t>értékvesztés</w:t>
+      </w:r>
+      <w:proofErr w:type="spellEnd"/>
+    </w:p>
+    <w:p>
+      <w:pPr>
+        <w:pStyle w:val="Listaszerbekezds"/>
+        <w:numPr>
+          <w:ilvl w:val="0"/>
+          <w:numId w:val="4"/>
+        </w:numPr>
+        <w:rPr>
+          <w:lang w:val="en-GB"/>
+        </w:rPr>
+      </w:pPr>
+      <w:r>
+        <w:rPr>
+          <w:i/>
+          <w:iCs/>
+          <w:lang w:val="en-GB"/>
+        </w:rPr>
+        <w:t>d</w:t>
+      </w:r>
+      <w:r>
+        <w:rPr>
+          <w:lang w:val="en-GB"/>
+        </w:rPr>
+        <w:t xml:space="preserve">: Az </w:t>
+      </w:r>
+      <w:proofErr w:type="spellStart"/>
+      <w:r>
+        <w:rPr>
+          <w:lang w:val="en-GB"/>
+        </w:rPr>
+        <w:t>út</w:t>
+      </w:r>
+      <w:proofErr w:type="spellEnd"/>
+      <w:r>
+        <w:rPr>
+          <w:lang w:val="en-GB"/>
+        </w:rPr>
+        <w:t xml:space="preserve"> </w:t>
+      </w:r>
+      <w:proofErr w:type="spellStart"/>
+      <w:r>
+        <w:rPr>
+          <w:lang w:val="en-GB"/>
+        </w:rPr>
+        <w:t>hossza</w:t>
+      </w:r>
+      <w:proofErr w:type="spellEnd"/>
+      <w:r>
+        <w:rPr>
+          <w:lang w:val="en-GB"/>
+        </w:rPr>
+        <w:t xml:space="preserve"> </w:t>
+      </w:r>
+      <w:proofErr w:type="spellStart"/>
+      <w:r>
+        <w:rPr>
+          <w:lang w:val="en-GB"/>
+        </w:rPr>
+        <w:t>kilométerben</w:t>
+      </w:r>
+      <w:proofErr w:type="spellEnd"/>
+    </w:p>
+    <w:p>
+      <w:pPr>
+        <w:pStyle w:val="Listaszerbekezds"/>
+        <w:numPr>
+          <w:ilvl w:val="0"/>
+          <w:numId w:val="4"/>
+        </w:numPr>
+        <w:rPr>
+          <w:lang w:val="en-GB"/>
+        </w:rPr>
+      </w:pPr>
+      <w:r>
+        <w:rPr>
+          <w:i/>
+          <w:iCs/>
+          <w:lang w:val="en-GB"/>
+        </w:rPr>
+        <w:t>f</w:t>
+      </w:r>
+      <w:r>
+        <w:rPr>
+          <w:lang w:val="en-GB"/>
+        </w:rPr>
+        <w:t xml:space="preserve">: A </w:t>
+      </w:r>
+      <w:proofErr w:type="spellStart"/>
+      <w:r>
+        <w:rPr>
+          <w:lang w:val="en-GB"/>
+        </w:rPr>
+        <w:t>gépjármű</w:t>
+      </w:r>
+      <w:proofErr w:type="spellEnd"/>
+      <w:r>
+        <w:rPr>
+          <w:lang w:val="en-GB"/>
+        </w:rPr>
+        <w:t xml:space="preserve"> </w:t>
+      </w:r>
+      <w:proofErr w:type="spellStart"/>
+      <w:r>
+        <w:rPr>
+          <w:lang w:val="en-GB"/>
+        </w:rPr>
+        <w:t>vegyes</w:t>
+      </w:r>
+      <w:proofErr w:type="spellEnd"/>
+      <w:r>
+        <w:rPr>
+          <w:lang w:val="en-GB"/>
+        </w:rPr>
+        <w:t xml:space="preserve"> </w:t>
+      </w:r>
+      <w:proofErr w:type="spellStart"/>
+      <w:r>
+        <w:rPr>
+          <w:lang w:val="en-GB"/>
+        </w:rPr>
+        <w:t>fogyasztása</w:t>
+      </w:r>
+      <w:proofErr w:type="spellEnd"/>
+      <w:r>
+        <w:rPr>
+          <w:lang w:val="en-GB"/>
+        </w:rPr>
+        <w:t xml:space="preserve"> (l/100km)</w:t>
+      </w:r>
+    </w:p>
+    <w:p>
+      <w:pPr>
+        <w:pStyle w:val="Listaszerbekezds"/>
+        <w:numPr>
+          <w:ilvl w:val="0"/>
+          <w:numId w:val="4"/>
+        </w:numPr>
+        <w:rPr>
+          <w:lang w:val="en-GB"/>
+        </w:rPr>
+      </w:pPr>
+      <w:r>
+        <w:rPr>
+          <w:i/>
+          <w:iCs/>
+          <w:lang w:val="en-GB"/>
+        </w:rPr>
+        <w:t>p</w:t>
+      </w:r>
+      <w:r>
+        <w:rPr>
+          <w:lang w:val="en-GB"/>
+        </w:rPr>
+        <w:t xml:space="preserve">: Az </w:t>
+      </w:r>
+      <w:proofErr w:type="spellStart"/>
+      <w:r>
+        <w:rPr>
+          <w:lang w:val="en-GB"/>
+        </w:rPr>
+        <w:t>üzemanyag</w:t>
+      </w:r>
+      <w:proofErr w:type="spellEnd"/>
+      <w:r>
+        <w:rPr>
+          <w:lang w:val="en-GB"/>
+        </w:rPr>
+        <w:t xml:space="preserve"> </w:t>
+      </w:r>
+      <w:proofErr w:type="spellStart"/>
+      <w:r>
+        <w:rPr>
+          <w:lang w:val="en-GB"/>
+        </w:rPr>
+        <w:t>egységára</w:t>
+      </w:r>
+      <w:proofErr w:type="spellEnd"/>
+    </w:p>
+    <w:p>
+      <w:pPr>
+        <w:pStyle w:val="Listaszerbekezds"/>
+        <w:numPr>
+          <w:ilvl w:val="0"/>
+          <w:numId w:val="4"/>
+        </w:numPr>
+        <w:rPr>
+          <w:lang w:val="en-GB"/>
+        </w:rPr>
+      </w:pPr>
+      <w:r>
+        <w:rPr>
+          <w:i/>
+          <w:iCs/>
+          <w:lang w:val="en-GB"/>
+        </w:rPr>
+        <w:t>n</w:t>
+      </w:r>
+      <w:r>
+        <w:rPr>
+          <w:lang w:val="en-GB"/>
+        </w:rPr>
+        <w:t xml:space="preserve">: </w:t>
+      </w:r>
+      <w:proofErr w:type="spellStart"/>
+      <w:r>
+        <w:rPr>
+          <w:lang w:val="en-GB"/>
+        </w:rPr>
+        <w:t>Férőhelyek</w:t>
+      </w:r>
+      <w:proofErr w:type="spellEnd"/>
+      <w:r>
+        <w:rPr>
+          <w:lang w:val="en-GB"/>
+        </w:rPr>
+        <w:t xml:space="preserve"> </w:t>
+      </w:r>
+      <w:proofErr w:type="spellStart"/>
+      <w:r>
+        <w:rPr>
+          <w:lang w:val="en-GB"/>
+        </w:rPr>
+        <w:t>száma</w:t>
+      </w:r>
+      <w:proofErr w:type="spellEnd"/>
+    </w:p>
+    <w:p>
+      <w:pPr>
+        <w:rPr>
+          <w:lang w:val="en-GB"/>
+        </w:rPr>
+      </w:pPr>
+    </w:p>
+    <w:p>
+      <w:pPr>
+        <w:pStyle w:val="Cmsor1"/>
+        <w:rPr>
+          <w:lang w:val="en-GB"/>
+        </w:rPr>
+      </w:pPr>
+      <w:proofErr w:type="spellStart"/>
+      <w:r>
+        <w:rPr>
+          <w:lang w:val="en-GB"/>
+        </w:rPr>
+        <w:lastRenderedPageBreak/>
+        <w:t>Források</w:t>
+      </w:r>
+      <w:proofErr w:type="spellEnd"/>
+    </w:p>
+    <w:p>
+      <w:pPr>
+        <w:pStyle w:val="Listaszerbekezds"/>
+        <w:numPr>
+          <w:ilvl w:val="0"/>
+          <w:numId w:val="3"/>
+        </w:numPr>
+        <w:rPr>
+          <w:lang w:val="en-GB"/>
+        </w:rPr>
+      </w:pPr>
+      <w:hyperlink r:id="rId8" w:history="1">
+        <w:r>
+          <w:rPr>
+            <w:rStyle w:val="Hiperhivatkozs"/>
+            <w:lang w:val="en-GB"/>
+          </w:rPr>
+          <w:t>https://www.</w:t>
+        </w:r>
+        <w:r>
+          <w:rPr>
+            <w:rStyle w:val="Hiperhivatkozs"/>
+            <w:lang w:val="en-GB"/>
+          </w:rPr>
+          <w:t>s</w:t>
+        </w:r>
+        <w:r>
+          <w:rPr>
+            <w:rStyle w:val="Hiperhivatkozs"/>
+            <w:lang w:val="en-GB"/>
+          </w:rPr>
+          <w:t>ciencedirect.com/science/article/abs/pii/S1361920921002224?via%3Dihub</w:t>
+        </w:r>
+      </w:hyperlink>
+    </w:p>
+    <w:p>
+      <w:pPr>
+        <w:pStyle w:val="Listaszerbekezds"/>
+        <w:numPr>
+          <w:ilvl w:val="0"/>
+          <w:numId w:val="3"/>
+        </w:numPr>
+        <w:rPr>
+          <w:lang w:val="en-GB"/>
+        </w:rPr>
+      </w:pPr>
+      <w:hyperlink r:id="rId9" w:history="1">
+        <w:r>
+          <w:rPr>
+            <w:rStyle w:val="Hiperhivatkozs"/>
+            <w:lang w:val="en-GB"/>
+          </w:rPr>
+          <w:t>https://cercetareservicii.ase.ro</w:t>
+        </w:r>
+        <w:r>
+          <w:rPr>
+            <w:rStyle w:val="Hiperhivatkozs"/>
+            <w:lang w:val="en-GB"/>
+          </w:rPr>
+          <w:t>/</w:t>
+        </w:r>
+        <w:r>
+          <w:rPr>
+            <w:rStyle w:val="Hiperhivatkozs"/>
+            <w:lang w:val="en-GB"/>
+          </w:rPr>
+          <w:t>resurse/Documente/On_the_depreciation_of_automobiles_An_international_comparison.pdf</w:t>
+        </w:r>
+      </w:hyperlink>
+    </w:p>
+    <w:p>
+      <w:pPr>
+        <w:pStyle w:val="Listaszerbekezds"/>
+        <w:numPr>
+          <w:ilvl w:val="0"/>
+          <w:numId w:val="3"/>
+        </w:numPr>
+        <w:rPr>
+          <w:lang w:val="en-GB"/>
+        </w:rPr>
+      </w:pPr>
+      <w:hyperlink r:id="rId10" w:history="1">
+        <w:r>
+          <w:rPr>
+            <w:rStyle w:val="Hiperhivatkozs"/>
+            <w:lang w:val="en-GB"/>
+          </w:rPr>
+          <w:t>https://</w:t>
+        </w:r>
+        <w:r>
+          <w:rPr>
+            <w:rStyle w:val="Hiperhivatkozs"/>
+            <w:lang w:val="en-GB"/>
+          </w:rPr>
+          <w:t>w</w:t>
+        </w:r>
+        <w:r>
+          <w:rPr>
+            <w:rStyle w:val="Hiperhivatkozs"/>
+            <w:lang w:val="en-GB"/>
+          </w:rPr>
+          <w:t>ww.odyssee-mure.eu/publications/efficiency-by-sector/transport/distance-travelled-by-car.html</w:t>
+        </w:r>
+      </w:hyperlink>
     </w:p>
     <w:sectPr>
-      <w:footerReference w:type="default" r:id="rId8"/>
+      <w:footerReference w:type="default" r:id="rId11"/>
       <w:pgSz w:w="11906" w:h="16838"/>
       <w:pgMar w:top="1418" w:right="1418" w:bottom="1418" w:left="1418" w:header="709" w:footer="709" w:gutter="0"/>
       <w:cols w:space="708"/>
@@ -2520,6 +7611,38 @@
       </w:r>
       <w:r>
         <w:t xml:space="preserve"> Instance: Szoftverfejlesztés világában instance-nek hívunk egy futó alkalmazás példányát. Ez a fogalom konténerizációs környezetben a legelterjedtebb.</w:t>
+      </w:r>
+    </w:p>
+  </w:footnote>
+  <w:footnote w:id="3">
+    <w:p>
+      <w:pPr>
+        <w:pStyle w:val="Lbjegyzetszveg"/>
+      </w:pPr>
+      <w:r>
+        <w:rPr>
+          <w:rStyle w:val="Lbjegyzet-hivatkozs"/>
+        </w:rPr>
+        <w:footnoteRef/>
+      </w:r>
+      <w:r>
+        <w:t xml:space="preserve"> </w:t>
+      </w:r>
+      <w:proofErr w:type="spellStart"/>
+      <w:r>
+        <w:t>Toast</w:t>
+      </w:r>
+      <w:proofErr w:type="spellEnd"/>
+      <w:r>
+        <w:t xml:space="preserve">: Webfejlesztésben a </w:t>
+      </w:r>
+      <w:proofErr w:type="spellStart"/>
+      <w:r>
+        <w:t>toast</w:t>
+      </w:r>
+      <w:proofErr w:type="spellEnd"/>
+      <w:r>
+        <w:t xml:space="preserve"> kifejezés egy információt hordozó elő ugró kis ablakot jelent.</w:t>
       </w:r>
     </w:p>
   </w:footnote>
@@ -2618,6 +7741,208 @@
     </w:lvl>
   </w:abstractNum>
   <w:abstractNum w:abstractNumId="1" w15:restartNumberingAfterBreak="0">
+    <w:nsid w:val="1A2A062D"/>
+    <w:multiLevelType w:val="hybridMultilevel"/>
+    <w:tmpl w:val="EB5E1664"/>
+    <w:lvl w:ilvl="0" w:tplc="F02C6890">
+      <w:start w:val="1"/>
+      <w:numFmt w:val="decimal"/>
+      <w:lvlText w:val="%1."/>
+      <w:lvlJc w:val="left"/>
+      <w:pPr>
+        <w:ind w:left="927" w:hanging="360"/>
+      </w:pPr>
+      <w:rPr>
+        <w:rFonts w:hint="default"/>
+      </w:rPr>
+    </w:lvl>
+    <w:lvl w:ilvl="1" w:tplc="08090019" w:tentative="1">
+      <w:start w:val="1"/>
+      <w:numFmt w:val="lowerLetter"/>
+      <w:lvlText w:val="%2."/>
+      <w:lvlJc w:val="left"/>
+      <w:pPr>
+        <w:ind w:left="1647" w:hanging="360"/>
+      </w:pPr>
+    </w:lvl>
+    <w:lvl w:ilvl="2" w:tplc="0809001B" w:tentative="1">
+      <w:start w:val="1"/>
+      <w:numFmt w:val="lowerRoman"/>
+      <w:lvlText w:val="%3."/>
+      <w:lvlJc w:val="right"/>
+      <w:pPr>
+        <w:ind w:left="2367" w:hanging="180"/>
+      </w:pPr>
+    </w:lvl>
+    <w:lvl w:ilvl="3" w:tplc="0809000F" w:tentative="1">
+      <w:start w:val="1"/>
+      <w:numFmt w:val="decimal"/>
+      <w:lvlText w:val="%4."/>
+      <w:lvlJc w:val="left"/>
+      <w:pPr>
+        <w:ind w:left="3087" w:hanging="360"/>
+      </w:pPr>
+    </w:lvl>
+    <w:lvl w:ilvl="4" w:tplc="08090019" w:tentative="1">
+      <w:start w:val="1"/>
+      <w:numFmt w:val="lowerLetter"/>
+      <w:lvlText w:val="%5."/>
+      <w:lvlJc w:val="left"/>
+      <w:pPr>
+        <w:ind w:left="3807" w:hanging="360"/>
+      </w:pPr>
+    </w:lvl>
+    <w:lvl w:ilvl="5" w:tplc="0809001B" w:tentative="1">
+      <w:start w:val="1"/>
+      <w:numFmt w:val="lowerRoman"/>
+      <w:lvlText w:val="%6."/>
+      <w:lvlJc w:val="right"/>
+      <w:pPr>
+        <w:ind w:left="4527" w:hanging="180"/>
+      </w:pPr>
+    </w:lvl>
+    <w:lvl w:ilvl="6" w:tplc="0809000F" w:tentative="1">
+      <w:start w:val="1"/>
+      <w:numFmt w:val="decimal"/>
+      <w:lvlText w:val="%7."/>
+      <w:lvlJc w:val="left"/>
+      <w:pPr>
+        <w:ind w:left="5247" w:hanging="360"/>
+      </w:pPr>
+    </w:lvl>
+    <w:lvl w:ilvl="7" w:tplc="08090019" w:tentative="1">
+      <w:start w:val="1"/>
+      <w:numFmt w:val="lowerLetter"/>
+      <w:lvlText w:val="%8."/>
+      <w:lvlJc w:val="left"/>
+      <w:pPr>
+        <w:ind w:left="5967" w:hanging="360"/>
+      </w:pPr>
+    </w:lvl>
+    <w:lvl w:ilvl="8" w:tplc="0809001B" w:tentative="1">
+      <w:start w:val="1"/>
+      <w:numFmt w:val="lowerRoman"/>
+      <w:lvlText w:val="%9."/>
+      <w:lvlJc w:val="right"/>
+      <w:pPr>
+        <w:ind w:left="6687" w:hanging="180"/>
+      </w:pPr>
+    </w:lvl>
+  </w:abstractNum>
+  <w:abstractNum w:abstractNumId="2" w15:restartNumberingAfterBreak="0">
+    <w:nsid w:val="4F8606FE"/>
+    <w:multiLevelType w:val="hybridMultilevel"/>
+    <w:tmpl w:val="FEBC240A"/>
+    <w:lvl w:ilvl="0" w:tplc="08090001">
+      <w:start w:val="1"/>
+      <w:numFmt w:val="bullet"/>
+      <w:lvlText w:val=""/>
+      <w:lvlJc w:val="left"/>
+      <w:pPr>
+        <w:ind w:left="1287" w:hanging="360"/>
+      </w:pPr>
+      <w:rPr>
+        <w:rFonts w:ascii="Symbol" w:hAnsi="Symbol" w:hint="default"/>
+      </w:rPr>
+    </w:lvl>
+    <w:lvl w:ilvl="1" w:tplc="08090003" w:tentative="1">
+      <w:start w:val="1"/>
+      <w:numFmt w:val="bullet"/>
+      <w:lvlText w:val="o"/>
+      <w:lvlJc w:val="left"/>
+      <w:pPr>
+        <w:ind w:left="2007" w:hanging="360"/>
+      </w:pPr>
+      <w:rPr>
+        <w:rFonts w:ascii="Courier New" w:hAnsi="Courier New" w:cs="Courier New" w:hint="default"/>
+      </w:rPr>
+    </w:lvl>
+    <w:lvl w:ilvl="2" w:tplc="08090005" w:tentative="1">
+      <w:start w:val="1"/>
+      <w:numFmt w:val="bullet"/>
+      <w:lvlText w:val=""/>
+      <w:lvlJc w:val="left"/>
+      <w:pPr>
+        <w:ind w:left="2727" w:hanging="360"/>
+      </w:pPr>
+      <w:rPr>
+        <w:rFonts w:ascii="Wingdings" w:hAnsi="Wingdings" w:hint="default"/>
+      </w:rPr>
+    </w:lvl>
+    <w:lvl w:ilvl="3" w:tplc="08090001" w:tentative="1">
+      <w:start w:val="1"/>
+      <w:numFmt w:val="bullet"/>
+      <w:lvlText w:val=""/>
+      <w:lvlJc w:val="left"/>
+      <w:pPr>
+        <w:ind w:left="3447" w:hanging="360"/>
+      </w:pPr>
+      <w:rPr>
+        <w:rFonts w:ascii="Symbol" w:hAnsi="Symbol" w:hint="default"/>
+      </w:rPr>
+    </w:lvl>
+    <w:lvl w:ilvl="4" w:tplc="08090003" w:tentative="1">
+      <w:start w:val="1"/>
+      <w:numFmt w:val="bullet"/>
+      <w:lvlText w:val="o"/>
+      <w:lvlJc w:val="left"/>
+      <w:pPr>
+        <w:ind w:left="4167" w:hanging="360"/>
+      </w:pPr>
+      <w:rPr>
+        <w:rFonts w:ascii="Courier New" w:hAnsi="Courier New" w:cs="Courier New" w:hint="default"/>
+      </w:rPr>
+    </w:lvl>
+    <w:lvl w:ilvl="5" w:tplc="08090005" w:tentative="1">
+      <w:start w:val="1"/>
+      <w:numFmt w:val="bullet"/>
+      <w:lvlText w:val=""/>
+      <w:lvlJc w:val="left"/>
+      <w:pPr>
+        <w:ind w:left="4887" w:hanging="360"/>
+      </w:pPr>
+      <w:rPr>
+        <w:rFonts w:ascii="Wingdings" w:hAnsi="Wingdings" w:hint="default"/>
+      </w:rPr>
+    </w:lvl>
+    <w:lvl w:ilvl="6" w:tplc="08090001" w:tentative="1">
+      <w:start w:val="1"/>
+      <w:numFmt w:val="bullet"/>
+      <w:lvlText w:val=""/>
+      <w:lvlJc w:val="left"/>
+      <w:pPr>
+        <w:ind w:left="5607" w:hanging="360"/>
+      </w:pPr>
+      <w:rPr>
+        <w:rFonts w:ascii="Symbol" w:hAnsi="Symbol" w:hint="default"/>
+      </w:rPr>
+    </w:lvl>
+    <w:lvl w:ilvl="7" w:tplc="08090003" w:tentative="1">
+      <w:start w:val="1"/>
+      <w:numFmt w:val="bullet"/>
+      <w:lvlText w:val="o"/>
+      <w:lvlJc w:val="left"/>
+      <w:pPr>
+        <w:ind w:left="6327" w:hanging="360"/>
+      </w:pPr>
+      <w:rPr>
+        <w:rFonts w:ascii="Courier New" w:hAnsi="Courier New" w:cs="Courier New" w:hint="default"/>
+      </w:rPr>
+    </w:lvl>
+    <w:lvl w:ilvl="8" w:tplc="08090005" w:tentative="1">
+      <w:start w:val="1"/>
+      <w:numFmt w:val="bullet"/>
+      <w:lvlText w:val=""/>
+      <w:lvlJc w:val="left"/>
+      <w:pPr>
+        <w:ind w:left="7047" w:hanging="360"/>
+      </w:pPr>
+      <w:rPr>
+        <w:rFonts w:ascii="Wingdings" w:hAnsi="Wingdings" w:hint="default"/>
+      </w:rPr>
+    </w:lvl>
+  </w:abstractNum>
+  <w:abstractNum w:abstractNumId="3" w15:restartNumberingAfterBreak="0">
     <w:nsid w:val="7B1D5162"/>
     <w:multiLevelType w:val="hybridMultilevel"/>
     <w:tmpl w:val="50B6C954"/>
@@ -2707,10 +8032,16 @@
     </w:lvl>
   </w:abstractNum>
   <w:num w:numId="1" w16cid:durableId="1892501131">
-    <w:abstractNumId w:val="1"/>
+    <w:abstractNumId w:val="3"/>
   </w:num>
   <w:num w:numId="2" w16cid:durableId="1427115281">
     <w:abstractNumId w:val="0"/>
+  </w:num>
+  <w:num w:numId="3" w16cid:durableId="171577611">
+    <w:abstractNumId w:val="1"/>
+  </w:num>
+  <w:num w:numId="4" w16cid:durableId="963777425">
+    <w:abstractNumId w:val="2"/>
   </w:num>
 </w:numbering>
 </file>
@@ -3854,6 +9185,51 @@
       </w:tcPr>
     </w:tblStylePr>
   </w:style>
+  <w:style w:type="character" w:styleId="Hiperhivatkozs">
+    <w:name w:val="Hyperlink"/>
+    <w:basedOn w:val="Bekezdsalapbettpusa"/>
+    <w:uiPriority w:val="99"/>
+    <w:unhideWhenUsed/>
+    <w:rsid w:val="00F9495A"/>
+    <w:rPr>
+      <w:color w:val="467886" w:themeColor="hyperlink"/>
+      <w:u w:val="single"/>
+    </w:rPr>
+  </w:style>
+  <w:style w:type="character" w:styleId="Feloldatlanmegemlts">
+    <w:name w:val="Unresolved Mention"/>
+    <w:basedOn w:val="Bekezdsalapbettpusa"/>
+    <w:uiPriority w:val="99"/>
+    <w:semiHidden/>
+    <w:unhideWhenUsed/>
+    <w:rsid w:val="00F9495A"/>
+    <w:rPr>
+      <w:color w:val="605E5C"/>
+      <w:shd w:val="clear" w:color="auto" w:fill="E1DFDD"/>
+    </w:rPr>
+  </w:style>
+  <w:style w:type="character" w:styleId="Mrltotthiperhivatkozs">
+    <w:name w:val="FollowedHyperlink"/>
+    <w:basedOn w:val="Bekezdsalapbettpusa"/>
+    <w:uiPriority w:val="99"/>
+    <w:semiHidden/>
+    <w:unhideWhenUsed/>
+    <w:rsid w:val="007773B6"/>
+    <w:rPr>
+      <w:color w:val="96607D" w:themeColor="followedHyperlink"/>
+      <w:u w:val="single"/>
+    </w:rPr>
+  </w:style>
+  <w:style w:type="character" w:styleId="Helyrzszveg">
+    <w:name w:val="Placeholder Text"/>
+    <w:basedOn w:val="Bekezdsalapbettpusa"/>
+    <w:uiPriority w:val="99"/>
+    <w:semiHidden/>
+    <w:rsid w:val="005A30BA"/>
+    <w:rPr>
+      <w:color w:val="666666"/>
+    </w:rPr>
+  </w:style>
 </w:styles>
 </file>
 

--- a/ride-sharing-app.docx
+++ b/ride-sharing-app.docx
@@ -122,7 +122,6 @@
           <w:szCs w:val="28"/>
         </w:rPr>
       </w:pPr>
-      <w:proofErr w:type="spellStart"/>
       <w:r>
         <w:rPr>
           <w:rFonts w:cs="Times New Roman"/>
@@ -131,53 +130,8 @@
           <w:sz w:val="28"/>
           <w:szCs w:val="28"/>
         </w:rPr>
-        <w:t>Ride</w:t>
-      </w:r>
-      <w:proofErr w:type="spellEnd"/>
-      <w:r>
-        <w:rPr>
-          <w:rFonts w:cs="Times New Roman"/>
-          <w:b/>
-          <w:bCs/>
-          <w:sz w:val="28"/>
-          <w:szCs w:val="28"/>
-        </w:rPr>
-        <w:t xml:space="preserve"> </w:t>
-      </w:r>
-      <w:proofErr w:type="spellStart"/>
-      <w:r>
-        <w:rPr>
-          <w:rFonts w:cs="Times New Roman"/>
-          <w:b/>
-          <w:bCs/>
-          <w:sz w:val="28"/>
-          <w:szCs w:val="28"/>
-        </w:rPr>
-        <w:t>Sharing</w:t>
-      </w:r>
-      <w:proofErr w:type="spellEnd"/>
-      <w:r>
-        <w:rPr>
-          <w:rFonts w:cs="Times New Roman"/>
-          <w:b/>
-          <w:bCs/>
-          <w:sz w:val="28"/>
-          <w:szCs w:val="28"/>
-        </w:rPr>
-        <w:t xml:space="preserve"> Web </w:t>
-      </w:r>
-      <w:proofErr w:type="spellStart"/>
-      <w:r>
-        <w:rPr>
-          <w:rFonts w:cs="Times New Roman"/>
-          <w:b/>
-          <w:bCs/>
-          <w:sz w:val="28"/>
-          <w:szCs w:val="28"/>
-        </w:rPr>
-        <w:t>Application</w:t>
-      </w:r>
-      <w:proofErr w:type="spellEnd"/>
+        <w:t>Ride Sharing Web Application</w:t>
+      </w:r>
     </w:p>
     <w:p>
       <w:pPr>
@@ -225,31 +179,7 @@
           <w:sz w:val="28"/>
           <w:szCs w:val="28"/>
         </w:rPr>
-        <w:t xml:space="preserve">Programtervező informatikus </w:t>
-      </w:r>
-      <w:proofErr w:type="spellStart"/>
-      <w:r>
-        <w:rPr>
-          <w:rFonts w:cs="Times New Roman"/>
-          <w:b/>
-          <w:bCs/>
-          <w:color w:val="000000" w:themeColor="text1"/>
-          <w:sz w:val="28"/>
-          <w:szCs w:val="28"/>
-        </w:rPr>
-        <w:t>Bsc</w:t>
-      </w:r>
-      <w:proofErr w:type="spellEnd"/>
-      <w:r>
-        <w:rPr>
-          <w:rFonts w:cs="Times New Roman"/>
-          <w:b/>
-          <w:bCs/>
-          <w:color w:val="000000" w:themeColor="text1"/>
-          <w:sz w:val="28"/>
-          <w:szCs w:val="28"/>
-        </w:rPr>
-        <w:t>.</w:t>
+        <w:t>Programtervező informatikus Bsc.</w:t>
       </w:r>
     </w:p>
     <w:p>
@@ -314,7 +244,7 @@
     </w:p>
     <w:p>
       <w:pPr>
-        <w:pStyle w:val="Cmsor1"/>
+        <w:pStyle w:val="Heading1"/>
         <w:numPr>
           <w:ilvl w:val="0"/>
           <w:numId w:val="0"/>
@@ -413,15 +343,7 @@
         <w:t xml:space="preserve"> Sofőrként lehetőségük van új utakat meghirdetni, jelentkező utasokat jóváhagyni, üzenetet küldeni, az utazás után pedig értékelni őket. Utasként a felhasználók csatlakozhatnak meghirdetett utakhoz, beszélgetést indíthatnak a kiválasztott, vagy már visszaigazolt út sofőrjével, és az utazást követően ők is értékelhetik a sofőrt. </w:t>
       </w:r>
       <w:r>
-        <w:t xml:space="preserve">A valós idejű beszélgetések érdekében a hagyományos HTTP protokoll mellett </w:t>
-      </w:r>
-      <w:proofErr w:type="spellStart"/>
-      <w:r>
-        <w:t>Websocket</w:t>
-      </w:r>
-      <w:proofErr w:type="spellEnd"/>
-      <w:r>
-        <w:t xml:space="preserve"> technológiát is implementáltam.</w:t>
+        <w:t>A valós idejű beszélgetések érdekében a hagyományos HTTP protokoll mellett Websocket technológiát is implementáltam.</w:t>
       </w:r>
     </w:p>
     <w:p>
@@ -444,15 +366,7 @@
         <w:t xml:space="preserve">, azaz </w:t>
       </w:r>
       <w:r>
-        <w:t xml:space="preserve">alkalmazkodik a képernyő méretéhez, így bármely eszközön kényelmesen használható. A képernyőmérethez való alkalmazkodás nem merül ki a komponensek elrendezésében, az elemek a képernyőméretével arányos nagyságúak, és egyes forgatókönyvek azt is megkövetelik, hogy máshogy </w:t>
-      </w:r>
-      <w:proofErr w:type="spellStart"/>
-      <w:r>
-        <w:t>interaktáljon</w:t>
-      </w:r>
-      <w:proofErr w:type="spellEnd"/>
-      <w:r>
-        <w:t xml:space="preserve"> velük a felhasználó.</w:t>
+        <w:t>alkalmazkodik a képernyő méretéhez, így bármely eszközön kényelmesen használható. A képernyőmérethez való alkalmazkodás nem merül ki a komponensek elrendezésében, az elemek a képernyőméretével arányos nagyságúak, és egyes forgatókönyvek azt is megkövetelik, hogy máshogy interaktáljon velük a felhasználó.</w:t>
       </w:r>
       <w:r>
         <w:t xml:space="preserve"> </w:t>
@@ -487,15 +401,7 @@
         <w:t>Az applikáció képes valós hely meghatározására</w:t>
       </w:r>
       <w:r>
-        <w:t xml:space="preserve"> </w:t>
-      </w:r>
-      <w:proofErr w:type="spellStart"/>
-      <w:r>
-        <w:t>Geolocation</w:t>
-      </w:r>
-      <w:proofErr w:type="spellEnd"/>
-      <w:r>
-        <w:t xml:space="preserve"> API segítségével</w:t>
+        <w:t xml:space="preserve"> Geolocation API segítségével</w:t>
       </w:r>
       <w:r>
         <w:t xml:space="preserve">, amennyiben a felhasználó GPS-el felszerelt eszközt használ. GPS hiányában IP-cím alapján képes meghatározni a város-szintű pontossággal a helyszínt. </w:t>
@@ -542,20 +448,12 @@
         <w:t>,</w:t>
       </w:r>
       <w:r>
-        <w:t xml:space="preserve"> </w:t>
-      </w:r>
-      <w:proofErr w:type="spellStart"/>
-      <w:r>
-        <w:t>reszponzivitás</w:t>
-      </w:r>
-      <w:proofErr w:type="spellEnd"/>
-      <w:r>
-        <w:t>, helymeghatározás</w:t>
+        <w:t xml:space="preserve"> reszponzivitás, helymeghatározás</w:t>
       </w:r>
     </w:p>
     <w:p>
       <w:pPr>
-        <w:pStyle w:val="Cmsor1"/>
+        <w:pStyle w:val="Heading1"/>
       </w:pPr>
       <w:r>
         <w:lastRenderedPageBreak/>
@@ -758,21 +656,7 @@
         <w:rPr>
           <w:szCs w:val="24"/>
         </w:rPr>
-        <w:t xml:space="preserve">A tisztességes anyagi feltételek mellett a fuvarmegosztó közösség alapját a kommunikáció és az erre épülő bizalom adja. Ezt felismerve az alkalmazásom </w:t>
-      </w:r>
-      <w:proofErr w:type="spellStart"/>
-      <w:r>
-        <w:rPr>
-          <w:szCs w:val="24"/>
-        </w:rPr>
-        <w:t>kétirányú</w:t>
-      </w:r>
-      <w:proofErr w:type="spellEnd"/>
-      <w:r>
-        <w:rPr>
-          <w:szCs w:val="24"/>
-        </w:rPr>
-        <w:t xml:space="preserve"> értékelési rendszert, valamint egy valós-idejű chat modult is megvalósít.</w:t>
+        <w:t>A tisztességes anyagi feltételek mellett a fuvarmegosztó közösség alapját a kommunikáció és az erre épülő bizalom adja. Ezt felismerve az alkalmazásom kétirányú értékelési rendszert, valamint egy valós-idejű chat modult is megvalósít.</w:t>
       </w:r>
       <w:r>
         <w:rPr>
@@ -811,7 +695,6 @@
         </w:rPr>
         <w:t xml:space="preserve"> (</w:t>
       </w:r>
-      <w:proofErr w:type="spellStart"/>
       <w:r>
         <w:rPr>
           <w:b/>
@@ -820,14 +703,12 @@
         </w:rPr>
         <w:t>Grid</w:t>
       </w:r>
-      <w:proofErr w:type="spellEnd"/>
       <w:r>
         <w:rPr>
           <w:szCs w:val="24"/>
         </w:rPr>
         <w:t xml:space="preserve">, </w:t>
       </w:r>
-      <w:proofErr w:type="spellStart"/>
       <w:r>
         <w:rPr>
           <w:b/>
@@ -836,7 +717,6 @@
         </w:rPr>
         <w:t>Flexbox</w:t>
       </w:r>
-      <w:proofErr w:type="spellEnd"/>
       <w:r>
         <w:rPr>
           <w:szCs w:val="24"/>
@@ -882,7 +762,7 @@
     </w:p>
     <w:p>
       <w:pPr>
-        <w:pStyle w:val="Cmsor1"/>
+        <w:pStyle w:val="Heading1"/>
       </w:pPr>
       <w:r>
         <w:lastRenderedPageBreak/>
@@ -931,19 +811,11 @@
         <w:t>biztonsági réteg</w:t>
       </w:r>
       <w:r>
-        <w:t xml:space="preserve"> (amely </w:t>
-      </w:r>
-      <w:proofErr w:type="spellStart"/>
-      <w:r>
-        <w:t>autentikálja</w:t>
-      </w:r>
-      <w:proofErr w:type="spellEnd"/>
-      <w:r>
-        <w:t xml:space="preserve"> a backendet és a frontendet). A fejlesztés hatékonysága és a könnyű szállítás</w:t>
-      </w:r>
-      <w:r>
-        <w:rPr>
-          <w:rStyle w:val="Lbjegyzet-hivatkozs"/>
+        <w:t xml:space="preserve"> (amely autentikálja a backendet és a frontendet). A fejlesztés hatékonysága és a könnyű szállítás</w:t>
+      </w:r>
+      <w:r>
+        <w:rPr>
+          <w:rStyle w:val="FootnoteReference"/>
         </w:rPr>
         <w:footnoteReference w:id="1"/>
       </w:r>
@@ -958,15 +830,7 @@
         <w:t>Docker</w:t>
       </w:r>
       <w:r>
-        <w:t xml:space="preserve"> </w:t>
-      </w:r>
-      <w:proofErr w:type="spellStart"/>
-      <w:r>
-        <w:t>konténerizációs</w:t>
-      </w:r>
-      <w:proofErr w:type="spellEnd"/>
-      <w:r>
-        <w:t xml:space="preserve"> szolgáltatást használtam, ez az, ami össze fogja a 4 réteget egy egymással kommunikáló szoftvercsomaggá. A </w:t>
+        <w:t xml:space="preserve"> konténerizációs szolgáltatást használtam, ez az, ami össze fogja a 4 réteget egy egymással kommunikáló szoftvercsomaggá. A </w:t>
       </w:r>
       <w:r>
         <w:t>frontend</w:t>
@@ -978,27 +842,28 @@
         </w:rPr>
         <w:t xml:space="preserve"> </w:t>
       </w:r>
-      <w:proofErr w:type="spellStart"/>
       <w:r>
         <w:rPr>
           <w:b/>
           <w:bCs/>
         </w:rPr>
-        <w:t>Angular</w:t>
-      </w:r>
-      <w:proofErr w:type="spellEnd"/>
+        <w:t>Angular 21</w:t>
+      </w:r>
+      <w:r>
+        <w:t xml:space="preserve">, a </w:t>
+      </w:r>
+      <w:r>
+        <w:t>backend</w:t>
+      </w:r>
       <w:r>
         <w:rPr>
           <w:b/>
           <w:bCs/>
         </w:rPr>
-        <w:t xml:space="preserve"> 21</w:t>
-      </w:r>
-      <w:r>
-        <w:t xml:space="preserve">, a </w:t>
-      </w:r>
-      <w:r>
-        <w:t>backend</w:t>
+        <w:t xml:space="preserve"> </w:t>
+      </w:r>
+      <w:r>
+        <w:t>pedig</w:t>
       </w:r>
       <w:r>
         <w:rPr>
@@ -1008,99 +873,53 @@
         <w:t xml:space="preserve"> </w:t>
       </w:r>
       <w:r>
-        <w:t>pedig</w:t>
-      </w:r>
-      <w:r>
         <w:rPr>
           <w:b/>
           <w:bCs/>
         </w:rPr>
-        <w:t xml:space="preserve"> </w:t>
+        <w:t>Java Spring Boot 3.5</w:t>
+      </w:r>
+      <w:r>
+        <w:t xml:space="preserve"> keretrendszert használ a felhasználói élmény növelése és a komplexitás elfedése érdekében. A backendet kiszolgáló adatbázis egy </w:t>
       </w:r>
       <w:r>
         <w:rPr>
           <w:b/>
           <w:bCs/>
         </w:rPr>
-        <w:t>Java Spring Boot 3.5</w:t>
-      </w:r>
-      <w:r>
-        <w:t xml:space="preserve"> keretrendszert használ a felhasználói élmény növelése és a komplexitás elfedése érdekében. A backendet kiszolgáló adatbázis egy </w:t>
-      </w:r>
-      <w:proofErr w:type="spellStart"/>
+        <w:t>Postgres</w:t>
+      </w:r>
+      <w:r>
+        <w:t xml:space="preserve"> 17 </w:t>
+      </w:r>
+      <w:r>
+        <w:t>példány</w:t>
+      </w:r>
+      <w:r>
+        <w:rPr>
+          <w:rStyle w:val="FootnoteReference"/>
+        </w:rPr>
+        <w:footnoteReference w:id="2"/>
+      </w:r>
+      <w:r>
+        <w:t xml:space="preserve">. A klienst és szervert is autentikáló biztonsági réteg egy </w:t>
+      </w:r>
       <w:r>
         <w:rPr>
           <w:b/>
           <w:bCs/>
         </w:rPr>
-        <w:t>Postgres</w:t>
-      </w:r>
-      <w:proofErr w:type="spellEnd"/>
-      <w:r>
-        <w:t xml:space="preserve"> 17 </w:t>
-      </w:r>
-      <w:r>
-        <w:t>példány</w:t>
-      </w:r>
-      <w:r>
-        <w:rPr>
-          <w:rStyle w:val="Lbjegyzet-hivatkozs"/>
-        </w:rPr>
-        <w:footnoteReference w:id="2"/>
-      </w:r>
-      <w:r>
-        <w:t xml:space="preserve">. A klienst és szervert is </w:t>
-      </w:r>
-      <w:proofErr w:type="spellStart"/>
-      <w:r>
-        <w:t>autentikáló</w:t>
-      </w:r>
-      <w:proofErr w:type="spellEnd"/>
-      <w:r>
-        <w:t xml:space="preserve"> biztonsági réteg egy </w:t>
-      </w:r>
-      <w:proofErr w:type="spellStart"/>
+        <w:t>Keycloak</w:t>
+      </w:r>
       <w:r>
         <w:rPr>
           <w:b/>
           <w:bCs/>
         </w:rPr>
-        <w:t>Keycloak</w:t>
-      </w:r>
-      <w:proofErr w:type="spellEnd"/>
-      <w:r>
-        <w:rPr>
-          <w:b/>
-          <w:bCs/>
-        </w:rPr>
-        <w:t xml:space="preserve"> </w:t>
-      </w:r>
-      <w:r>
-        <w:t xml:space="preserve">nevű </w:t>
-      </w:r>
-      <w:proofErr w:type="spellStart"/>
-      <w:r>
-        <w:t>open-source</w:t>
-      </w:r>
-      <w:proofErr w:type="spellEnd"/>
-      <w:r>
-        <w:t xml:space="preserve"> alkalmazás, mely szintén </w:t>
-      </w:r>
-      <w:proofErr w:type="spellStart"/>
-      <w:r>
-        <w:t>konténerizált</w:t>
-      </w:r>
-      <w:proofErr w:type="spellEnd"/>
-      <w:r>
-        <w:t xml:space="preserve"> közegben fut — a fejlesztés könnyebbsége érdekében — az alkalmazás többi részével egy </w:t>
-      </w:r>
-      <w:proofErr w:type="spellStart"/>
-      <w:r>
-        <w:t>környezeben</w:t>
-      </w:r>
-      <w:proofErr w:type="spellEnd"/>
-      <w:r>
-        <w:t xml:space="preserve">. </w:t>
+        <w:t xml:space="preserve"> </w:t>
+      </w:r>
+      <w:r>
+        <w:t xml:space="preserve">nevű open-source alkalmazás, mely szintén konténerizált közegben fut — a fejlesztés könnyebbsége érdekében — az alkalmazás többi részével egy környezeben. </w:t>
       </w:r>
     </w:p>
     <w:p>
@@ -1189,7 +1008,7 @@
       </w:r>
       <w:proofErr w:type="spellStart"/>
       <w:r>
-        <w:t>vázlata</w:t>
+        <w:t>vázlat</w:t>
       </w:r>
       <w:proofErr w:type="spellEnd"/>
     </w:p>
@@ -1201,16 +1020,11 @@
         <w:t xml:space="preserve">a </w:t>
       </w:r>
       <w:r>
-        <w:t xml:space="preserve">professzionális, </w:t>
-      </w:r>
-      <w:proofErr w:type="spellStart"/>
-      <w:r>
-        <w:t>monorepóra</w:t>
-      </w:r>
-      <w:proofErr w:type="spellEnd"/>
-      <w:r>
-        <w:rPr>
-          <w:rStyle w:val="Lbjegyzet-hivatkozs"/>
+        <w:t>professzionális, monorepóra</w:t>
+      </w:r>
+      <w:r>
+        <w:rPr>
+          <w:rStyle w:val="FootnoteReference"/>
         </w:rPr>
         <w:footnoteReference w:id="3"/>
       </w:r>
@@ -1221,15 +1035,7 @@
         <w:t>illeszkedő mappastruktúrát alakítottam ki.</w:t>
       </w:r>
       <w:r>
-        <w:t xml:space="preserve"> A backend és frontend két külön modulként viselkedik, </w:t>
-      </w:r>
-      <w:proofErr w:type="spellStart"/>
-      <w:r>
-        <w:t>architektúrálisan</w:t>
-      </w:r>
-      <w:proofErr w:type="spellEnd"/>
-      <w:r>
-        <w:t xml:space="preserve"> teljes</w:t>
+        <w:t xml:space="preserve"> A backend és frontend két külön modulként viselkedik, architektúrálisan teljes</w:t>
       </w:r>
       <w:r>
         <w:t xml:space="preserve"> mértékben</w:t>
@@ -1260,15 +1066,7 @@
       </w:r>
       <w:r>
         <w:lastRenderedPageBreak/>
-        <w:t xml:space="preserve">ezek konfigurálást, függőségeket tartalmaznak, amiket a </w:t>
-      </w:r>
-      <w:proofErr w:type="spellStart"/>
-      <w:r>
-        <w:t>maven</w:t>
-      </w:r>
-      <w:proofErr w:type="spellEnd"/>
-      <w:r>
-        <w:t xml:space="preserve"> projekt menedzser eszköz kezel.</w:t>
+        <w:t>ezek konfigurálást, függőségeket tartalmaznak, amiket a maven projekt menedzser eszköz kezel.</w:t>
       </w:r>
     </w:p>
     <w:p>
@@ -1282,6 +1080,7 @@
       </w:pPr>
       <w:r>
         <w:rPr>
+          <w:noProof/>
           <w:lang w:val="en-GB"/>
         </w:rPr>
         <w:drawing>
@@ -1342,388 +1141,2045 @@
     </w:p>
     <w:p>
       <w:pPr>
-        <w:ind w:firstLine="0"/>
-        <w:jc w:val="center"/>
+        <w:pStyle w:val="kpalrs"/>
+      </w:pPr>
+      <w:r>
+        <w:t>2.</w:t>
+      </w:r>
+      <w:r>
+        <w:t>2</w:t>
+      </w:r>
+      <w:r>
+        <w:t xml:space="preserve"> </w:t>
+      </w:r>
+      <w:proofErr w:type="spellStart"/>
+      <w:r>
+        <w:t>Ábra</w:t>
+      </w:r>
+      <w:proofErr w:type="spellEnd"/>
+      <w:r>
+        <w:t xml:space="preserve">, </w:t>
+      </w:r>
+      <w:proofErr w:type="spellStart"/>
+      <w:r>
+        <w:t>mappastruktúr</w:t>
+      </w:r>
+      <w:r>
+        <w:t>a</w:t>
+      </w:r>
+      <w:proofErr w:type="spellEnd"/>
+    </w:p>
+    <w:p>
+      <w:pPr>
+        <w:pStyle w:val="Heading2"/>
+      </w:pPr>
+      <w:r>
+        <w:t>Frontend</w:t>
+      </w:r>
+    </w:p>
+    <w:p>
+      <w:r>
+        <w:t xml:space="preserve">A felhasználói felület implementálása során — architektúrális szempontból — az </w:t>
+      </w:r>
+      <w:r>
         <w:rPr>
           <w:b/>
           <w:bCs/>
-          <w:lang w:val="en-GB"/>
-        </w:rPr>
-      </w:pPr>
+        </w:rPr>
+        <w:t>Angular</w:t>
+      </w:r>
+      <w:r>
+        <w:t xml:space="preserve"> konvencióit követtem.</w:t>
+      </w:r>
+      <w:r>
+        <w:t xml:space="preserve"> A frontend mappa további két mappára </w:t>
+      </w:r>
+      <w:r>
+        <w:t xml:space="preserve">(public, src) </w:t>
+      </w:r>
+      <w:r>
+        <w:t xml:space="preserve">és egyéb fájlokra osztódik. </w:t>
+      </w:r>
+      <w:r>
+        <w:t xml:space="preserve">A </w:t>
+      </w:r>
+      <w:r>
+        <w:rPr>
+          <w:i/>
+          <w:iCs/>
+        </w:rPr>
+        <w:t>public</w:t>
+      </w:r>
+      <w:r>
+        <w:t xml:space="preserve"> mappa statikus fájlok tárolására szolgál, jelenleg csak képek vannak benne. Az src mappában forráskód</w:t>
+      </w:r>
+      <w:r>
+        <w:t>hoz köthető fájlok és könyvtárak vannak</w:t>
+      </w:r>
+      <w:r>
+        <w:t xml:space="preserve">: </w:t>
+      </w:r>
+      <w:r>
+        <w:t xml:space="preserve">A </w:t>
+      </w:r>
+      <w:r>
+        <w:rPr>
+          <w:i/>
+          <w:iCs/>
+        </w:rPr>
+        <w:t>components</w:t>
+      </w:r>
+      <w:r>
+        <w:t xml:space="preserve"> mappában találhatók a komponensek, </w:t>
+      </w:r>
       <w:r>
         <w:rPr>
           <w:b/>
           <w:bCs/>
-          <w:lang w:val="en-GB"/>
-        </w:rPr>
-        <w:t>2.</w:t>
+        </w:rPr>
+        <w:t>HTML</w:t>
+      </w:r>
+      <w:r>
+        <w:t xml:space="preserve">, </w:t>
       </w:r>
       <w:r>
         <w:rPr>
           <w:b/>
           <w:bCs/>
-          <w:lang w:val="en-GB"/>
-        </w:rPr>
-        <w:t>2</w:t>
+        </w:rPr>
+        <w:t>SCSS</w:t>
+      </w:r>
+      <w:r>
+        <w:t xml:space="preserve"> és </w:t>
       </w:r>
       <w:r>
         <w:rPr>
           <w:b/>
           <w:bCs/>
-          <w:lang w:val="en-GB"/>
-        </w:rPr>
-        <w:t xml:space="preserve"> </w:t>
-      </w:r>
-      <w:proofErr w:type="spellStart"/>
+        </w:rPr>
+        <w:t>TypeScript</w:t>
+      </w:r>
+      <w:r>
+        <w:t xml:space="preserve"> file-ok összessége, amelyek általában </w:t>
+      </w:r>
+      <w:r>
+        <w:t>egy adott oldalt</w:t>
+      </w:r>
+      <w:r>
+        <w:t xml:space="preserve"> vagy </w:t>
+      </w:r>
+      <w:r>
+        <w:t xml:space="preserve">egy megjelenő </w:t>
+      </w:r>
+      <w:r>
+        <w:t xml:space="preserve">fület (pl.: chat-ablak) fognak össze. A </w:t>
+      </w:r>
+      <w:r>
+        <w:rPr>
+          <w:i/>
+          <w:iCs/>
+        </w:rPr>
+        <w:t>model</w:t>
+      </w:r>
+      <w:r>
+        <w:rPr>
+          <w:i/>
+          <w:iCs/>
+        </w:rPr>
+        <w:t xml:space="preserve"> </w:t>
+      </w:r>
+      <w:r>
+        <w:t xml:space="preserve">mappában találhatók az adattároló interfészek, ezek a </w:t>
+      </w:r>
       <w:r>
         <w:rPr>
           <w:b/>
           <w:bCs/>
-          <w:lang w:val="en-GB"/>
-        </w:rPr>
-        <w:t>Ábra</w:t>
-      </w:r>
-      <w:proofErr w:type="spellEnd"/>
+        </w:rPr>
+        <w:t>szerverrel való kommunikálás</w:t>
+      </w:r>
+      <w:r>
+        <w:t xml:space="preserve">ra létrehozott </w:t>
+      </w:r>
+      <w:r>
+        <w:t>entitások, amelyek JSON formátum</w:t>
+      </w:r>
+      <w:r>
+        <w:t xml:space="preserve">a/formátumból </w:t>
+      </w:r>
+      <w:r>
+        <w:t>vannak szerializálva</w:t>
+      </w:r>
+      <w:r>
+        <w:rPr>
+          <w:rStyle w:val="FootnoteReference"/>
+        </w:rPr>
+        <w:footnoteReference w:id="4"/>
+      </w:r>
+      <w:r>
+        <w:t>/deszerializálva</w:t>
+      </w:r>
+      <w:r>
+        <w:rPr>
+          <w:rStyle w:val="FootnoteReference"/>
+        </w:rPr>
+        <w:footnoteReference w:id="5"/>
+      </w:r>
+      <w:r>
+        <w:t>.</w:t>
+      </w:r>
+      <w:r>
+        <w:t xml:space="preserve"> Végezetül pedig a </w:t>
+      </w:r>
+      <w:r>
+        <w:rPr>
+          <w:i/>
+          <w:iCs/>
+        </w:rPr>
+        <w:t>service</w:t>
+      </w:r>
+      <w:r>
+        <w:rPr>
+          <w:i/>
+          <w:iCs/>
+        </w:rPr>
+        <w:t xml:space="preserve"> </w:t>
+      </w:r>
+      <w:r>
+        <w:t>mappában a kommunikációért felelős singleton</w:t>
+      </w:r>
+      <w:r>
+        <w:rPr>
+          <w:rStyle w:val="FootnoteReference"/>
+        </w:rPr>
+        <w:footnoteReference w:id="6"/>
+      </w:r>
+      <w:r>
+        <w:t xml:space="preserve"> TypeScript osztályok vannak.</w:t>
+      </w:r>
+    </w:p>
+    <w:p>
+      <w:r>
+        <w:t xml:space="preserve">A frontend egy </w:t>
+      </w:r>
       <w:r>
         <w:rPr>
           <w:b/>
           <w:bCs/>
-          <w:lang w:val="en-GB"/>
-        </w:rPr>
+        </w:rPr>
+        <w:t>SPA</w:t>
+      </w:r>
+      <w:r>
+        <w:t xml:space="preserve">, (Single Page Application) ami egy web dokumentumot tölt be, és ennek a tartalmát frissíti JavaScript segítségével. Ennek a logikáját maga az Angular </w:t>
+      </w:r>
+      <w:r>
+        <w:lastRenderedPageBreak/>
+        <w:t xml:space="preserve">keretrendszer valósítja meg, így a fejlesztőtől teljesen el van rejtve a komplexitás. </w:t>
+      </w:r>
+      <w:r>
+        <w:t xml:space="preserve">Az Angular alkalmazás alapkövei </w:t>
+      </w:r>
+      <w:r>
+        <w:t>a frontend gyökérkönyvtárában található</w:t>
+      </w:r>
+      <w:r>
+        <w:t xml:space="preserve"> </w:t>
+      </w:r>
+      <w:r>
+        <w:rPr>
+          <w:i/>
+          <w:iCs/>
+        </w:rPr>
+        <w:t>main.ts</w:t>
+      </w:r>
+      <w:r>
         <w:t xml:space="preserve">, </w:t>
       </w:r>
-      <w:proofErr w:type="spellStart"/>
+      <w:r>
+        <w:rPr>
+          <w:i/>
+          <w:iCs/>
+        </w:rPr>
+        <w:t>app.config.ts</w:t>
+      </w:r>
+      <w:r>
+        <w:t xml:space="preserve">, </w:t>
+      </w:r>
+      <w:r>
+        <w:rPr>
+          <w:i/>
+          <w:iCs/>
+        </w:rPr>
+        <w:t>app.routes.ts</w:t>
+      </w:r>
+      <w:r>
+        <w:t xml:space="preserve"> </w:t>
+      </w:r>
+      <w:r>
+        <w:t xml:space="preserve">fájlok. Ezek felelnek </w:t>
+      </w:r>
+      <w:r>
+        <w:t>—</w:t>
+      </w:r>
+      <w:r>
+        <w:t xml:space="preserve"> felsorolás sorrendje </w:t>
+      </w:r>
+      <w:r>
+        <w:t>alapján</w:t>
+      </w:r>
+      <w:r>
+        <w:t xml:space="preserve"> </w:t>
+      </w:r>
+      <w:r>
+        <w:t>—</w:t>
+      </w:r>
+      <w:r>
+        <w:t xml:space="preserve"> az alkalmazás belépéséért, globális konfigurációért és az útvonalválasztásért.</w:t>
+      </w:r>
+    </w:p>
+    <w:p>
+      <w:r>
+        <w:t xml:space="preserve">A letisztult megjelenés és felhasználói élmény érdekében a </w:t>
+      </w:r>
+      <w:r>
+        <w:t>keretrendszer</w:t>
+      </w:r>
+      <w:r>
+        <w:t>hez kettő meghatározó könyvtárat használtam:</w:t>
+      </w:r>
+      <w:r>
+        <w:t xml:space="preserve"> </w:t>
+      </w:r>
       <w:r>
         <w:rPr>
           <w:b/>
           <w:bCs/>
-          <w:lang w:val="en-GB"/>
-        </w:rPr>
-        <w:t>képernyőkép</w:t>
-      </w:r>
-      <w:proofErr w:type="spellEnd"/>
+        </w:rPr>
+        <w:t>Tailwind</w:t>
+      </w:r>
       <w:r>
         <w:rPr>
           <w:b/>
           <w:bCs/>
-          <w:lang w:val="en-GB"/>
-        </w:rPr>
-        <w:t xml:space="preserve"> a </w:t>
-      </w:r>
-      <w:proofErr w:type="spellStart"/>
+        </w:rPr>
+        <w:t xml:space="preserve"> CSS</w:t>
+      </w:r>
+      <w:r>
+        <w:t xml:space="preserve"> és </w:t>
+      </w:r>
       <w:r>
         <w:rPr>
           <w:b/>
           <w:bCs/>
-          <w:lang w:val="en-GB"/>
-        </w:rPr>
-        <w:t>mappastruktúráról</w:t>
-      </w:r>
-      <w:proofErr w:type="spellEnd"/>
+        </w:rPr>
+        <w:t>PrimeNG</w:t>
+      </w:r>
+      <w:r>
+        <w:t>.</w:t>
+      </w:r>
+      <w:r>
+        <w:t xml:space="preserve"> Az interaktív elemekhez, mint dátumválasztó, legördülő lista, számbeviteli mezők, a</w:t>
+      </w:r>
+      <w:r>
+        <w:t xml:space="preserve"> PrimeNG előre megírt komponense</w:t>
+      </w:r>
+      <w:r>
+        <w:t>it alkalmaztam.</w:t>
+      </w:r>
+      <w:r>
+        <w:t xml:space="preserve"> </w:t>
+      </w:r>
+      <w:r>
+        <w:t>Ezek</w:t>
+      </w:r>
+      <w:r>
+        <w:t xml:space="preserve"> </w:t>
+      </w:r>
+      <w:r>
+        <w:t xml:space="preserve">előnye, hogy </w:t>
+      </w:r>
+      <w:r>
+        <w:t xml:space="preserve">konfigurálhatók az Angular </w:t>
+      </w:r>
+      <w:r>
+        <w:t xml:space="preserve">modern </w:t>
+      </w:r>
+      <w:r>
+        <w:t xml:space="preserve">Input, vagy InputSignal </w:t>
+      </w:r>
+      <w:r>
+        <w:t>mechanizmussal</w:t>
+      </w:r>
+      <w:r>
+        <w:t xml:space="preserve">. </w:t>
+      </w:r>
+      <w:r>
+        <w:t>A stílusok finomításához és a töréspontok beállításához a Tailwind CSS könyvtárat használtam. Ennek segítségével CSS media query beállítások nélkül tudtam szabályozni az elrendezést, így lényegesen átláthatóbb, könnyebben értelmezhető kódot kaptam.</w:t>
+      </w:r>
     </w:p>
     <w:p>
       <w:pPr>
-        <w:pStyle w:val="Cmsor2"/>
-      </w:pPr>
-      <w:r>
-        <w:t>Frontend</w:t>
+        <w:pStyle w:val="Heading2"/>
+      </w:pPr>
+      <w:r>
+        <w:t>Backend</w:t>
       </w:r>
     </w:p>
     <w:p>
       <w:r>
-        <w:t xml:space="preserve">A felhasználói felület implementálása során — </w:t>
-      </w:r>
-      <w:proofErr w:type="spellStart"/>
-      <w:r>
-        <w:t>architektúrális</w:t>
-      </w:r>
-      <w:proofErr w:type="spellEnd"/>
-      <w:r>
-        <w:t xml:space="preserve"> szempontból — </w:t>
-      </w:r>
-      <w:r>
-        <w:t xml:space="preserve">az </w:t>
-      </w:r>
-      <w:proofErr w:type="spellStart"/>
-      <w:r>
-        <w:t>Angular</w:t>
-      </w:r>
-      <w:proofErr w:type="spellEnd"/>
-      <w:r>
-        <w:t xml:space="preserve"> konvencióit</w:t>
-      </w:r>
-      <w:r>
-        <w:t xml:space="preserve"> követtem.</w:t>
-      </w:r>
-      <w:r>
-        <w:t xml:space="preserve"> A frontend mappa további két mappára és egyéb fájlokra osztódik. </w:t>
-      </w:r>
-      <w:r>
-        <w:t xml:space="preserve"> A </w:t>
-      </w:r>
-      <w:proofErr w:type="spellStart"/>
+        <w:t xml:space="preserve">A szerveroldali kód a backend mappában található, ebben az esetben a mappastruktúra a </w:t>
+      </w:r>
+      <w:r>
+        <w:rPr>
+          <w:b/>
+          <w:bCs/>
+        </w:rPr>
+        <w:t>Java Spring Boot</w:t>
+      </w:r>
+      <w:r>
+        <w:t xml:space="preserve"> elveit valósítja meg.</w:t>
+      </w:r>
+      <w:r>
+        <w:t xml:space="preserve"> Az </w:t>
+      </w:r>
       <w:r>
         <w:rPr>
           <w:i/>
           <w:iCs/>
         </w:rPr>
-        <w:t>components</w:t>
-      </w:r>
-      <w:proofErr w:type="spellEnd"/>
-      <w:r>
-        <w:t xml:space="preserve"> mappában találhatók a komponensek, HTML, SCSS és </w:t>
-      </w:r>
-      <w:proofErr w:type="spellStart"/>
-      <w:r>
-        <w:t>TypeScript</w:t>
-      </w:r>
-      <w:proofErr w:type="spellEnd"/>
-      <w:r>
-        <w:t xml:space="preserve"> file-ok összessége, amelyek általában </w:t>
-      </w:r>
-      <w:r>
-        <w:t>egy adott oldalt</w:t>
-      </w:r>
-      <w:r>
-        <w:t xml:space="preserve"> vagy </w:t>
-      </w:r>
-      <w:r>
-        <w:t xml:space="preserve">egy megjelenő </w:t>
-      </w:r>
-      <w:r>
-        <w:t xml:space="preserve">fület (pl.: chat-ablak) fognak össze. A </w:t>
-      </w:r>
-      <w:proofErr w:type="spellStart"/>
+        <w:t>src / main</w:t>
+      </w:r>
       <w:r>
         <w:rPr>
           <w:i/>
           <w:iCs/>
         </w:rPr>
-        <w:t>model</w:t>
-      </w:r>
-      <w:proofErr w:type="spellEnd"/>
+        <w:t xml:space="preserve"> </w:t>
+      </w:r>
+      <w:r>
+        <w:t>mappa alatt kettő másik mappa található</w:t>
+      </w:r>
+      <w:r>
+        <w:t xml:space="preserve">, </w:t>
+      </w:r>
       <w:r>
         <w:rPr>
           <w:i/>
           <w:iCs/>
         </w:rPr>
-        <w:t xml:space="preserve"> </w:t>
-      </w:r>
-      <w:r>
-        <w:t xml:space="preserve">mappában találhatók az adattároló interfészek, ezek a szerverrel való kommunikálásra létrehozott </w:t>
-      </w:r>
-      <w:r>
-        <w:t>entitások, amelyek JSON formátum</w:t>
-      </w:r>
-      <w:r>
-        <w:t xml:space="preserve">a/formátumból </w:t>
-      </w:r>
-      <w:r>
-        <w:t xml:space="preserve">vannak </w:t>
-      </w:r>
-      <w:proofErr w:type="spellStart"/>
-      <w:r>
-        <w:t>szerializálva</w:t>
-      </w:r>
-      <w:proofErr w:type="spellEnd"/>
-      <w:r>
-        <w:rPr>
-          <w:rStyle w:val="Lbjegyzet-hivatkozs"/>
-        </w:rPr>
-        <w:footnoteReference w:id="4"/>
-      </w:r>
-      <w:r>
-        <w:t>/</w:t>
-      </w:r>
-      <w:proofErr w:type="spellStart"/>
-      <w:r>
-        <w:t>deszerializálva</w:t>
-      </w:r>
-      <w:proofErr w:type="spellEnd"/>
-      <w:r>
-        <w:rPr>
-          <w:rStyle w:val="Lbjegyzet-hivatkozs"/>
-        </w:rPr>
-        <w:footnoteReference w:id="5"/>
-      </w:r>
-      <w:r>
-        <w:t>.</w:t>
-      </w:r>
-      <w:r>
-        <w:t xml:space="preserve"> Végezetül pedig a </w:t>
+        <w:t>java</w:t>
       </w:r>
       <w:r>
         <w:rPr>
           <w:i/>
           <w:iCs/>
         </w:rPr>
-        <w:t>service</w:t>
+        <w:t xml:space="preserve"> </w:t>
+      </w:r>
+      <w:r>
+        <w:t>és</w:t>
+      </w:r>
+      <w:r>
+        <w:t xml:space="preserve"> </w:t>
       </w:r>
       <w:r>
         <w:rPr>
           <w:i/>
           <w:iCs/>
         </w:rPr>
-        <w:t xml:space="preserve"> </w:t>
-      </w:r>
-      <w:r>
-        <w:t xml:space="preserve">mappában a kommunikációért felelős </w:t>
-      </w:r>
-      <w:proofErr w:type="spellStart"/>
-      <w:r>
-        <w:t>singleton</w:t>
-      </w:r>
-      <w:proofErr w:type="spellEnd"/>
-      <w:r>
-        <w:rPr>
-          <w:rStyle w:val="Lbjegyzet-hivatkozs"/>
-        </w:rPr>
-        <w:footnoteReference w:id="6"/>
-      </w:r>
-      <w:r>
-        <w:t xml:space="preserve"> </w:t>
-      </w:r>
-      <w:proofErr w:type="spellStart"/>
-      <w:r>
-        <w:t>TypeScript</w:t>
-      </w:r>
-      <w:proofErr w:type="spellEnd"/>
-      <w:r>
-        <w:t xml:space="preserve"> osztályok vannak.</w:t>
+        <w:t>resources</w:t>
+      </w:r>
+      <w:r>
+        <w:t xml:space="preserve">. A resources mappa alatt található az </w:t>
+      </w:r>
+      <w:r>
+        <w:rPr>
+          <w:i/>
+          <w:iCs/>
+        </w:rPr>
+        <w:t>application.properties</w:t>
+      </w:r>
+      <w:r>
+        <w:t xml:space="preserve"> konfiguárciós fájl, ahol kulcs-érték párokban vannak beállítva szenzitív adatok, mint API kulcsok, adatbázis jelszó, vagy egyéb konfiigurálható értékek. </w:t>
+      </w:r>
+      <w:r>
+        <w:t>A java mappa alatt található a forráskód:</w:t>
+      </w:r>
+      <w:r>
+        <w:t xml:space="preserve"> </w:t>
+      </w:r>
+      <w:r>
+        <w:rPr>
+          <w:i/>
+          <w:iCs/>
+        </w:rPr>
+        <w:t>config</w:t>
+      </w:r>
+      <w:r>
+        <w:rPr>
+          <w:i/>
+          <w:iCs/>
+        </w:rPr>
+        <w:t xml:space="preserve"> </w:t>
+      </w:r>
+      <w:r>
+        <w:t xml:space="preserve">mappában vannak tárolva a konfigurációs fájlok, ahol a Websocket és a Security van bekonfigurálva. A controller mappában </w:t>
+      </w:r>
+      <w:r>
+        <w:rPr>
+          <w:i/>
+          <w:iCs/>
+        </w:rPr>
+        <w:t>@RestController</w:t>
+      </w:r>
+      <w:r>
+        <w:rPr>
+          <w:i/>
+          <w:iCs/>
+        </w:rPr>
+        <w:t xml:space="preserve"> </w:t>
+      </w:r>
+      <w:r>
+        <w:t xml:space="preserve">annotációval ellátott osztályok vannak, amelyek a HTTP protokollon való kommunikációért felelősek, itt fogadjuk a frontend kéréseit, és küldünk rá választ. A </w:t>
+      </w:r>
+      <w:r>
+        <w:rPr>
+          <w:i/>
+          <w:iCs/>
+        </w:rPr>
+        <w:t>dto</w:t>
+      </w:r>
+      <w:r>
+        <w:t xml:space="preserve"> mappában a szerializációra/deszerializációra alkalmas osztályok vannak, </w:t>
+      </w:r>
+      <w:r>
+        <w:t xml:space="preserve">angol nevén data transfer objectek. Az </w:t>
+      </w:r>
+      <w:r>
+        <w:rPr>
+          <w:i/>
+          <w:iCs/>
+        </w:rPr>
+        <w:t>entity</w:t>
+      </w:r>
+      <w:r>
+        <w:t xml:space="preserve"> mappában vannak tárolva az adatbázis entitások, itt </w:t>
+      </w:r>
+      <w:r>
+        <w:rPr>
+          <w:b/>
+          <w:bCs/>
+        </w:rPr>
+        <w:t>JPA (Java Persistance API)</w:t>
+      </w:r>
+      <w:r>
+        <w:t xml:space="preserve"> segítségével vannak megírva</w:t>
+      </w:r>
+      <w:r>
+        <w:t xml:space="preserve"> Java osztályok</w:t>
+      </w:r>
+      <w:r>
+        <w:t xml:space="preserve">. Ezeket egy ORM </w:t>
+      </w:r>
+      <w:r>
+        <w:t xml:space="preserve">keretrendszer képezi le </w:t>
+      </w:r>
+      <w:r>
+        <w:rPr>
+          <w:b/>
+          <w:bCs/>
+        </w:rPr>
+        <w:t>PostgreSQL</w:t>
+      </w:r>
+      <w:r>
+        <w:rPr>
+          <w:b/>
+          <w:bCs/>
+        </w:rPr>
+        <w:t xml:space="preserve"> </w:t>
+      </w:r>
+      <w:r>
+        <w:t xml:space="preserve">adatbázis táblákra. Így a szinkronizáció a két formátum között át van hidalva. Az </w:t>
+      </w:r>
+      <w:r>
+        <w:rPr>
+          <w:i/>
+          <w:iCs/>
+        </w:rPr>
+        <w:t>exception</w:t>
+      </w:r>
+      <w:r>
+        <w:t xml:space="preserve"> mappában hiba-osztályok vannak tárolva, illetve egy központi hibakezelő, ami a megfelelő </w:t>
+      </w:r>
+      <w:r>
+        <w:rPr>
+          <w:b/>
+          <w:bCs/>
+        </w:rPr>
+        <w:t>HTTP státusz kód</w:t>
+      </w:r>
+      <w:r>
+        <w:rPr>
+          <w:b/>
+          <w:bCs/>
+        </w:rPr>
+        <w:t xml:space="preserve"> </w:t>
+      </w:r>
+      <w:r>
+        <w:t>küldéséért, üzenet beállításáért felelős hiba esetén.</w:t>
+      </w:r>
+      <w:r>
+        <w:t xml:space="preserve"> A </w:t>
+      </w:r>
+      <w:r>
+        <w:rPr>
+          <w:i/>
+          <w:iCs/>
+        </w:rPr>
+        <w:t xml:space="preserve">repository </w:t>
+      </w:r>
+      <w:r>
+        <w:t xml:space="preserve">mappa tartalmazza az adatbázissal kommunikáló interfészeket, ezek a </w:t>
+      </w:r>
+      <w:r>
+        <w:rPr>
+          <w:b/>
+          <w:bCs/>
+        </w:rPr>
+        <w:t>JpaRepository</w:t>
+      </w:r>
+      <w:r>
+        <w:t xml:space="preserve"> interfészekből öröklődnek, melyek előre definiált </w:t>
+      </w:r>
+      <w:r>
+        <w:rPr>
+          <w:b/>
+          <w:bCs/>
+        </w:rPr>
+        <w:t>CRUD</w:t>
+      </w:r>
+      <w:r>
+        <w:rPr>
+          <w:rStyle w:val="FootnoteReference"/>
+          <w:b/>
+          <w:bCs/>
+        </w:rPr>
+        <w:footnoteReference w:id="7"/>
+      </w:r>
+      <w:r>
+        <w:rPr>
+          <w:b/>
+          <w:bCs/>
+        </w:rPr>
+        <w:t xml:space="preserve"> </w:t>
+      </w:r>
+      <w:r>
+        <w:t>parancsokat, illetve lapozási és rendezési módosításokat implementálnak.</w:t>
+      </w:r>
+      <w:r>
+        <w:t xml:space="preserve"> A </w:t>
+      </w:r>
+      <w:r>
+        <w:rPr>
+          <w:i/>
+          <w:iCs/>
+        </w:rPr>
+        <w:t>scheduled</w:t>
+      </w:r>
+      <w:r>
+        <w:t xml:space="preserve"> mappa tartalma egy időzített automatikus email küldő rendszer. Végezetül pedig a </w:t>
+      </w:r>
+      <w:r>
+        <w:rPr>
+          <w:i/>
+          <w:iCs/>
+        </w:rPr>
+        <w:lastRenderedPageBreak/>
+        <w:t>service</w:t>
+      </w:r>
+      <w:r>
+        <w:t xml:space="preserve"> mappa</w:t>
+      </w:r>
+      <w:r>
+        <w:t>,</w:t>
+      </w:r>
+      <w:r>
+        <w:t xml:space="preserve"> ahol </w:t>
+      </w:r>
+      <w:r>
+        <w:rPr>
+          <w:i/>
+          <w:iCs/>
+        </w:rPr>
+        <w:t>@Service</w:t>
+      </w:r>
+      <w:r>
+        <w:t xml:space="preserve"> annotációval jelölt osztályok vannak, amelyek üzleti logikát valósítanak meg, és szolgálják ki a Controller objektumokat közvetlenül. Az utolsó elem</w:t>
+      </w:r>
+      <w:r>
+        <w:t xml:space="preserve"> </w:t>
+      </w:r>
+      <w:r>
+        <w:t>egy</w:t>
+      </w:r>
+      <w:r>
+        <w:t xml:space="preserve"> osztály</w:t>
+      </w:r>
+      <w:r>
+        <w:t xml:space="preserve">, ami az egész alkalmazás belépési pontja, a </w:t>
+      </w:r>
+      <w:r>
+        <w:rPr>
+          <w:b/>
+          <w:bCs/>
+        </w:rPr>
+        <w:t>RideSharingAppApplication</w:t>
+      </w:r>
+      <w:r>
+        <w:t>.</w:t>
+      </w:r>
+    </w:p>
+    <w:p>
+      <w:pPr>
+        <w:pStyle w:val="kp"/>
+      </w:pPr>
+      <w:r>
+        <w:t xml:space="preserve"> </w:t>
+      </w:r>
+      <w:r>
+        <w:drawing>
+          <wp:inline distT="0" distB="0" distL="0" distR="0" wp14:anchorId="626D57C6" wp14:editId="45A862A5">
+            <wp:extent cx="2886075" cy="3158015"/>
+            <wp:effectExtent l="190500" t="190500" r="180975" b="194945"/>
+            <wp:docPr id="958332258" name="Picture 1"/>
+            <wp:cNvGraphicFramePr>
+              <a:graphicFrameLocks xmlns:a="http://schemas.openxmlformats.org/drawingml/2006/main" noChangeAspect="1"/>
+            </wp:cNvGraphicFramePr>
+            <a:graphic xmlns:a="http://schemas.openxmlformats.org/drawingml/2006/main">
+              <a:graphicData uri="http://schemas.openxmlformats.org/drawingml/2006/picture">
+                <pic:pic xmlns:pic="http://schemas.openxmlformats.org/drawingml/2006/picture">
+                  <pic:nvPicPr>
+                    <pic:cNvPr id="958332258" name=""/>
+                    <pic:cNvPicPr/>
+                  </pic:nvPicPr>
+                  <pic:blipFill>
+                    <a:blip r:embed="rId10"/>
+                    <a:stretch>
+                      <a:fillRect/>
+                    </a:stretch>
+                  </pic:blipFill>
+                  <pic:spPr>
+                    <a:xfrm>
+                      <a:off x="0" y="0"/>
+                      <a:ext cx="2889845" cy="3162140"/>
+                    </a:xfrm>
+                    <a:prstGeom prst="rect">
+                      <a:avLst/>
+                    </a:prstGeom>
+                    <a:ln>
+                      <a:noFill/>
+                    </a:ln>
+                    <a:effectLst>
+                      <a:outerShdw blurRad="190500" algn="tl" rotWithShape="0">
+                        <a:srgbClr val="000000">
+                          <a:alpha val="70000"/>
+                        </a:srgbClr>
+                      </a:outerShdw>
+                    </a:effectLst>
+                  </pic:spPr>
+                </pic:pic>
+              </a:graphicData>
+            </a:graphic>
+          </wp:inline>
+        </w:drawing>
+      </w:r>
+    </w:p>
+    <w:p>
+      <w:pPr>
+        <w:pStyle w:val="kpalrs"/>
+      </w:pPr>
+      <w:r>
+        <w:t xml:space="preserve">2.3 </w:t>
+      </w:r>
+      <w:proofErr w:type="spellStart"/>
+      <w:r>
+        <w:t>Ábra</w:t>
+      </w:r>
+      <w:proofErr w:type="spellEnd"/>
+      <w:r>
+        <w:t xml:space="preserve">, </w:t>
+      </w:r>
+      <w:r>
+        <w:t xml:space="preserve">backend </w:t>
+      </w:r>
+      <w:proofErr w:type="spellStart"/>
+      <w:r>
+        <w:t>forráskód</w:t>
+      </w:r>
+      <w:proofErr w:type="spellEnd"/>
+      <w:r>
+        <w:t xml:space="preserve"> </w:t>
+      </w:r>
+      <w:proofErr w:type="spellStart"/>
+      <w:r>
+        <w:t>mappastruktúra</w:t>
+      </w:r>
+      <w:proofErr w:type="spellEnd"/>
+    </w:p>
+    <w:p>
+      <w:r>
+        <w:t xml:space="preserve">A szerver külső rendszerekkel, úgynevezett </w:t>
+      </w:r>
+      <w:r>
+        <w:rPr>
+          <w:b/>
+          <w:bCs/>
+        </w:rPr>
+        <w:t>API</w:t>
+      </w:r>
+      <w:r>
+        <w:t xml:space="preserve">-kal kommunikál a felhasználói élmény javítása és a költségek számítása érdekében. Három ilyen szolgáltatás van használva, az </w:t>
+      </w:r>
+      <w:r>
+        <w:rPr>
+          <w:b/>
+          <w:bCs/>
+        </w:rPr>
+        <w:t>OpenWeatherMap</w:t>
+      </w:r>
+      <w:r>
+        <w:t xml:space="preserve"> városból koordináta és koordinátából város meghatározására, a </w:t>
+      </w:r>
+      <w:r>
+        <w:rPr>
+          <w:b/>
+          <w:bCs/>
+        </w:rPr>
+        <w:t>OpenRouteService</w:t>
+      </w:r>
+      <w:r>
+        <w:t xml:space="preserve"> úthossz számításra két koordináta között, és a </w:t>
+      </w:r>
+      <w:r>
+        <w:rPr>
+          <w:b/>
+          <w:bCs/>
+        </w:rPr>
+        <w:t>RapidApi</w:t>
+      </w:r>
+      <w:r>
+        <w:t xml:space="preserve">, amely a </w:t>
+      </w:r>
+      <w:r>
+        <w:t>gépjármű</w:t>
+      </w:r>
+      <w:r>
+        <w:t xml:space="preserve"> </w:t>
+      </w:r>
+      <w:r>
+        <w:t xml:space="preserve">márkát, </w:t>
+      </w:r>
+      <w:r>
+        <w:t>modell</w:t>
+      </w:r>
+      <w:r>
+        <w:t>t</w:t>
+      </w:r>
+      <w:r>
+        <w:t>, pontos típus</w:t>
+      </w:r>
+      <w:r>
+        <w:t>t</w:t>
+      </w:r>
+      <w:r>
+        <w:t>, székek számát</w:t>
+      </w:r>
+      <w:r>
+        <w:t xml:space="preserve">, </w:t>
+      </w:r>
+      <w:r>
+        <w:t>fogyasztás</w:t>
+      </w:r>
+      <w:r>
+        <w:t>t</w:t>
+      </w:r>
+      <w:r>
+        <w:t xml:space="preserve"> </w:t>
+      </w:r>
+      <w:r>
+        <w:t xml:space="preserve">és üzemanyag típusát </w:t>
+      </w:r>
+      <w:r>
+        <w:t xml:space="preserve">hivatott </w:t>
+      </w:r>
+      <w:r>
+        <w:t>válaszként adni</w:t>
+      </w:r>
+      <w:r>
+        <w:t>. Ezen információk segítségével a felhasználó könnyedén megosztja a fuvarját az oldalon, ami automatikus</w:t>
+      </w:r>
+      <w:r>
+        <w:t>an</w:t>
+      </w:r>
+      <w:r>
+        <w:t xml:space="preserve"> árat szab az utasok számára, ezzel elkerülve a sofőr profitmaximalizálását.</w:t>
+      </w:r>
+    </w:p>
+    <w:p>
+      <w:r>
+        <w:t xml:space="preserve">A külső szolgáltatásokkal való kommunikáció során HTTP kérést küldünk, ezekhez általában a fejlécbe </w:t>
+      </w:r>
+      <w:r>
+        <w:rPr>
+          <w:b/>
+          <w:bCs/>
+        </w:rPr>
+        <w:t>API kulcs</w:t>
+      </w:r>
+      <w:r>
+        <w:t xml:space="preserve">-ot kell megadnunk. Mivel a kódban készítjük el a kérést, a kódnak ismernie kell </w:t>
+      </w:r>
+      <w:r>
+        <w:t>ennek a kulcsnak</w:t>
+      </w:r>
+      <w:r>
+        <w:t xml:space="preserve"> az érték</w:t>
+      </w:r>
+      <w:r>
+        <w:t>ét</w:t>
+      </w:r>
+      <w:r>
+        <w:t xml:space="preserve">. </w:t>
+      </w:r>
+      <w:r>
+        <w:t>Azonban,</w:t>
+      </w:r>
+      <w:r>
+        <w:t xml:space="preserve"> ilyen kritikus adatokat nem ajánlott a forráskódban tárolni, ezért ezek a</w:t>
+      </w:r>
+      <w:r>
+        <w:t xml:space="preserve"> már említett</w:t>
+      </w:r>
+      <w:r>
+        <w:t xml:space="preserve"> </w:t>
+      </w:r>
+      <w:r>
+        <w:rPr>
+          <w:i/>
+          <w:iCs/>
+        </w:rPr>
+        <w:t>application.properties</w:t>
+      </w:r>
+      <w:r>
+        <w:t xml:space="preserve"> fájlból jönnek, ahonnan a Spring </w:t>
+      </w:r>
+      <w:r>
+        <w:t xml:space="preserve">futásidőben </w:t>
+      </w:r>
+      <w:r>
+        <w:t>felolvassa, és bei</w:t>
+      </w:r>
+      <w:r>
+        <w:t xml:space="preserve">njektálja a </w:t>
+      </w:r>
+      <w:r>
+        <w:rPr>
+          <w:i/>
+          <w:iCs/>
+        </w:rPr>
+        <w:t>@Value</w:t>
+      </w:r>
+      <w:r>
+        <w:t xml:space="preserve"> annotáció segítségével</w:t>
+      </w:r>
+      <w:r>
+        <w:t>.</w:t>
+      </w:r>
+      <w:r>
+        <w:t xml:space="preserve"> A projekt repository-ja publikus GitHubon, emiatt a legjobb, ha ezek a szenzitív adatok csak a lokális fejlesztői gépen vannak tárolva. Ennek segítségére van egy </w:t>
+      </w:r>
+      <w:r>
+        <w:rPr>
+          <w:i/>
+          <w:iCs/>
+        </w:rPr>
+        <w:t>.env</w:t>
+      </w:r>
+      <w:r>
+        <w:t xml:space="preserve"> és egy </w:t>
+      </w:r>
+      <w:r>
+        <w:rPr>
+          <w:i/>
+          <w:iCs/>
+        </w:rPr>
+        <w:t>.env.example</w:t>
+      </w:r>
+      <w:r>
+        <w:t xml:space="preserve"> fájl, ezek </w:t>
+      </w:r>
+      <w:r>
+        <w:lastRenderedPageBreak/>
+        <w:t xml:space="preserve">közül csak az utóbbi verziókezelt fájl, előbbi hozzá van adva a </w:t>
+      </w:r>
+      <w:r>
+        <w:rPr>
+          <w:i/>
+          <w:iCs/>
+        </w:rPr>
+        <w:t>.gitignore</w:t>
+      </w:r>
+      <w:r>
+        <w:t xml:space="preserve"> fájlhoz. A </w:t>
+      </w:r>
+      <w:r>
+        <w:rPr>
+          <w:i/>
+          <w:iCs/>
+        </w:rPr>
+        <w:t>.env.example</w:t>
+      </w:r>
+      <w:r>
+        <w:t xml:space="preserve">-ben szenzitív adatok esetén csak a kulcs van deklarálva, így az érzékeny adatok biztonságban vannak tárolva a fejlesztő lokális állományaiban. A docker a docker-compose-ban deklarált kulcsok értékeit automatikusan felolvassa a </w:t>
+      </w:r>
+      <w:r>
+        <w:rPr>
+          <w:i/>
+          <w:iCs/>
+        </w:rPr>
+        <w:t>.env</w:t>
+      </w:r>
+      <w:r>
+        <w:t xml:space="preserve"> fájlból, </w:t>
+      </w:r>
+      <w:r>
+        <w:t>és</w:t>
+      </w:r>
+      <w:r>
+        <w:t xml:space="preserve"> </w:t>
+      </w:r>
+      <w:r>
+        <w:t xml:space="preserve">beállítja a futó konténer operációs rendszerének </w:t>
+      </w:r>
+      <w:r>
+        <w:t>környezeti változó</w:t>
+      </w:r>
+      <w:r>
+        <w:t xml:space="preserve">iként. Az </w:t>
+      </w:r>
+      <w:r>
+        <w:rPr>
+          <w:i/>
+          <w:iCs/>
+        </w:rPr>
+        <w:t>application.properties</w:t>
+      </w:r>
+      <w:r>
+        <w:t xml:space="preserve"> fájlba  hivatkozunk ezekre a környezeti változó kulcsára, és a Spring beinjektálja az értékeket.</w:t>
+      </w:r>
+    </w:p>
+    <w:p>
+      <w:pPr>
+        <w:pStyle w:val="Heading2"/>
+      </w:pPr>
+      <w:r>
+        <w:t>Security – Keycloak</w:t>
+      </w:r>
+    </w:p>
+    <w:p>
+      <w:r>
+        <w:t xml:space="preserve">A biztonsági réteg </w:t>
+      </w:r>
+      <w:r>
+        <w:t xml:space="preserve">megvalósításában a Keycloak volt segítségemre, ez egy open-source </w:t>
+      </w:r>
+      <w:r>
+        <w:rPr>
+          <w:b/>
+          <w:bCs/>
+        </w:rPr>
+        <w:t>autentikációs/authorizációs</w:t>
+      </w:r>
+      <w:r>
+        <w:t xml:space="preserve"> alkalmazás. OpenID Connect protokollt használ</w:t>
+      </w:r>
+      <w:r>
+        <w:t xml:space="preserve">, ami </w:t>
+      </w:r>
+      <w:r>
+        <w:t>a biztonság érdekében</w:t>
+      </w:r>
+      <w:r>
+        <w:t xml:space="preserve"> </w:t>
+      </w:r>
+      <w:r>
+        <w:rPr>
+          <w:b/>
+          <w:bCs/>
+        </w:rPr>
+        <w:t>JSON</w:t>
+      </w:r>
+      <w:r>
+        <w:rPr>
+          <w:b/>
+          <w:bCs/>
+        </w:rPr>
+        <w:t xml:space="preserve"> Web Token</w:t>
+      </w:r>
+      <w:r>
+        <w:t>-t (JWT) alkalmaz.</w:t>
+      </w:r>
+      <w:r>
+        <w:t xml:space="preserve"> A JSON Web Token-t a Keycloak aláírja a saját privát kulcsával, majd bármely alkalmazás</w:t>
+      </w:r>
+      <w:r>
+        <w:t xml:space="preserve"> (akár frontend, akár backend)</w:t>
+      </w:r>
+      <w:r>
+        <w:t xml:space="preserve"> ellenőrizni tudja a token hitelességét a Keycloak publikus kulcsával.</w:t>
+      </w:r>
+      <w:r>
+        <w:t xml:space="preserve"> </w:t>
+      </w:r>
+    </w:p>
+    <w:p>
+      <w:r>
+        <w:t>Az alkalmazásom a szerveren és a felhasználói felületen is alkalmazza ezt a szolgáltatást, architektúra szempontjából a következő a feladatuk:</w:t>
+      </w:r>
+    </w:p>
+    <w:p>
+      <w:pPr>
+        <w:pStyle w:val="ListParagraph"/>
+        <w:numPr>
+          <w:ilvl w:val="0"/>
+          <w:numId w:val="7"/>
+        </w:numPr>
+      </w:pPr>
+      <w:r>
+        <w:rPr>
+          <w:b/>
+          <w:bCs/>
+          <w:u w:val="single"/>
+        </w:rPr>
+        <w:t>Frontend</w:t>
+      </w:r>
+      <w:r>
+        <w:t>: A frontend belépteti a felhasználót a rendszerbe, és a tokent elmenti</w:t>
+      </w:r>
+      <w:r>
+        <w:t xml:space="preserve">: </w:t>
+      </w:r>
+      <w:r>
+        <w:t xml:space="preserve">Amikor a felhasználó rákattint a belépés gombra, az Angular átírányítja az általunk futtatott Keycloak példány bejelentkezési </w:t>
+      </w:r>
+      <w:r>
+        <w:t>felületére</w:t>
+      </w:r>
+      <w:r>
+        <w:t xml:space="preserve"> (itt van lehetőség a regisztráció</w:t>
+      </w:r>
+      <w:r>
+        <w:t xml:space="preserve">ra </w:t>
+      </w:r>
+      <w:r>
+        <w:t>is). Sikeres bejelentkezés után az app</w:t>
+      </w:r>
+      <w:r>
+        <w:t>likáció</w:t>
+      </w:r>
+      <w:r>
+        <w:t xml:space="preserve"> egy access tokent kap</w:t>
+      </w:r>
+      <w:r>
+        <w:t>, amit eltárol a localStorage-ban</w:t>
+      </w:r>
+      <w:r>
+        <w:t>.</w:t>
+      </w:r>
+      <w:r>
+        <w:t xml:space="preserve"> Ez az access token csak rövid ideig érvényes, viszont a frontend képes ezt a tokent frissíteni egy refresh tokennel, mindezt anélkül hogy a felhasználót újbol bejelentkeztetné.</w:t>
+      </w:r>
+      <w:r>
+        <w:t xml:space="preserve"> Az alkalmazás egy úgynevezett </w:t>
+      </w:r>
+      <w:r>
+        <w:rPr>
+          <w:b/>
+          <w:bCs/>
+        </w:rPr>
+        <w:t>HttpInterceptor</w:t>
+      </w:r>
+      <w:r>
+        <w:t xml:space="preserve"> segítségével minden kimenő kérés fejlécébe belerakja ezt a tokent, </w:t>
+      </w:r>
+      <w:r>
+        <w:rPr>
+          <w:i/>
+          <w:iCs/>
+        </w:rPr>
+        <w:t>Authorization</w:t>
+      </w:r>
+      <w:r>
+        <w:t xml:space="preserve"> kulccsal és </w:t>
+      </w:r>
+      <w:r>
+        <w:rPr>
+          <w:i/>
+          <w:iCs/>
+        </w:rPr>
+        <w:t>Bearer &lt;token&gt;</w:t>
+      </w:r>
+      <w:r>
+        <w:rPr>
+          <w:i/>
+          <w:iCs/>
+        </w:rPr>
+        <w:t xml:space="preserve"> </w:t>
+      </w:r>
+      <w:r>
+        <w:t>értékkel. Emellett van egy authorizációs guard implementálva, amely bizonyos oldalakat véd „vendég” felhasználóktól, tehát bejelentkezésre kényszeríti a user-t. Ilyen guarddal védett például az üzenet felületet megvalósító komponens, hisz a perzistenciához elengedhetetlen a felhasználónév tárolása.</w:t>
+      </w:r>
+      <w:r>
+        <w:t xml:space="preserve"> </w:t>
+      </w:r>
+    </w:p>
+    <w:p>
+      <w:pPr>
+        <w:pStyle w:val="ListParagraph"/>
+        <w:numPr>
+          <w:ilvl w:val="0"/>
+          <w:numId w:val="7"/>
+        </w:numPr>
+      </w:pPr>
+      <w:r>
+        <w:rPr>
+          <w:b/>
+          <w:bCs/>
+          <w:u w:val="single"/>
+        </w:rPr>
+        <w:t>Backend</w:t>
+      </w:r>
+      <w:r>
+        <w:t>:</w:t>
+      </w:r>
+      <w:r>
+        <w:t xml:space="preserve"> A backend egy úgynevezett Resource Server</w:t>
+      </w:r>
+      <w:r>
+        <w:rPr>
+          <w:rStyle w:val="FootnoteReference"/>
+        </w:rPr>
+        <w:footnoteReference w:id="8"/>
+      </w:r>
+      <w:r>
+        <w:t xml:space="preserve"> szerepét tölti be a biztonsági rétegen. A kliens oldalról érkező kérdés fejlécében szerepel egy JWT token</w:t>
+      </w:r>
+      <w:r>
+        <w:t xml:space="preserve">, ezt a </w:t>
+      </w:r>
+      <w:r>
+        <w:rPr>
+          <w:b/>
+          <w:bCs/>
+        </w:rPr>
+        <w:t>Spring Security</w:t>
+      </w:r>
+      <w:r>
+        <w:rPr>
+          <w:b/>
+          <w:bCs/>
+        </w:rPr>
+        <w:t xml:space="preserve"> </w:t>
+      </w:r>
+      <w:r>
+        <w:t xml:space="preserve">segítségével elkapjuk, majd dekódoljuk: ellenőrzi az </w:t>
+      </w:r>
+      <w:r>
+        <w:lastRenderedPageBreak/>
+        <w:t>aláírást</w:t>
+      </w:r>
+      <w:r>
+        <w:t xml:space="preserve"> és a lejáratot. Ha valid a token, akkor a Spring kinyeri belőle a kritikus információkat, mint például username, role, és elmenti saját Bean osztályba.</w:t>
+      </w:r>
+    </w:p>
+    <w:p>
+      <w:r>
+        <w:t xml:space="preserve">A </w:t>
+      </w:r>
+      <w:r>
+        <w:rPr>
+          <w:b/>
+          <w:bCs/>
+        </w:rPr>
+        <w:t>Keycloak</w:t>
+      </w:r>
+      <w:r>
+        <w:t xml:space="preserve"> az én megvalósításomban egy </w:t>
+      </w:r>
+      <w:r>
+        <w:rPr>
+          <w:b/>
+          <w:bCs/>
+        </w:rPr>
+        <w:t>Docker konténerben</w:t>
+      </w:r>
+      <w:r>
+        <w:t xml:space="preserve"> fut, egy saját adatbázissal együtt. Az alkalmazás repository-jában a keycloak mappa alatt található egy </w:t>
+      </w:r>
+      <w:r>
+        <w:rPr>
+          <w:i/>
+          <w:iCs/>
+        </w:rPr>
+        <w:t>ride-sharing-realm.json</w:t>
+      </w:r>
+      <w:r>
+        <w:rPr>
+          <w:i/>
+          <w:iCs/>
+        </w:rPr>
+        <w:t xml:space="preserve"> </w:t>
+      </w:r>
+      <w:r>
+        <w:t>fájl, amely biztosítja, hogy az alapvető realmek</w:t>
+      </w:r>
+      <w:r>
+        <w:rPr>
+          <w:rStyle w:val="FootnoteReference"/>
+        </w:rPr>
+        <w:footnoteReference w:id="9"/>
+      </w:r>
+      <w:r>
+        <w:t>, kliensek inicializálva legyenek a szoftvert futtató számítógépen</w:t>
+      </w:r>
+      <w:r>
+        <w:t>, ennek beimportálása elengedhetetlen az alkalmazás működéséhez</w:t>
+      </w:r>
+      <w:r>
+        <w:t>.</w:t>
+      </w:r>
+    </w:p>
+    <w:p>
+      <w:pPr>
+        <w:pStyle w:val="Heading2"/>
+      </w:pPr>
+      <w:r>
+        <w:t>Adatbázis</w:t>
+      </w:r>
+    </w:p>
+    <w:p>
+      <w:r>
+        <w:t>Az adattárolásért egy</w:t>
+      </w:r>
+      <w:r>
+        <w:t xml:space="preserve"> </w:t>
+      </w:r>
+      <w:r>
+        <w:rPr>
+          <w:b/>
+          <w:bCs/>
+        </w:rPr>
+        <w:t>PostgreSQL</w:t>
+      </w:r>
+      <w:r>
+        <w:rPr>
+          <w:b/>
+          <w:bCs/>
+        </w:rPr>
+        <w:t xml:space="preserve"> 17</w:t>
+      </w:r>
+      <w:r>
+        <w:t xml:space="preserve"> </w:t>
+      </w:r>
+      <w:r>
+        <w:t xml:space="preserve">relációs adatbázist </w:t>
+      </w:r>
+      <w:r>
+        <w:t>használo</w:t>
+      </w:r>
+      <w:r>
+        <w:t>k.</w:t>
+      </w:r>
+      <w:r>
+        <w:t xml:space="preserve"> </w:t>
+      </w:r>
+      <w:r>
+        <w:t xml:space="preserve">Az entitásokat, kapcsolatokat és alapvető CRUD műveleteket a </w:t>
+      </w:r>
+      <w:r>
+        <w:rPr>
+          <w:b/>
+          <w:bCs/>
+        </w:rPr>
+        <w:t>Spring Data JPA</w:t>
+      </w:r>
+      <w:r>
+        <w:rPr>
+          <w:b/>
+          <w:bCs/>
+        </w:rPr>
+        <w:t xml:space="preserve"> </w:t>
+      </w:r>
+      <w:r>
+        <w:t>(Java Persistance API) fordítja SQL-re. Az adatbázis konfigurálásánál</w:t>
+      </w:r>
+      <w:r>
+        <w:t xml:space="preserve"> meg kell adni a </w:t>
+      </w:r>
+      <w:r>
+        <w:rPr>
+          <w:i/>
+          <w:iCs/>
+        </w:rPr>
+        <w:t>spring.datasource.url</w:t>
+      </w:r>
+      <w:r>
+        <w:t xml:space="preserve">-nak a </w:t>
+      </w:r>
+      <w:r>
+        <w:rPr>
+          <w:b/>
+          <w:bCs/>
+        </w:rPr>
+        <w:t>JDBC</w:t>
+      </w:r>
+      <w:r>
+        <w:rPr>
+          <w:rStyle w:val="FootnoteReference"/>
+        </w:rPr>
+        <w:footnoteReference w:id="10"/>
+      </w:r>
+      <w:r>
+        <w:t xml:space="preserve"> </w:t>
+      </w:r>
+      <w:r>
+        <w:t>URL-t</w:t>
+      </w:r>
+      <w:r>
+        <w:t>. Ebből a Spring automatikusan kiolvassa a dialektust, ami jelen esetben a Postgres, így képes a JPA lefordítani a Javaban írt kódot egy PostgreSQL relációs-adatbázisnak.</w:t>
+      </w:r>
+    </w:p>
+    <w:p>
+      <w:r>
+        <w:t>Az alkalmazás üzleti logikájához elengedhetetlenek a jól megtervezett entitások, és ezek kapcsolatai:</w:t>
+      </w:r>
+    </w:p>
+    <w:p>
+      <w:pPr>
+        <w:pStyle w:val="ListParagraph"/>
+        <w:numPr>
+          <w:ilvl w:val="0"/>
+          <w:numId w:val="8"/>
+        </w:numPr>
+      </w:pPr>
+      <w:r>
+        <w:rPr>
+          <w:b/>
+          <w:bCs/>
+        </w:rPr>
+        <w:t>User</w:t>
+      </w:r>
+      <w:r>
+        <w:t>: Központi entitás, amely adatait a Keycloak-ból szerezzük, egy User lehet sofőr vagy utas is, de ugyanazon az úton csak az egyik.</w:t>
+      </w:r>
+    </w:p>
+    <w:p>
+      <w:pPr>
+        <w:pStyle w:val="ListParagraph"/>
+        <w:numPr>
+          <w:ilvl w:val="0"/>
+          <w:numId w:val="8"/>
+        </w:numPr>
+      </w:pPr>
+      <w:r>
+        <w:rPr>
+          <w:b/>
+          <w:bCs/>
+        </w:rPr>
+        <w:t>Journey (utazás)</w:t>
+      </w:r>
+      <w:r>
+        <w:t>:</w:t>
+      </w:r>
+      <w:r>
+        <w:t xml:space="preserve"> A fuvarokat tároló entitás, tartalmazza az indulási, érkezési adatokat, sofőrt, szabad helyeket, egy főre jutó árat</w:t>
+      </w:r>
+      <w:r>
+        <w:t xml:space="preserve"> és a</w:t>
+      </w:r>
+      <w:r>
+        <w:t xml:space="preserve"> gépjármű márkáját</w:t>
+      </w:r>
+      <w:r>
+        <w:t>.</w:t>
+      </w:r>
+    </w:p>
+    <w:p>
+      <w:pPr>
+        <w:pStyle w:val="ListParagraph"/>
+        <w:numPr>
+          <w:ilvl w:val="0"/>
+          <w:numId w:val="8"/>
+        </w:numPr>
+      </w:pPr>
+      <w:r>
+        <w:rPr>
+          <w:b/>
+          <w:bCs/>
+        </w:rPr>
+        <w:t>Rating</w:t>
+      </w:r>
+      <w:r>
+        <w:t>:</w:t>
+      </w:r>
+      <w:r>
+        <w:t xml:space="preserve"> Értékelés a felhasználók között, két </w:t>
+      </w:r>
+      <w:r>
+        <w:t>irány lehetséges</w:t>
+      </w:r>
+      <w:r>
+        <w:t>:</w:t>
+      </w:r>
+    </w:p>
+    <w:p>
+      <w:pPr>
+        <w:pStyle w:val="ListParagraph"/>
+        <w:numPr>
+          <w:ilvl w:val="1"/>
+          <w:numId w:val="8"/>
+        </w:numPr>
+        <w:ind w:left="1440" w:firstLine="207"/>
+      </w:pPr>
+      <w:r>
+        <w:t>PASSENGER_TO_DRIVER</w:t>
+      </w:r>
+    </w:p>
+    <w:p>
+      <w:pPr>
+        <w:pStyle w:val="ListParagraph"/>
+        <w:numPr>
+          <w:ilvl w:val="1"/>
+          <w:numId w:val="8"/>
+        </w:numPr>
+        <w:ind w:left="1440" w:firstLine="207"/>
+      </w:pPr>
+      <w:r>
+        <w:t>DRIVER_TO_PASSENGER</w:t>
+      </w:r>
+    </w:p>
+    <w:p>
+      <w:pPr>
+        <w:pStyle w:val="ListParagraph"/>
+        <w:numPr>
+          <w:ilvl w:val="0"/>
+          <w:numId w:val="8"/>
+        </w:numPr>
+      </w:pPr>
+      <w:r>
+        <w:rPr>
+          <w:b/>
+          <w:bCs/>
+        </w:rPr>
+        <w:t>ChatMessage</w:t>
+      </w:r>
+      <w:r>
+        <w:t>: A userek közötti üzenetek perzisztenciájára szolgál, eltárolja ki küldte kinek, mit küldött és lokális időben, hogy mikor küldte.</w:t>
+      </w:r>
+    </w:p>
+    <w:p>
+      <w:pPr>
+        <w:pStyle w:val="ListParagraph"/>
+        <w:numPr>
+          <w:ilvl w:val="0"/>
+          <w:numId w:val="8"/>
+        </w:numPr>
+      </w:pPr>
+      <w:r>
+        <w:rPr>
+          <w:b/>
+          <w:bCs/>
+        </w:rPr>
+        <w:t>Route</w:t>
+      </w:r>
+      <w:r>
+        <w:t>:</w:t>
+      </w:r>
+      <w:r>
+        <w:t xml:space="preserve"> Két város közötti távolságot és utazás hosszát tárolja el, emellett elmenti a két város koordinátáit, hogy újra felhasználhatóak legyenek.</w:t>
+      </w:r>
+    </w:p>
+    <w:p>
+      <w:pPr>
+        <w:pageBreakBefore/>
+      </w:pPr>
+      <w:r>
+        <w:lastRenderedPageBreak/>
+        <w:t>Az adatmodell tervezése során t</w:t>
+      </w:r>
+      <w:r>
+        <w:t xml:space="preserve">öbb entitás is kapott </w:t>
+      </w:r>
+      <w:r>
+        <w:rPr>
+          <w:b/>
+          <w:bCs/>
+        </w:rPr>
+        <w:t>összetett</w:t>
+      </w:r>
+      <w:r>
+        <w:t xml:space="preserve"> </w:t>
+      </w:r>
+      <w:r>
+        <w:rPr>
+          <w:b/>
+          <w:bCs/>
+        </w:rPr>
+        <w:t>kulcsot</w:t>
+      </w:r>
+      <w:r>
+        <w:t>, mert egyértelműen meghatározz</w:t>
+      </w:r>
+      <w:r>
+        <w:t>ák</w:t>
+      </w:r>
+      <w:r>
+        <w:t xml:space="preserve"> őket valamely adattagjaik</w:t>
+      </w:r>
+      <w:r>
+        <w:t xml:space="preserve">. Erre kiváló példa a </w:t>
+      </w:r>
+      <w:r>
+        <w:rPr>
+          <w:b/>
+          <w:bCs/>
+        </w:rPr>
+        <w:t>Rating</w:t>
+      </w:r>
+      <w:r>
+        <w:t xml:space="preserve">, ebben az esetben azért fontos az összetett kulcs, mert bár egy felhasználó több értékelést is adhat és többször értékelheti ugyanazt a személyt, egy </w:t>
+      </w:r>
+      <w:r>
+        <w:rPr>
+          <w:b/>
+          <w:bCs/>
+        </w:rPr>
+        <w:t>utazáson belül csak egyszer értékelhet</w:t>
+      </w:r>
+      <w:r>
+        <w:t>. Az összetett kulcs tehát tartalmazza a Journey kulcsát, az értékelő és értékelt (személy) kulcsát, és az értékelés irányát.</w:t>
+      </w:r>
+    </w:p>
+    <w:p>
+      <w:r>
+        <w:t>Az alkalmazás egy dedikált</w:t>
+      </w:r>
+      <w:r>
+        <w:t xml:space="preserve"> </w:t>
+      </w:r>
+      <w:r>
+        <w:rPr>
+          <w:b/>
+          <w:bCs/>
+        </w:rPr>
+        <w:t>entitáscsoport</w:t>
+      </w:r>
+      <w:r>
+        <w:rPr>
+          <w:b/>
+          <w:bCs/>
+        </w:rPr>
+        <w:t>ot</w:t>
+      </w:r>
+      <w:r>
+        <w:t xml:space="preserve"> tart fent a külső autóval kapcsolatos adatok tárolására, ez</w:t>
+      </w:r>
+      <w:r>
+        <w:t xml:space="preserve"> az </w:t>
+      </w:r>
+      <w:r>
+        <w:rPr>
+          <w:i/>
+          <w:iCs/>
+        </w:rPr>
+        <w:t>entity/car</w:t>
+      </w:r>
+      <w:r>
+        <w:rPr>
+          <w:i/>
+          <w:iCs/>
+        </w:rPr>
+        <w:t xml:space="preserve"> </w:t>
+      </w:r>
+      <w:r>
+        <w:t>mappa alatt található</w:t>
+      </w:r>
+      <w:r>
+        <w:t>.</w:t>
+      </w:r>
+      <w:r>
+        <w:t xml:space="preserve"> </w:t>
+      </w:r>
+      <w:r>
+        <w:t>I</w:t>
+      </w:r>
+      <w:r>
+        <w:t xml:space="preserve">tt vannak eltárolva a RapidAPI-tól érkező autóadatok, amiket </w:t>
+      </w:r>
+      <w:r>
+        <w:t xml:space="preserve">az alkalmazás </w:t>
+      </w:r>
+      <w:r>
+        <w:t>gyorsítótárazni képes.</w:t>
+      </w:r>
+      <w:r>
+        <w:t xml:space="preserve"> Ezek a </w:t>
+      </w:r>
+      <w:r>
+        <w:rPr>
+          <w:i/>
+          <w:iCs/>
+        </w:rPr>
+        <w:t>Car</w:t>
+      </w:r>
+      <w:r>
+        <w:t xml:space="preserve">, </w:t>
+      </w:r>
+      <w:r>
+        <w:rPr>
+          <w:i/>
+          <w:iCs/>
+        </w:rPr>
+        <w:t>CarModel</w:t>
+      </w:r>
+      <w:r>
+        <w:t xml:space="preserve">, </w:t>
+      </w:r>
+      <w:r>
+        <w:rPr>
+          <w:i/>
+          <w:iCs/>
+        </w:rPr>
+        <w:t>CarGeneration</w:t>
+      </w:r>
+      <w:r>
+        <w:t xml:space="preserve">, </w:t>
+      </w:r>
+      <w:r>
+        <w:rPr>
+          <w:i/>
+          <w:iCs/>
+        </w:rPr>
+        <w:t>CarTrim</w:t>
+      </w:r>
+      <w:r>
+        <w:t xml:space="preserve">. </w:t>
+      </w:r>
+      <w:r>
+        <w:t xml:space="preserve">Különlegességét az adja, hogy </w:t>
+      </w:r>
+      <w:r>
+        <w:t xml:space="preserve">struktúrája </w:t>
+      </w:r>
+      <w:r>
+        <w:rPr>
+          <w:b/>
+          <w:bCs/>
+        </w:rPr>
+        <w:t>követi</w:t>
+      </w:r>
+      <w:r>
+        <w:t xml:space="preserve"> </w:t>
+      </w:r>
+      <w:r>
+        <w:rPr>
+          <w:b/>
+          <w:bCs/>
+        </w:rPr>
+        <w:t>a külső API</w:t>
+      </w:r>
+      <w:r>
+        <w:t xml:space="preserve"> </w:t>
+      </w:r>
+      <w:r>
+        <w:rPr>
+          <w:b/>
+          <w:bCs/>
+        </w:rPr>
+        <w:t>válaszformátumát</w:t>
+      </w:r>
+      <w:r>
+        <w:t>, így könnyedén</w:t>
+      </w:r>
+      <w:r>
+        <w:t xml:space="preserve"> lekérhető egyik adatból a további adat. Ez a funkció kritikus annak érdekében, hogy az utazás meghirdetésénél a sofőr dinamikus listából tudja kiválasztani az autó adatait.</w:t>
+      </w:r>
+      <w:r>
+        <w:t xml:space="preserve"> </w:t>
+      </w:r>
+    </w:p>
+    <w:p>
+      <w:pPr>
+        <w:pStyle w:val="Heading1"/>
+      </w:pPr>
+      <w:r>
+        <w:lastRenderedPageBreak/>
+        <w:t>Főbb funkciók</w:t>
+      </w:r>
+      <w:r>
+        <w:t xml:space="preserve"> ismertetése</w:t>
+      </w:r>
+    </w:p>
+    <w:p>
+      <w:r>
+        <w:t>A fejlesztés során kiemelt figyelmet fordítottam a felhasználói élményre, valamint a kliens és a szerver közötti hatékony interakciókra. E célok elérése érdekében modern, iparági sztenderdeknek megfelelő megoldásokat alkalmaztam. Az alábbi hét pontban részletezem az ehhez elengedhetetlen legfőbb funkciókat</w:t>
+      </w:r>
+      <w:r>
+        <w:t>.</w:t>
+      </w:r>
+    </w:p>
+    <w:p>
+      <w:pPr>
+        <w:pStyle w:val="Heading2"/>
+      </w:pPr>
+      <w:r>
+        <w:t>Sötét/Világos mód</w:t>
+      </w:r>
+    </w:p>
+    <w:p>
+      <w:r>
+        <w:t xml:space="preserve">Mai naprakész webalkalmazások egyik elengedhetetlen design eleme a sötét és világos mód lehetősége. Ezeket sokszor témáknak nevezzük, és ma már a böngészők is támogatják. Ami nem csak annyit jelent, hogy maga a böngésző elemei témának megfelelő árnyalatot vesznek fel, hanem az elérni kívánt oldalt is a témának megfelelően képesek betölteni. Mindezt mindenfél interakció nélkül, az operációs rendszer beállításait figyelve. </w:t>
+      </w:r>
+    </w:p>
+    <w:p>
+      <w:pPr>
+        <w:pStyle w:val="Heading2"/>
+      </w:pPr>
+      <w:r>
+        <w:t>Helymeghatározás térképen</w:t>
+      </w:r>
+    </w:p>
+    <w:p>
+      <w:pPr>
+        <w:pStyle w:val="Heading2"/>
+      </w:pPr>
+      <w:r>
+        <w:t>Intelligens fuvar szűrés és lapozás</w:t>
+      </w:r>
+    </w:p>
+    <w:p>
+      <w:pPr>
+        <w:pStyle w:val="Heading2"/>
+      </w:pPr>
+      <w:r>
+        <w:t>Utas jóváhagyás</w:t>
+      </w:r>
+    </w:p>
+    <w:p>
+      <w:pPr>
+        <w:pStyle w:val="Heading2"/>
+      </w:pPr>
+      <w:r>
+        <w:t>Kommunikáció</w:t>
+      </w:r>
+    </w:p>
+    <w:p>
+      <w:pPr>
+        <w:pStyle w:val="Heading2"/>
+      </w:pPr>
+      <w:r>
+        <w:t>Értesítési rendszer</w:t>
+      </w:r>
+    </w:p>
+    <w:p>
+      <w:pPr>
+        <w:pStyle w:val="Heading2"/>
+      </w:pPr>
+      <w:r>
+        <w:t>Értékelési rendszer</w:t>
       </w:r>
     </w:p>
     <w:p/>
-    <w:p/>
     <w:p>
-      <w:r>
-        <w:t xml:space="preserve">A szerver külső rendszerekkel, úgynevezett </w:t>
-      </w:r>
-      <w:r>
-        <w:rPr>
-          <w:b/>
-          <w:bCs/>
-        </w:rPr>
-        <w:t>API</w:t>
-      </w:r>
-      <w:r>
-        <w:t xml:space="preserve">-kal kommunikál a felhasználói élmény javítása és a költségek számítása érdekében. Három ilyen szolgáltatás van használva, az </w:t>
-      </w:r>
-      <w:proofErr w:type="spellStart"/>
-      <w:r>
-        <w:rPr>
-          <w:b/>
-          <w:bCs/>
-        </w:rPr>
+      <w:pPr>
+        <w:pStyle w:val="Heading1"/>
+      </w:pPr>
+      <w:r>
         <w:lastRenderedPageBreak/>
-        <w:t>OpenWeatherMap</w:t>
-      </w:r>
-      <w:proofErr w:type="spellEnd"/>
-      <w:r>
-        <w:t xml:space="preserve"> városból koordináta és koordinátából város meghatározására, az </w:t>
-      </w:r>
-      <w:proofErr w:type="spellStart"/>
-      <w:r>
-        <w:rPr>
-          <w:b/>
-          <w:bCs/>
-        </w:rPr>
-        <w:t>OpenRouteService</w:t>
-      </w:r>
-      <w:proofErr w:type="spellEnd"/>
-      <w:r>
-        <w:t xml:space="preserve"> úthossz számításra két koordináta között, és a </w:t>
-      </w:r>
-      <w:proofErr w:type="spellStart"/>
-      <w:r>
-        <w:rPr>
-          <w:b/>
-          <w:bCs/>
-        </w:rPr>
-        <w:t>RapidApi</w:t>
-      </w:r>
-      <w:proofErr w:type="spellEnd"/>
-      <w:r>
-        <w:t>, amely az autók modellét, pontos típusát, székek számát és fogyasztását hivatott megadni. Ezen információk segítségével a felhasználó könnyedén megosztja a fuvarját az oldalon, ami automatikus árat szab az utasok számára, ezzel elkerülve a sofőr profitmaximalizálását.</w:t>
+        <w:t xml:space="preserve">Út árának </w:t>
+      </w:r>
+      <w:r>
+        <w:t>számítása</w:t>
+      </w:r>
+      <w:r>
+        <w:t xml:space="preserve"> — PriceCalculatorService</w:t>
       </w:r>
     </w:p>
     <w:p>
-      <w:pPr>
-        <w:pStyle w:val="Cmsor1"/>
-      </w:pPr>
-      <w:r>
-        <w:lastRenderedPageBreak/>
-        <w:t xml:space="preserve">Út árának </w:t>
-      </w:r>
-      <w:r>
-        <w:t>számítása</w:t>
-      </w:r>
-      <w:r>
-        <w:t xml:space="preserve"> — </w:t>
-      </w:r>
-      <w:proofErr w:type="spellStart"/>
-      <w:r>
-        <w:t>PriceCalculatorService</w:t>
-      </w:r>
-      <w:proofErr w:type="spellEnd"/>
+      <w:r>
+        <w:t>A rendszer egyediség</w:t>
+      </w:r>
+      <w:r>
+        <w:t>e</w:t>
+      </w:r>
+      <w:r>
+        <w:t xml:space="preserve">, az egy utasra jutó költségek kiszámítása. Ahhoz, hogy ezt meg tudjuk tenni több </w:t>
+      </w:r>
+      <w:r>
+        <w:t>egymástól független</w:t>
+      </w:r>
+      <w:r>
+        <w:t xml:space="preserve"> adatra van szükségünk, mint ülések száma,</w:t>
+      </w:r>
+      <w:r>
+        <w:t xml:space="preserve"> autó évjárat, tervezett út hossza, amortizáció értéke kilométerenként, üzemanyag-fogyasztás és az üzemanyag ára.</w:t>
+      </w:r>
+      <w:r>
+        <w:t xml:space="preserve"> Az alkalmazás az imént említett paraméterek kiszámítására különféle megoldásokat alkalmaz, hogy végeredményként egy objektív ár-számítást kapjunk.</w:t>
+      </w:r>
     </w:p>
     <w:p>
       <w:r>
-        <w:t>A rendszer egyediség</w:t>
-      </w:r>
-      <w:r>
-        <w:t>e</w:t>
-      </w:r>
-      <w:r>
-        <w:t xml:space="preserve">, az egy utasra jutó költségek kiszámítása. Ahhoz, hogy ezt meg tudjuk tenni több </w:t>
-      </w:r>
-      <w:r>
-        <w:t>egymástól független</w:t>
-      </w:r>
-      <w:r>
-        <w:t xml:space="preserve"> adatra van szükségünk, mint ülések száma,</w:t>
-      </w:r>
-      <w:r>
-        <w:t xml:space="preserve"> autó évjárat, tervezett út hossza, amortizáció értéke kilométerenként, üzemanyag-fogyasztás és az üzemanyag ára.</w:t>
-      </w:r>
-      <w:r>
-        <w:t xml:space="preserve"> Az alkalmazás az imént említett paraméterek kiszámítására különféle megoldásokat alkalmaz, hogy végeredményként egy objektív ár-számítást kapjunk.</w:t>
+        <w:t>Az architektúra hatékonysága és a clean code elvek betartása végett a számítás egy Spring</w:t>
+      </w:r>
+      <w:r>
+        <w:t xml:space="preserve"> keretrendszer </w:t>
+      </w:r>
+      <w:r>
+        <w:t xml:space="preserve">által menedzselt Service osztályra van bízva, a </w:t>
+      </w:r>
+      <w:r>
+        <w:rPr>
+          <w:i/>
+          <w:iCs/>
+        </w:rPr>
+        <w:t>PriceCalculatorService</w:t>
+      </w:r>
+      <w:r>
+        <w:rPr>
+          <w:i/>
+          <w:iCs/>
+        </w:rPr>
+        <w:t xml:space="preserve"> </w:t>
+      </w:r>
+      <w:r>
+        <w:t>-re</w:t>
+      </w:r>
+      <w:r>
+        <w:t>.</w:t>
+      </w:r>
+      <w:r>
+        <w:t xml:space="preserve"> </w:t>
+      </w:r>
+      <w:r>
+        <w:t>A Service</w:t>
+      </w:r>
+      <w:r>
+        <w:t xml:space="preserve"> getPrice metódusa</w:t>
+      </w:r>
+      <w:r>
+        <w:t xml:space="preserve"> — amit a </w:t>
+      </w:r>
+      <w:r>
+        <w:rPr>
+          <w:i/>
+          <w:iCs/>
+        </w:rPr>
+        <w:t>DriveController</w:t>
+      </w:r>
+      <w:r>
+        <w:rPr>
+          <w:i/>
+          <w:iCs/>
+        </w:rPr>
+        <w:t xml:space="preserve"> </w:t>
+      </w:r>
+      <w:r>
+        <w:t>hív meg —</w:t>
+      </w:r>
+      <w:r>
+        <w:t xml:space="preserve"> </w:t>
+      </w:r>
+      <w:r>
+        <w:t>hét kritikus paraméter alapján határozza meg a végleges díjat</w:t>
+      </w:r>
+      <w:r>
+        <w:t>. A függvény meghívása előtt a Controller kiszámítja a hosszúsági és szélességi koordinátáit az indulási és az érkezési városoknak a Geocoding API segítségével. Az ár</w:t>
+      </w:r>
+      <w:r>
+        <w:t>-</w:t>
+      </w:r>
+      <w:r>
+        <w:t xml:space="preserve">kalkuláló </w:t>
+      </w:r>
+      <w:r>
+        <w:t>osztálynak függőségeiként felsorolható</w:t>
+      </w:r>
+      <w:r>
+        <w:t>k</w:t>
+      </w:r>
+      <w:r>
+        <w:t xml:space="preserve"> a </w:t>
+      </w:r>
+      <w:r>
+        <w:rPr>
+          <w:i/>
+          <w:iCs/>
+        </w:rPr>
+        <w:t>RouteService</w:t>
+      </w:r>
+      <w:r>
+        <w:t xml:space="preserve"> és </w:t>
+      </w:r>
+      <w:r>
+        <w:rPr>
+          <w:i/>
+          <w:iCs/>
+        </w:rPr>
+        <w:t>RouteRepository</w:t>
+      </w:r>
+      <w:r>
+        <w:t xml:space="preserve">, melyek a megtett út hosszát hivatottak visszaadni, illetve a </w:t>
+      </w:r>
+      <w:r>
+        <w:rPr>
+          <w:i/>
+          <w:iCs/>
+        </w:rPr>
+        <w:t>RapidApiCarService</w:t>
+      </w:r>
+      <w:r>
+        <w:t>, ami segítségünkre van az évjárat, fogyasztás és férőhelyek számának</w:t>
+      </w:r>
+      <w:r>
+        <w:t xml:space="preserve"> elérésében</w:t>
+      </w:r>
+      <w:r>
+        <w:t>.</w:t>
+      </w:r>
+      <w:r>
+        <w:t xml:space="preserve"> Mindkét felsorolt Service „caching” mechanizmussal van ellátva, mert a külső API, amit használnak véges számú ingyenes kéréssel használhatók.</w:t>
       </w:r>
     </w:p>
     <w:p>
-      <w:r>
-        <w:t xml:space="preserve">Az architektúra hatékonysága és a </w:t>
-      </w:r>
-      <w:proofErr w:type="spellStart"/>
-      <w:r>
-        <w:t>clean</w:t>
-      </w:r>
-      <w:proofErr w:type="spellEnd"/>
-      <w:r>
-        <w:t xml:space="preserve"> </w:t>
-      </w:r>
-      <w:proofErr w:type="spellStart"/>
-      <w:r>
-        <w:t>code</w:t>
-      </w:r>
-      <w:proofErr w:type="spellEnd"/>
-      <w:r>
-        <w:t xml:space="preserve"> elvek betartása végett a számítás egy Spring</w:t>
-      </w:r>
-      <w:r>
-        <w:t xml:space="preserve"> keretrendszer </w:t>
-      </w:r>
-      <w:r>
-        <w:t xml:space="preserve">által menedzselt Service osztályra van bízva, a </w:t>
-      </w:r>
-      <w:proofErr w:type="spellStart"/>
+      <w:pPr>
+        <w:pStyle w:val="Heading2"/>
+      </w:pPr>
+      <w:r>
+        <w:t>Tervezett út hossza</w:t>
+      </w:r>
+    </w:p>
+    <w:p>
+      <w:r>
+        <w:t xml:space="preserve">A </w:t>
+      </w:r>
       <w:r>
         <w:rPr>
           <w:i/>
           <w:iCs/>
         </w:rPr>
-        <w:t>PriceCalculatorService</w:t>
-      </w:r>
-      <w:proofErr w:type="spellEnd"/>
+        <w:t>RouteService</w:t>
+      </w:r>
       <w:r>
         <w:rPr>
           <w:i/>
@@ -1732,598 +3188,242 @@
         <w:t xml:space="preserve"> </w:t>
       </w:r>
       <w:r>
-        <w:t>-re</w:t>
-      </w:r>
-      <w:r>
-        <w:t>.</w:t>
-      </w:r>
-      <w:r>
-        <w:t xml:space="preserve"> </w:t>
-      </w:r>
-      <w:r>
-        <w:t>A Service</w:t>
-      </w:r>
-      <w:r>
-        <w:t xml:space="preserve"> </w:t>
-      </w:r>
-      <w:proofErr w:type="spellStart"/>
-      <w:r>
-        <w:t>getPrice</w:t>
-      </w:r>
-      <w:proofErr w:type="spellEnd"/>
-      <w:r>
-        <w:t xml:space="preserve"> metódusa</w:t>
-      </w:r>
-      <w:r>
-        <w:t xml:space="preserve"> — amit a </w:t>
-      </w:r>
-      <w:proofErr w:type="spellStart"/>
+        <w:t>osztály felel a</w:t>
+      </w:r>
+      <w:r>
+        <w:t xml:space="preserve">z </w:t>
+      </w:r>
+      <w:r>
+        <w:t xml:space="preserve">út </w:t>
+      </w:r>
+      <w:r>
+        <w:t xml:space="preserve">hosszának </w:t>
+      </w:r>
+      <w:r>
+        <w:t>kiszámításáért</w:t>
+      </w:r>
+      <w:r>
+        <w:t>, az Open Route Service külső API segítségével.</w:t>
+      </w:r>
+      <w:r>
+        <w:t xml:space="preserve"> A kommunikáció HTTP protokollon keresztül, az adatcsere JSON formátumban zajlik. A JSON objektumokat a Jackson nevű könyvtár szerializálja és deszerializálja Java objektumokból.</w:t>
+      </w:r>
+    </w:p>
+    <w:p>
+      <w:r>
+        <w:t xml:space="preserve">Tartozik az osztályhoz kettő darab </w:t>
+      </w:r>
+      <w:r>
+        <w:t>kommunikációhoz</w:t>
+      </w:r>
+      <w:r>
+        <w:t xml:space="preserve"> </w:t>
+      </w:r>
+      <w:r>
+        <w:t>használt</w:t>
+      </w:r>
+      <w:r>
+        <w:t xml:space="preserve"> belső</w:t>
+      </w:r>
+      <w:r>
+        <w:t xml:space="preserve"> osztály: </w:t>
+      </w:r>
       <w:r>
         <w:rPr>
           <w:i/>
           <w:iCs/>
         </w:rPr>
-        <w:t>DriveController</w:t>
-      </w:r>
-      <w:proofErr w:type="spellEnd"/>
+        <w:t>ORSRequest</w:t>
+      </w:r>
+      <w:r>
+        <w:t xml:space="preserve"> és </w:t>
+      </w:r>
       <w:r>
         <w:rPr>
           <w:i/>
           <w:iCs/>
         </w:rPr>
-        <w:t xml:space="preserve"> </w:t>
-      </w:r>
-      <w:r>
-        <w:t>hív meg —</w:t>
-      </w:r>
-      <w:r>
-        <w:t xml:space="preserve"> </w:t>
-      </w:r>
-      <w:r>
-        <w:t>hét kritikus paraméter alapján határozza meg a végleges díjat</w:t>
-      </w:r>
-      <w:r>
-        <w:t xml:space="preserve">. A függvény meghívása előtt a </w:t>
-      </w:r>
-      <w:proofErr w:type="spellStart"/>
-      <w:r>
-        <w:t>Controller</w:t>
-      </w:r>
-      <w:proofErr w:type="spellEnd"/>
-      <w:r>
-        <w:t xml:space="preserve"> kiszámítja a hosszúsági és szélességi koordinátáit az indulási és az érkezési városoknak a </w:t>
-      </w:r>
-      <w:proofErr w:type="spellStart"/>
-      <w:r>
-        <w:t>Geocoding</w:t>
-      </w:r>
-      <w:proofErr w:type="spellEnd"/>
-      <w:r>
-        <w:t xml:space="preserve"> API segítségével. Az ár</w:t>
-      </w:r>
-      <w:r>
-        <w:t>-</w:t>
-      </w:r>
-      <w:r>
-        <w:t xml:space="preserve">kalkuláló </w:t>
-      </w:r>
-      <w:r>
-        <w:t>osztálynak függőségeiként felsorolható</w:t>
-      </w:r>
-      <w:r>
-        <w:t>k</w:t>
-      </w:r>
-      <w:r>
-        <w:t xml:space="preserve"> a </w:t>
-      </w:r>
-      <w:proofErr w:type="spellStart"/>
+        <w:t>ORSResponse</w:t>
+      </w:r>
+      <w:r>
+        <w:t>. Előbbi az, amit a</w:t>
+      </w:r>
+      <w:r>
+        <w:t xml:space="preserve"> </w:t>
+      </w:r>
+      <w:r>
+        <w:t>hívás body-ba küldünk, ez tartalmaz egy két dimenziójú lebegőpontos tömböt (locations) és string listát (metrics).</w:t>
+      </w:r>
+      <w:r>
+        <w:t xml:space="preserve"> A</w:t>
+      </w:r>
+      <w:r>
+        <w:t xml:space="preserve"> „</w:t>
+      </w:r>
+      <w:r>
+        <w:t>l</w:t>
+      </w:r>
+      <w:r>
+        <w:t xml:space="preserve">ocations” a kiindulási és érkezési pontok koordinátáit hordozza, a „metrics” pedig a válaszban várt értékeket. </w:t>
+      </w:r>
+      <w:r>
+        <w:t>Pédául, h</w:t>
+      </w:r>
+      <w:r>
+        <w:t>a a „metrics” -ben benne van a distance szó, akkor a válasz tartalmazni fogja a távolságot méterben. Utóbbi</w:t>
+      </w:r>
+      <w:r>
+        <w:t xml:space="preserve">, vagyis az </w:t>
+      </w:r>
       <w:r>
         <w:rPr>
           <w:i/>
           <w:iCs/>
         </w:rPr>
-        <w:t>RouteService</w:t>
-      </w:r>
-      <w:proofErr w:type="spellEnd"/>
-      <w:r>
-        <w:t xml:space="preserve"> és </w:t>
-      </w:r>
-      <w:proofErr w:type="spellStart"/>
+        <w:t>ORSResponse</w:t>
+      </w:r>
+      <w:r>
+        <w:t xml:space="preserve"> az</w:t>
+      </w:r>
+      <w:r>
+        <w:t xml:space="preserve"> </w:t>
+      </w:r>
+      <w:r>
+        <w:t>kettő</w:t>
+      </w:r>
+      <w:r>
+        <w:t xml:space="preserve"> két-dimenziós lebegőpontos tömböt zár magába</w:t>
+      </w:r>
+      <w:r>
+        <w:t xml:space="preserve"> (distances és durations)</w:t>
+      </w:r>
+      <w:r>
+        <w:t xml:space="preserve">. </w:t>
+      </w:r>
+      <w:r>
+        <w:t xml:space="preserve">Az osztálynak egy </w:t>
+      </w:r>
+      <w:r>
+        <w:t xml:space="preserve">getResponse </w:t>
+      </w:r>
+      <w:r>
+        <w:t>metódusa van</w:t>
+      </w:r>
+      <w:r>
+        <w:t xml:space="preserve">, ami meghívja a koordinátákkal az API -t és visszatér egy </w:t>
+      </w:r>
       <w:r>
         <w:rPr>
           <w:i/>
           <w:iCs/>
         </w:rPr>
-        <w:t>RouteRepository</w:t>
-      </w:r>
-      <w:proofErr w:type="spellEnd"/>
-      <w:r>
-        <w:t xml:space="preserve">, melyek a megtett út hosszát hivatottak visszaadni, illetve a </w:t>
-      </w:r>
-      <w:proofErr w:type="spellStart"/>
+        <w:t>ORSResponse</w:t>
+      </w:r>
+      <w:r>
+        <w:t xml:space="preserve"> objektummal.</w:t>
+      </w:r>
+      <w:r>
+        <w:t xml:space="preserve"> Ennek az objektumnak a distances adattagjából szerzi meg az ár-kalkuláló osztály a távolságot méterben. Ezt a számadatot a későbbi számítások érdekében kilométerre váltjuk át.</w:t>
+      </w:r>
+    </w:p>
+    <w:p>
+      <w:r>
+        <w:lastRenderedPageBreak/>
+        <w:t xml:space="preserve">A külső API hívások minimalizálása és a válaszidő csökkentése érdekében a rendszer saját gyorsítótárazási mechanizmust végez, hogy az útvonalak hossza két város között egynél többször ne legyen lekérve. A </w:t>
+      </w:r>
       <w:r>
         <w:rPr>
           <w:i/>
           <w:iCs/>
         </w:rPr>
-        <w:t>RapidApiCarService</w:t>
-      </w:r>
-      <w:proofErr w:type="spellEnd"/>
-      <w:r>
-        <w:t>, ami segítségünkre van az évjárat, fogyasztás és férőhelyek számának</w:t>
-      </w:r>
-      <w:r>
-        <w:t xml:space="preserve"> elérésében</w:t>
-      </w:r>
-      <w:r>
-        <w:t>.</w:t>
-      </w:r>
-      <w:r>
-        <w:t xml:space="preserve"> Mindkét felsorolt Service „</w:t>
-      </w:r>
-      <w:proofErr w:type="spellStart"/>
-      <w:r>
-        <w:t>caching</w:t>
-      </w:r>
-      <w:proofErr w:type="spellEnd"/>
-      <w:r>
-        <w:t>” mechanizmussal van ellátva, mert a külső API, amit használnak véges számú ingyenes kéréssel használhatók.</w:t>
+        <w:t>Route</w:t>
+      </w:r>
+      <w:r>
+        <w:rPr>
+          <w:i/>
+          <w:iCs/>
+        </w:rPr>
+        <w:t xml:space="preserve"> </w:t>
+      </w:r>
+      <w:r>
+        <w:t>Java osztály reprezentálja az eltárolandó entitást, ami eltárolja a két végpont</w:t>
+      </w:r>
+      <w:r>
+        <w:t xml:space="preserve"> nevét,</w:t>
+      </w:r>
+      <w:r>
+        <w:t xml:space="preserve"> koordinátáit, a köztük lévő távolságot és az út megtételére átlagosan töltött időt. Az entitás egyedi azonosítója egy összetett kulcs a </w:t>
+      </w:r>
+      <w:r>
+        <w:rPr>
+          <w:i/>
+          <w:iCs/>
+        </w:rPr>
+        <w:t>RouteId</w:t>
+      </w:r>
+      <w:r>
+        <w:t>, aminek egy speciális normalizáló metódusa van, hogy ne tároljunk redundáns adatokat. Az algoritmus mindig a kiindulási pontnak választja az ABC-sorrendben hamarabb következő várost, így a „Szeged — Budapest” és a „Budapest — Szeged” utak csak egyszer lesznek letárolva, hisz a távolság ugyanaz marad köztük.</w:t>
       </w:r>
     </w:p>
     <w:p>
       <w:pPr>
-        <w:pStyle w:val="Cmsor2"/>
-      </w:pPr>
-      <w:r>
-        <w:t>Tervezett út hossza</w:t>
+        <w:pStyle w:val="Heading2"/>
+      </w:pPr>
+      <w:r>
+        <w:t xml:space="preserve">Férőhelyek, </w:t>
+      </w:r>
+      <w:r>
+        <w:t>üzemanyag-fogyasztás</w:t>
+      </w:r>
+      <w:r>
+        <w:t xml:space="preserve"> </w:t>
+      </w:r>
+      <w:r>
+        <w:t>és gyártási év</w:t>
       </w:r>
     </w:p>
     <w:p>
       <w:r>
-        <w:t xml:space="preserve">A </w:t>
-      </w:r>
-      <w:proofErr w:type="spellStart"/>
+        <w:t xml:space="preserve">Az árazás objektivitásának alapfeltétele, hogy a kritikus paraméterek </w:t>
+      </w:r>
+      <w:r>
+        <w:t>—</w:t>
+      </w:r>
+      <w:r>
+        <w:t xml:space="preserve"> mint a férőhelyek száma, az üzemanyag-fogyasztás és a gyártási év </w:t>
+      </w:r>
+      <w:r>
+        <w:t>—</w:t>
+      </w:r>
+      <w:r>
+        <w:t xml:space="preserve"> ne szubjektív felhasználói bevitelre támaszkodjanak, hanem validált, külső forrásból származó adatokon alapuljanak. Az adatintegritás biztosítása érdekében a rendszer egy többszintű, dinamikus adatlekérdezési folyamatot alkalmaz, amely a </w:t>
+      </w:r>
       <w:r>
         <w:rPr>
           <w:i/>
           <w:iCs/>
         </w:rPr>
-        <w:t>RouteService</w:t>
-      </w:r>
-      <w:proofErr w:type="spellEnd"/>
-      <w:r>
-        <w:rPr>
-          <w:i/>
-          <w:iCs/>
-        </w:rPr>
-        <w:t xml:space="preserve"> </w:t>
-      </w:r>
-      <w:r>
-        <w:t>osztály felel a</w:t>
-      </w:r>
-      <w:r>
-        <w:t xml:space="preserve">z </w:t>
-      </w:r>
-      <w:r>
-        <w:t xml:space="preserve">út </w:t>
-      </w:r>
-      <w:r>
-        <w:t xml:space="preserve">hosszának </w:t>
-      </w:r>
-      <w:r>
-        <w:t>kiszámításáért</w:t>
-      </w:r>
-      <w:r>
-        <w:t xml:space="preserve">, az Open </w:t>
-      </w:r>
-      <w:proofErr w:type="spellStart"/>
-      <w:r>
-        <w:t>Route</w:t>
-      </w:r>
-      <w:proofErr w:type="spellEnd"/>
-      <w:r>
-        <w:t xml:space="preserve"> Service külső API segítségével.</w:t>
-      </w:r>
-      <w:r>
-        <w:t xml:space="preserve"> A kommunikáció HTTP protokollon keresztül, az adatcsere JSON formátumban zajlik. A JSON objektumokat a Jackson nevű könyvtár </w:t>
-      </w:r>
-      <w:proofErr w:type="spellStart"/>
-      <w:r>
-        <w:t>szerializálja</w:t>
-      </w:r>
-      <w:proofErr w:type="spellEnd"/>
-      <w:r>
-        <w:t xml:space="preserve"> és </w:t>
-      </w:r>
-      <w:proofErr w:type="spellStart"/>
-      <w:r>
-        <w:t>deszerializálja</w:t>
-      </w:r>
-      <w:proofErr w:type="spellEnd"/>
-      <w:r>
-        <w:t xml:space="preserve"> Java objektumokból.</w:t>
+        <w:t>RapidApiCarService</w:t>
+      </w:r>
+      <w:r>
+        <w:t xml:space="preserve"> osztályon keresztül kommunikál a Rapid API gépjármű-adatbázisával</w:t>
+      </w:r>
+      <w:r>
+        <w:t xml:space="preserve">. </w:t>
       </w:r>
     </w:p>
     <w:p>
       <w:r>
-        <w:t xml:space="preserve">Tartozik az osztályhoz kettő darab </w:t>
-      </w:r>
-      <w:r>
-        <w:t>kommunikációhoz</w:t>
-      </w:r>
-      <w:r>
-        <w:t xml:space="preserve"> </w:t>
-      </w:r>
-      <w:r>
-        <w:t>használt</w:t>
-      </w:r>
-      <w:r>
-        <w:t xml:space="preserve"> belső</w:t>
-      </w:r>
-      <w:r>
-        <w:t xml:space="preserve"> osztály: </w:t>
-      </w:r>
-      <w:proofErr w:type="spellStart"/>
-      <w:r>
-        <w:rPr>
-          <w:i/>
-          <w:iCs/>
-        </w:rPr>
-        <w:t>ORSRequest</w:t>
-      </w:r>
-      <w:proofErr w:type="spellEnd"/>
-      <w:r>
-        <w:t xml:space="preserve"> és </w:t>
-      </w:r>
-      <w:proofErr w:type="spellStart"/>
-      <w:r>
-        <w:rPr>
-          <w:i/>
-          <w:iCs/>
-        </w:rPr>
-        <w:t>ORSResponse</w:t>
-      </w:r>
-      <w:proofErr w:type="spellEnd"/>
-      <w:r>
-        <w:t>. Előbbi az, amit a</w:t>
-      </w:r>
-      <w:r>
-        <w:t xml:space="preserve"> </w:t>
-      </w:r>
-      <w:r>
-        <w:t>hívás body-</w:t>
-      </w:r>
-      <w:proofErr w:type="spellStart"/>
-      <w:r>
-        <w:t>ba</w:t>
-      </w:r>
-      <w:proofErr w:type="spellEnd"/>
-      <w:r>
-        <w:t xml:space="preserve"> küldünk, ez tartalmaz egy két dimenziójú lebegőpontos tömböt (</w:t>
-      </w:r>
-      <w:proofErr w:type="spellStart"/>
-      <w:r>
-        <w:t>locations</w:t>
-      </w:r>
-      <w:proofErr w:type="spellEnd"/>
-      <w:r>
-        <w:t xml:space="preserve">) és </w:t>
-      </w:r>
-      <w:proofErr w:type="spellStart"/>
-      <w:r>
-        <w:t>string</w:t>
-      </w:r>
-      <w:proofErr w:type="spellEnd"/>
-      <w:r>
-        <w:t xml:space="preserve"> listát (</w:t>
-      </w:r>
-      <w:proofErr w:type="spellStart"/>
-      <w:r>
-        <w:t>metrics</w:t>
-      </w:r>
-      <w:proofErr w:type="spellEnd"/>
-      <w:r>
-        <w:t>).</w:t>
-      </w:r>
-      <w:r>
-        <w:t xml:space="preserve"> A</w:t>
-      </w:r>
-      <w:r>
-        <w:t xml:space="preserve"> „</w:t>
-      </w:r>
-      <w:proofErr w:type="spellStart"/>
-      <w:r>
-        <w:t>l</w:t>
-      </w:r>
-      <w:r>
-        <w:t>ocations</w:t>
-      </w:r>
-      <w:proofErr w:type="spellEnd"/>
-      <w:r>
-        <w:t>” a kiindulási és érkezési pontok koordinátáit hordozza, a „</w:t>
-      </w:r>
-      <w:proofErr w:type="spellStart"/>
-      <w:r>
-        <w:t>metrics</w:t>
-      </w:r>
-      <w:proofErr w:type="spellEnd"/>
-      <w:r>
-        <w:t xml:space="preserve">” pedig a válaszban várt értékeket. </w:t>
-      </w:r>
-      <w:proofErr w:type="spellStart"/>
-      <w:r>
-        <w:t>Pédául</w:t>
-      </w:r>
-      <w:proofErr w:type="spellEnd"/>
-      <w:r>
-        <w:t>, h</w:t>
-      </w:r>
-      <w:r>
-        <w:t>a a „</w:t>
-      </w:r>
-      <w:proofErr w:type="spellStart"/>
-      <w:r>
-        <w:t>metrics</w:t>
-      </w:r>
-      <w:proofErr w:type="spellEnd"/>
-      <w:r>
-        <w:t xml:space="preserve">” -ben benne van a </w:t>
-      </w:r>
-      <w:proofErr w:type="spellStart"/>
-      <w:r>
-        <w:t>distance</w:t>
-      </w:r>
-      <w:proofErr w:type="spellEnd"/>
-      <w:r>
-        <w:t xml:space="preserve"> szó, akkor a válasz tartalmazni fogja a távolságot méterben. Utóbbi</w:t>
-      </w:r>
-      <w:r>
-        <w:t xml:space="preserve">, vagyis az </w:t>
-      </w:r>
-      <w:proofErr w:type="spellStart"/>
-      <w:r>
-        <w:rPr>
-          <w:i/>
-          <w:iCs/>
-        </w:rPr>
-        <w:t>ORSResponse</w:t>
-      </w:r>
-      <w:proofErr w:type="spellEnd"/>
-      <w:r>
-        <w:t xml:space="preserve"> az</w:t>
-      </w:r>
-      <w:r>
-        <w:t xml:space="preserve"> </w:t>
-      </w:r>
-      <w:r>
-        <w:t>kettő</w:t>
-      </w:r>
-      <w:r>
-        <w:t xml:space="preserve"> két-dimenziós lebegőpontos tömböt zár magába</w:t>
-      </w:r>
-      <w:r>
-        <w:t xml:space="preserve"> (</w:t>
-      </w:r>
-      <w:proofErr w:type="spellStart"/>
-      <w:r>
-        <w:t>distances</w:t>
-      </w:r>
-      <w:proofErr w:type="spellEnd"/>
-      <w:r>
-        <w:t xml:space="preserve"> és </w:t>
-      </w:r>
-      <w:proofErr w:type="spellStart"/>
-      <w:r>
-        <w:t>durations</w:t>
-      </w:r>
-      <w:proofErr w:type="spellEnd"/>
-      <w:r>
-        <w:t>)</w:t>
-      </w:r>
-      <w:r>
-        <w:t xml:space="preserve">. </w:t>
-      </w:r>
-      <w:r>
-        <w:t xml:space="preserve">Az osztálynak egy </w:t>
-      </w:r>
-      <w:proofErr w:type="spellStart"/>
-      <w:r>
-        <w:t>getResponse</w:t>
-      </w:r>
-      <w:proofErr w:type="spellEnd"/>
-      <w:r>
-        <w:t xml:space="preserve"> </w:t>
-      </w:r>
-      <w:r>
-        <w:t>metódusa van</w:t>
-      </w:r>
-      <w:r>
-        <w:t xml:space="preserve">, ami meghívja a koordinátákkal az API -t és visszatér egy </w:t>
-      </w:r>
-      <w:proofErr w:type="spellStart"/>
-      <w:r>
-        <w:rPr>
-          <w:i/>
-          <w:iCs/>
-        </w:rPr>
-        <w:t>ORSResponse</w:t>
-      </w:r>
-      <w:proofErr w:type="spellEnd"/>
-      <w:r>
-        <w:t xml:space="preserve"> objektummal.</w:t>
-      </w:r>
-      <w:r>
-        <w:t xml:space="preserve"> Ennek az objektumnak a </w:t>
-      </w:r>
-      <w:proofErr w:type="spellStart"/>
-      <w:r>
-        <w:t>distances</w:t>
-      </w:r>
-      <w:proofErr w:type="spellEnd"/>
-      <w:r>
-        <w:t xml:space="preserve"> adattagjából szerzi meg az ár-kalkuláló osztály a távolságot méterben. Ezt a számadatot a későbbi számítások érdekében kilométerre váltjuk át.</w:t>
+        <w:t>Az alkalmazás indításakor a rendszer megvizsgája a gépjármű márkák adatbázis tábláját, és ha szükséges lekéri a külső Rapid API -ban tárolt márkákat. Az entitások struktúrája (márka, modell, generáció, típus) szorosan illeszkedik a külső API válaszformátumával. Ez teszi lehetővé, hogy a frontend legördülő listái dinamikusan frissüljenek: a felhasználó választása azonnali lekérdezést indít először az adatbázis, majd — ha ott nincs találat — a külső szolgáltatás irányába. Például, ha a felhasználó kiválasztja a Skoda gépjárműmárkát, akkor a modell legördülő lista automatikusan a Skodához tartozó opciókat tartalmazza.</w:t>
+      </w:r>
+      <w:r>
+        <w:t xml:space="preserve"> Ez azt jelenti, hogy az adatbázis kezdetben nem tárol kritikus információkat az autókról, csak a márkát. Ez egy fajta „lazy loading” mechanizmus, tehát csak akkor mentjük le az adatot, ha már valakinek szüksége volt rá. A lekérés után perzisztensen eltároljuk a rendszer adatbázisába, hogy később </w:t>
+      </w:r>
+      <w:r>
+        <w:t>innen tudjuk „gyorsítótárazni”. Ezzel védjük a rendszerünket a külső API korlátaival szemben.</w:t>
       </w:r>
     </w:p>
     <w:p>
-      <w:r>
-        <w:lastRenderedPageBreak/>
-        <w:t xml:space="preserve">A külső API hívások minimalizálása és a válaszidő csökkentése érdekében a rendszer saját </w:t>
-      </w:r>
-      <w:proofErr w:type="spellStart"/>
-      <w:r>
-        <w:t>gyorsítótárazási</w:t>
-      </w:r>
-      <w:proofErr w:type="spellEnd"/>
-      <w:r>
-        <w:t xml:space="preserve"> mechanizmust végez, hogy az útvonalak hossza két város között egynél többször ne legyen lekérve. A </w:t>
-      </w:r>
-      <w:proofErr w:type="spellStart"/>
-      <w:r>
-        <w:rPr>
-          <w:i/>
-          <w:iCs/>
-        </w:rPr>
-        <w:t>Route</w:t>
-      </w:r>
-      <w:proofErr w:type="spellEnd"/>
-      <w:r>
-        <w:rPr>
-          <w:i/>
-          <w:iCs/>
-        </w:rPr>
-        <w:t xml:space="preserve"> </w:t>
-      </w:r>
-      <w:r>
-        <w:t>Java osztály reprezentálja az eltárolandó entitást, ami eltárolja a két végpont</w:t>
-      </w:r>
-      <w:r>
-        <w:t xml:space="preserve"> nevét,</w:t>
-      </w:r>
-      <w:r>
-        <w:t xml:space="preserve"> koordinátáit, a köztük lévő távolságot és az út megtételére átlagosan töltött időt. Az entitás egyedi azonosítója egy összetett kulcs a </w:t>
-      </w:r>
-      <w:proofErr w:type="spellStart"/>
-      <w:r>
-        <w:rPr>
-          <w:i/>
-          <w:iCs/>
-        </w:rPr>
-        <w:t>RouteId</w:t>
-      </w:r>
-      <w:proofErr w:type="spellEnd"/>
-      <w:r>
-        <w:t>, aminek egy speciális normalizáló metódusa van, hogy ne tároljunk redundáns adatokat. Az algoritmus mindig a kiindulási pontnak választja az ABC-sorrendben hamarabb következő várost, így a „Szeged — Budapest” és a „Budapest — Szeged” utak csak egyszer lesznek letárolva, hisz a távolság ugyanaz marad köztük.</w:t>
-      </w:r>
-    </w:p>
-    <w:p>
-      <w:pPr>
-        <w:pStyle w:val="Cmsor2"/>
-      </w:pPr>
-      <w:r>
-        <w:t xml:space="preserve">Férőhelyek, </w:t>
-      </w:r>
-      <w:r>
-        <w:t>üzemanyag-fogyasztás</w:t>
-      </w:r>
-      <w:r>
-        <w:t xml:space="preserve"> </w:t>
-      </w:r>
-      <w:r>
-        <w:t>és gyártási év</w:t>
-      </w:r>
-    </w:p>
-    <w:p>
-      <w:r>
-        <w:t xml:space="preserve">Az árazás objektivitásának alapfeltétele, hogy a kritikus paraméterek </w:t>
-      </w:r>
-      <w:r>
-        <w:t>—</w:t>
-      </w:r>
-      <w:r>
-        <w:t xml:space="preserve"> mint a férőhelyek száma, az üzemanyag-fogyasztás és a gyártási év </w:t>
-      </w:r>
-      <w:r>
-        <w:t>—</w:t>
-      </w:r>
-      <w:r>
-        <w:t xml:space="preserve"> ne szubjektív felhasználói bevitelre támaszkodjanak, hanem </w:t>
-      </w:r>
-      <w:proofErr w:type="spellStart"/>
-      <w:r>
-        <w:t>validált</w:t>
-      </w:r>
-      <w:proofErr w:type="spellEnd"/>
-      <w:r>
-        <w:t xml:space="preserve">, külső forrásból származó adatokon alapuljanak. Az adatintegritás biztosítása érdekében a rendszer egy többszintű, dinamikus </w:t>
-      </w:r>
-      <w:proofErr w:type="spellStart"/>
-      <w:r>
-        <w:t>adatlekérdezési</w:t>
-      </w:r>
-      <w:proofErr w:type="spellEnd"/>
-      <w:r>
-        <w:t xml:space="preserve"> folyamatot alkalmaz, amely a </w:t>
-      </w:r>
-      <w:proofErr w:type="spellStart"/>
-      <w:r>
-        <w:rPr>
-          <w:i/>
-          <w:iCs/>
-        </w:rPr>
-        <w:t>RapidApiCarService</w:t>
-      </w:r>
-      <w:proofErr w:type="spellEnd"/>
-      <w:r>
-        <w:t xml:space="preserve"> osztályon keresztül kommunikál a Rapid API gépjármű-adatbázisával</w:t>
-      </w:r>
-      <w:r>
-        <w:t xml:space="preserve">. </w:t>
-      </w:r>
-    </w:p>
-    <w:p>
-      <w:r>
-        <w:t>Az alkalmazás indításakor a rendszer megvizsgája a gépjármű márkák adatbázis tábláját, és ha szükséges lekéri a külső Rapid API -ban tárolt márkákat. Az entitások struktúrája (márka, modell, generáció, típus) szorosan illeszkedik a külső API válaszformátumával. Ez teszi lehetővé, hogy a frontend legördülő listái dinamikusan frissüljenek: a felhasználó választása azonnali lekérdezést indít először az adatbázis, majd — ha ott nincs találat — a külső szolgáltatás irányába. Például, ha a felhasználó kiválasztja a Skoda gépjárműmárkát, akkor a modell legördülő lista automatikusan a Skodához tartozó opciókat tartalmazza.</w:t>
-      </w:r>
-      <w:r>
-        <w:t xml:space="preserve"> Ez azt jelenti, hogy az adatbázis kezdetben nem tárol kritikus információkat az autókról, csak a márkát. Ez egy fajta „</w:t>
-      </w:r>
-      <w:proofErr w:type="spellStart"/>
-      <w:r>
-        <w:t>lazy</w:t>
-      </w:r>
-      <w:proofErr w:type="spellEnd"/>
-      <w:r>
-        <w:t xml:space="preserve"> </w:t>
-      </w:r>
-      <w:proofErr w:type="spellStart"/>
-      <w:r>
-        <w:t>loading</w:t>
-      </w:r>
-      <w:proofErr w:type="spellEnd"/>
-      <w:r>
-        <w:t xml:space="preserve">” mechanizmus, tehát csak akkor mentjük le az adatot, ha már valakinek szüksége volt rá. A lekérés után </w:t>
-      </w:r>
-      <w:proofErr w:type="spellStart"/>
-      <w:r>
-        <w:t>perzisztensen</w:t>
-      </w:r>
-      <w:proofErr w:type="spellEnd"/>
-      <w:r>
-        <w:t xml:space="preserve"> eltároljuk a rendszer adatbázisába, hogy később </w:t>
-      </w:r>
-      <w:r>
-        <w:t>innen tudjuk „</w:t>
-      </w:r>
-      <w:proofErr w:type="spellStart"/>
-      <w:r>
-        <w:t>gyorsítótárazni</w:t>
-      </w:r>
-      <w:proofErr w:type="spellEnd"/>
-      <w:r>
-        <w:t>”. Ezzel védjük a rendszerünket a külső API korlátaival szemben.</w:t>
-      </w:r>
-    </w:p>
-    <w:p>
       <w:pPr>
         <w:rPr>
           <w:lang w:val="en-GB"/>
@@ -2834,10 +3934,10 @@
       </w:r>
       <w:r>
         <w:rPr>
-          <w:rStyle w:val="Lbjegyzet-hivatkozs"/>
-          <w:lang w:val="en-GB"/>
-        </w:rPr>
-        <w:footnoteReference w:id="7"/>
+          <w:rStyle w:val="FootnoteReference"/>
+          <w:lang w:val="en-GB"/>
+        </w:rPr>
+        <w:footnoteReference w:id="11"/>
       </w:r>
       <w:r>
         <w:rPr>
@@ -3744,10 +4844,35 @@
     </w:p>
     <w:p>
       <w:pPr>
-        <w:rPr>
-          <w:lang w:val="en-GB"/>
-        </w:rPr>
-      </w:pPr>
+        <w:pStyle w:val="kpalrs"/>
+      </w:pPr>
+      <w:r>
+        <w:t xml:space="preserve">3.1 </w:t>
+      </w:r>
+      <w:proofErr w:type="spellStart"/>
+      <w:r>
+        <w:t>Képlet</w:t>
+      </w:r>
+      <w:proofErr w:type="spellEnd"/>
+      <w:r>
+        <w:t xml:space="preserve">, </w:t>
+      </w:r>
+      <w:proofErr w:type="spellStart"/>
+      <w:r>
+        <w:t>személygépkocsik</w:t>
+      </w:r>
+      <w:proofErr w:type="spellEnd"/>
+      <w:r>
+        <w:t xml:space="preserve"> </w:t>
+      </w:r>
+      <w:proofErr w:type="spellStart"/>
+      <w:r>
+        <w:t>átlagfogyaszás</w:t>
+      </w:r>
+      <w:r>
+        <w:t>a</w:t>
+      </w:r>
+      <w:proofErr w:type="spellEnd"/>
     </w:p>
     <w:p>
       <w:pPr>
@@ -3755,552 +4880,559 @@
           <w:lang w:val="en-GB"/>
         </w:rPr>
       </w:pPr>
-      <w:r>
-        <w:rPr>
-          <w:lang w:val="en-GB"/>
-        </w:rPr>
-        <w:t xml:space="preserve">A </w:t>
-      </w:r>
-      <w:proofErr w:type="spellStart"/>
-      <w:r>
-        <w:rPr>
-          <w:lang w:val="en-GB"/>
-        </w:rPr>
-        <w:t>számításokhoz</w:t>
-      </w:r>
-      <w:proofErr w:type="spellEnd"/>
-      <w:r>
-        <w:rPr>
-          <w:lang w:val="en-GB"/>
-        </w:rPr>
-        <w:t xml:space="preserve"> </w:t>
-      </w:r>
-      <w:proofErr w:type="spellStart"/>
-      <w:r>
-        <w:rPr>
-          <w:lang w:val="en-GB"/>
-        </w:rPr>
-        <w:t>elengedhetetlen</w:t>
-      </w:r>
-      <w:proofErr w:type="spellEnd"/>
-      <w:r>
-        <w:rPr>
-          <w:lang w:val="en-GB"/>
-        </w:rPr>
-        <w:t xml:space="preserve"> </w:t>
-      </w:r>
-      <w:proofErr w:type="spellStart"/>
-      <w:r>
-        <w:rPr>
-          <w:lang w:val="en-GB"/>
-        </w:rPr>
-        <w:t>adatként</w:t>
-      </w:r>
-      <w:proofErr w:type="spellEnd"/>
-      <w:r>
-        <w:rPr>
-          <w:lang w:val="en-GB"/>
-        </w:rPr>
-        <w:t xml:space="preserve"> </w:t>
-      </w:r>
-      <w:proofErr w:type="spellStart"/>
-      <w:r>
-        <w:rPr>
-          <w:lang w:val="en-GB"/>
-        </w:rPr>
-        <w:t>szolgál</w:t>
-      </w:r>
-      <w:proofErr w:type="spellEnd"/>
-      <w:r>
-        <w:rPr>
-          <w:lang w:val="en-GB"/>
-        </w:rPr>
-        <w:t xml:space="preserve"> a </w:t>
-      </w:r>
-      <w:proofErr w:type="spellStart"/>
-      <w:r>
-        <w:rPr>
-          <w:lang w:val="en-GB"/>
-        </w:rPr>
-        <w:t>gépjármű</w:t>
-      </w:r>
-      <w:proofErr w:type="spellEnd"/>
-      <w:r>
-        <w:rPr>
-          <w:lang w:val="en-GB"/>
-        </w:rPr>
-        <w:t xml:space="preserve"> </w:t>
-      </w:r>
-      <w:r>
-        <w:rPr>
-          <w:lang w:val="en-GB"/>
-        </w:rPr>
-        <w:t>kora</w:t>
-      </w:r>
-      <w:r>
-        <w:rPr>
-          <w:lang w:val="en-GB"/>
-        </w:rPr>
-        <w:t xml:space="preserve">, </w:t>
-      </w:r>
-      <w:proofErr w:type="spellStart"/>
-      <w:r>
-        <w:rPr>
-          <w:lang w:val="en-GB"/>
-        </w:rPr>
-        <w:t>amely</w:t>
-      </w:r>
-      <w:proofErr w:type="spellEnd"/>
-      <w:r>
-        <w:rPr>
-          <w:lang w:val="en-GB"/>
-        </w:rPr>
-        <w:t xml:space="preserve"> a </w:t>
-      </w:r>
-      <w:proofErr w:type="spellStart"/>
-      <w:r>
-        <w:rPr>
-          <w:lang w:val="en-GB"/>
-        </w:rPr>
-        <w:t>kiválasztott</w:t>
-      </w:r>
-      <w:proofErr w:type="spellEnd"/>
-      <w:r>
-        <w:rPr>
-          <w:lang w:val="en-GB"/>
-        </w:rPr>
-        <w:t xml:space="preserve"> </w:t>
-      </w:r>
-      <w:proofErr w:type="spellStart"/>
-      <w:r>
-        <w:rPr>
-          <w:lang w:val="en-GB"/>
-        </w:rPr>
-        <w:t>generáció</w:t>
-      </w:r>
-      <w:proofErr w:type="spellEnd"/>
-      <w:r>
-        <w:rPr>
-          <w:lang w:val="en-GB"/>
-        </w:rPr>
-        <w:t xml:space="preserve"> </w:t>
-      </w:r>
-      <w:proofErr w:type="spellStart"/>
-      <w:r>
-        <w:rPr>
-          <w:lang w:val="en-GB"/>
-        </w:rPr>
-        <w:t>gyártási</w:t>
-      </w:r>
-      <w:proofErr w:type="spellEnd"/>
-      <w:r>
-        <w:rPr>
-          <w:lang w:val="en-GB"/>
-        </w:rPr>
-        <w:t xml:space="preserve"> </w:t>
-      </w:r>
-      <w:proofErr w:type="spellStart"/>
-      <w:r>
-        <w:rPr>
-          <w:lang w:val="en-GB"/>
-        </w:rPr>
-        <w:t>intervallumából</w:t>
-      </w:r>
-      <w:proofErr w:type="spellEnd"/>
-      <w:r>
-        <w:rPr>
-          <w:lang w:val="en-GB"/>
-        </w:rPr>
-        <w:t xml:space="preserve"> </w:t>
-      </w:r>
-      <w:proofErr w:type="spellStart"/>
-      <w:r>
-        <w:rPr>
-          <w:lang w:val="en-GB"/>
-        </w:rPr>
-        <w:t>becsülhető</w:t>
-      </w:r>
-      <w:proofErr w:type="spellEnd"/>
-      <w:r>
-        <w:rPr>
-          <w:lang w:val="en-GB"/>
-        </w:rPr>
-        <w:t xml:space="preserve">. Az </w:t>
-      </w:r>
-      <w:proofErr w:type="spellStart"/>
-      <w:r>
-        <w:rPr>
-          <w:lang w:val="en-GB"/>
-        </w:rPr>
-        <w:t>algoritmus</w:t>
-      </w:r>
-      <w:proofErr w:type="spellEnd"/>
-      <w:r>
-        <w:rPr>
-          <w:lang w:val="en-GB"/>
-        </w:rPr>
-        <w:t xml:space="preserve"> a </w:t>
-      </w:r>
-      <w:proofErr w:type="spellStart"/>
-      <w:r>
-        <w:rPr>
-          <w:lang w:val="en-GB"/>
-        </w:rPr>
-        <w:t>kezdő</w:t>
-      </w:r>
-      <w:proofErr w:type="spellEnd"/>
-      <w:r>
-        <w:rPr>
-          <w:lang w:val="en-GB"/>
-        </w:rPr>
-        <w:t xml:space="preserve"> </w:t>
-      </w:r>
-      <w:proofErr w:type="spellStart"/>
-      <w:r>
-        <w:rPr>
-          <w:lang w:val="en-GB"/>
-        </w:rPr>
-        <w:t>és</w:t>
-      </w:r>
-      <w:proofErr w:type="spellEnd"/>
-      <w:r>
-        <w:rPr>
-          <w:lang w:val="en-GB"/>
-        </w:rPr>
-        <w:t xml:space="preserve"> </w:t>
-      </w:r>
-      <w:proofErr w:type="spellStart"/>
-      <w:r>
-        <w:rPr>
-          <w:lang w:val="en-GB"/>
-        </w:rPr>
-        <w:t>befejező</w:t>
-      </w:r>
-      <w:proofErr w:type="spellEnd"/>
-      <w:r>
-        <w:rPr>
-          <w:lang w:val="en-GB"/>
-        </w:rPr>
-        <w:t xml:space="preserve"> </w:t>
-      </w:r>
-      <w:proofErr w:type="spellStart"/>
-      <w:r>
-        <w:rPr>
-          <w:lang w:val="en-GB"/>
-        </w:rPr>
-        <w:t>gyártási</w:t>
-      </w:r>
-      <w:proofErr w:type="spellEnd"/>
-      <w:r>
-        <w:rPr>
-          <w:lang w:val="en-GB"/>
-        </w:rPr>
-        <w:t xml:space="preserve"> </w:t>
-      </w:r>
-      <w:proofErr w:type="spellStart"/>
-      <w:r>
-        <w:rPr>
-          <w:lang w:val="en-GB"/>
-        </w:rPr>
-        <w:t>év</w:t>
-      </w:r>
-      <w:proofErr w:type="spellEnd"/>
-      <w:r>
-        <w:rPr>
-          <w:lang w:val="en-GB"/>
-        </w:rPr>
-        <w:t xml:space="preserve"> </w:t>
-      </w:r>
-      <w:proofErr w:type="spellStart"/>
-      <w:r>
-        <w:rPr>
-          <w:lang w:val="en-GB"/>
-        </w:rPr>
-        <w:t>számtani</w:t>
-      </w:r>
-      <w:proofErr w:type="spellEnd"/>
-      <w:r>
-        <w:rPr>
-          <w:lang w:val="en-GB"/>
-        </w:rPr>
-        <w:t xml:space="preserve"> </w:t>
-      </w:r>
-      <w:proofErr w:type="spellStart"/>
-      <w:r>
-        <w:rPr>
-          <w:lang w:val="en-GB"/>
-        </w:rPr>
-        <w:t>átlagá</w:t>
-      </w:r>
-      <w:r>
-        <w:rPr>
-          <w:lang w:val="en-GB"/>
-        </w:rPr>
-        <w:t>t</w:t>
-      </w:r>
-      <w:proofErr w:type="spellEnd"/>
-      <w:r>
-        <w:rPr>
-          <w:lang w:val="en-GB"/>
-        </w:rPr>
-        <w:t xml:space="preserve"> </w:t>
-      </w:r>
-      <w:proofErr w:type="spellStart"/>
-      <w:r>
-        <w:rPr>
-          <w:lang w:val="en-GB"/>
-        </w:rPr>
-        <w:t>vonja</w:t>
-      </w:r>
-      <w:proofErr w:type="spellEnd"/>
-      <w:r>
-        <w:rPr>
-          <w:lang w:val="en-GB"/>
-        </w:rPr>
-        <w:t xml:space="preserve"> ki </w:t>
-      </w:r>
-      <w:proofErr w:type="spellStart"/>
-      <w:r>
-        <w:rPr>
-          <w:lang w:val="en-GB"/>
-        </w:rPr>
-        <w:t>az</w:t>
-      </w:r>
-      <w:proofErr w:type="spellEnd"/>
-      <w:r>
-        <w:rPr>
-          <w:lang w:val="en-GB"/>
-        </w:rPr>
-        <w:t xml:space="preserve"> </w:t>
-      </w:r>
-      <w:proofErr w:type="spellStart"/>
-      <w:r>
-        <w:rPr>
-          <w:lang w:val="en-GB"/>
-        </w:rPr>
-        <w:t>idei</w:t>
-      </w:r>
-      <w:proofErr w:type="spellEnd"/>
-      <w:r>
-        <w:rPr>
-          <w:lang w:val="en-GB"/>
-        </w:rPr>
-        <w:t xml:space="preserve"> </w:t>
-      </w:r>
-      <w:proofErr w:type="spellStart"/>
-      <w:r>
-        <w:rPr>
-          <w:lang w:val="en-GB"/>
-        </w:rPr>
-        <w:t>évből</w:t>
-      </w:r>
-      <w:proofErr w:type="spellEnd"/>
-      <w:r>
-        <w:rPr>
-          <w:lang w:val="en-GB"/>
-        </w:rPr>
-        <w:t xml:space="preserve">. Abban </w:t>
-      </w:r>
-      <w:proofErr w:type="spellStart"/>
-      <w:r>
-        <w:rPr>
-          <w:lang w:val="en-GB"/>
-        </w:rPr>
-        <w:t>az</w:t>
-      </w:r>
-      <w:proofErr w:type="spellEnd"/>
-      <w:r>
-        <w:rPr>
-          <w:lang w:val="en-GB"/>
-        </w:rPr>
-        <w:t xml:space="preserve"> </w:t>
-      </w:r>
-      <w:proofErr w:type="spellStart"/>
-      <w:r>
-        <w:rPr>
-          <w:lang w:val="en-GB"/>
-        </w:rPr>
-        <w:t>esetben</w:t>
-      </w:r>
-      <w:proofErr w:type="spellEnd"/>
-      <w:r>
-        <w:rPr>
-          <w:lang w:val="en-GB"/>
-        </w:rPr>
-        <w:t xml:space="preserve">, ha a </w:t>
-      </w:r>
-      <w:proofErr w:type="spellStart"/>
-      <w:r>
-        <w:rPr>
-          <w:lang w:val="en-GB"/>
-        </w:rPr>
-        <w:t>befejező</w:t>
-      </w:r>
-      <w:proofErr w:type="spellEnd"/>
-      <w:r>
-        <w:rPr>
-          <w:lang w:val="en-GB"/>
-        </w:rPr>
-        <w:t xml:space="preserve"> </w:t>
-      </w:r>
-      <w:proofErr w:type="spellStart"/>
-      <w:r>
-        <w:rPr>
-          <w:lang w:val="en-GB"/>
-        </w:rPr>
-        <w:t>év</w:t>
-      </w:r>
-      <w:proofErr w:type="spellEnd"/>
-      <w:r>
-        <w:rPr>
-          <w:lang w:val="en-GB"/>
-        </w:rPr>
-        <w:t xml:space="preserve"> </w:t>
-      </w:r>
-      <w:proofErr w:type="spellStart"/>
-      <w:r>
-        <w:rPr>
-          <w:lang w:val="en-GB"/>
-        </w:rPr>
-        <w:t>nem</w:t>
-      </w:r>
-      <w:proofErr w:type="spellEnd"/>
-      <w:r>
-        <w:rPr>
-          <w:lang w:val="en-GB"/>
-        </w:rPr>
-        <w:t xml:space="preserve"> </w:t>
-      </w:r>
-      <w:proofErr w:type="spellStart"/>
-      <w:r>
-        <w:rPr>
-          <w:lang w:val="en-GB"/>
-        </w:rPr>
-        <w:t>definiált</w:t>
-      </w:r>
-      <w:proofErr w:type="spellEnd"/>
-      <w:r>
-        <w:rPr>
-          <w:lang w:val="en-GB"/>
-        </w:rPr>
-        <w:t xml:space="preserve">, a </w:t>
-      </w:r>
-      <w:proofErr w:type="spellStart"/>
-      <w:r>
-        <w:rPr>
-          <w:lang w:val="en-GB"/>
-        </w:rPr>
-        <w:t>mostani</w:t>
-      </w:r>
-      <w:proofErr w:type="spellEnd"/>
-      <w:r>
-        <w:rPr>
-          <w:lang w:val="en-GB"/>
-        </w:rPr>
-        <w:t xml:space="preserve"> </w:t>
-      </w:r>
-      <w:proofErr w:type="spellStart"/>
-      <w:r>
-        <w:rPr>
-          <w:lang w:val="en-GB"/>
-        </w:rPr>
-        <w:t>évet</w:t>
-      </w:r>
-      <w:proofErr w:type="spellEnd"/>
-      <w:r>
-        <w:rPr>
-          <w:lang w:val="en-GB"/>
-        </w:rPr>
-        <w:t xml:space="preserve"> </w:t>
-      </w:r>
-      <w:proofErr w:type="spellStart"/>
-      <w:r>
-        <w:rPr>
-          <w:lang w:val="en-GB"/>
-        </w:rPr>
-        <w:t>használja</w:t>
-      </w:r>
-      <w:proofErr w:type="spellEnd"/>
-      <w:r>
-        <w:rPr>
-          <w:lang w:val="en-GB"/>
-        </w:rPr>
-        <w:t xml:space="preserve"> </w:t>
-      </w:r>
-      <w:proofErr w:type="spellStart"/>
-      <w:r>
-        <w:rPr>
-          <w:lang w:val="en-GB"/>
-        </w:rPr>
-        <w:t>az</w:t>
-      </w:r>
-      <w:proofErr w:type="spellEnd"/>
-      <w:r>
-        <w:rPr>
-          <w:lang w:val="en-GB"/>
-        </w:rPr>
-        <w:t xml:space="preserve"> </w:t>
-      </w:r>
-      <w:proofErr w:type="spellStart"/>
-      <w:r>
-        <w:rPr>
-          <w:lang w:val="en-GB"/>
-        </w:rPr>
-        <w:t>alkalmazás</w:t>
-      </w:r>
-      <w:proofErr w:type="spellEnd"/>
-      <w:r>
-        <w:rPr>
-          <w:lang w:val="en-GB"/>
-        </w:rPr>
-        <w:t xml:space="preserve"> </w:t>
-      </w:r>
-      <w:proofErr w:type="spellStart"/>
-      <w:r>
-        <w:rPr>
-          <w:lang w:val="en-GB"/>
-        </w:rPr>
-        <w:t>az</w:t>
-      </w:r>
-      <w:proofErr w:type="spellEnd"/>
-      <w:r>
-        <w:rPr>
-          <w:lang w:val="en-GB"/>
-        </w:rPr>
-        <w:t xml:space="preserve"> </w:t>
-      </w:r>
-      <w:proofErr w:type="spellStart"/>
-      <w:r>
-        <w:rPr>
-          <w:lang w:val="en-GB"/>
-        </w:rPr>
-        <w:t>átlag</w:t>
-      </w:r>
-      <w:proofErr w:type="spellEnd"/>
-      <w:r>
-        <w:rPr>
-          <w:lang w:val="en-GB"/>
-        </w:rPr>
-        <w:t xml:space="preserve"> </w:t>
-      </w:r>
-      <w:proofErr w:type="spellStart"/>
-      <w:r>
-        <w:rPr>
-          <w:lang w:val="en-GB"/>
-        </w:rPr>
-        <w:t>meghatározására</w:t>
-      </w:r>
-      <w:proofErr w:type="spellEnd"/>
-      <w:r>
-        <w:rPr>
-          <w:lang w:val="en-GB"/>
-        </w:rPr>
-        <w:t>.</w:t>
-      </w:r>
     </w:p>
     <w:p>
       <w:pPr>
-        <w:pStyle w:val="Cmsor2"/>
+        <w:rPr>
+          <w:lang w:val="en-GB"/>
+        </w:rPr>
+      </w:pPr>
+      <w:r>
+        <w:rPr>
+          <w:lang w:val="en-GB"/>
+        </w:rPr>
+        <w:t xml:space="preserve">A </w:t>
+      </w:r>
+      <w:proofErr w:type="spellStart"/>
+      <w:r>
+        <w:rPr>
+          <w:lang w:val="en-GB"/>
+        </w:rPr>
+        <w:t>számításokhoz</w:t>
+      </w:r>
+      <w:proofErr w:type="spellEnd"/>
+      <w:r>
+        <w:rPr>
+          <w:lang w:val="en-GB"/>
+        </w:rPr>
+        <w:t xml:space="preserve"> </w:t>
+      </w:r>
+      <w:proofErr w:type="spellStart"/>
+      <w:r>
+        <w:rPr>
+          <w:lang w:val="en-GB"/>
+        </w:rPr>
+        <w:t>elengedhetetlen</w:t>
+      </w:r>
+      <w:proofErr w:type="spellEnd"/>
+      <w:r>
+        <w:rPr>
+          <w:lang w:val="en-GB"/>
+        </w:rPr>
+        <w:t xml:space="preserve"> </w:t>
+      </w:r>
+      <w:proofErr w:type="spellStart"/>
+      <w:r>
+        <w:rPr>
+          <w:lang w:val="en-GB"/>
+        </w:rPr>
+        <w:t>adatként</w:t>
+      </w:r>
+      <w:proofErr w:type="spellEnd"/>
+      <w:r>
+        <w:rPr>
+          <w:lang w:val="en-GB"/>
+        </w:rPr>
+        <w:t xml:space="preserve"> </w:t>
+      </w:r>
+      <w:proofErr w:type="spellStart"/>
+      <w:r>
+        <w:rPr>
+          <w:lang w:val="en-GB"/>
+        </w:rPr>
+        <w:t>szolgál</w:t>
+      </w:r>
+      <w:proofErr w:type="spellEnd"/>
+      <w:r>
+        <w:rPr>
+          <w:lang w:val="en-GB"/>
+        </w:rPr>
+        <w:t xml:space="preserve"> a </w:t>
+      </w:r>
+      <w:proofErr w:type="spellStart"/>
+      <w:r>
+        <w:rPr>
+          <w:lang w:val="en-GB"/>
+        </w:rPr>
+        <w:t>gépjármű</w:t>
+      </w:r>
+      <w:proofErr w:type="spellEnd"/>
+      <w:r>
+        <w:rPr>
+          <w:lang w:val="en-GB"/>
+        </w:rPr>
+        <w:t xml:space="preserve"> </w:t>
+      </w:r>
+      <w:r>
+        <w:rPr>
+          <w:lang w:val="en-GB"/>
+        </w:rPr>
+        <w:t>kora</w:t>
+      </w:r>
+      <w:r>
+        <w:rPr>
+          <w:lang w:val="en-GB"/>
+        </w:rPr>
+        <w:t xml:space="preserve">, </w:t>
+      </w:r>
+      <w:proofErr w:type="spellStart"/>
+      <w:r>
+        <w:rPr>
+          <w:lang w:val="en-GB"/>
+        </w:rPr>
+        <w:t>amely</w:t>
+      </w:r>
+      <w:proofErr w:type="spellEnd"/>
+      <w:r>
+        <w:rPr>
+          <w:lang w:val="en-GB"/>
+        </w:rPr>
+        <w:t xml:space="preserve"> a </w:t>
+      </w:r>
+      <w:proofErr w:type="spellStart"/>
+      <w:r>
+        <w:rPr>
+          <w:lang w:val="en-GB"/>
+        </w:rPr>
+        <w:t>kiválasztott</w:t>
+      </w:r>
+      <w:proofErr w:type="spellEnd"/>
+      <w:r>
+        <w:rPr>
+          <w:lang w:val="en-GB"/>
+        </w:rPr>
+        <w:t xml:space="preserve"> </w:t>
+      </w:r>
+      <w:proofErr w:type="spellStart"/>
+      <w:r>
+        <w:rPr>
+          <w:lang w:val="en-GB"/>
+        </w:rPr>
+        <w:t>generáció</w:t>
+      </w:r>
+      <w:proofErr w:type="spellEnd"/>
+      <w:r>
+        <w:rPr>
+          <w:lang w:val="en-GB"/>
+        </w:rPr>
+        <w:t xml:space="preserve"> </w:t>
+      </w:r>
+      <w:proofErr w:type="spellStart"/>
+      <w:r>
+        <w:rPr>
+          <w:lang w:val="en-GB"/>
+        </w:rPr>
+        <w:t>gyártási</w:t>
+      </w:r>
+      <w:proofErr w:type="spellEnd"/>
+      <w:r>
+        <w:rPr>
+          <w:lang w:val="en-GB"/>
+        </w:rPr>
+        <w:t xml:space="preserve"> </w:t>
+      </w:r>
+      <w:proofErr w:type="spellStart"/>
+      <w:r>
+        <w:rPr>
+          <w:lang w:val="en-GB"/>
+        </w:rPr>
+        <w:t>intervallumából</w:t>
+      </w:r>
+      <w:proofErr w:type="spellEnd"/>
+      <w:r>
+        <w:rPr>
+          <w:lang w:val="en-GB"/>
+        </w:rPr>
+        <w:t xml:space="preserve"> </w:t>
+      </w:r>
+      <w:proofErr w:type="spellStart"/>
+      <w:r>
+        <w:rPr>
+          <w:lang w:val="en-GB"/>
+        </w:rPr>
+        <w:t>becsülhető</w:t>
+      </w:r>
+      <w:proofErr w:type="spellEnd"/>
+      <w:r>
+        <w:rPr>
+          <w:lang w:val="en-GB"/>
+        </w:rPr>
+        <w:t xml:space="preserve">. Az </w:t>
+      </w:r>
+      <w:proofErr w:type="spellStart"/>
+      <w:r>
+        <w:rPr>
+          <w:lang w:val="en-GB"/>
+        </w:rPr>
+        <w:t>algoritmus</w:t>
+      </w:r>
+      <w:proofErr w:type="spellEnd"/>
+      <w:r>
+        <w:rPr>
+          <w:lang w:val="en-GB"/>
+        </w:rPr>
+        <w:t xml:space="preserve"> a </w:t>
+      </w:r>
+      <w:proofErr w:type="spellStart"/>
+      <w:r>
+        <w:rPr>
+          <w:lang w:val="en-GB"/>
+        </w:rPr>
+        <w:t>kezdő</w:t>
+      </w:r>
+      <w:proofErr w:type="spellEnd"/>
+      <w:r>
+        <w:rPr>
+          <w:lang w:val="en-GB"/>
+        </w:rPr>
+        <w:t xml:space="preserve"> </w:t>
+      </w:r>
+      <w:proofErr w:type="spellStart"/>
+      <w:r>
+        <w:rPr>
+          <w:lang w:val="en-GB"/>
+        </w:rPr>
+        <w:t>és</w:t>
+      </w:r>
+      <w:proofErr w:type="spellEnd"/>
+      <w:r>
+        <w:rPr>
+          <w:lang w:val="en-GB"/>
+        </w:rPr>
+        <w:t xml:space="preserve"> </w:t>
+      </w:r>
+      <w:proofErr w:type="spellStart"/>
+      <w:r>
+        <w:rPr>
+          <w:lang w:val="en-GB"/>
+        </w:rPr>
+        <w:t>befejező</w:t>
+      </w:r>
+      <w:proofErr w:type="spellEnd"/>
+      <w:r>
+        <w:rPr>
+          <w:lang w:val="en-GB"/>
+        </w:rPr>
+        <w:t xml:space="preserve"> </w:t>
+      </w:r>
+      <w:proofErr w:type="spellStart"/>
+      <w:r>
+        <w:rPr>
+          <w:lang w:val="en-GB"/>
+        </w:rPr>
+        <w:t>gyártási</w:t>
+      </w:r>
+      <w:proofErr w:type="spellEnd"/>
+      <w:r>
+        <w:rPr>
+          <w:lang w:val="en-GB"/>
+        </w:rPr>
+        <w:t xml:space="preserve"> </w:t>
+      </w:r>
+      <w:proofErr w:type="spellStart"/>
+      <w:r>
+        <w:rPr>
+          <w:lang w:val="en-GB"/>
+        </w:rPr>
+        <w:t>év</w:t>
+      </w:r>
+      <w:proofErr w:type="spellEnd"/>
+      <w:r>
+        <w:rPr>
+          <w:lang w:val="en-GB"/>
+        </w:rPr>
+        <w:t xml:space="preserve"> </w:t>
+      </w:r>
+      <w:proofErr w:type="spellStart"/>
+      <w:r>
+        <w:rPr>
+          <w:lang w:val="en-GB"/>
+        </w:rPr>
+        <w:t>számtani</w:t>
+      </w:r>
+      <w:proofErr w:type="spellEnd"/>
+      <w:r>
+        <w:rPr>
+          <w:lang w:val="en-GB"/>
+        </w:rPr>
+        <w:t xml:space="preserve"> </w:t>
+      </w:r>
+      <w:proofErr w:type="spellStart"/>
+      <w:r>
+        <w:rPr>
+          <w:lang w:val="en-GB"/>
+        </w:rPr>
+        <w:t>átlagá</w:t>
+      </w:r>
+      <w:r>
+        <w:rPr>
+          <w:lang w:val="en-GB"/>
+        </w:rPr>
+        <w:t>t</w:t>
+      </w:r>
+      <w:proofErr w:type="spellEnd"/>
+      <w:r>
+        <w:rPr>
+          <w:lang w:val="en-GB"/>
+        </w:rPr>
+        <w:t xml:space="preserve"> </w:t>
+      </w:r>
+      <w:proofErr w:type="spellStart"/>
+      <w:r>
+        <w:rPr>
+          <w:lang w:val="en-GB"/>
+        </w:rPr>
+        <w:t>vonja</w:t>
+      </w:r>
+      <w:proofErr w:type="spellEnd"/>
+      <w:r>
+        <w:rPr>
+          <w:lang w:val="en-GB"/>
+        </w:rPr>
+        <w:t xml:space="preserve"> ki </w:t>
+      </w:r>
+      <w:proofErr w:type="spellStart"/>
+      <w:r>
+        <w:rPr>
+          <w:lang w:val="en-GB"/>
+        </w:rPr>
+        <w:t>az</w:t>
+      </w:r>
+      <w:proofErr w:type="spellEnd"/>
+      <w:r>
+        <w:rPr>
+          <w:lang w:val="en-GB"/>
+        </w:rPr>
+        <w:t xml:space="preserve"> </w:t>
+      </w:r>
+      <w:proofErr w:type="spellStart"/>
+      <w:r>
+        <w:rPr>
+          <w:lang w:val="en-GB"/>
+        </w:rPr>
+        <w:t>idei</w:t>
+      </w:r>
+      <w:proofErr w:type="spellEnd"/>
+      <w:r>
+        <w:rPr>
+          <w:lang w:val="en-GB"/>
+        </w:rPr>
+        <w:t xml:space="preserve"> </w:t>
+      </w:r>
+      <w:proofErr w:type="spellStart"/>
+      <w:r>
+        <w:rPr>
+          <w:lang w:val="en-GB"/>
+        </w:rPr>
+        <w:t>évből</w:t>
+      </w:r>
+      <w:proofErr w:type="spellEnd"/>
+      <w:r>
+        <w:rPr>
+          <w:lang w:val="en-GB"/>
+        </w:rPr>
+        <w:t xml:space="preserve">. Abban </w:t>
+      </w:r>
+      <w:proofErr w:type="spellStart"/>
+      <w:r>
+        <w:rPr>
+          <w:lang w:val="en-GB"/>
+        </w:rPr>
+        <w:t>az</w:t>
+      </w:r>
+      <w:proofErr w:type="spellEnd"/>
+      <w:r>
+        <w:rPr>
+          <w:lang w:val="en-GB"/>
+        </w:rPr>
+        <w:t xml:space="preserve"> </w:t>
+      </w:r>
+      <w:proofErr w:type="spellStart"/>
+      <w:r>
+        <w:rPr>
+          <w:lang w:val="en-GB"/>
+        </w:rPr>
+        <w:t>esetben</w:t>
+      </w:r>
+      <w:proofErr w:type="spellEnd"/>
+      <w:r>
+        <w:rPr>
+          <w:lang w:val="en-GB"/>
+        </w:rPr>
+        <w:t xml:space="preserve">, ha a </w:t>
+      </w:r>
+      <w:proofErr w:type="spellStart"/>
+      <w:r>
+        <w:rPr>
+          <w:lang w:val="en-GB"/>
+        </w:rPr>
+        <w:t>befejező</w:t>
+      </w:r>
+      <w:proofErr w:type="spellEnd"/>
+      <w:r>
+        <w:rPr>
+          <w:lang w:val="en-GB"/>
+        </w:rPr>
+        <w:t xml:space="preserve"> </w:t>
+      </w:r>
+      <w:proofErr w:type="spellStart"/>
+      <w:r>
+        <w:rPr>
+          <w:lang w:val="en-GB"/>
+        </w:rPr>
+        <w:t>év</w:t>
+      </w:r>
+      <w:proofErr w:type="spellEnd"/>
+      <w:r>
+        <w:rPr>
+          <w:lang w:val="en-GB"/>
+        </w:rPr>
+        <w:t xml:space="preserve"> </w:t>
+      </w:r>
+      <w:proofErr w:type="spellStart"/>
+      <w:r>
+        <w:rPr>
+          <w:lang w:val="en-GB"/>
+        </w:rPr>
+        <w:t>nem</w:t>
+      </w:r>
+      <w:proofErr w:type="spellEnd"/>
+      <w:r>
+        <w:rPr>
+          <w:lang w:val="en-GB"/>
+        </w:rPr>
+        <w:t xml:space="preserve"> </w:t>
+      </w:r>
+      <w:proofErr w:type="spellStart"/>
+      <w:r>
+        <w:rPr>
+          <w:lang w:val="en-GB"/>
+        </w:rPr>
+        <w:t>definiált</w:t>
+      </w:r>
+      <w:proofErr w:type="spellEnd"/>
+      <w:r>
+        <w:rPr>
+          <w:lang w:val="en-GB"/>
+        </w:rPr>
+        <w:t xml:space="preserve">, a </w:t>
+      </w:r>
+      <w:proofErr w:type="spellStart"/>
+      <w:r>
+        <w:rPr>
+          <w:lang w:val="en-GB"/>
+        </w:rPr>
+        <w:t>mostani</w:t>
+      </w:r>
+      <w:proofErr w:type="spellEnd"/>
+      <w:r>
+        <w:rPr>
+          <w:lang w:val="en-GB"/>
+        </w:rPr>
+        <w:t xml:space="preserve"> </w:t>
+      </w:r>
+      <w:proofErr w:type="spellStart"/>
+      <w:r>
+        <w:rPr>
+          <w:lang w:val="en-GB"/>
+        </w:rPr>
+        <w:t>évet</w:t>
+      </w:r>
+      <w:proofErr w:type="spellEnd"/>
+      <w:r>
+        <w:rPr>
+          <w:lang w:val="en-GB"/>
+        </w:rPr>
+        <w:t xml:space="preserve"> </w:t>
+      </w:r>
+      <w:proofErr w:type="spellStart"/>
+      <w:r>
+        <w:rPr>
+          <w:lang w:val="en-GB"/>
+        </w:rPr>
+        <w:t>használja</w:t>
+      </w:r>
+      <w:proofErr w:type="spellEnd"/>
+      <w:r>
+        <w:rPr>
+          <w:lang w:val="en-GB"/>
+        </w:rPr>
+        <w:t xml:space="preserve"> </w:t>
+      </w:r>
+      <w:proofErr w:type="spellStart"/>
+      <w:r>
+        <w:rPr>
+          <w:lang w:val="en-GB"/>
+        </w:rPr>
+        <w:t>az</w:t>
+      </w:r>
+      <w:proofErr w:type="spellEnd"/>
+      <w:r>
+        <w:rPr>
+          <w:lang w:val="en-GB"/>
+        </w:rPr>
+        <w:t xml:space="preserve"> </w:t>
+      </w:r>
+      <w:proofErr w:type="spellStart"/>
+      <w:r>
+        <w:rPr>
+          <w:lang w:val="en-GB"/>
+        </w:rPr>
+        <w:t>alkalmazás</w:t>
+      </w:r>
+      <w:proofErr w:type="spellEnd"/>
+      <w:r>
+        <w:rPr>
+          <w:lang w:val="en-GB"/>
+        </w:rPr>
+        <w:t xml:space="preserve"> </w:t>
+      </w:r>
+      <w:proofErr w:type="spellStart"/>
+      <w:r>
+        <w:rPr>
+          <w:lang w:val="en-GB"/>
+        </w:rPr>
+        <w:t>az</w:t>
+      </w:r>
+      <w:proofErr w:type="spellEnd"/>
+      <w:r>
+        <w:rPr>
+          <w:lang w:val="en-GB"/>
+        </w:rPr>
+        <w:t xml:space="preserve"> </w:t>
+      </w:r>
+      <w:proofErr w:type="spellStart"/>
+      <w:r>
+        <w:rPr>
+          <w:lang w:val="en-GB"/>
+        </w:rPr>
+        <w:t>átlag</w:t>
+      </w:r>
+      <w:proofErr w:type="spellEnd"/>
+      <w:r>
+        <w:rPr>
+          <w:lang w:val="en-GB"/>
+        </w:rPr>
+        <w:t xml:space="preserve"> </w:t>
+      </w:r>
+      <w:proofErr w:type="spellStart"/>
+      <w:r>
+        <w:rPr>
+          <w:lang w:val="en-GB"/>
+        </w:rPr>
+        <w:t>meghatározására</w:t>
+      </w:r>
+      <w:proofErr w:type="spellEnd"/>
+      <w:r>
+        <w:rPr>
+          <w:lang w:val="en-GB"/>
+        </w:rPr>
+        <w:t>.</w:t>
+      </w:r>
+    </w:p>
+    <w:p>
+      <w:pPr>
+        <w:pStyle w:val="Heading2"/>
         <w:rPr>
           <w:lang w:val="en-GB"/>
         </w:rPr>
@@ -5790,6 +6922,8 @@
     <w:p>
       <w:pPr>
         <w:rPr>
+          <w:sz w:val="36"/>
+          <w:szCs w:val="36"/>
           <w:lang w:val="en-GB"/>
         </w:rPr>
       </w:pPr>
@@ -5923,15 +7057,53 @@
     </w:p>
     <w:p>
       <w:pPr>
-        <w:rPr>
-          <w:lang w:val="en-GB"/>
-        </w:rPr>
-      </w:pPr>
-      <w:proofErr w:type="spellStart"/>
-      <w:r>
-        <w:rPr>
-          <w:lang w:val="en-GB"/>
-        </w:rPr>
+        <w:pStyle w:val="kpalrs"/>
+      </w:pPr>
+      <w:r>
+        <w:t xml:space="preserve">3.2 </w:t>
+      </w:r>
+      <w:proofErr w:type="spellStart"/>
+      <w:r>
+        <w:t>Képlet</w:t>
+      </w:r>
+      <w:proofErr w:type="spellEnd"/>
+      <w:r>
+        <w:t xml:space="preserve">, t </w:t>
+      </w:r>
+      <w:proofErr w:type="spellStart"/>
+      <w:r>
+        <w:t>éves</w:t>
+      </w:r>
+      <w:proofErr w:type="spellEnd"/>
+      <w:r>
+        <w:t xml:space="preserve"> </w:t>
+      </w:r>
+      <w:proofErr w:type="spellStart"/>
+      <w:r>
+        <w:t>gépjármű</w:t>
+      </w:r>
+      <w:proofErr w:type="spellEnd"/>
+      <w:r>
+        <w:t xml:space="preserve"> </w:t>
+      </w:r>
+      <w:proofErr w:type="spellStart"/>
+      <w:r>
+        <w:t>jelenértéke</w:t>
+      </w:r>
+      <w:proofErr w:type="spellEnd"/>
+    </w:p>
+    <w:p>
+      <w:pPr>
+        <w:rPr>
+          <w:lang w:val="en-GB"/>
+        </w:rPr>
+      </w:pPr>
+      <w:proofErr w:type="spellStart"/>
+      <w:r>
+        <w:rPr>
+          <w:lang w:val="en-GB"/>
+        </w:rPr>
+        <w:lastRenderedPageBreak/>
         <w:t>Ahol</w:t>
       </w:r>
       <w:proofErr w:type="spellEnd"/>
@@ -6479,7 +7651,6 @@
         <w:rPr>
           <w:lang w:val="en-GB"/>
         </w:rPr>
-        <w:lastRenderedPageBreak/>
         <w:t>Európai</w:t>
       </w:r>
       <w:proofErr w:type="spellEnd"/>
@@ -6959,7 +8130,36 @@
     </w:p>
     <w:p>
       <w:pPr>
-        <w:pStyle w:val="Cmsor2"/>
+        <w:pStyle w:val="kpalrs"/>
+      </w:pPr>
+      <w:r>
+        <w:t xml:space="preserve">3.3 </w:t>
+      </w:r>
+      <w:proofErr w:type="spellStart"/>
+      <w:r>
+        <w:t>Ábra</w:t>
+      </w:r>
+      <w:proofErr w:type="spellEnd"/>
+      <w:r>
+        <w:t xml:space="preserve">, </w:t>
+      </w:r>
+      <w:proofErr w:type="spellStart"/>
+      <w:r>
+        <w:t>kilométerenkénti</w:t>
+      </w:r>
+      <w:proofErr w:type="spellEnd"/>
+      <w:r>
+        <w:t xml:space="preserve"> </w:t>
+      </w:r>
+      <w:proofErr w:type="spellStart"/>
+      <w:r>
+        <w:t>értékcsökkenés</w:t>
+      </w:r>
+      <w:proofErr w:type="spellEnd"/>
+    </w:p>
+    <w:p>
+      <w:pPr>
+        <w:pStyle w:val="Heading2"/>
         <w:rPr>
           <w:lang w:val="en-GB"/>
         </w:rPr>
@@ -7760,7 +8960,52 @@
     </w:p>
     <w:p>
       <w:pPr>
-        <w:pStyle w:val="Listaszerbekezds"/>
+        <w:pStyle w:val="kpalrs"/>
+      </w:pPr>
+      <w:r>
+        <w:t xml:space="preserve">3.4 </w:t>
+      </w:r>
+      <w:proofErr w:type="spellStart"/>
+      <w:r>
+        <w:t>Ábra</w:t>
+      </w:r>
+      <w:proofErr w:type="spellEnd"/>
+      <w:r>
+        <w:t xml:space="preserve">, </w:t>
+      </w:r>
+      <w:proofErr w:type="spellStart"/>
+      <w:r>
+        <w:t>egy</w:t>
+      </w:r>
+      <w:proofErr w:type="spellEnd"/>
+      <w:r>
+        <w:t xml:space="preserve"> </w:t>
+      </w:r>
+      <w:proofErr w:type="spellStart"/>
+      <w:r>
+        <w:t>főre</w:t>
+      </w:r>
+      <w:proofErr w:type="spellEnd"/>
+      <w:r>
+        <w:t xml:space="preserve"> </w:t>
+      </w:r>
+      <w:proofErr w:type="spellStart"/>
+      <w:r>
+        <w:t>jutó</w:t>
+      </w:r>
+      <w:proofErr w:type="spellEnd"/>
+      <w:r>
+        <w:t xml:space="preserve"> </w:t>
+      </w:r>
+      <w:proofErr w:type="spellStart"/>
+      <w:r>
+        <w:t>útiköltség</w:t>
+      </w:r>
+      <w:proofErr w:type="spellEnd"/>
+    </w:p>
+    <w:p>
+      <w:pPr>
+        <w:pStyle w:val="ListParagraph"/>
         <w:numPr>
           <w:ilvl w:val="0"/>
           <w:numId w:val="4"/>
@@ -7862,7 +9107,7 @@
     </w:p>
     <w:p>
       <w:pPr>
-        <w:pStyle w:val="Listaszerbekezds"/>
+        <w:pStyle w:val="ListParagraph"/>
         <w:numPr>
           <w:ilvl w:val="0"/>
           <w:numId w:val="4"/>
@@ -7910,7 +9155,7 @@
     </w:p>
     <w:p>
       <w:pPr>
-        <w:pStyle w:val="Listaszerbekezds"/>
+        <w:pStyle w:val="ListParagraph"/>
         <w:numPr>
           <w:ilvl w:val="0"/>
           <w:numId w:val="4"/>
@@ -7972,7 +9217,7 @@
     </w:p>
     <w:p>
       <w:pPr>
-        <w:pStyle w:val="Listaszerbekezds"/>
+        <w:pStyle w:val="ListParagraph"/>
         <w:numPr>
           <w:ilvl w:val="0"/>
           <w:numId w:val="4"/>
@@ -8040,7 +9285,7 @@
     </w:p>
     <w:p>
       <w:pPr>
-        <w:pStyle w:val="Listaszerbekezds"/>
+        <w:pStyle w:val="ListParagraph"/>
         <w:numPr>
           <w:ilvl w:val="0"/>
           <w:numId w:val="4"/>
@@ -8088,7 +9333,7 @@
     </w:p>
     <w:p>
       <w:pPr>
-        <w:pStyle w:val="Listaszerbekezds"/>
+        <w:pStyle w:val="ListParagraph"/>
         <w:numPr>
           <w:ilvl w:val="0"/>
           <w:numId w:val="4"/>
@@ -8136,7 +9381,7 @@
     </w:p>
     <w:p>
       <w:pPr>
-        <w:pStyle w:val="Cmsor1"/>
+        <w:pStyle w:val="Heading1"/>
         <w:rPr>
           <w:lang w:val="en-GB"/>
         </w:rPr>
@@ -8153,7 +9398,7 @@
     </w:p>
     <w:tbl>
       <w:tblPr>
-        <w:tblStyle w:val="Tblzatrcsos6tarka"/>
+        <w:tblStyle w:val="GridTable6Colorful"/>
         <w:tblW w:w="9054" w:type="dxa"/>
         <w:tblLook w:val="04A0" w:firstRow="1" w:lastRow="0" w:firstColumn="1" w:lastColumn="0" w:noHBand="0" w:noVBand="1"/>
       </w:tblPr>
@@ -8178,7 +9423,7 @@
           </w:tcPr>
           <w:p>
             <w:pPr>
-              <w:pStyle w:val="Nincstrkz"/>
+              <w:pStyle w:val="NoSpacing"/>
               <w:ind w:firstLine="0"/>
               <w:jc w:val="center"/>
               <w:rPr>
@@ -8216,7 +9461,7 @@
           </w:tcPr>
           <w:p>
             <w:pPr>
-              <w:pStyle w:val="Nincstrkz"/>
+              <w:pStyle w:val="NoSpacing"/>
               <w:ind w:firstLine="0"/>
               <w:jc w:val="center"/>
               <w:cnfStyle w:val="100000000000" w:firstRow="1" w:lastRow="0" w:firstColumn="0" w:lastColumn="0" w:oddVBand="0" w:evenVBand="0" w:oddHBand="0" w:evenHBand="0" w:firstRowFirstColumn="0" w:firstRowLastColumn="0" w:lastRowFirstColumn="0" w:lastRowLastColumn="0"/>
@@ -8239,7 +9484,7 @@
           </w:tcPr>
           <w:p>
             <w:pPr>
-              <w:pStyle w:val="Nincstrkz"/>
+              <w:pStyle w:val="NoSpacing"/>
               <w:ind w:firstLine="0"/>
               <w:jc w:val="center"/>
               <w:cnfStyle w:val="100000000000" w:firstRow="1" w:lastRow="0" w:firstColumn="0" w:lastColumn="0" w:oddVBand="0" w:evenVBand="0" w:oddHBand="0" w:evenHBand="0" w:firstRowFirstColumn="0" w:firstRowLastColumn="0" w:lastRowFirstColumn="0" w:lastRowLastColumn="0"/>
@@ -8264,7 +9509,7 @@
           </w:tcPr>
           <w:p>
             <w:pPr>
-              <w:pStyle w:val="Nincstrkz"/>
+              <w:pStyle w:val="NoSpacing"/>
               <w:ind w:firstLine="0"/>
               <w:jc w:val="center"/>
               <w:cnfStyle w:val="100000000000" w:firstRow="1" w:lastRow="0" w:firstColumn="0" w:lastColumn="0" w:oddVBand="0" w:evenVBand="0" w:oddHBand="0" w:evenHBand="0" w:firstRowFirstColumn="0" w:firstRowLastColumn="0" w:lastRowFirstColumn="0" w:lastRowLastColumn="0"/>
@@ -8309,7 +9554,7 @@
           </w:tcPr>
           <w:p>
             <w:pPr>
-              <w:pStyle w:val="Nincstrkz"/>
+              <w:pStyle w:val="NoSpacing"/>
               <w:ind w:firstLine="0"/>
               <w:jc w:val="center"/>
               <w:cnfStyle w:val="100000000000" w:firstRow="1" w:lastRow="0" w:firstColumn="0" w:lastColumn="0" w:oddVBand="0" w:evenVBand="0" w:oddHBand="0" w:evenHBand="0" w:firstRowFirstColumn="0" w:firstRowLastColumn="0" w:lastRowFirstColumn="0" w:lastRowLastColumn="0"/>
@@ -8340,7 +9585,7 @@
           </w:tcPr>
           <w:p>
             <w:pPr>
-              <w:pStyle w:val="Nincstrkz"/>
+              <w:pStyle w:val="NoSpacing"/>
               <w:ind w:firstLine="0"/>
               <w:jc w:val="center"/>
               <w:cnfStyle w:val="100000000000" w:firstRow="1" w:lastRow="0" w:firstColumn="0" w:lastColumn="0" w:oddVBand="0" w:evenVBand="0" w:oddHBand="0" w:evenHBand="0" w:firstRowFirstColumn="0" w:firstRowLastColumn="0" w:lastRowFirstColumn="0" w:lastRowLastColumn="0"/>
@@ -8378,7 +9623,7 @@
           </w:tcPr>
           <w:p>
             <w:pPr>
-              <w:pStyle w:val="Nincstrkz"/>
+              <w:pStyle w:val="NoSpacing"/>
               <w:ind w:firstLine="0"/>
               <w:jc w:val="left"/>
               <w:rPr>
@@ -8400,7 +9645,7 @@
           </w:tcPr>
           <w:p>
             <w:pPr>
-              <w:pStyle w:val="Nincstrkz"/>
+              <w:pStyle w:val="NoSpacing"/>
               <w:ind w:firstLine="0"/>
               <w:jc w:val="left"/>
               <w:cnfStyle w:val="000000100000" w:firstRow="0" w:lastRow="0" w:firstColumn="0" w:lastColumn="0" w:oddVBand="0" w:evenVBand="0" w:oddHBand="1" w:evenHBand="0" w:firstRowFirstColumn="0" w:firstRowLastColumn="0" w:lastRowFirstColumn="0" w:lastRowLastColumn="0"/>
@@ -8425,7 +9670,7 @@
           </w:tcPr>
           <w:p>
             <w:pPr>
-              <w:pStyle w:val="Nincstrkz"/>
+              <w:pStyle w:val="NoSpacing"/>
               <w:ind w:firstLine="0"/>
               <w:jc w:val="left"/>
               <w:cnfStyle w:val="000000100000" w:firstRow="0" w:lastRow="0" w:firstColumn="0" w:lastColumn="0" w:oddVBand="0" w:evenVBand="0" w:oddHBand="1" w:evenHBand="0" w:firstRowFirstColumn="0" w:firstRowLastColumn="0" w:lastRowFirstColumn="0" w:lastRowLastColumn="0"/>
@@ -8448,7 +9693,7 @@
           </w:tcPr>
           <w:p>
             <w:pPr>
-              <w:pStyle w:val="Nincstrkz"/>
+              <w:pStyle w:val="NoSpacing"/>
               <w:ind w:firstLine="0"/>
               <w:jc w:val="left"/>
               <w:cnfStyle w:val="000000100000" w:firstRow="0" w:lastRow="0" w:firstColumn="0" w:lastColumn="0" w:oddVBand="0" w:evenVBand="0" w:oddHBand="1" w:evenHBand="0" w:firstRowFirstColumn="0" w:firstRowLastColumn="0" w:lastRowFirstColumn="0" w:lastRowLastColumn="0"/>
@@ -8471,7 +9716,7 @@
           </w:tcPr>
           <w:p>
             <w:pPr>
-              <w:pStyle w:val="Nincstrkz"/>
+              <w:pStyle w:val="NoSpacing"/>
               <w:ind w:firstLine="0"/>
               <w:jc w:val="left"/>
               <w:cnfStyle w:val="000000100000" w:firstRow="0" w:lastRow="0" w:firstColumn="0" w:lastColumn="0" w:oddVBand="0" w:evenVBand="0" w:oddHBand="1" w:evenHBand="0" w:firstRowFirstColumn="0" w:firstRowLastColumn="0" w:lastRowFirstColumn="0" w:lastRowLastColumn="0"/>
@@ -8518,7 +9763,7 @@
           </w:tcPr>
           <w:p>
             <w:pPr>
-              <w:pStyle w:val="Nincstrkz"/>
+              <w:pStyle w:val="NoSpacing"/>
               <w:ind w:firstLine="0"/>
               <w:jc w:val="left"/>
               <w:cnfStyle w:val="000000100000" w:firstRow="0" w:lastRow="0" w:firstColumn="0" w:lastColumn="0" w:oddVBand="0" w:evenVBand="0" w:oddHBand="1" w:evenHBand="0" w:firstRowFirstColumn="0" w:firstRowLastColumn="0" w:lastRowFirstColumn="0" w:lastRowLastColumn="0"/>
@@ -8547,7 +9792,7 @@
           </w:tcPr>
           <w:p>
             <w:pPr>
-              <w:pStyle w:val="Nincstrkz"/>
+              <w:pStyle w:val="NoSpacing"/>
               <w:ind w:firstLine="0"/>
               <w:jc w:val="left"/>
               <w:rPr>
@@ -8569,7 +9814,7 @@
           </w:tcPr>
           <w:p>
             <w:pPr>
-              <w:pStyle w:val="Nincstrkz"/>
+              <w:pStyle w:val="NoSpacing"/>
               <w:ind w:firstLine="0"/>
               <w:jc w:val="left"/>
               <w:cnfStyle w:val="000000000000" w:firstRow="0" w:lastRow="0" w:firstColumn="0" w:lastColumn="0" w:oddVBand="0" w:evenVBand="0" w:oddHBand="0" w:evenHBand="0" w:firstRowFirstColumn="0" w:firstRowLastColumn="0" w:lastRowFirstColumn="0" w:lastRowLastColumn="0"/>
@@ -8592,7 +9837,7 @@
           </w:tcPr>
           <w:p>
             <w:pPr>
-              <w:pStyle w:val="Nincstrkz"/>
+              <w:pStyle w:val="NoSpacing"/>
               <w:ind w:firstLine="0"/>
               <w:jc w:val="left"/>
               <w:cnfStyle w:val="000000000000" w:firstRow="0" w:lastRow="0" w:firstColumn="0" w:lastColumn="0" w:oddVBand="0" w:evenVBand="0" w:oddHBand="0" w:evenHBand="0" w:firstRowFirstColumn="0" w:firstRowLastColumn="0" w:lastRowFirstColumn="0" w:lastRowLastColumn="0"/>
@@ -8615,7 +9860,7 @@
           </w:tcPr>
           <w:p>
             <w:pPr>
-              <w:pStyle w:val="Nincstrkz"/>
+              <w:pStyle w:val="NoSpacing"/>
               <w:ind w:firstLine="0"/>
               <w:jc w:val="left"/>
               <w:cnfStyle w:val="000000000000" w:firstRow="0" w:lastRow="0" w:firstColumn="0" w:lastColumn="0" w:oddVBand="0" w:evenVBand="0" w:oddHBand="0" w:evenHBand="0" w:firstRowFirstColumn="0" w:firstRowLastColumn="0" w:lastRowFirstColumn="0" w:lastRowLastColumn="0"/>
@@ -8638,7 +9883,7 @@
           </w:tcPr>
           <w:p>
             <w:pPr>
-              <w:pStyle w:val="Nincstrkz"/>
+              <w:pStyle w:val="NoSpacing"/>
               <w:ind w:firstLine="0"/>
               <w:jc w:val="left"/>
               <w:cnfStyle w:val="000000000000" w:firstRow="0" w:lastRow="0" w:firstColumn="0" w:lastColumn="0" w:oddVBand="0" w:evenVBand="0" w:oddHBand="0" w:evenHBand="0" w:firstRowFirstColumn="0" w:firstRowLastColumn="0" w:lastRowFirstColumn="0" w:lastRowLastColumn="0"/>
@@ -8685,7 +9930,7 @@
           </w:tcPr>
           <w:p>
             <w:pPr>
-              <w:pStyle w:val="Nincstrkz"/>
+              <w:pStyle w:val="NoSpacing"/>
               <w:ind w:firstLine="0"/>
               <w:jc w:val="left"/>
               <w:cnfStyle w:val="000000000000" w:firstRow="0" w:lastRow="0" w:firstColumn="0" w:lastColumn="0" w:oddVBand="0" w:evenVBand="0" w:oddHBand="0" w:evenHBand="0" w:firstRowFirstColumn="0" w:firstRowLastColumn="0" w:lastRowFirstColumn="0" w:lastRowLastColumn="0"/>
@@ -8715,7 +9960,7 @@
           </w:tcPr>
           <w:p>
             <w:pPr>
-              <w:pStyle w:val="Nincstrkz"/>
+              <w:pStyle w:val="NoSpacing"/>
               <w:ind w:firstLine="0"/>
               <w:jc w:val="left"/>
               <w:rPr>
@@ -8737,7 +9982,7 @@
           </w:tcPr>
           <w:p>
             <w:pPr>
-              <w:pStyle w:val="Nincstrkz"/>
+              <w:pStyle w:val="NoSpacing"/>
               <w:ind w:firstLine="0"/>
               <w:jc w:val="left"/>
               <w:cnfStyle w:val="000000100000" w:firstRow="0" w:lastRow="0" w:firstColumn="0" w:lastColumn="0" w:oddVBand="0" w:evenVBand="0" w:oddHBand="1" w:evenHBand="0" w:firstRowFirstColumn="0" w:firstRowLastColumn="0" w:lastRowFirstColumn="0" w:lastRowLastColumn="0"/>
@@ -8760,7 +10005,7 @@
           </w:tcPr>
           <w:p>
             <w:pPr>
-              <w:pStyle w:val="Nincstrkz"/>
+              <w:pStyle w:val="NoSpacing"/>
               <w:ind w:firstLine="0"/>
               <w:jc w:val="left"/>
               <w:cnfStyle w:val="000000100000" w:firstRow="0" w:lastRow="0" w:firstColumn="0" w:lastColumn="0" w:oddVBand="0" w:evenVBand="0" w:oddHBand="1" w:evenHBand="0" w:firstRowFirstColumn="0" w:firstRowLastColumn="0" w:lastRowFirstColumn="0" w:lastRowLastColumn="0"/>
@@ -8783,7 +10028,7 @@
           </w:tcPr>
           <w:p>
             <w:pPr>
-              <w:pStyle w:val="Nincstrkz"/>
+              <w:pStyle w:val="NoSpacing"/>
               <w:ind w:firstLine="0"/>
               <w:jc w:val="left"/>
               <w:cnfStyle w:val="000000100000" w:firstRow="0" w:lastRow="0" w:firstColumn="0" w:lastColumn="0" w:oddVBand="0" w:evenVBand="0" w:oddHBand="1" w:evenHBand="0" w:firstRowFirstColumn="0" w:firstRowLastColumn="0" w:lastRowFirstColumn="0" w:lastRowLastColumn="0"/>
@@ -8806,7 +10051,7 @@
           </w:tcPr>
           <w:p>
             <w:pPr>
-              <w:pStyle w:val="Nincstrkz"/>
+              <w:pStyle w:val="NoSpacing"/>
               <w:ind w:firstLine="0"/>
               <w:jc w:val="left"/>
               <w:cnfStyle w:val="000000100000" w:firstRow="0" w:lastRow="0" w:firstColumn="0" w:lastColumn="0" w:oddVBand="0" w:evenVBand="0" w:oddHBand="1" w:evenHBand="0" w:firstRowFirstColumn="0" w:firstRowLastColumn="0" w:lastRowFirstColumn="0" w:lastRowLastColumn="0"/>
@@ -8853,7 +10098,7 @@
           </w:tcPr>
           <w:p>
             <w:pPr>
-              <w:pStyle w:val="Nincstrkz"/>
+              <w:pStyle w:val="NoSpacing"/>
               <w:ind w:firstLine="0"/>
               <w:jc w:val="left"/>
               <w:cnfStyle w:val="000000100000" w:firstRow="0" w:lastRow="0" w:firstColumn="0" w:lastColumn="0" w:oddVBand="0" w:evenVBand="0" w:oddHBand="1" w:evenHBand="0" w:firstRowFirstColumn="0" w:firstRowLastColumn="0" w:lastRowFirstColumn="0" w:lastRowLastColumn="0"/>
@@ -8882,7 +10127,7 @@
           </w:tcPr>
           <w:p>
             <w:pPr>
-              <w:pStyle w:val="Nincstrkz"/>
+              <w:pStyle w:val="NoSpacing"/>
               <w:ind w:firstLine="0"/>
               <w:jc w:val="left"/>
               <w:rPr>
@@ -8904,7 +10149,7 @@
           </w:tcPr>
           <w:p>
             <w:pPr>
-              <w:pStyle w:val="Nincstrkz"/>
+              <w:pStyle w:val="NoSpacing"/>
               <w:ind w:firstLine="0"/>
               <w:jc w:val="left"/>
               <w:cnfStyle w:val="000000000000" w:firstRow="0" w:lastRow="0" w:firstColumn="0" w:lastColumn="0" w:oddVBand="0" w:evenVBand="0" w:oddHBand="0" w:evenHBand="0" w:firstRowFirstColumn="0" w:firstRowLastColumn="0" w:lastRowFirstColumn="0" w:lastRowLastColumn="0"/>
@@ -8927,7 +10172,7 @@
           </w:tcPr>
           <w:p>
             <w:pPr>
-              <w:pStyle w:val="Nincstrkz"/>
+              <w:pStyle w:val="NoSpacing"/>
               <w:ind w:firstLine="0"/>
               <w:jc w:val="left"/>
               <w:cnfStyle w:val="000000000000" w:firstRow="0" w:lastRow="0" w:firstColumn="0" w:lastColumn="0" w:oddVBand="0" w:evenVBand="0" w:oddHBand="0" w:evenHBand="0" w:firstRowFirstColumn="0" w:firstRowLastColumn="0" w:lastRowFirstColumn="0" w:lastRowLastColumn="0"/>
@@ -8950,7 +10195,7 @@
           </w:tcPr>
           <w:p>
             <w:pPr>
-              <w:pStyle w:val="Nincstrkz"/>
+              <w:pStyle w:val="NoSpacing"/>
               <w:ind w:firstLine="0"/>
               <w:jc w:val="left"/>
               <w:cnfStyle w:val="000000000000" w:firstRow="0" w:lastRow="0" w:firstColumn="0" w:lastColumn="0" w:oddVBand="0" w:evenVBand="0" w:oddHBand="0" w:evenHBand="0" w:firstRowFirstColumn="0" w:firstRowLastColumn="0" w:lastRowFirstColumn="0" w:lastRowLastColumn="0"/>
@@ -8973,7 +10218,7 @@
           </w:tcPr>
           <w:p>
             <w:pPr>
-              <w:pStyle w:val="Nincstrkz"/>
+              <w:pStyle w:val="NoSpacing"/>
               <w:ind w:firstLine="0"/>
               <w:jc w:val="left"/>
               <w:cnfStyle w:val="000000000000" w:firstRow="0" w:lastRow="0" w:firstColumn="0" w:lastColumn="0" w:oddVBand="0" w:evenVBand="0" w:oddHBand="0" w:evenHBand="0" w:firstRowFirstColumn="0" w:firstRowLastColumn="0" w:lastRowFirstColumn="0" w:lastRowLastColumn="0"/>
@@ -9020,7 +10265,7 @@
           </w:tcPr>
           <w:p>
             <w:pPr>
-              <w:pStyle w:val="Nincstrkz"/>
+              <w:pStyle w:val="NoSpacing"/>
               <w:ind w:firstLine="0"/>
               <w:jc w:val="left"/>
               <w:cnfStyle w:val="000000000000" w:firstRow="0" w:lastRow="0" w:firstColumn="0" w:lastColumn="0" w:oddVBand="0" w:evenVBand="0" w:oddHBand="0" w:evenHBand="0" w:firstRowFirstColumn="0" w:firstRowLastColumn="0" w:lastRowFirstColumn="0" w:lastRowLastColumn="0"/>
@@ -9050,7 +10295,7 @@
           </w:tcPr>
           <w:p>
             <w:pPr>
-              <w:pStyle w:val="Nincstrkz"/>
+              <w:pStyle w:val="NoSpacing"/>
               <w:ind w:firstLine="0"/>
               <w:jc w:val="left"/>
               <w:rPr>
@@ -9072,7 +10317,7 @@
           </w:tcPr>
           <w:p>
             <w:pPr>
-              <w:pStyle w:val="Nincstrkz"/>
+              <w:pStyle w:val="NoSpacing"/>
               <w:ind w:firstLine="0"/>
               <w:jc w:val="left"/>
               <w:cnfStyle w:val="000000100000" w:firstRow="0" w:lastRow="0" w:firstColumn="0" w:lastColumn="0" w:oddVBand="0" w:evenVBand="0" w:oddHBand="1" w:evenHBand="0" w:firstRowFirstColumn="0" w:firstRowLastColumn="0" w:lastRowFirstColumn="0" w:lastRowLastColumn="0"/>
@@ -9095,7 +10340,7 @@
           </w:tcPr>
           <w:p>
             <w:pPr>
-              <w:pStyle w:val="Nincstrkz"/>
+              <w:pStyle w:val="NoSpacing"/>
               <w:ind w:firstLine="0"/>
               <w:jc w:val="left"/>
               <w:cnfStyle w:val="000000100000" w:firstRow="0" w:lastRow="0" w:firstColumn="0" w:lastColumn="0" w:oddVBand="0" w:evenVBand="0" w:oddHBand="1" w:evenHBand="0" w:firstRowFirstColumn="0" w:firstRowLastColumn="0" w:lastRowFirstColumn="0" w:lastRowLastColumn="0"/>
@@ -9118,7 +10363,7 @@
           </w:tcPr>
           <w:p>
             <w:pPr>
-              <w:pStyle w:val="Nincstrkz"/>
+              <w:pStyle w:val="NoSpacing"/>
               <w:ind w:firstLine="0"/>
               <w:jc w:val="left"/>
               <w:cnfStyle w:val="000000100000" w:firstRow="0" w:lastRow="0" w:firstColumn="0" w:lastColumn="0" w:oddVBand="0" w:evenVBand="0" w:oddHBand="1" w:evenHBand="0" w:firstRowFirstColumn="0" w:firstRowLastColumn="0" w:lastRowFirstColumn="0" w:lastRowLastColumn="0"/>
@@ -9141,7 +10386,7 @@
           </w:tcPr>
           <w:p>
             <w:pPr>
-              <w:pStyle w:val="Nincstrkz"/>
+              <w:pStyle w:val="NoSpacing"/>
               <w:ind w:firstLine="0"/>
               <w:jc w:val="left"/>
               <w:cnfStyle w:val="000000100000" w:firstRow="0" w:lastRow="0" w:firstColumn="0" w:lastColumn="0" w:oddVBand="0" w:evenVBand="0" w:oddHBand="1" w:evenHBand="0" w:firstRowFirstColumn="0" w:firstRowLastColumn="0" w:lastRowFirstColumn="0" w:lastRowLastColumn="0"/>
@@ -9188,7 +10433,7 @@
           </w:tcPr>
           <w:p>
             <w:pPr>
-              <w:pStyle w:val="Nincstrkz"/>
+              <w:pStyle w:val="NoSpacing"/>
               <w:ind w:firstLine="0"/>
               <w:jc w:val="left"/>
               <w:cnfStyle w:val="000000100000" w:firstRow="0" w:lastRow="0" w:firstColumn="0" w:lastColumn="0" w:oddVBand="0" w:evenVBand="0" w:oddHBand="1" w:evenHBand="0" w:firstRowFirstColumn="0" w:firstRowLastColumn="0" w:lastRowFirstColumn="0" w:lastRowLastColumn="0"/>
@@ -9215,7 +10460,7 @@
     </w:p>
     <w:p>
       <w:pPr>
-        <w:pStyle w:val="Cmsor1"/>
+        <w:pStyle w:val="Heading1"/>
         <w:rPr>
           <w:lang w:val="en-GB"/>
         </w:rPr>
@@ -9232,7 +10477,7 @@
     </w:p>
     <w:p>
       <w:pPr>
-        <w:pStyle w:val="Listaszerbekezds"/>
+        <w:pStyle w:val="ListParagraph"/>
         <w:numPr>
           <w:ilvl w:val="0"/>
           <w:numId w:val="3"/>
@@ -9241,10 +10486,10 @@
           <w:lang w:val="en-GB"/>
         </w:rPr>
       </w:pPr>
-      <w:hyperlink r:id="rId10" w:history="1">
+      <w:hyperlink r:id="rId11" w:history="1">
         <w:r>
           <w:rPr>
-            <w:rStyle w:val="Hiperhivatkozs"/>
+            <w:rStyle w:val="Hyperlink"/>
             <w:lang w:val="en-GB"/>
           </w:rPr>
           <w:t>https://www.sciencedirect.com/science/article/abs/pii/S1361920921002224?via%3Dihub</w:t>
@@ -9253,7 +10498,7 @@
     </w:p>
     <w:p>
       <w:pPr>
-        <w:pStyle w:val="Listaszerbekezds"/>
+        <w:pStyle w:val="ListParagraph"/>
         <w:numPr>
           <w:ilvl w:val="0"/>
           <w:numId w:val="3"/>
@@ -9262,10 +10507,10 @@
           <w:lang w:val="en-GB"/>
         </w:rPr>
       </w:pPr>
-      <w:hyperlink r:id="rId11" w:history="1">
+      <w:hyperlink r:id="rId12" w:history="1">
         <w:r>
           <w:rPr>
-            <w:rStyle w:val="Hiperhivatkozs"/>
+            <w:rStyle w:val="Hyperlink"/>
             <w:lang w:val="en-GB"/>
           </w:rPr>
           <w:t>https://www.pwc.com/hu/hu/kiadvanyok/assets/pdf/sharing_economy.pdf</w:t>
@@ -9274,7 +10519,7 @@
     </w:p>
     <w:p>
       <w:pPr>
-        <w:pStyle w:val="Listaszerbekezds"/>
+        <w:pStyle w:val="ListParagraph"/>
         <w:numPr>
           <w:ilvl w:val="0"/>
           <w:numId w:val="3"/>
@@ -9283,10 +10528,10 @@
           <w:lang w:val="en-GB"/>
         </w:rPr>
       </w:pPr>
-      <w:hyperlink r:id="rId12" w:history="1">
+      <w:hyperlink r:id="rId13" w:history="1">
         <w:r>
           <w:rPr>
-            <w:rStyle w:val="Hiperhivatkozs"/>
+            <w:rStyle w:val="Hyperlink"/>
             <w:lang w:val="en-GB"/>
           </w:rPr>
           <w:t>https://eur-lex.europa.eu/legal-content/EN/TXT/?uri=CELEX%3A52024DC0122</w:t>
@@ -9295,7 +10540,7 @@
     </w:p>
     <w:p>
       <w:pPr>
-        <w:pStyle w:val="Listaszerbekezds"/>
+        <w:pStyle w:val="ListParagraph"/>
         <w:numPr>
           <w:ilvl w:val="0"/>
           <w:numId w:val="3"/>
@@ -9304,10 +10549,10 @@
           <w:lang w:val="en-GB"/>
         </w:rPr>
       </w:pPr>
-      <w:hyperlink r:id="rId13" w:history="1">
+      <w:hyperlink r:id="rId14" w:history="1">
         <w:r>
           <w:rPr>
-            <w:rStyle w:val="Hiperhivatkozs"/>
+            <w:rStyle w:val="Hyperlink"/>
             <w:lang w:val="en-GB"/>
           </w:rPr>
           <w:t>https://cercetareservicii.ase.ro/resurse/Documente/On_the_depreciation_of_automobiles_An_international_comparison.pdf</w:t>
@@ -9316,7 +10561,7 @@
     </w:p>
     <w:p>
       <w:pPr>
-        <w:pStyle w:val="Listaszerbekezds"/>
+        <w:pStyle w:val="ListParagraph"/>
         <w:numPr>
           <w:ilvl w:val="0"/>
           <w:numId w:val="3"/>
@@ -9325,10 +10570,10 @@
           <w:lang w:val="en-GB"/>
         </w:rPr>
       </w:pPr>
-      <w:hyperlink r:id="rId14" w:history="1">
+      <w:hyperlink r:id="rId15" w:history="1">
         <w:r>
           <w:rPr>
-            <w:rStyle w:val="Hiperhivatkozs"/>
+            <w:rStyle w:val="Hyperlink"/>
             <w:lang w:val="en-GB"/>
           </w:rPr>
           <w:t>https://www.odyssee-mure.eu/publications/efficiency-by-sector/transport/distance-travelled-by-car.html</w:t>
@@ -9336,7 +10581,7 @@
       </w:hyperlink>
     </w:p>
     <w:sectPr>
-      <w:footerReference w:type="default" r:id="rId15"/>
+      <w:footerReference w:type="default" r:id="rId16"/>
       <w:pgSz w:w="11906" w:h="16838"/>
       <w:pgMar w:top="1418" w:right="1418" w:bottom="1418" w:left="1418" w:header="709" w:footer="709" w:gutter="0"/>
       <w:cols w:space="708"/>
@@ -9385,7 +10630,7 @@
     <w:sdtContent>
       <w:p>
         <w:pPr>
-          <w:pStyle w:val="llb"/>
+          <w:pStyle w:val="Footer"/>
         </w:pPr>
         <w:r>
           <w:fldChar w:fldCharType="begin"/>
@@ -9407,7 +10652,7 @@
   </w:sdt>
   <w:p>
     <w:pPr>
-      <w:pStyle w:val="llb"/>
+      <w:pStyle w:val="Footer"/>
     </w:pPr>
   </w:p>
 </w:ftr>
@@ -9438,11 +10683,11 @@
   <w:footnote w:id="1">
     <w:p>
       <w:pPr>
-        <w:pStyle w:val="Lbjegyzetszveg"/>
-      </w:pPr>
-      <w:r>
-        <w:rPr>
-          <w:rStyle w:val="Lbjegyzet-hivatkozs"/>
+        <w:pStyle w:val="FootnoteText"/>
+      </w:pPr>
+      <w:r>
+        <w:rPr>
+          <w:rStyle w:val="FootnoteReference"/>
         </w:rPr>
         <w:footnoteRef/>
       </w:r>
@@ -9457,26 +10702,18 @@
         <w:t>Szállítás</w:t>
       </w:r>
       <w:r>
-        <w:t xml:space="preserve">: Informatikai értelemben a szállítás, vagy </w:t>
-      </w:r>
-      <w:proofErr w:type="spellStart"/>
-      <w:r>
-        <w:t>deployolás</w:t>
-      </w:r>
-      <w:proofErr w:type="spellEnd"/>
-      <w:r>
-        <w:t xml:space="preserve"> azt a fogalmat jelenti, amikor egy szoftvert éles környezetbe helyezzük.</w:t>
+        <w:t>: Informatikai értelemben a szállítás, vagy deployolás azt a fogalmat jelenti, amikor egy szoftvert éles környezetbe helyezzük.</w:t>
       </w:r>
     </w:p>
   </w:footnote>
   <w:footnote w:id="2">
     <w:p>
       <w:pPr>
-        <w:pStyle w:val="Lbjegyzetszveg"/>
-      </w:pPr>
-      <w:r>
-        <w:rPr>
-          <w:rStyle w:val="Lbjegyzet-hivatkozs"/>
+        <w:pStyle w:val="FootnoteText"/>
+      </w:pPr>
+      <w:r>
+        <w:rPr>
+          <w:rStyle w:val="FootnoteReference"/>
         </w:rPr>
         <w:footnoteRef/>
       </w:r>
@@ -9497,21 +10734,13 @@
         <w:t>példány</w:t>
       </w:r>
       <w:r>
-        <w:t>-</w:t>
-      </w:r>
-      <w:proofErr w:type="spellStart"/>
-      <w:r>
-        <w:t>n</w:t>
+        <w:t>-n</w:t>
       </w:r>
       <w:r>
         <w:t>a</w:t>
       </w:r>
       <w:r>
-        <w:t>k</w:t>
-      </w:r>
-      <w:proofErr w:type="spellEnd"/>
-      <w:r>
-        <w:t xml:space="preserve"> hívunk egy</w:t>
+        <w:t>k hívunk egy</w:t>
       </w:r>
       <w:r>
         <w:t xml:space="preserve"> élő</w:t>
@@ -9523,18 +10752,10 @@
         <w:t>t vagy objektumot</w:t>
       </w:r>
       <w:r>
-        <w:t xml:space="preserve">. Ez a fogalom </w:t>
-      </w:r>
-      <w:proofErr w:type="spellStart"/>
-      <w:r>
-        <w:t>konténerizáció</w:t>
-      </w:r>
-      <w:r>
-        <w:t>s</w:t>
-      </w:r>
-      <w:proofErr w:type="spellEnd"/>
-      <w:r>
-        <w:t xml:space="preserve"> térben </w:t>
+        <w:t>. Ez a fogalom konténerizáció</w:t>
+      </w:r>
+      <w:r>
+        <w:t xml:space="preserve">s térben </w:t>
       </w:r>
       <w:r>
         <w:t>kifejezetten elterjedt</w:t>
@@ -9547,18 +10768,17 @@
   <w:footnote w:id="3">
     <w:p>
       <w:pPr>
-        <w:pStyle w:val="Lbjegyzetszveg"/>
-      </w:pPr>
-      <w:r>
-        <w:rPr>
-          <w:rStyle w:val="Lbjegyzet-hivatkozs"/>
+        <w:pStyle w:val="FootnoteText"/>
+      </w:pPr>
+      <w:r>
+        <w:rPr>
+          <w:rStyle w:val="FootnoteReference"/>
         </w:rPr>
         <w:footnoteRef/>
       </w:r>
       <w:r>
         <w:t xml:space="preserve"> </w:t>
       </w:r>
-      <w:proofErr w:type="spellStart"/>
       <w:r>
         <w:rPr>
           <w:b/>
@@ -9566,7 +10786,6 @@
         </w:rPr>
         <w:t>Monorepo</w:t>
       </w:r>
-      <w:proofErr w:type="spellEnd"/>
       <w:r>
         <w:t xml:space="preserve">: Olyan </w:t>
       </w:r>
@@ -9581,18 +10800,17 @@
   <w:footnote w:id="4">
     <w:p>
       <w:pPr>
-        <w:pStyle w:val="Lbjegyzetszveg"/>
-      </w:pPr>
-      <w:r>
-        <w:rPr>
-          <w:rStyle w:val="Lbjegyzet-hivatkozs"/>
+        <w:pStyle w:val="FootnoteText"/>
+      </w:pPr>
+      <w:r>
+        <w:rPr>
+          <w:rStyle w:val="FootnoteReference"/>
         </w:rPr>
         <w:footnoteRef/>
       </w:r>
       <w:r>
         <w:t xml:space="preserve"> </w:t>
       </w:r>
-      <w:proofErr w:type="spellStart"/>
       <w:r>
         <w:rPr>
           <w:b/>
@@ -9600,7 +10818,6 @@
         </w:rPr>
         <w:t>Szerializálás</w:t>
       </w:r>
-      <w:proofErr w:type="spellEnd"/>
       <w:r>
         <w:t>: Az a folyamat, amikor egy programozási nyelv számára érthető</w:t>
       </w:r>
@@ -9624,18 +10841,17 @@
   <w:footnote w:id="5">
     <w:p>
       <w:pPr>
-        <w:pStyle w:val="Lbjegyzetszveg"/>
-      </w:pPr>
-      <w:r>
-        <w:rPr>
-          <w:rStyle w:val="Lbjegyzet-hivatkozs"/>
+        <w:pStyle w:val="FootnoteText"/>
+      </w:pPr>
+      <w:r>
+        <w:rPr>
+          <w:rStyle w:val="FootnoteReference"/>
         </w:rPr>
         <w:footnoteRef/>
       </w:r>
       <w:r>
         <w:t xml:space="preserve"> </w:t>
       </w:r>
-      <w:proofErr w:type="spellStart"/>
       <w:r>
         <w:rPr>
           <w:b/>
@@ -9643,7 +10859,6 @@
         </w:rPr>
         <w:t>Deszerializálás</w:t>
       </w:r>
-      <w:proofErr w:type="spellEnd"/>
       <w:r>
         <w:t>:</w:t>
       </w:r>
@@ -9655,18 +10870,17 @@
   <w:footnote w:id="6">
     <w:p>
       <w:pPr>
-        <w:pStyle w:val="Lbjegyzetszveg"/>
-      </w:pPr>
-      <w:r>
-        <w:rPr>
-          <w:rStyle w:val="Lbjegyzet-hivatkozs"/>
+        <w:pStyle w:val="FootnoteText"/>
+      </w:pPr>
+      <w:r>
+        <w:rPr>
+          <w:rStyle w:val="FootnoteReference"/>
         </w:rPr>
         <w:footnoteRef/>
       </w:r>
       <w:r>
         <w:t xml:space="preserve"> </w:t>
       </w:r>
-      <w:proofErr w:type="spellStart"/>
       <w:r>
         <w:rPr>
           <w:b/>
@@ -9674,7 +10888,6 @@
         </w:rPr>
         <w:t>Singleton</w:t>
       </w:r>
-      <w:proofErr w:type="spellEnd"/>
       <w:r>
         <w:t>: Egy olyan tervezési minta, amely biztosítja, hogy az osztályból csak egy példány létezzen</w:t>
       </w:r>
@@ -9683,32 +10896,86 @@
   <w:footnote w:id="7">
     <w:p>
       <w:pPr>
-        <w:pStyle w:val="Lbjegyzetszveg"/>
-      </w:pPr>
-      <w:r>
-        <w:rPr>
-          <w:rStyle w:val="Lbjegyzet-hivatkozs"/>
+        <w:pStyle w:val="FootnoteText"/>
+      </w:pPr>
+      <w:r>
+        <w:rPr>
+          <w:rStyle w:val="FootnoteReference"/>
         </w:rPr>
         <w:footnoteRef/>
       </w:r>
       <w:r>
-        <w:t xml:space="preserve"> </w:t>
-      </w:r>
-      <w:proofErr w:type="spellStart"/>
-      <w:r>
-        <w:t>Toast</w:t>
-      </w:r>
-      <w:proofErr w:type="spellEnd"/>
-      <w:r>
-        <w:t xml:space="preserve">: Webfejlesztésben a </w:t>
-      </w:r>
-      <w:proofErr w:type="spellStart"/>
-      <w:r>
-        <w:t>toast</w:t>
-      </w:r>
-      <w:proofErr w:type="spellEnd"/>
-      <w:r>
-        <w:t xml:space="preserve"> kifejezés egy információt hordozó elő ugró kis ablakot jelent.</w:t>
+        <w:t xml:space="preserve"> CRUD:</w:t>
+      </w:r>
+      <w:r>
+        <w:t xml:space="preserve"> A négy alapvető SQL parancs rövidítése: Create, Read, Update, Delete</w:t>
+      </w:r>
+    </w:p>
+  </w:footnote>
+  <w:footnote w:id="8">
+    <w:p>
+      <w:pPr>
+        <w:pStyle w:val="FootnoteText"/>
+      </w:pPr>
+      <w:r>
+        <w:rPr>
+          <w:rStyle w:val="FootnoteReference"/>
+        </w:rPr>
+        <w:footnoteRef/>
+      </w:r>
+      <w:r>
+        <w:t xml:space="preserve"> Resource Server: (védett) adatokat tároló/hosztoló API, amely validálja a klienstől érkező acces tokeneket</w:t>
+      </w:r>
+    </w:p>
+  </w:footnote>
+  <w:footnote w:id="9">
+    <w:p>
+      <w:pPr>
+        <w:pStyle w:val="FootnoteText"/>
+      </w:pPr>
+      <w:r>
+        <w:rPr>
+          <w:rStyle w:val="FootnoteReference"/>
+        </w:rPr>
+        <w:footnoteRef/>
+      </w:r>
+      <w:r>
+        <w:t xml:space="preserve"> Realm: </w:t>
+      </w:r>
+      <w:r>
+        <w:t>egy olyan elkülönített részleg, ahol felhasználókat, applikációkat, szerepköröket menedzselünk</w:t>
+      </w:r>
+    </w:p>
+  </w:footnote>
+  <w:footnote w:id="10">
+    <w:p>
+      <w:pPr>
+        <w:pStyle w:val="FootnoteText"/>
+      </w:pPr>
+      <w:r>
+        <w:rPr>
+          <w:rStyle w:val="FootnoteReference"/>
+        </w:rPr>
+        <w:footnoteRef/>
+      </w:r>
+      <w:r>
+        <w:t xml:space="preserve"> JDBC: Java Database Connectivity egy Java API ami lehetővé teszi a csatlakozást, lekérdezést és adatmanipulációt a relációs adatbázisokkal </w:t>
+      </w:r>
+    </w:p>
+  </w:footnote>
+  <w:footnote w:id="11">
+    <w:p>
+      <w:pPr>
+        <w:pStyle w:val="FootnoteText"/>
+      </w:pPr>
+      <w:r>
+        <w:rPr>
+          <w:rStyle w:val="FootnoteReference"/>
+        </w:rPr>
+        <w:footnoteRef/>
+      </w:r>
+      <w:r>
+        <w:t xml:space="preserve"> Toast: Webfejlesztésben a toast kifejezés egy információt hordozó elő ugró kis ablakot jelent.</w:t>
       </w:r>
     </w:p>
   </w:footnote>
@@ -9807,6 +11074,119 @@
     </w:lvl>
   </w:abstractNum>
   <w:abstractNum w:abstractNumId="1" w15:restartNumberingAfterBreak="0">
+    <w:nsid w:val="104A2B33"/>
+    <w:multiLevelType w:val="hybridMultilevel"/>
+    <w:tmpl w:val="EF2CFCFE"/>
+    <w:lvl w:ilvl="0" w:tplc="040E0001">
+      <w:start w:val="1"/>
+      <w:numFmt w:val="bullet"/>
+      <w:lvlText w:val=""/>
+      <w:lvlJc w:val="left"/>
+      <w:pPr>
+        <w:ind w:left="1287" w:hanging="360"/>
+      </w:pPr>
+      <w:rPr>
+        <w:rFonts w:ascii="Symbol" w:hAnsi="Symbol" w:hint="default"/>
+      </w:rPr>
+    </w:lvl>
+    <w:lvl w:ilvl="1" w:tplc="040E0003" w:tentative="1">
+      <w:start w:val="1"/>
+      <w:numFmt w:val="bullet"/>
+      <w:lvlText w:val="o"/>
+      <w:lvlJc w:val="left"/>
+      <w:pPr>
+        <w:ind w:left="2007" w:hanging="360"/>
+      </w:pPr>
+      <w:rPr>
+        <w:rFonts w:ascii="Courier New" w:hAnsi="Courier New" w:cs="Courier New" w:hint="default"/>
+      </w:rPr>
+    </w:lvl>
+    <w:lvl w:ilvl="2" w:tplc="040E0005" w:tentative="1">
+      <w:start w:val="1"/>
+      <w:numFmt w:val="bullet"/>
+      <w:lvlText w:val=""/>
+      <w:lvlJc w:val="left"/>
+      <w:pPr>
+        <w:ind w:left="2727" w:hanging="360"/>
+      </w:pPr>
+      <w:rPr>
+        <w:rFonts w:ascii="Wingdings" w:hAnsi="Wingdings" w:hint="default"/>
+      </w:rPr>
+    </w:lvl>
+    <w:lvl w:ilvl="3" w:tplc="040E0001" w:tentative="1">
+      <w:start w:val="1"/>
+      <w:numFmt w:val="bullet"/>
+      <w:lvlText w:val=""/>
+      <w:lvlJc w:val="left"/>
+      <w:pPr>
+        <w:ind w:left="3447" w:hanging="360"/>
+      </w:pPr>
+      <w:rPr>
+        <w:rFonts w:ascii="Symbol" w:hAnsi="Symbol" w:hint="default"/>
+      </w:rPr>
+    </w:lvl>
+    <w:lvl w:ilvl="4" w:tplc="040E0003" w:tentative="1">
+      <w:start w:val="1"/>
+      <w:numFmt w:val="bullet"/>
+      <w:lvlText w:val="o"/>
+      <w:lvlJc w:val="left"/>
+      <w:pPr>
+        <w:ind w:left="4167" w:hanging="360"/>
+      </w:pPr>
+      <w:rPr>
+        <w:rFonts w:ascii="Courier New" w:hAnsi="Courier New" w:cs="Courier New" w:hint="default"/>
+      </w:rPr>
+    </w:lvl>
+    <w:lvl w:ilvl="5" w:tplc="040E0005" w:tentative="1">
+      <w:start w:val="1"/>
+      <w:numFmt w:val="bullet"/>
+      <w:lvlText w:val=""/>
+      <w:lvlJc w:val="left"/>
+      <w:pPr>
+        <w:ind w:left="4887" w:hanging="360"/>
+      </w:pPr>
+      <w:rPr>
+        <w:rFonts w:ascii="Wingdings" w:hAnsi="Wingdings" w:hint="default"/>
+      </w:rPr>
+    </w:lvl>
+    <w:lvl w:ilvl="6" w:tplc="040E0001" w:tentative="1">
+      <w:start w:val="1"/>
+      <w:numFmt w:val="bullet"/>
+      <w:lvlText w:val=""/>
+      <w:lvlJc w:val="left"/>
+      <w:pPr>
+        <w:ind w:left="5607" w:hanging="360"/>
+      </w:pPr>
+      <w:rPr>
+        <w:rFonts w:ascii="Symbol" w:hAnsi="Symbol" w:hint="default"/>
+      </w:rPr>
+    </w:lvl>
+    <w:lvl w:ilvl="7" w:tplc="040E0003" w:tentative="1">
+      <w:start w:val="1"/>
+      <w:numFmt w:val="bullet"/>
+      <w:lvlText w:val="o"/>
+      <w:lvlJc w:val="left"/>
+      <w:pPr>
+        <w:ind w:left="6327" w:hanging="360"/>
+      </w:pPr>
+      <w:rPr>
+        <w:rFonts w:ascii="Courier New" w:hAnsi="Courier New" w:cs="Courier New" w:hint="default"/>
+      </w:rPr>
+    </w:lvl>
+    <w:lvl w:ilvl="8" w:tplc="040E0005" w:tentative="1">
+      <w:start w:val="1"/>
+      <w:numFmt w:val="bullet"/>
+      <w:lvlText w:val=""/>
+      <w:lvlJc w:val="left"/>
+      <w:pPr>
+        <w:ind w:left="7047" w:hanging="360"/>
+      </w:pPr>
+      <w:rPr>
+        <w:rFonts w:ascii="Wingdings" w:hAnsi="Wingdings" w:hint="default"/>
+      </w:rPr>
+    </w:lvl>
+  </w:abstractNum>
+  <w:abstractNum w:abstractNumId="2" w15:restartNumberingAfterBreak="0">
     <w:nsid w:val="19797F01"/>
     <w:multiLevelType w:val="hybridMultilevel"/>
     <w:tmpl w:val="70AE63EC"/>
@@ -9895,7 +11275,7 @@
       </w:pPr>
     </w:lvl>
   </w:abstractNum>
-  <w:abstractNum w:abstractNumId="2" w15:restartNumberingAfterBreak="0">
+  <w:abstractNum w:abstractNumId="3" w15:restartNumberingAfterBreak="0">
     <w:nsid w:val="1A2A062D"/>
     <w:multiLevelType w:val="hybridMultilevel"/>
     <w:tmpl w:val="EB5E1664"/>
@@ -9984,14 +11364,14 @@
       </w:pPr>
     </w:lvl>
   </w:abstractNum>
-  <w:abstractNum w:abstractNumId="3" w15:restartNumberingAfterBreak="0">
+  <w:abstractNum w:abstractNumId="4" w15:restartNumberingAfterBreak="0">
     <w:nsid w:val="262B7A7A"/>
     <w:multiLevelType w:val="multilevel"/>
     <w:tmpl w:val="040E0025"/>
     <w:lvl w:ilvl="0">
       <w:start w:val="1"/>
       <w:numFmt w:val="decimal"/>
-      <w:pStyle w:val="Cmsor1"/>
+      <w:pStyle w:val="Heading1"/>
       <w:lvlText w:val="%1"/>
       <w:lvlJc w:val="left"/>
       <w:pPr>
@@ -10001,7 +11381,7 @@
     <w:lvl w:ilvl="1">
       <w:start w:val="1"/>
       <w:numFmt w:val="decimal"/>
-      <w:pStyle w:val="Cmsor2"/>
+      <w:pStyle w:val="Heading2"/>
       <w:lvlText w:val="%1.%2"/>
       <w:lvlJc w:val="left"/>
       <w:pPr>
@@ -10011,7 +11391,7 @@
     <w:lvl w:ilvl="2">
       <w:start w:val="1"/>
       <w:numFmt w:val="decimal"/>
-      <w:pStyle w:val="Cmsor3"/>
+      <w:pStyle w:val="Heading3"/>
       <w:lvlText w:val="%1.%2.%3"/>
       <w:lvlJc w:val="left"/>
       <w:pPr>
@@ -10021,7 +11401,7 @@
     <w:lvl w:ilvl="3">
       <w:start w:val="1"/>
       <w:numFmt w:val="decimal"/>
-      <w:pStyle w:val="Cmsor4"/>
+      <w:pStyle w:val="Heading4"/>
       <w:lvlText w:val="%1.%2.%3.%4"/>
       <w:lvlJc w:val="left"/>
       <w:pPr>
@@ -10031,7 +11411,7 @@
     <w:lvl w:ilvl="4">
       <w:start w:val="1"/>
       <w:numFmt w:val="decimal"/>
-      <w:pStyle w:val="Cmsor5"/>
+      <w:pStyle w:val="Heading5"/>
       <w:lvlText w:val="%1.%2.%3.%4.%5"/>
       <w:lvlJc w:val="left"/>
       <w:pPr>
@@ -10041,7 +11421,7 @@
     <w:lvl w:ilvl="5">
       <w:start w:val="1"/>
       <w:numFmt w:val="decimal"/>
-      <w:pStyle w:val="Cmsor6"/>
+      <w:pStyle w:val="Heading6"/>
       <w:lvlText w:val="%1.%2.%3.%4.%5.%6"/>
       <w:lvlJc w:val="left"/>
       <w:pPr>
@@ -10051,7 +11431,7 @@
     <w:lvl w:ilvl="6">
       <w:start w:val="1"/>
       <w:numFmt w:val="decimal"/>
-      <w:pStyle w:val="Cmsor7"/>
+      <w:pStyle w:val="Heading7"/>
       <w:lvlText w:val="%1.%2.%3.%4.%5.%6.%7"/>
       <w:lvlJc w:val="left"/>
       <w:pPr>
@@ -10061,7 +11441,7 @@
     <w:lvl w:ilvl="7">
       <w:start w:val="1"/>
       <w:numFmt w:val="decimal"/>
-      <w:pStyle w:val="Cmsor8"/>
+      <w:pStyle w:val="Heading8"/>
       <w:lvlText w:val="%1.%2.%3.%4.%5.%6.%7.%8"/>
       <w:lvlJc w:val="left"/>
       <w:pPr>
@@ -10071,7 +11451,7 @@
     <w:lvl w:ilvl="8">
       <w:start w:val="1"/>
       <w:numFmt w:val="decimal"/>
-      <w:pStyle w:val="Cmsor9"/>
+      <w:pStyle w:val="Heading9"/>
       <w:lvlText w:val="%1.%2.%3.%4.%5.%6.%7.%8.%9"/>
       <w:lvlJc w:val="left"/>
       <w:pPr>
@@ -10079,7 +11459,7 @@
       </w:pPr>
     </w:lvl>
   </w:abstractNum>
-  <w:abstractNum w:abstractNumId="4" w15:restartNumberingAfterBreak="0">
+  <w:abstractNum w:abstractNumId="5" w15:restartNumberingAfterBreak="0">
     <w:nsid w:val="4F8606FE"/>
     <w:multiLevelType w:val="hybridMultilevel"/>
     <w:tmpl w:val="FEBC240A"/>
@@ -10192,7 +11572,233 @@
       </w:rPr>
     </w:lvl>
   </w:abstractNum>
-  <w:abstractNum w:abstractNumId="5" w15:restartNumberingAfterBreak="0">
+  <w:abstractNum w:abstractNumId="6" w15:restartNumberingAfterBreak="0">
+    <w:nsid w:val="52666434"/>
+    <w:multiLevelType w:val="hybridMultilevel"/>
+    <w:tmpl w:val="B0AC645A"/>
+    <w:lvl w:ilvl="0" w:tplc="040E0001">
+      <w:start w:val="1"/>
+      <w:numFmt w:val="bullet"/>
+      <w:lvlText w:val=""/>
+      <w:lvlJc w:val="left"/>
+      <w:pPr>
+        <w:ind w:left="1287" w:hanging="360"/>
+      </w:pPr>
+      <w:rPr>
+        <w:rFonts w:ascii="Symbol" w:hAnsi="Symbol" w:hint="default"/>
+      </w:rPr>
+    </w:lvl>
+    <w:lvl w:ilvl="1" w:tplc="040E0003" w:tentative="1">
+      <w:start w:val="1"/>
+      <w:numFmt w:val="bullet"/>
+      <w:lvlText w:val="o"/>
+      <w:lvlJc w:val="left"/>
+      <w:pPr>
+        <w:ind w:left="2007" w:hanging="360"/>
+      </w:pPr>
+      <w:rPr>
+        <w:rFonts w:ascii="Courier New" w:hAnsi="Courier New" w:cs="Courier New" w:hint="default"/>
+      </w:rPr>
+    </w:lvl>
+    <w:lvl w:ilvl="2" w:tplc="040E0005" w:tentative="1">
+      <w:start w:val="1"/>
+      <w:numFmt w:val="bullet"/>
+      <w:lvlText w:val=""/>
+      <w:lvlJc w:val="left"/>
+      <w:pPr>
+        <w:ind w:left="2727" w:hanging="360"/>
+      </w:pPr>
+      <w:rPr>
+        <w:rFonts w:ascii="Wingdings" w:hAnsi="Wingdings" w:hint="default"/>
+      </w:rPr>
+    </w:lvl>
+    <w:lvl w:ilvl="3" w:tplc="040E0001" w:tentative="1">
+      <w:start w:val="1"/>
+      <w:numFmt w:val="bullet"/>
+      <w:lvlText w:val=""/>
+      <w:lvlJc w:val="left"/>
+      <w:pPr>
+        <w:ind w:left="3447" w:hanging="360"/>
+      </w:pPr>
+      <w:rPr>
+        <w:rFonts w:ascii="Symbol" w:hAnsi="Symbol" w:hint="default"/>
+      </w:rPr>
+    </w:lvl>
+    <w:lvl w:ilvl="4" w:tplc="040E0003" w:tentative="1">
+      <w:start w:val="1"/>
+      <w:numFmt w:val="bullet"/>
+      <w:lvlText w:val="o"/>
+      <w:lvlJc w:val="left"/>
+      <w:pPr>
+        <w:ind w:left="4167" w:hanging="360"/>
+      </w:pPr>
+      <w:rPr>
+        <w:rFonts w:ascii="Courier New" w:hAnsi="Courier New" w:cs="Courier New" w:hint="default"/>
+      </w:rPr>
+    </w:lvl>
+    <w:lvl w:ilvl="5" w:tplc="040E0005" w:tentative="1">
+      <w:start w:val="1"/>
+      <w:numFmt w:val="bullet"/>
+      <w:lvlText w:val=""/>
+      <w:lvlJc w:val="left"/>
+      <w:pPr>
+        <w:ind w:left="4887" w:hanging="360"/>
+      </w:pPr>
+      <w:rPr>
+        <w:rFonts w:ascii="Wingdings" w:hAnsi="Wingdings" w:hint="default"/>
+      </w:rPr>
+    </w:lvl>
+    <w:lvl w:ilvl="6" w:tplc="040E0001" w:tentative="1">
+      <w:start w:val="1"/>
+      <w:numFmt w:val="bullet"/>
+      <w:lvlText w:val=""/>
+      <w:lvlJc w:val="left"/>
+      <w:pPr>
+        <w:ind w:left="5607" w:hanging="360"/>
+      </w:pPr>
+      <w:rPr>
+        <w:rFonts w:ascii="Symbol" w:hAnsi="Symbol" w:hint="default"/>
+      </w:rPr>
+    </w:lvl>
+    <w:lvl w:ilvl="7" w:tplc="040E0003" w:tentative="1">
+      <w:start w:val="1"/>
+      <w:numFmt w:val="bullet"/>
+      <w:lvlText w:val="o"/>
+      <w:lvlJc w:val="left"/>
+      <w:pPr>
+        <w:ind w:left="6327" w:hanging="360"/>
+      </w:pPr>
+      <w:rPr>
+        <w:rFonts w:ascii="Courier New" w:hAnsi="Courier New" w:cs="Courier New" w:hint="default"/>
+      </w:rPr>
+    </w:lvl>
+    <w:lvl w:ilvl="8" w:tplc="040E0005" w:tentative="1">
+      <w:start w:val="1"/>
+      <w:numFmt w:val="bullet"/>
+      <w:lvlText w:val=""/>
+      <w:lvlJc w:val="left"/>
+      <w:pPr>
+        <w:ind w:left="7047" w:hanging="360"/>
+      </w:pPr>
+      <w:rPr>
+        <w:rFonts w:ascii="Wingdings" w:hAnsi="Wingdings" w:hint="default"/>
+      </w:rPr>
+    </w:lvl>
+  </w:abstractNum>
+  <w:abstractNum w:abstractNumId="7" w15:restartNumberingAfterBreak="0">
+    <w:nsid w:val="609637CD"/>
+    <w:multiLevelType w:val="hybridMultilevel"/>
+    <w:tmpl w:val="D27A1B26"/>
+    <w:lvl w:ilvl="0" w:tplc="040E0001">
+      <w:start w:val="1"/>
+      <w:numFmt w:val="bullet"/>
+      <w:lvlText w:val=""/>
+      <w:lvlJc w:val="left"/>
+      <w:pPr>
+        <w:ind w:left="1287" w:hanging="360"/>
+      </w:pPr>
+      <w:rPr>
+        <w:rFonts w:ascii="Symbol" w:hAnsi="Symbol" w:hint="default"/>
+      </w:rPr>
+    </w:lvl>
+    <w:lvl w:ilvl="1" w:tplc="040E0003">
+      <w:start w:val="1"/>
+      <w:numFmt w:val="bullet"/>
+      <w:lvlText w:val="o"/>
+      <w:lvlJc w:val="left"/>
+      <w:pPr>
+        <w:ind w:left="2007" w:hanging="360"/>
+      </w:pPr>
+      <w:rPr>
+        <w:rFonts w:ascii="Courier New" w:hAnsi="Courier New" w:cs="Courier New" w:hint="default"/>
+      </w:rPr>
+    </w:lvl>
+    <w:lvl w:ilvl="2" w:tplc="040E0005" w:tentative="1">
+      <w:start w:val="1"/>
+      <w:numFmt w:val="bullet"/>
+      <w:lvlText w:val=""/>
+      <w:lvlJc w:val="left"/>
+      <w:pPr>
+        <w:ind w:left="2727" w:hanging="360"/>
+      </w:pPr>
+      <w:rPr>
+        <w:rFonts w:ascii="Wingdings" w:hAnsi="Wingdings" w:hint="default"/>
+      </w:rPr>
+    </w:lvl>
+    <w:lvl w:ilvl="3" w:tplc="040E0001" w:tentative="1">
+      <w:start w:val="1"/>
+      <w:numFmt w:val="bullet"/>
+      <w:lvlText w:val=""/>
+      <w:lvlJc w:val="left"/>
+      <w:pPr>
+        <w:ind w:left="3447" w:hanging="360"/>
+      </w:pPr>
+      <w:rPr>
+        <w:rFonts w:ascii="Symbol" w:hAnsi="Symbol" w:hint="default"/>
+      </w:rPr>
+    </w:lvl>
+    <w:lvl w:ilvl="4" w:tplc="040E0003" w:tentative="1">
+      <w:start w:val="1"/>
+      <w:numFmt w:val="bullet"/>
+      <w:lvlText w:val="o"/>
+      <w:lvlJc w:val="left"/>
+      <w:pPr>
+        <w:ind w:left="4167" w:hanging="360"/>
+      </w:pPr>
+      <w:rPr>
+        <w:rFonts w:ascii="Courier New" w:hAnsi="Courier New" w:cs="Courier New" w:hint="default"/>
+      </w:rPr>
+    </w:lvl>
+    <w:lvl w:ilvl="5" w:tplc="040E0005" w:tentative="1">
+      <w:start w:val="1"/>
+      <w:numFmt w:val="bullet"/>
+      <w:lvlText w:val=""/>
+      <w:lvlJc w:val="left"/>
+      <w:pPr>
+        <w:ind w:left="4887" w:hanging="360"/>
+      </w:pPr>
+      <w:rPr>
+        <w:rFonts w:ascii="Wingdings" w:hAnsi="Wingdings" w:hint="default"/>
+      </w:rPr>
+    </w:lvl>
+    <w:lvl w:ilvl="6" w:tplc="040E0001" w:tentative="1">
+      <w:start w:val="1"/>
+      <w:numFmt w:val="bullet"/>
+      <w:lvlText w:val=""/>
+      <w:lvlJc w:val="left"/>
+      <w:pPr>
+        <w:ind w:left="5607" w:hanging="360"/>
+      </w:pPr>
+      <w:rPr>
+        <w:rFonts w:ascii="Symbol" w:hAnsi="Symbol" w:hint="default"/>
+      </w:rPr>
+    </w:lvl>
+    <w:lvl w:ilvl="7" w:tplc="040E0003" w:tentative="1">
+      <w:start w:val="1"/>
+      <w:numFmt w:val="bullet"/>
+      <w:lvlText w:val="o"/>
+      <w:lvlJc w:val="left"/>
+      <w:pPr>
+        <w:ind w:left="6327" w:hanging="360"/>
+      </w:pPr>
+      <w:rPr>
+        <w:rFonts w:ascii="Courier New" w:hAnsi="Courier New" w:cs="Courier New" w:hint="default"/>
+      </w:rPr>
+    </w:lvl>
+    <w:lvl w:ilvl="8" w:tplc="040E0005" w:tentative="1">
+      <w:start w:val="1"/>
+      <w:numFmt w:val="bullet"/>
+      <w:lvlText w:val=""/>
+      <w:lvlJc w:val="left"/>
+      <w:pPr>
+        <w:ind w:left="7047" w:hanging="360"/>
+      </w:pPr>
+      <w:rPr>
+        <w:rFonts w:ascii="Wingdings" w:hAnsi="Wingdings" w:hint="default"/>
+      </w:rPr>
+    </w:lvl>
+  </w:abstractNum>
+  <w:abstractNum w:abstractNumId="8" w15:restartNumberingAfterBreak="0">
     <w:nsid w:val="7B1D5162"/>
     <w:multiLevelType w:val="hybridMultilevel"/>
     <w:tmpl w:val="50B6C954"/>
@@ -10282,21 +11888,30 @@
     </w:lvl>
   </w:abstractNum>
   <w:num w:numId="1" w16cid:durableId="1892501131">
-    <w:abstractNumId w:val="5"/>
+    <w:abstractNumId w:val="8"/>
   </w:num>
   <w:num w:numId="2" w16cid:durableId="1427115281">
     <w:abstractNumId w:val="0"/>
   </w:num>
   <w:num w:numId="3" w16cid:durableId="171577611">
+    <w:abstractNumId w:val="3"/>
+  </w:num>
+  <w:num w:numId="4" w16cid:durableId="963777425">
+    <w:abstractNumId w:val="5"/>
+  </w:num>
+  <w:num w:numId="5" w16cid:durableId="1052000998">
+    <w:abstractNumId w:val="4"/>
+  </w:num>
+  <w:num w:numId="6" w16cid:durableId="313028755">
     <w:abstractNumId w:val="2"/>
   </w:num>
-  <w:num w:numId="4" w16cid:durableId="963777425">
-    <w:abstractNumId w:val="4"/>
+  <w:num w:numId="7" w16cid:durableId="784811331">
+    <w:abstractNumId w:val="6"/>
   </w:num>
-  <w:num w:numId="5" w16cid:durableId="1052000998">
-    <w:abstractNumId w:val="3"/>
+  <w:num w:numId="8" w16cid:durableId="505441165">
+    <w:abstractNumId w:val="7"/>
   </w:num>
-  <w:num w:numId="6" w16cid:durableId="313028755">
+  <w:num w:numId="9" w16cid:durableId="607544667">
     <w:abstractNumId w:val="1"/>
   </w:num>
 </w:numbering>
@@ -10698,7 +12313,7 @@
     <w:lsdException w:name="Unresolved Mention" w:semiHidden="1" w:unhideWhenUsed="1"/>
     <w:lsdException w:name="Smart Link" w:semiHidden="1" w:unhideWhenUsed="1"/>
   </w:latentStyles>
-  <w:style w:type="paragraph" w:default="1" w:styleId="Norml">
+  <w:style w:type="paragraph" w:default="1" w:styleId="Normal">
     <w:name w:val="Normal"/>
     <w:qFormat/>
     <w:rsid w:val="00DE6D10"/>
@@ -10714,11 +12329,11 @@
       <w14:ligatures w14:val="none"/>
     </w:rPr>
   </w:style>
-  <w:style w:type="paragraph" w:styleId="Cmsor1">
+  <w:style w:type="paragraph" w:styleId="Heading1">
     <w:name w:val="heading 1"/>
     <w:basedOn w:val="1"/>
-    <w:next w:val="Norml"/>
-    <w:link w:val="Cmsor1Char"/>
+    <w:next w:val="Normal"/>
+    <w:link w:val="Heading1Char"/>
     <w:uiPriority w:val="9"/>
     <w:qFormat/>
     <w:rsid w:val="0048719C"/>
@@ -10728,11 +12343,11 @@
       </w:numPr>
     </w:pPr>
   </w:style>
-  <w:style w:type="paragraph" w:styleId="Cmsor2">
+  <w:style w:type="paragraph" w:styleId="Heading2">
     <w:name w:val="heading 2"/>
-    <w:basedOn w:val="Cmsor1"/>
-    <w:next w:val="Norml"/>
-    <w:link w:val="Cmsor2Char"/>
+    <w:basedOn w:val="Heading1"/>
+    <w:next w:val="Normal"/>
+    <w:link w:val="Heading2Char"/>
     <w:uiPriority w:val="9"/>
     <w:unhideWhenUsed/>
     <w:qFormat/>
@@ -10749,11 +12364,11 @@
       <w:sz w:val="28"/>
     </w:rPr>
   </w:style>
-  <w:style w:type="paragraph" w:styleId="Cmsor3">
+  <w:style w:type="paragraph" w:styleId="Heading3">
     <w:name w:val="heading 3"/>
-    <w:basedOn w:val="Norml"/>
-    <w:next w:val="Norml"/>
-    <w:link w:val="Cmsor3Char"/>
+    <w:basedOn w:val="Normal"/>
+    <w:next w:val="Normal"/>
+    <w:link w:val="Heading3Char"/>
     <w:uiPriority w:val="9"/>
     <w:semiHidden/>
     <w:unhideWhenUsed/>
@@ -10776,11 +12391,11 @@
       <w:szCs w:val="28"/>
     </w:rPr>
   </w:style>
-  <w:style w:type="paragraph" w:styleId="Cmsor4">
+  <w:style w:type="paragraph" w:styleId="Heading4">
     <w:name w:val="heading 4"/>
-    <w:basedOn w:val="Norml"/>
-    <w:next w:val="Norml"/>
-    <w:link w:val="Cmsor4Char"/>
+    <w:basedOn w:val="Normal"/>
+    <w:next w:val="Normal"/>
+    <w:link w:val="Heading4Char"/>
     <w:uiPriority w:val="9"/>
     <w:semiHidden/>
     <w:unhideWhenUsed/>
@@ -10803,11 +12418,11 @@
       <w:color w:val="0F4761" w:themeColor="accent1" w:themeShade="BF"/>
     </w:rPr>
   </w:style>
-  <w:style w:type="paragraph" w:styleId="Cmsor5">
+  <w:style w:type="paragraph" w:styleId="Heading5">
     <w:name w:val="heading 5"/>
-    <w:basedOn w:val="Norml"/>
-    <w:next w:val="Norml"/>
-    <w:link w:val="Cmsor5Char"/>
+    <w:basedOn w:val="Normal"/>
+    <w:next w:val="Normal"/>
+    <w:link w:val="Heading5Char"/>
     <w:uiPriority w:val="9"/>
     <w:semiHidden/>
     <w:unhideWhenUsed/>
@@ -10828,11 +12443,11 @@
       <w:color w:val="0F4761" w:themeColor="accent1" w:themeShade="BF"/>
     </w:rPr>
   </w:style>
-  <w:style w:type="paragraph" w:styleId="Cmsor6">
+  <w:style w:type="paragraph" w:styleId="Heading6">
     <w:name w:val="heading 6"/>
-    <w:basedOn w:val="Norml"/>
-    <w:next w:val="Norml"/>
-    <w:link w:val="Cmsor6Char"/>
+    <w:basedOn w:val="Normal"/>
+    <w:next w:val="Normal"/>
+    <w:link w:val="Heading6Char"/>
     <w:uiPriority w:val="9"/>
     <w:semiHidden/>
     <w:unhideWhenUsed/>
@@ -10855,11 +12470,11 @@
       <w:color w:val="595959" w:themeColor="text1" w:themeTint="A6"/>
     </w:rPr>
   </w:style>
-  <w:style w:type="paragraph" w:styleId="Cmsor7">
+  <w:style w:type="paragraph" w:styleId="Heading7">
     <w:name w:val="heading 7"/>
-    <w:basedOn w:val="Norml"/>
-    <w:next w:val="Norml"/>
-    <w:link w:val="Cmsor7Char"/>
+    <w:basedOn w:val="Normal"/>
+    <w:next w:val="Normal"/>
+    <w:link w:val="Heading7Char"/>
     <w:uiPriority w:val="9"/>
     <w:semiHidden/>
     <w:unhideWhenUsed/>
@@ -10880,11 +12495,11 @@
       <w:color w:val="595959" w:themeColor="text1" w:themeTint="A6"/>
     </w:rPr>
   </w:style>
-  <w:style w:type="paragraph" w:styleId="Cmsor8">
+  <w:style w:type="paragraph" w:styleId="Heading8">
     <w:name w:val="heading 8"/>
-    <w:basedOn w:val="Norml"/>
-    <w:next w:val="Norml"/>
-    <w:link w:val="Cmsor8Char"/>
+    <w:basedOn w:val="Normal"/>
+    <w:next w:val="Normal"/>
+    <w:link w:val="Heading8Char"/>
     <w:uiPriority w:val="9"/>
     <w:semiHidden/>
     <w:unhideWhenUsed/>
@@ -10907,11 +12522,11 @@
       <w:color w:val="272727" w:themeColor="text1" w:themeTint="D8"/>
     </w:rPr>
   </w:style>
-  <w:style w:type="paragraph" w:styleId="Cmsor9">
+  <w:style w:type="paragraph" w:styleId="Heading9">
     <w:name w:val="heading 9"/>
-    <w:basedOn w:val="Norml"/>
-    <w:next w:val="Norml"/>
-    <w:link w:val="Cmsor9Char"/>
+    <w:basedOn w:val="Normal"/>
+    <w:next w:val="Normal"/>
+    <w:link w:val="Heading9Char"/>
     <w:uiPriority w:val="9"/>
     <w:semiHidden/>
     <w:unhideWhenUsed/>
@@ -10932,12 +12547,12 @@
       <w:color w:val="272727" w:themeColor="text1" w:themeTint="D8"/>
     </w:rPr>
   </w:style>
-  <w:style w:type="character" w:default="1" w:styleId="Bekezdsalapbettpusa">
+  <w:style w:type="character" w:default="1" w:styleId="DefaultParagraphFont">
     <w:name w:val="Default Paragraph Font"/>
     <w:uiPriority w:val="1"/>
     <w:unhideWhenUsed/>
   </w:style>
-  <w:style w:type="table" w:default="1" w:styleId="Normltblzat">
+  <w:style w:type="table" w:default="1" w:styleId="TableNormal">
     <w:name w:val="Normal Table"/>
     <w:uiPriority w:val="99"/>
     <w:semiHidden/>
@@ -10952,16 +12567,16 @@
       </w:tblCellMar>
     </w:tblPr>
   </w:style>
-  <w:style w:type="numbering" w:default="1" w:styleId="Nemlista">
+  <w:style w:type="numbering" w:default="1" w:styleId="NoList">
     <w:name w:val="No List"/>
     <w:uiPriority w:val="99"/>
     <w:semiHidden/>
     <w:unhideWhenUsed/>
   </w:style>
-  <w:style w:type="character" w:customStyle="1" w:styleId="Cmsor1Char">
-    <w:name w:val="Címsor 1 Char"/>
-    <w:basedOn w:val="Bekezdsalapbettpusa"/>
-    <w:link w:val="Cmsor1"/>
+  <w:style w:type="character" w:customStyle="1" w:styleId="Heading1Char">
+    <w:name w:val="Heading 1 Char"/>
+    <w:basedOn w:val="DefaultParagraphFont"/>
+    <w:link w:val="Heading1"/>
     <w:uiPriority w:val="9"/>
     <w:rsid w:val="000A6503"/>
     <w:rPr>
@@ -10974,10 +12589,10 @@
       <w14:ligatures w14:val="none"/>
     </w:rPr>
   </w:style>
-  <w:style w:type="character" w:customStyle="1" w:styleId="Cmsor2Char">
-    <w:name w:val="Címsor 2 Char"/>
-    <w:basedOn w:val="Bekezdsalapbettpusa"/>
-    <w:link w:val="Cmsor2"/>
+  <w:style w:type="character" w:customStyle="1" w:styleId="Heading2Char">
+    <w:name w:val="Heading 2 Char"/>
+    <w:basedOn w:val="DefaultParagraphFont"/>
+    <w:link w:val="Heading2"/>
     <w:uiPriority w:val="9"/>
     <w:rsid w:val="00B94341"/>
     <w:rPr>
@@ -10990,10 +12605,10 @@
       <w14:ligatures w14:val="none"/>
     </w:rPr>
   </w:style>
-  <w:style w:type="character" w:customStyle="1" w:styleId="Cmsor3Char">
-    <w:name w:val="Címsor 3 Char"/>
-    <w:basedOn w:val="Bekezdsalapbettpusa"/>
-    <w:link w:val="Cmsor3"/>
+  <w:style w:type="character" w:customStyle="1" w:styleId="Heading3Char">
+    <w:name w:val="Heading 3 Char"/>
+    <w:basedOn w:val="DefaultParagraphFont"/>
+    <w:link w:val="Heading3"/>
     <w:uiPriority w:val="9"/>
     <w:semiHidden/>
     <w:rsid w:val="00996292"/>
@@ -11004,10 +12619,10 @@
       <w:szCs w:val="28"/>
     </w:rPr>
   </w:style>
-  <w:style w:type="character" w:customStyle="1" w:styleId="Cmsor4Char">
-    <w:name w:val="Címsor 4 Char"/>
-    <w:basedOn w:val="Bekezdsalapbettpusa"/>
-    <w:link w:val="Cmsor4"/>
+  <w:style w:type="character" w:customStyle="1" w:styleId="Heading4Char">
+    <w:name w:val="Heading 4 Char"/>
+    <w:basedOn w:val="DefaultParagraphFont"/>
+    <w:link w:val="Heading4"/>
     <w:uiPriority w:val="9"/>
     <w:semiHidden/>
     <w:rsid w:val="00996292"/>
@@ -11018,10 +12633,10 @@
       <w:color w:val="0F4761" w:themeColor="accent1" w:themeShade="BF"/>
     </w:rPr>
   </w:style>
-  <w:style w:type="character" w:customStyle="1" w:styleId="Cmsor5Char">
-    <w:name w:val="Címsor 5 Char"/>
-    <w:basedOn w:val="Bekezdsalapbettpusa"/>
-    <w:link w:val="Cmsor5"/>
+  <w:style w:type="character" w:customStyle="1" w:styleId="Heading5Char">
+    <w:name w:val="Heading 5 Char"/>
+    <w:basedOn w:val="DefaultParagraphFont"/>
+    <w:link w:val="Heading5"/>
     <w:uiPriority w:val="9"/>
     <w:semiHidden/>
     <w:rsid w:val="00996292"/>
@@ -11030,10 +12645,10 @@
       <w:color w:val="0F4761" w:themeColor="accent1" w:themeShade="BF"/>
     </w:rPr>
   </w:style>
-  <w:style w:type="character" w:customStyle="1" w:styleId="Cmsor6Char">
-    <w:name w:val="Címsor 6 Char"/>
-    <w:basedOn w:val="Bekezdsalapbettpusa"/>
-    <w:link w:val="Cmsor6"/>
+  <w:style w:type="character" w:customStyle="1" w:styleId="Heading6Char">
+    <w:name w:val="Heading 6 Char"/>
+    <w:basedOn w:val="DefaultParagraphFont"/>
+    <w:link w:val="Heading6"/>
     <w:uiPriority w:val="9"/>
     <w:semiHidden/>
     <w:rsid w:val="00996292"/>
@@ -11044,10 +12659,10 @@
       <w:color w:val="595959" w:themeColor="text1" w:themeTint="A6"/>
     </w:rPr>
   </w:style>
-  <w:style w:type="character" w:customStyle="1" w:styleId="Cmsor7Char">
-    <w:name w:val="Címsor 7 Char"/>
-    <w:basedOn w:val="Bekezdsalapbettpusa"/>
-    <w:link w:val="Cmsor7"/>
+  <w:style w:type="character" w:customStyle="1" w:styleId="Heading7Char">
+    <w:name w:val="Heading 7 Char"/>
+    <w:basedOn w:val="DefaultParagraphFont"/>
+    <w:link w:val="Heading7"/>
     <w:uiPriority w:val="9"/>
     <w:semiHidden/>
     <w:rsid w:val="00996292"/>
@@ -11056,10 +12671,10 @@
       <w:color w:val="595959" w:themeColor="text1" w:themeTint="A6"/>
     </w:rPr>
   </w:style>
-  <w:style w:type="character" w:customStyle="1" w:styleId="Cmsor8Char">
-    <w:name w:val="Címsor 8 Char"/>
-    <w:basedOn w:val="Bekezdsalapbettpusa"/>
-    <w:link w:val="Cmsor8"/>
+  <w:style w:type="character" w:customStyle="1" w:styleId="Heading8Char">
+    <w:name w:val="Heading 8 Char"/>
+    <w:basedOn w:val="DefaultParagraphFont"/>
+    <w:link w:val="Heading8"/>
     <w:uiPriority w:val="9"/>
     <w:semiHidden/>
     <w:rsid w:val="00996292"/>
@@ -11070,10 +12685,10 @@
       <w:color w:val="272727" w:themeColor="text1" w:themeTint="D8"/>
     </w:rPr>
   </w:style>
-  <w:style w:type="character" w:customStyle="1" w:styleId="Cmsor9Char">
-    <w:name w:val="Címsor 9 Char"/>
-    <w:basedOn w:val="Bekezdsalapbettpusa"/>
-    <w:link w:val="Cmsor9"/>
+  <w:style w:type="character" w:customStyle="1" w:styleId="Heading9Char">
+    <w:name w:val="Heading 9 Char"/>
+    <w:basedOn w:val="DefaultParagraphFont"/>
+    <w:link w:val="Heading9"/>
     <w:uiPriority w:val="9"/>
     <w:semiHidden/>
     <w:rsid w:val="00996292"/>
@@ -11082,11 +12697,11 @@
       <w:color w:val="272727" w:themeColor="text1" w:themeTint="D8"/>
     </w:rPr>
   </w:style>
-  <w:style w:type="paragraph" w:styleId="Cm">
+  <w:style w:type="paragraph" w:styleId="Title">
     <w:name w:val="Title"/>
-    <w:basedOn w:val="Norml"/>
-    <w:next w:val="Norml"/>
-    <w:link w:val="CmChar"/>
+    <w:basedOn w:val="Normal"/>
+    <w:next w:val="Normal"/>
+    <w:link w:val="TitleChar"/>
     <w:uiPriority w:val="10"/>
     <w:qFormat/>
     <w:rsid w:val="00996292"/>
@@ -11102,10 +12717,10 @@
       <w:szCs w:val="56"/>
     </w:rPr>
   </w:style>
-  <w:style w:type="character" w:customStyle="1" w:styleId="CmChar">
-    <w:name w:val="Cím Char"/>
-    <w:basedOn w:val="Bekezdsalapbettpusa"/>
-    <w:link w:val="Cm"/>
+  <w:style w:type="character" w:customStyle="1" w:styleId="TitleChar">
+    <w:name w:val="Title Char"/>
+    <w:basedOn w:val="DefaultParagraphFont"/>
+    <w:link w:val="Title"/>
     <w:uiPriority w:val="10"/>
     <w:rsid w:val="00996292"/>
     <w:rPr>
@@ -11116,11 +12731,11 @@
       <w:szCs w:val="56"/>
     </w:rPr>
   </w:style>
-  <w:style w:type="paragraph" w:styleId="Alcm">
+  <w:style w:type="paragraph" w:styleId="Subtitle">
     <w:name w:val="Subtitle"/>
-    <w:basedOn w:val="Norml"/>
-    <w:next w:val="Norml"/>
-    <w:link w:val="AlcmChar"/>
+    <w:basedOn w:val="Normal"/>
+    <w:next w:val="Normal"/>
+    <w:link w:val="SubtitleChar"/>
     <w:uiPriority w:val="11"/>
     <w:qFormat/>
     <w:rsid w:val="00996292"/>
@@ -11138,10 +12753,10 @@
       <w:szCs w:val="28"/>
     </w:rPr>
   </w:style>
-  <w:style w:type="character" w:customStyle="1" w:styleId="AlcmChar">
-    <w:name w:val="Alcím Char"/>
-    <w:basedOn w:val="Bekezdsalapbettpusa"/>
-    <w:link w:val="Alcm"/>
+  <w:style w:type="character" w:customStyle="1" w:styleId="SubtitleChar">
+    <w:name w:val="Subtitle Char"/>
+    <w:basedOn w:val="DefaultParagraphFont"/>
+    <w:link w:val="Subtitle"/>
     <w:uiPriority w:val="11"/>
     <w:rsid w:val="00996292"/>
     <w:rPr>
@@ -11152,11 +12767,11 @@
       <w:szCs w:val="28"/>
     </w:rPr>
   </w:style>
-  <w:style w:type="paragraph" w:styleId="Idzet">
+  <w:style w:type="paragraph" w:styleId="Quote">
     <w:name w:val="Quote"/>
-    <w:basedOn w:val="Norml"/>
-    <w:next w:val="Norml"/>
-    <w:link w:val="IdzetChar"/>
+    <w:basedOn w:val="Normal"/>
+    <w:next w:val="Normal"/>
+    <w:link w:val="QuoteChar"/>
     <w:uiPriority w:val="29"/>
     <w:qFormat/>
     <w:rsid w:val="00996292"/>
@@ -11170,10 +12785,10 @@
       <w:color w:val="404040" w:themeColor="text1" w:themeTint="BF"/>
     </w:rPr>
   </w:style>
-  <w:style w:type="character" w:customStyle="1" w:styleId="IdzetChar">
-    <w:name w:val="Idézet Char"/>
-    <w:basedOn w:val="Bekezdsalapbettpusa"/>
-    <w:link w:val="Idzet"/>
+  <w:style w:type="character" w:customStyle="1" w:styleId="QuoteChar">
+    <w:name w:val="Quote Char"/>
+    <w:basedOn w:val="DefaultParagraphFont"/>
+    <w:link w:val="Quote"/>
     <w:uiPriority w:val="29"/>
     <w:rsid w:val="00996292"/>
     <w:rPr>
@@ -11182,9 +12797,9 @@
       <w:color w:val="404040" w:themeColor="text1" w:themeTint="BF"/>
     </w:rPr>
   </w:style>
-  <w:style w:type="paragraph" w:styleId="Listaszerbekezds">
+  <w:style w:type="paragraph" w:styleId="ListParagraph">
     <w:name w:val="List Paragraph"/>
-    <w:basedOn w:val="Norml"/>
+    <w:basedOn w:val="Normal"/>
     <w:uiPriority w:val="34"/>
     <w:qFormat/>
     <w:rsid w:val="00996292"/>
@@ -11193,9 +12808,9 @@
       <w:contextualSpacing/>
     </w:pPr>
   </w:style>
-  <w:style w:type="character" w:styleId="Erskiemels">
+  <w:style w:type="character" w:styleId="IntenseEmphasis">
     <w:name w:val="Intense Emphasis"/>
-    <w:basedOn w:val="Bekezdsalapbettpusa"/>
+    <w:basedOn w:val="DefaultParagraphFont"/>
     <w:uiPriority w:val="21"/>
     <w:qFormat/>
     <w:rsid w:val="00996292"/>
@@ -11205,11 +12820,11 @@
       <w:color w:val="0F4761" w:themeColor="accent1" w:themeShade="BF"/>
     </w:rPr>
   </w:style>
-  <w:style w:type="paragraph" w:styleId="Kiemeltidzet">
+  <w:style w:type="paragraph" w:styleId="IntenseQuote">
     <w:name w:val="Intense Quote"/>
-    <w:basedOn w:val="Norml"/>
-    <w:next w:val="Norml"/>
-    <w:link w:val="KiemeltidzetChar"/>
+    <w:basedOn w:val="Normal"/>
+    <w:next w:val="Normal"/>
+    <w:link w:val="IntenseQuoteChar"/>
     <w:uiPriority w:val="30"/>
     <w:qFormat/>
     <w:rsid w:val="00996292"/>
@@ -11228,10 +12843,10 @@
       <w:color w:val="0F4761" w:themeColor="accent1" w:themeShade="BF"/>
     </w:rPr>
   </w:style>
-  <w:style w:type="character" w:customStyle="1" w:styleId="KiemeltidzetChar">
-    <w:name w:val="Kiemelt idézet Char"/>
-    <w:basedOn w:val="Bekezdsalapbettpusa"/>
-    <w:link w:val="Kiemeltidzet"/>
+  <w:style w:type="character" w:customStyle="1" w:styleId="IntenseQuoteChar">
+    <w:name w:val="Intense Quote Char"/>
+    <w:basedOn w:val="DefaultParagraphFont"/>
+    <w:link w:val="IntenseQuote"/>
     <w:uiPriority w:val="30"/>
     <w:rsid w:val="00996292"/>
     <w:rPr>
@@ -11240,9 +12855,9 @@
       <w:color w:val="0F4761" w:themeColor="accent1" w:themeShade="BF"/>
     </w:rPr>
   </w:style>
-  <w:style w:type="character" w:styleId="Ershivatkozs">
+  <w:style w:type="character" w:styleId="IntenseReference">
     <w:name w:val="Intense Reference"/>
-    <w:basedOn w:val="Bekezdsalapbettpusa"/>
+    <w:basedOn w:val="DefaultParagraphFont"/>
     <w:uiPriority w:val="32"/>
     <w:qFormat/>
     <w:rsid w:val="00996292"/>
@@ -11254,10 +12869,10 @@
       <w:spacing w:val="5"/>
     </w:rPr>
   </w:style>
-  <w:style w:type="paragraph" w:styleId="lfej">
+  <w:style w:type="paragraph" w:styleId="Header">
     <w:name w:val="header"/>
-    <w:basedOn w:val="Norml"/>
-    <w:link w:val="lfejChar"/>
+    <w:basedOn w:val="Normal"/>
+    <w:link w:val="HeaderChar"/>
     <w:uiPriority w:val="99"/>
     <w:unhideWhenUsed/>
     <w:rsid w:val="00DE6D10"/>
@@ -11269,10 +12884,10 @@
       <w:spacing w:after="0" w:line="240" w:lineRule="auto"/>
     </w:pPr>
   </w:style>
-  <w:style w:type="character" w:customStyle="1" w:styleId="lfejChar">
-    <w:name w:val="Élőfej Char"/>
-    <w:basedOn w:val="Bekezdsalapbettpusa"/>
-    <w:link w:val="lfej"/>
+  <w:style w:type="character" w:customStyle="1" w:styleId="HeaderChar">
+    <w:name w:val="Header Char"/>
+    <w:basedOn w:val="DefaultParagraphFont"/>
+    <w:link w:val="Header"/>
     <w:uiPriority w:val="99"/>
     <w:rsid w:val="00DE6D10"/>
     <w:rPr>
@@ -11282,10 +12897,10 @@
       <w14:ligatures w14:val="none"/>
     </w:rPr>
   </w:style>
-  <w:style w:type="paragraph" w:styleId="llb">
+  <w:style w:type="paragraph" w:styleId="Footer">
     <w:name w:val="footer"/>
-    <w:basedOn w:val="Norml"/>
-    <w:link w:val="llbChar"/>
+    <w:basedOn w:val="Normal"/>
+    <w:link w:val="FooterChar"/>
     <w:uiPriority w:val="99"/>
     <w:unhideWhenUsed/>
     <w:rsid w:val="00DE6D10"/>
@@ -11297,10 +12912,10 @@
       <w:spacing w:after="0" w:line="240" w:lineRule="auto"/>
     </w:pPr>
   </w:style>
-  <w:style w:type="character" w:customStyle="1" w:styleId="llbChar">
-    <w:name w:val="Élőláb Char"/>
-    <w:basedOn w:val="Bekezdsalapbettpusa"/>
-    <w:link w:val="llb"/>
+  <w:style w:type="character" w:customStyle="1" w:styleId="FooterChar">
+    <w:name w:val="Footer Char"/>
+    <w:basedOn w:val="DefaultParagraphFont"/>
+    <w:link w:val="Footer"/>
     <w:uiPriority w:val="99"/>
     <w:rsid w:val="00DE6D10"/>
     <w:rPr>
@@ -11312,7 +12927,7 @@
   </w:style>
   <w:style w:type="paragraph" w:customStyle="1" w:styleId="1">
     <w:name w:val="#1"/>
-    <w:basedOn w:val="Norml"/>
+    <w:basedOn w:val="Normal"/>
     <w:link w:val="1Char"/>
     <w:qFormat/>
     <w:rsid w:val="00DE6D10"/>
@@ -11333,7 +12948,7 @@
   </w:style>
   <w:style w:type="character" w:customStyle="1" w:styleId="1Char">
     <w:name w:val="#1 Char"/>
-    <w:basedOn w:val="Bekezdsalapbettpusa"/>
+    <w:basedOn w:val="DefaultParagraphFont"/>
     <w:link w:val="1"/>
     <w:rsid w:val="00DE6D10"/>
     <w:rPr>
@@ -11346,10 +12961,10 @@
       <w14:ligatures w14:val="none"/>
     </w:rPr>
   </w:style>
-  <w:style w:type="paragraph" w:styleId="Lbjegyzetszveg">
+  <w:style w:type="paragraph" w:styleId="FootnoteText">
     <w:name w:val="footnote text"/>
-    <w:basedOn w:val="Norml"/>
-    <w:link w:val="LbjegyzetszvegChar"/>
+    <w:basedOn w:val="Normal"/>
+    <w:link w:val="FootnoteTextChar"/>
     <w:uiPriority w:val="99"/>
     <w:semiHidden/>
     <w:unhideWhenUsed/>
@@ -11362,10 +12977,10 @@
       <w:szCs w:val="20"/>
     </w:rPr>
   </w:style>
-  <w:style w:type="character" w:customStyle="1" w:styleId="LbjegyzetszvegChar">
-    <w:name w:val="Lábjegyzetszöveg Char"/>
-    <w:basedOn w:val="Bekezdsalapbettpusa"/>
-    <w:link w:val="Lbjegyzetszveg"/>
+  <w:style w:type="character" w:customStyle="1" w:styleId="FootnoteTextChar">
+    <w:name w:val="Footnote Text Char"/>
+    <w:basedOn w:val="DefaultParagraphFont"/>
+    <w:link w:val="FootnoteText"/>
     <w:uiPriority w:val="99"/>
     <w:semiHidden/>
     <w:rsid w:val="00976FBB"/>
@@ -11377,9 +12992,9 @@
       <w14:ligatures w14:val="none"/>
     </w:rPr>
   </w:style>
-  <w:style w:type="character" w:styleId="Lbjegyzet-hivatkozs">
+  <w:style w:type="character" w:styleId="FootnoteReference">
     <w:name w:val="footnote reference"/>
-    <w:basedOn w:val="Bekezdsalapbettpusa"/>
+    <w:basedOn w:val="DefaultParagraphFont"/>
     <w:uiPriority w:val="99"/>
     <w:semiHidden/>
     <w:unhideWhenUsed/>
@@ -11388,7 +13003,7 @@
       <w:vertAlign w:val="superscript"/>
     </w:rPr>
   </w:style>
-  <w:style w:type="paragraph" w:styleId="Nincstrkz">
+  <w:style w:type="paragraph" w:styleId="NoSpacing">
     <w:name w:val="No Spacing"/>
     <w:uiPriority w:val="1"/>
     <w:qFormat/>
@@ -11405,9 +13020,9 @@
       <w14:ligatures w14:val="none"/>
     </w:rPr>
   </w:style>
-  <w:style w:type="table" w:styleId="Tblzatrcsos6tarka">
+  <w:style w:type="table" w:styleId="GridTable6Colorful">
     <w:name w:val="Grid Table 6 Colorful"/>
-    <w:basedOn w:val="Normltblzat"/>
+    <w:basedOn w:val="TableNormal"/>
     <w:uiPriority w:val="51"/>
     <w:rsid w:val="00066DEF"/>
     <w:pPr>
@@ -11477,9 +13092,9 @@
       </w:tcPr>
     </w:tblStylePr>
   </w:style>
-  <w:style w:type="character" w:styleId="Hiperhivatkozs">
+  <w:style w:type="character" w:styleId="Hyperlink">
     <w:name w:val="Hyperlink"/>
-    <w:basedOn w:val="Bekezdsalapbettpusa"/>
+    <w:basedOn w:val="DefaultParagraphFont"/>
     <w:uiPriority w:val="99"/>
     <w:unhideWhenUsed/>
     <w:rsid w:val="00F9495A"/>
@@ -11488,9 +13103,9 @@
       <w:u w:val="single"/>
     </w:rPr>
   </w:style>
-  <w:style w:type="character" w:styleId="Feloldatlanmegemlts">
+  <w:style w:type="character" w:styleId="UnresolvedMention">
     <w:name w:val="Unresolved Mention"/>
-    <w:basedOn w:val="Bekezdsalapbettpusa"/>
+    <w:basedOn w:val="DefaultParagraphFont"/>
     <w:uiPriority w:val="99"/>
     <w:semiHidden/>
     <w:unhideWhenUsed/>
@@ -11500,9 +13115,9 @@
       <w:shd w:val="clear" w:color="auto" w:fill="E1DFDD"/>
     </w:rPr>
   </w:style>
-  <w:style w:type="character" w:styleId="Mrltotthiperhivatkozs">
+  <w:style w:type="character" w:styleId="FollowedHyperlink">
     <w:name w:val="FollowedHyperlink"/>
-    <w:basedOn w:val="Bekezdsalapbettpusa"/>
+    <w:basedOn w:val="DefaultParagraphFont"/>
     <w:uiPriority w:val="99"/>
     <w:semiHidden/>
     <w:unhideWhenUsed/>
@@ -11512,9 +13127,9 @@
       <w:u w:val="single"/>
     </w:rPr>
   </w:style>
-  <w:style w:type="character" w:styleId="Helyrzszveg">
+  <w:style w:type="character" w:styleId="PlaceholderText">
     <w:name w:val="Placeholder Text"/>
-    <w:basedOn w:val="Bekezdsalapbettpusa"/>
+    <w:basedOn w:val="DefaultParagraphFont"/>
     <w:uiPriority w:val="99"/>
     <w:semiHidden/>
     <w:rsid w:val="005A30BA"/>
@@ -11522,9 +13137,9 @@
       <w:color w:val="666666"/>
     </w:rPr>
   </w:style>
-  <w:style w:type="paragraph" w:styleId="NormlWeb">
+  <w:style w:type="paragraph" w:styleId="NormalWeb">
     <w:name w:val="Normal (Web)"/>
-    <w:basedOn w:val="Norml"/>
+    <w:basedOn w:val="Normal"/>
     <w:uiPriority w:val="99"/>
     <w:semiHidden/>
     <w:unhideWhenUsed/>
@@ -11536,7 +13151,7 @@
   </w:style>
   <w:style w:type="paragraph" w:customStyle="1" w:styleId="kpalrs">
     <w:name w:val="képaláírás"/>
-    <w:basedOn w:val="Norml"/>
+    <w:basedOn w:val="Normal"/>
     <w:link w:val="kpalrsChar"/>
     <w:qFormat/>
     <w:rsid w:val="00445AA6"/>
@@ -11552,7 +13167,7 @@
   </w:style>
   <w:style w:type="character" w:customStyle="1" w:styleId="kpalrsChar">
     <w:name w:val="képaláírás Char"/>
-    <w:basedOn w:val="Bekezdsalapbettpusa"/>
+    <w:basedOn w:val="DefaultParagraphFont"/>
     <w:link w:val="kpalrs"/>
     <w:rsid w:val="00445AA6"/>
     <w:rPr>
@@ -11565,7 +13180,7 @@
   </w:style>
   <w:style w:type="paragraph" w:customStyle="1" w:styleId="kp">
     <w:name w:val="kép"/>
-    <w:basedOn w:val="Norml"/>
+    <w:basedOn w:val="Normal"/>
     <w:link w:val="kpChar"/>
     <w:qFormat/>
     <w:rsid w:val="00445AA6"/>
@@ -11580,7 +13195,7 @@
   </w:style>
   <w:style w:type="character" w:customStyle="1" w:styleId="kpChar">
     <w:name w:val="kép Char"/>
-    <w:basedOn w:val="Bekezdsalapbettpusa"/>
+    <w:basedOn w:val="DefaultParagraphFont"/>
     <w:link w:val="kp"/>
     <w:rsid w:val="00445AA6"/>
     <w:rPr>
